--- a/results/report.docx
+++ b/results/report.docx
@@ -24,22 +24,9 @@
           <w:i/>
           <w:sz w:val="22"/>
         </w:rPr>
-        <w:t>CRSP monthly, 31,565 common stocks, Dec 1925 – Dec 2025</w:t>
+        <w:t>CRSP monthly, 31,565 common-stock PERMNOs, 192512-202512</w:t>
       </w:r>
     </w:p>
-    <w:p>
-      <w:pPr>
-        <w:jc w:val="center"/>
-      </w:pPr>
-      <w:r>
-        <w:rPr>
-          <w:i/>
-          <w:sz w:val="20"/>
-        </w:rPr>
-        <w:t>Calendar-window methodology: every 10-year and 30-year window analyzed on its own cohort</w:t>
-      </w:r>
-    </w:p>
-    <w:p/>
     <w:p>
       <w:pPr>
         <w:pStyle w:val="Heading1"/>
@@ -56,34 +43,7 @@
         <w:pStyle w:val="ListBullet"/>
       </w:pPr>
       <w:r>
-        <w:t xml:space="preserve">The share of stocks with a positive return is </w:t>
-      </w:r>
-      <w:r>
-        <w:rPr>
-          <w:b/>
-        </w:rPr>
-        <w:t>deeply period-dependent</w:t>
-      </w:r>
-      <w:r>
-        <w:t xml:space="preserve">. Across the ten non-overlapping decades since 1925, % positive (nominal) ranges from </w:t>
-      </w:r>
-      <w:r>
-        <w:rPr>
-          <w:b/>
-        </w:rPr>
-        <w:t>40.7 %</w:t>
-      </w:r>
-      <w:r>
-        <w:t xml:space="preserve"> (1925-1935) to </w:t>
-      </w:r>
-      <w:r>
-        <w:rPr>
-          <w:b/>
-        </w:rPr>
-        <w:t>89.0 %</w:t>
-      </w:r>
-      <w:r>
-        <w:t xml:space="preserve"> (1955-1965).</w:t>
+        <w:t>10-year stock-anchored holding periods: 57.3 % positive nominal and 49.9 % positive real.</w:t>
       </w:r>
     </w:p>
     <w:p>
@@ -91,25 +51,7 @@
         <w:pStyle w:val="ListBullet"/>
       </w:pPr>
       <w:r>
-        <w:t xml:space="preserve">In real (CPI-adjusted) terms, the worst decade is </w:t>
-      </w:r>
-      <w:r>
-        <w:rPr>
-          <w:b/>
-        </w:rPr>
-        <w:t>1965-1975</w:t>
-      </w:r>
-      <w:r>
-        <w:t xml:space="preserve"> — just </w:t>
-      </w:r>
-      <w:r>
-        <w:rPr>
-          <w:b/>
-        </w:rPr>
-        <w:t>38.0 %</w:t>
-      </w:r>
-      <w:r>
-        <w:t xml:space="preserve"> of stocks produced a positive real return as stagflation eroded nominal gains.</w:t>
+        <w:t>30-year stock-anchored holding periods: 51.0 % positive nominal, with many observations ending early because the stock delisted.</w:t>
       </w:r>
     </w:p>
     <w:p>
@@ -117,77 +59,7 @@
         <w:pStyle w:val="ListBullet"/>
       </w:pPr>
       <w:r>
-        <w:t xml:space="preserve">The market return and the share of individual stocks beating it </w:t>
-      </w:r>
-      <w:r>
-        <w:rPr>
-          <w:b/>
-        </w:rPr>
-        <w:t>diverge sharply in mega-cap-concentrated bull decades</w:t>
-      </w:r>
-      <w:r>
-        <w:t>: 1985-1995 (15.4 %), 2015-2025 (16.2 %).</w:t>
-      </w:r>
-    </w:p>
-    <w:p>
-      <w:pPr>
-        <w:pStyle w:val="ListBullet"/>
-      </w:pPr>
-      <w:r>
-        <w:t xml:space="preserve">Over 30-year windows, </w:t>
-      </w:r>
-      <w:r>
-        <w:rPr>
-          <w:b/>
-        </w:rPr>
-        <w:t>56.1 % – 88.2 %</w:t>
-      </w:r>
-      <w:r>
-        <w:t xml:space="preserve"> of stocks produced a positive nominal return. The share fell from </w:t>
-      </w:r>
-      <w:r>
-        <w:rPr>
-          <w:b/>
-        </w:rPr>
-        <w:t>88.2 %</w:t>
-      </w:r>
-      <w:r>
-        <w:t xml:space="preserve"> in 1955-1985 to </w:t>
-      </w:r>
-      <w:r>
-        <w:rPr>
-          <w:b/>
-        </w:rPr>
-        <w:t>56.1 %</w:t>
-      </w:r>
-      <w:r>
-        <w:t xml:space="preserve"> in 1985-2015.</w:t>
-      </w:r>
-    </w:p>
-    <w:p>
-      <w:pPr>
-        <w:pStyle w:val="ListBullet"/>
-      </w:pPr>
-      <w:r>
-        <w:t xml:space="preserve">Over each stock's entire listed life (Q3), only </w:t>
-      </w:r>
-      <w:r>
-        <w:rPr>
-          <w:b/>
-        </w:rPr>
-        <w:t>48.1 %</w:t>
-      </w:r>
-      <w:r>
-        <w:t xml:space="preserve"> produced a positive nominal return and </w:t>
-      </w:r>
-      <w:r>
-        <w:rPr>
-          <w:b/>
-        </w:rPr>
-        <w:t>41.3 %</w:t>
-      </w:r>
-      <w:r>
-        <w:t xml:space="preserve"> produced a positive real return.</w:t>
+        <w:t>Full-life per stock: 48.1 % positive nominal and 41.3 % positive real.</w:t>
       </w:r>
     </w:p>
     <w:p>
@@ -198,28 +70,22 @@
         <w:rPr>
           <w:color w:val="1A365D"/>
         </w:rPr>
-        <w:t>1. Data &amp; universe</w:t>
+        <w:t>1. Data And Universe</w:t>
       </w:r>
     </w:p>
     <w:p>
       <w:r>
-        <w:t>Source: CRSP Monthly Stock File (data/data.csv, 5,307,138 rows, 40,499 raw PERMNOs). CPI-U All Urban Consumers, not seasonally adjusted (BLS monthly, 1925-2025), cached at data/cpi.csv. Full-span cumulative inflation 1.0 — correction: 18.1× (2.94 % / yr).</w:t>
+        <w:t>The analysis uses 31,565 US-listed common-stock PERMNOs and 4,405,424 monthly stock observations after duplicate removal.</w:t>
       </w:r>
     </w:p>
     <w:p>
       <w:r>
-        <w:rPr>
-          <w:b/>
-        </w:rPr>
-        <w:t xml:space="preserve">Universe: </w:t>
-      </w:r>
-      <w:r>
-        <w:t>SecurityType == 'EQTY' AND IssuerType != 'REIT' — 31,565 common stocks (22,623 CORP + 8,867 ACOR including 1,377 ADRs). Excludes closed-end funds &amp; ETFs (classified as 'FUND' in CRSP), derivatives ('DERV'), and REITs.</w:t>
+        <w:t>The universe excludes REITs, ETFs, closed-end funds, and other non-common-stock securities.</w:t>
       </w:r>
     </w:p>
     <w:p>
       <w:r>
-        <w:t>Span: 1925-12 – 2025-12 (1,201 months).</w:t>
+        <w:t>CPI-U inflation factor from 192501 to 202512: 18.73x (2.94 % annualized).</w:t>
       </w:r>
     </w:p>
     <w:p>
@@ -230,52 +96,39 @@
         <w:rPr>
           <w:color w:val="1A365D"/>
         </w:rPr>
-        <w:t>2. Methodology — calendar-aligned windows</w:t>
+        <w:t>2. Methodology</w:t>
       </w:r>
     </w:p>
     <w:p>
       <w:r>
-        <w:t>Per CLAUDE.md the analysis must be survivorship-bias-free: every stock that ever listed is retained, with delisting handled by terminating the return stream at the delisting month (CRSP embeds the delisting return in MthRet when MthRetFlg == 'DE').</w:t>
+        <w:t>The 10-year and 30-year analyses use stock-anchored, non-overlapping holding periods starting from each stock's first observed CRSP month. A stock that delists before the planned horizon is retained through its last observed month. Active periods that are cut off only because the sample ends are written to the audit file but excluded from headline summaries.</w:t>
       </w:r>
     </w:p>
     <w:p>
       <w:r>
-        <w:rPr>
-          <w:b/>
-        </w:rPr>
-        <w:t>For each calendar window (T, T+N]:</w:t>
+        <w:t>The report focuses on the distribution of individual stock outcomes.</w:t>
       </w:r>
     </w:p>
     <w:p>
       <w:pPr>
-        <w:pStyle w:val="ListNumber"/>
+        <w:pStyle w:val="Heading1"/>
       </w:pPr>
       <w:r>
-        <w:t>Cohort = every common stock with a row at month T (listed at end of month T). Stocks that IPO after T are not in this window's cohort.</w:t>
+        <w:rPr>
+          <w:color w:val="1A365D"/>
+        </w:rPr>
+        <w:t>3. Holding-Period Results</w:t>
       </w:r>
     </w:p>
     <w:p>
       <w:pPr>
-        <w:pStyle w:val="ListNumber"/>
+        <w:pStyle w:val="Heading2"/>
       </w:pPr>
       <w:r>
-        <w:t>Window return = ∏(1 + MthRet) − 1 compounded over months strictly after T and up to T+N, truncated at the stock's last listed month.</w:t>
-      </w:r>
-    </w:p>
-    <w:p>
-      <w:pPr>
-        <w:pStyle w:val="ListNumber"/>
-      </w:pPr>
-      <w:r>
-        <w:t>Partial windows (stock delists during the window) are kept, not dropped.</w:t>
-      </w:r>
-    </w:p>
-    <w:p>
-      <w:r>
         <w:rPr>
-          <w:b/>
+          <w:color w:val="1A365D"/>
         </w:rPr>
-        <w:t>Windows used:</w:t>
+        <w:t>10-Year Periods</w:t>
       </w:r>
     </w:p>
     <w:tbl>
@@ -286,14 +139,20 @@
         <w:tblLook w:firstColumn="1" w:firstRow="1" w:lastColumn="0" w:lastRow="0" w:noHBand="0" w:noVBand="1" w:val="04A0"/>
       </w:tblPr>
       <w:tblGrid>
-        <w:gridCol w:w="3264"/>
-        <w:gridCol w:w="3264"/>
-        <w:gridCol w:w="3264"/>
+        <w:gridCol w:w="1088"/>
+        <w:gridCol w:w="1088"/>
+        <w:gridCol w:w="1088"/>
+        <w:gridCol w:w="1088"/>
+        <w:gridCol w:w="1088"/>
+        <w:gridCol w:w="1088"/>
+        <w:gridCol w:w="1088"/>
+        <w:gridCol w:w="1088"/>
+        <w:gridCol w:w="1088"/>
       </w:tblGrid>
       <w:tr>
         <w:tc>
           <w:tcPr>
-            <w:tcW w:type="dxa" w:w="1440"/>
+            <w:tcW w:type="dxa" w:w="1088"/>
             <w:shd w:val="clear" w:color="auto" w:fill="E2E8F0"/>
           </w:tcPr>
           <w:p>
@@ -306,13 +165,13 @@
                 <w:b/>
                 <w:sz w:val="18"/>
               </w:rPr>
-              <w:t>Horizon</w:t>
+              <w:t>Basis</w:t>
             </w:r>
           </w:p>
         </w:tc>
         <w:tc>
           <w:tcPr>
-            <w:tcW w:type="dxa" w:w="6912"/>
+            <w:tcW w:type="dxa" w:w="1088"/>
             <w:shd w:val="clear" w:color="auto" w:fill="E2E8F0"/>
           </w:tcPr>
           <w:p>
@@ -325,13 +184,13 @@
                 <w:b/>
                 <w:sz w:val="18"/>
               </w:rPr>
-              <w:t>Windows</w:t>
+              <w:t>Periods</w:t>
             </w:r>
           </w:p>
         </w:tc>
         <w:tc>
           <w:tcPr>
-            <w:tcW w:type="dxa" w:w="1440"/>
+            <w:tcW w:type="dxa" w:w="1088"/>
             <w:shd w:val="clear" w:color="auto" w:fill="E2E8F0"/>
           </w:tcPr>
           <w:p>
@@ -344,7 +203,121 @@
                 <w:b/>
                 <w:sz w:val="18"/>
               </w:rPr>
-              <w:t>Months each</w:t>
+              <w:t>PERMNOs</w:t>
+            </w:r>
+          </w:p>
+        </w:tc>
+        <w:tc>
+          <w:tcPr>
+            <w:tcW w:type="dxa" w:w="1088"/>
+            <w:shd w:val="clear" w:color="auto" w:fill="E2E8F0"/>
+          </w:tcPr>
+          <w:p>
+            <w:pPr>
+              <w:jc w:val="center"/>
+            </w:pPr>
+            <w:r/>
+            <w:r>
+              <w:rPr>
+                <w:b/>
+                <w:sz w:val="18"/>
+              </w:rPr>
+              <w:t>% positive</w:t>
+            </w:r>
+          </w:p>
+        </w:tc>
+        <w:tc>
+          <w:tcPr>
+            <w:tcW w:type="dxa" w:w="1088"/>
+            <w:shd w:val="clear" w:color="auto" w:fill="E2E8F0"/>
+          </w:tcPr>
+          <w:p>
+            <w:pPr>
+              <w:jc w:val="center"/>
+            </w:pPr>
+            <w:r/>
+            <w:r>
+              <w:rPr>
+                <w:b/>
+                <w:sz w:val="18"/>
+              </w:rPr>
+              <w:t>Median</w:t>
+            </w:r>
+          </w:p>
+        </w:tc>
+        <w:tc>
+          <w:tcPr>
+            <w:tcW w:type="dxa" w:w="1088"/>
+            <w:shd w:val="clear" w:color="auto" w:fill="E2E8F0"/>
+          </w:tcPr>
+          <w:p>
+            <w:pPr>
+              <w:jc w:val="center"/>
+            </w:pPr>
+            <w:r/>
+            <w:r>
+              <w:rPr>
+                <w:b/>
+                <w:sz w:val="18"/>
+              </w:rPr>
+              <w:t>Mean multiple</w:t>
+            </w:r>
+          </w:p>
+        </w:tc>
+        <w:tc>
+          <w:tcPr>
+            <w:tcW w:type="dxa" w:w="1088"/>
+            <w:shd w:val="clear" w:color="auto" w:fill="E2E8F0"/>
+          </w:tcPr>
+          <w:p>
+            <w:pPr>
+              <w:jc w:val="center"/>
+            </w:pPr>
+            <w:r/>
+            <w:r>
+              <w:rPr>
+                <w:b/>
+                <w:sz w:val="18"/>
+              </w:rPr>
+              <w:t>% complete</w:t>
+            </w:r>
+          </w:p>
+        </w:tc>
+        <w:tc>
+          <w:tcPr>
+            <w:tcW w:type="dxa" w:w="1088"/>
+            <w:shd w:val="clear" w:color="auto" w:fill="E2E8F0"/>
+          </w:tcPr>
+          <w:p>
+            <w:pPr>
+              <w:jc w:val="center"/>
+            </w:pPr>
+            <w:r/>
+            <w:r>
+              <w:rPr>
+                <w:b/>
+                <w:sz w:val="18"/>
+              </w:rPr>
+              <w:t>% delisted</w:t>
+            </w:r>
+          </w:p>
+        </w:tc>
+        <w:tc>
+          <w:tcPr>
+            <w:tcW w:type="dxa" w:w="1088"/>
+            <w:shd w:val="clear" w:color="auto" w:fill="E2E8F0"/>
+          </w:tcPr>
+          <w:p>
+            <w:pPr>
+              <w:jc w:val="center"/>
+            </w:pPr>
+            <w:r/>
+            <w:r>
+              <w:rPr>
+                <w:b/>
+                <w:sz w:val="18"/>
+              </w:rPr>
+              <w:t>Avg months</w:t>
             </w:r>
           </w:p>
         </w:tc>
@@ -352,7 +325,7 @@
       <w:tr>
         <w:tc>
           <w:tcPr>
-            <w:tcW w:type="dxa" w:w="1440"/>
+            <w:tcW w:type="dxa" w:w="1088"/>
           </w:tcPr>
           <w:p>
             <w:pPr>
@@ -363,13 +336,13 @@
               <w:rPr>
                 <w:sz w:val="18"/>
               </w:rPr>
-              <w:t>10-year</w:t>
+              <w:t>nominal</w:t>
             </w:r>
           </w:p>
         </w:tc>
         <w:tc>
           <w:tcPr>
-            <w:tcW w:type="dxa" w:w="6912"/>
+            <w:tcW w:type="dxa" w:w="1088"/>
           </w:tcPr>
           <w:p>
             <w:pPr>
@@ -380,13 +353,13 @@
               <w:rPr>
                 <w:sz w:val="18"/>
               </w:rPr>
-              <w:t>1925-12 → 1935-12, 1935-12 → 1945-12, …, 2015-12 → 2025-12 (10 decades)</w:t>
+              <w:t>49,454</w:t>
             </w:r>
           </w:p>
         </w:tc>
         <w:tc>
           <w:tcPr>
-            <w:tcW w:type="dxa" w:w="1440"/>
+            <w:tcW w:type="dxa" w:w="1088"/>
           </w:tcPr>
           <w:p>
             <w:pPr>
@@ -397,7 +370,109 @@
               <w:rPr>
                 <w:sz w:val="18"/>
               </w:rPr>
-              <w:t>120</w:t>
+              <w:t>28,950</w:t>
+            </w:r>
+          </w:p>
+        </w:tc>
+        <w:tc>
+          <w:tcPr>
+            <w:tcW w:type="dxa" w:w="1088"/>
+          </w:tcPr>
+          <w:p>
+            <w:pPr>
+              <w:jc w:val="right"/>
+            </w:pPr>
+            <w:r/>
+            <w:r>
+              <w:rPr>
+                <w:sz w:val="18"/>
+              </w:rPr>
+              <w:t>57.3 %</w:t>
+            </w:r>
+          </w:p>
+        </w:tc>
+        <w:tc>
+          <w:tcPr>
+            <w:tcW w:type="dxa" w:w="1088"/>
+          </w:tcPr>
+          <w:p>
+            <w:pPr>
+              <w:jc w:val="right"/>
+            </w:pPr>
+            <w:r/>
+            <w:r>
+              <w:rPr>
+                <w:sz w:val="18"/>
+              </w:rPr>
+              <w:t>+23.7 %</w:t>
+            </w:r>
+          </w:p>
+        </w:tc>
+        <w:tc>
+          <w:tcPr>
+            <w:tcW w:type="dxa" w:w="1088"/>
+          </w:tcPr>
+          <w:p>
+            <w:pPr>
+              <w:jc w:val="right"/>
+            </w:pPr>
+            <w:r/>
+            <w:r>
+              <w:rPr>
+                <w:sz w:val="18"/>
+              </w:rPr>
+              <w:t>2.29x</w:t>
+            </w:r>
+          </w:p>
+        </w:tc>
+        <w:tc>
+          <w:tcPr>
+            <w:tcW w:type="dxa" w:w="1088"/>
+          </w:tcPr>
+          <w:p>
+            <w:pPr>
+              <w:jc w:val="right"/>
+            </w:pPr>
+            <w:r/>
+            <w:r>
+              <w:rPr>
+                <w:sz w:val="18"/>
+              </w:rPr>
+              <w:t>47.1 %</w:t>
+            </w:r>
+          </w:p>
+        </w:tc>
+        <w:tc>
+          <w:tcPr>
+            <w:tcW w:type="dxa" w:w="1088"/>
+          </w:tcPr>
+          <w:p>
+            <w:pPr>
+              <w:jc w:val="right"/>
+            </w:pPr>
+            <w:r/>
+            <w:r>
+              <w:rPr>
+                <w:sz w:val="18"/>
+              </w:rPr>
+              <w:t>52.9 %</w:t>
+            </w:r>
+          </w:p>
+        </w:tc>
+        <w:tc>
+          <w:tcPr>
+            <w:tcW w:type="dxa" w:w="1088"/>
+          </w:tcPr>
+          <w:p>
+            <w:pPr>
+              <w:jc w:val="right"/>
+            </w:pPr>
+            <w:r/>
+            <w:r>
+              <w:rPr>
+                <w:sz w:val="18"/>
+              </w:rPr>
+              <w:t>83.7</w:t>
             </w:r>
           </w:p>
         </w:tc>
@@ -405,7 +480,7 @@
       <w:tr>
         <w:tc>
           <w:tcPr>
-            <w:tcW w:type="dxa" w:w="1440"/>
+            <w:tcW w:type="dxa" w:w="1088"/>
           </w:tcPr>
           <w:p>
             <w:pPr>
@@ -416,13 +491,13 @@
               <w:rPr>
                 <w:sz w:val="18"/>
               </w:rPr>
-              <w:t>30-year</w:t>
+              <w:t>real (CPI-adj)</w:t>
             </w:r>
           </w:p>
         </w:tc>
         <w:tc>
           <w:tcPr>
-            <w:tcW w:type="dxa" w:w="6912"/>
+            <w:tcW w:type="dxa" w:w="1088"/>
           </w:tcPr>
           <w:p>
             <w:pPr>
@@ -433,13 +508,13 @@
               <w:rPr>
                 <w:sz w:val="18"/>
               </w:rPr>
-              <w:t>1925-12 → 1955-12, 1955-12 → 1985-12, 1985-12 → 2015-12 (3 eras)</w:t>
+              <w:t>49,454</w:t>
             </w:r>
           </w:p>
         </w:tc>
         <w:tc>
           <w:tcPr>
-            <w:tcW w:type="dxa" w:w="1440"/>
+            <w:tcW w:type="dxa" w:w="1088"/>
           </w:tcPr>
           <w:p>
             <w:pPr>
@@ -450,32 +525,13 @@
               <w:rPr>
                 <w:sz w:val="18"/>
               </w:rPr>
-              <w:t>360</w:t>
-            </w:r>
-          </w:p>
-        </w:tc>
-      </w:tr>
-      <w:tr>
-        <w:tc>
-          <w:tcPr>
-            <w:tcW w:type="dxa" w:w="1440"/>
-          </w:tcPr>
-          <w:p>
-            <w:pPr>
-              <w:jc w:val="left"/>
-            </w:pPr>
-            <w:r/>
-            <w:r>
-              <w:rPr>
-                <w:sz w:val="18"/>
-              </w:rPr>
-              <w:t>Full-life</w:t>
+              <w:t>28,950</w:t>
             </w:r>
           </w:p>
         </w:tc>
         <w:tc>
           <w:tcPr>
-            <w:tcW w:type="dxa" w:w="6912"/>
+            <w:tcW w:type="dxa" w:w="1088"/>
           </w:tcPr>
           <w:p>
             <w:pPr>
@@ -486,13 +542,13 @@
               <w:rPr>
                 <w:sz w:val="18"/>
               </w:rPr>
-              <w:t>per-stock: first listed month → last listed month</w:t>
+              <w:t>49.9 %</w:t>
             </w:r>
           </w:p>
         </w:tc>
         <w:tc>
           <w:tcPr>
-            <w:tcW w:type="dxa" w:w="1440"/>
+            <w:tcW w:type="dxa" w:w="1088"/>
           </w:tcPr>
           <w:p>
             <w:pPr>
@@ -503,59 +559,156 @@
               <w:rPr>
                 <w:sz w:val="18"/>
               </w:rPr>
-              <w:t>variable</w:t>
+              <w:t>-0.2 %</w:t>
+            </w:r>
+          </w:p>
+        </w:tc>
+        <w:tc>
+          <w:tcPr>
+            <w:tcW w:type="dxa" w:w="1088"/>
+          </w:tcPr>
+          <w:p>
+            <w:pPr>
+              <w:jc w:val="right"/>
+            </w:pPr>
+            <w:r/>
+            <w:r>
+              <w:rPr>
+                <w:sz w:val="18"/>
+              </w:rPr>
+              <w:t>1.71x</w:t>
+            </w:r>
+          </w:p>
+        </w:tc>
+        <w:tc>
+          <w:tcPr>
+            <w:tcW w:type="dxa" w:w="1088"/>
+          </w:tcPr>
+          <w:p>
+            <w:pPr>
+              <w:jc w:val="right"/>
+            </w:pPr>
+            <w:r/>
+            <w:r>
+              <w:rPr>
+                <w:sz w:val="18"/>
+              </w:rPr>
+              <w:t>47.1 %</w:t>
+            </w:r>
+          </w:p>
+        </w:tc>
+        <w:tc>
+          <w:tcPr>
+            <w:tcW w:type="dxa" w:w="1088"/>
+          </w:tcPr>
+          <w:p>
+            <w:pPr>
+              <w:jc w:val="right"/>
+            </w:pPr>
+            <w:r/>
+            <w:r>
+              <w:rPr>
+                <w:sz w:val="18"/>
+              </w:rPr>
+              <w:t>52.9 %</w:t>
+            </w:r>
+          </w:p>
+        </w:tc>
+        <w:tc>
+          <w:tcPr>
+            <w:tcW w:type="dxa" w:w="1088"/>
+          </w:tcPr>
+          <w:p>
+            <w:pPr>
+              <w:jc w:val="right"/>
+            </w:pPr>
+            <w:r/>
+            <w:r>
+              <w:rPr>
+                <w:sz w:val="18"/>
+              </w:rPr>
+              <w:t>83.7</w:t>
             </w:r>
           </w:p>
         </w:tc>
       </w:tr>
     </w:tbl>
-    <w:p/>
     <w:p>
+      <w:pPr>
+        <w:jc w:val="center"/>
+      </w:pPr>
       <w:r>
-        <w:t>Real returns: monthly real return (1 + MthRet) / (1 + π) − 1, where π = CPI_t / CPI_{t-1} − 1, then compounded the same way as nominal.</w:t>
-      </w:r>
-    </w:p>
-    <w:p>
-      <w:r>
-        <w:rPr>
-          <w:b/>
-        </w:rPr>
-        <w:t>Benchmark:</w:t>
+        <w:drawing>
+          <wp:inline xmlns:a="http://schemas.openxmlformats.org/drawingml/2006/main" xmlns:pic="http://schemas.openxmlformats.org/drawingml/2006/picture">
+            <wp:extent cx="6217920" cy="1787652"/>
+            <wp:docPr id="1" name="Picture 1"/>
+            <wp:cNvGraphicFramePr>
+              <a:graphicFrameLocks noChangeAspect="1"/>
+            </wp:cNvGraphicFramePr>
+            <a:graphic>
+              <a:graphicData uri="http://schemas.openxmlformats.org/drawingml/2006/picture">
+                <pic:pic>
+                  <pic:nvPicPr>
+                    <pic:cNvPr id="0" name="hist_10y_nominal.png"/>
+                    <pic:cNvPicPr/>
+                  </pic:nvPicPr>
+                  <pic:blipFill>
+                    <a:blip r:embed="rId9"/>
+                    <a:stretch>
+                      <a:fillRect/>
+                    </a:stretch>
+                  </pic:blipFill>
+                  <pic:spPr>
+                    <a:xfrm>
+                      <a:off x="0" y="0"/>
+                      <a:ext cx="6217920" cy="1787652"/>
+                    </a:xfrm>
+                    <a:prstGeom prst="rect"/>
+                  </pic:spPr>
+                </pic:pic>
+              </a:graphicData>
+            </a:graphic>
+          </wp:inline>
+        </w:drawing>
       </w:r>
     </w:p>
     <w:p>
       <w:pPr>
-        <w:pStyle w:val="ListBullet"/>
+        <w:jc w:val="center"/>
       </w:pPr>
       <w:r>
-        <w:t>CRSP value-weighted total return (vwretd) — with dividends; apples-to-apples with MthRet.</w:t>
-      </w:r>
-    </w:p>
-    <w:p>
-      <w:pPr>
-        <w:pStyle w:val="ListBullet"/>
-      </w:pPr>
-      <w:r>
-        <w:t>S&amp;P 500 price index (sprtrn) — no dividends; reported for reference.</w:t>
-      </w:r>
-    </w:p>
-    <w:p>
-      <w:pPr>
-        <w:pStyle w:val="ListBullet"/>
-      </w:pPr>
-      <w:r>
-        <w:t>Both are compounded over the same calendar months as the window. '% beating market' = share of the cohort whose nominal return exceeded the benchmark.</w:t>
-      </w:r>
-    </w:p>
-    <w:p>
-      <w:pPr>
-        <w:pStyle w:val="Heading1"/>
-      </w:pPr>
-      <w:r>
-        <w:rPr>
-          <w:color w:val="1A365D"/>
-        </w:rPr>
-        <w:t>3. Q1 — 10-year calendar windows</w:t>
+        <w:drawing>
+          <wp:inline xmlns:a="http://schemas.openxmlformats.org/drawingml/2006/main" xmlns:pic="http://schemas.openxmlformats.org/drawingml/2006/picture">
+            <wp:extent cx="6217920" cy="1787652"/>
+            <wp:docPr id="2" name="Picture 2"/>
+            <wp:cNvGraphicFramePr>
+              <a:graphicFrameLocks noChangeAspect="1"/>
+            </wp:cNvGraphicFramePr>
+            <a:graphic>
+              <a:graphicData uri="http://schemas.openxmlformats.org/drawingml/2006/picture">
+                <pic:pic>
+                  <pic:nvPicPr>
+                    <pic:cNvPr id="0" name="hist_10y_real.png"/>
+                    <pic:cNvPicPr/>
+                  </pic:nvPicPr>
+                  <pic:blipFill>
+                    <a:blip r:embed="rId10"/>
+                    <a:stretch>
+                      <a:fillRect/>
+                    </a:stretch>
+                  </pic:blipFill>
+                  <pic:spPr>
+                    <a:xfrm>
+                      <a:off x="0" y="0"/>
+                      <a:ext cx="6217920" cy="1787652"/>
+                    </a:xfrm>
+                    <a:prstGeom prst="rect"/>
+                  </pic:spPr>
+                </pic:pic>
+              </a:graphicData>
+            </a:graphic>
+          </wp:inline>
+        </w:drawing>
       </w:r>
     </w:p>
     <w:p>
@@ -566,7 +719,7 @@
         <w:rPr>
           <w:color w:val="1A365D"/>
         </w:rPr>
-        <w:t>Share of stocks positive, and % beating market, decade by decade</w:t>
+        <w:t>10-Year Percentiles</w:t>
       </w:r>
     </w:p>
     <w:tbl>
@@ -587,1289 +740,7 @@
       <w:tr>
         <w:tc>
           <w:tcPr>
-            <w:tcW w:type="dxa" w:w="1584"/>
-            <w:shd w:val="clear" w:color="auto" w:fill="E2E8F0"/>
-          </w:tcPr>
-          <w:p>
-            <w:pPr>
-              <w:jc w:val="center"/>
-            </w:pPr>
-            <w:r/>
-            <w:r>
-              <w:rPr>
-                <w:b/>
-                <w:sz w:val="18"/>
-              </w:rPr>
-              <w:t>Decade</w:t>
-            </w:r>
-          </w:p>
-        </w:tc>
-        <w:tc>
-          <w:tcPr>
-            <w:tcW w:type="dxa" w:w="1152"/>
-            <w:shd w:val="clear" w:color="auto" w:fill="E2E8F0"/>
-          </w:tcPr>
-          <w:p>
-            <w:pPr>
-              <w:jc w:val="center"/>
-            </w:pPr>
-            <w:r/>
-            <w:r>
-              <w:rPr>
-                <w:b/>
-                <w:sz w:val="18"/>
-              </w:rPr>
-              <w:t>N</w:t>
-            </w:r>
-          </w:p>
-        </w:tc>
-        <w:tc>
-          <w:tcPr>
-            <w:tcW w:type="dxa" w:w="1872"/>
-            <w:shd w:val="clear" w:color="auto" w:fill="E2E8F0"/>
-          </w:tcPr>
-          <w:p>
-            <w:pPr>
-              <w:jc w:val="center"/>
-            </w:pPr>
-            <w:r/>
-            <w:r>
-              <w:rPr>
-                <w:b/>
-                <w:sz w:val="18"/>
-              </w:rPr>
-              <w:t>% positive nominal</w:t>
-            </w:r>
-          </w:p>
-        </w:tc>
-        <w:tc>
-          <w:tcPr>
-            <w:tcW w:type="dxa" w:w="1728"/>
-            <w:shd w:val="clear" w:color="auto" w:fill="E2E8F0"/>
-          </w:tcPr>
-          <w:p>
-            <w:pPr>
-              <w:jc w:val="center"/>
-            </w:pPr>
-            <w:r/>
-            <w:r>
-              <w:rPr>
-                <w:b/>
-                <w:sz w:val="18"/>
-              </w:rPr>
-              <w:t>% positive real</w:t>
-            </w:r>
-          </w:p>
-        </w:tc>
-        <w:tc>
-          <w:tcPr>
-            <w:tcW w:type="dxa" w:w="2304"/>
-            <w:shd w:val="clear" w:color="auto" w:fill="E2E8F0"/>
-          </w:tcPr>
-          <w:p>
-            <w:pPr>
-              <w:jc w:val="center"/>
-            </w:pPr>
-            <w:r/>
-            <w:r>
-              <w:rPr>
-                <w:b/>
-                <w:sz w:val="18"/>
-              </w:rPr>
-              <w:t>Market return (vwretd)</w:t>
-            </w:r>
-          </w:p>
-        </w:tc>
-        <w:tc>
-          <w:tcPr>
-            <w:tcW w:type="dxa" w:w="1872"/>
-            <w:shd w:val="clear" w:color="auto" w:fill="E2E8F0"/>
-          </w:tcPr>
-          <w:p>
-            <w:pPr>
-              <w:jc w:val="center"/>
-            </w:pPr>
-            <w:r/>
-            <w:r>
-              <w:rPr>
-                <w:b/>
-                <w:sz w:val="18"/>
-              </w:rPr>
-              <w:t>% beating market</w:t>
-            </w:r>
-          </w:p>
-        </w:tc>
-      </w:tr>
-      <w:tr>
-        <w:tc>
-          <w:tcPr>
-            <w:tcW w:type="dxa" w:w="1584"/>
-          </w:tcPr>
-          <w:p>
-            <w:pPr>
-              <w:jc w:val="left"/>
-            </w:pPr>
-            <w:r/>
-            <w:r>
-              <w:rPr>
-                <w:sz w:val="18"/>
-              </w:rPr>
-              <w:t>1925-1935</w:t>
-            </w:r>
-          </w:p>
-        </w:tc>
-        <w:tc>
-          <w:tcPr>
-            <w:tcW w:type="dxa" w:w="1152"/>
-          </w:tcPr>
-          <w:p>
-            <w:pPr>
-              <w:jc w:val="right"/>
-            </w:pPr>
-            <w:r/>
-            <w:r>
-              <w:rPr>
-                <w:sz w:val="18"/>
-              </w:rPr>
-              <w:t>508</w:t>
-            </w:r>
-          </w:p>
-        </w:tc>
-        <w:tc>
-          <w:tcPr>
-            <w:tcW w:type="dxa" w:w="1872"/>
-          </w:tcPr>
-          <w:p>
-            <w:pPr>
-              <w:jc w:val="right"/>
-            </w:pPr>
-            <w:r/>
-            <w:r>
-              <w:rPr>
-                <w:sz w:val="18"/>
-              </w:rPr>
-              <w:t>40.7 %</w:t>
-            </w:r>
-          </w:p>
-        </w:tc>
-        <w:tc>
-          <w:tcPr>
-            <w:tcW w:type="dxa" w:w="1728"/>
-          </w:tcPr>
-          <w:p>
-            <w:pPr>
-              <w:jc w:val="right"/>
-            </w:pPr>
-            <w:r/>
-            <w:r>
-              <w:rPr>
-                <w:sz w:val="18"/>
-              </w:rPr>
-              <w:t>48.8 %</w:t>
-            </w:r>
-          </w:p>
-        </w:tc>
-        <w:tc>
-          <w:tcPr>
-            <w:tcW w:type="dxa" w:w="2304"/>
-          </w:tcPr>
-          <w:p>
-            <w:pPr>
-              <w:jc w:val="right"/>
-            </w:pPr>
-            <w:r/>
-            <w:r>
-              <w:rPr>
-                <w:sz w:val="18"/>
-              </w:rPr>
-              <w:t>+48 %</w:t>
-            </w:r>
-          </w:p>
-        </w:tc>
-        <w:tc>
-          <w:tcPr>
-            <w:tcW w:type="dxa" w:w="1872"/>
-          </w:tcPr>
-          <w:p>
-            <w:pPr>
-              <w:jc w:val="right"/>
-            </w:pPr>
-            <w:r/>
-            <w:r>
-              <w:rPr>
-                <w:sz w:val="18"/>
-              </w:rPr>
-              <w:t>28.1 %</w:t>
-            </w:r>
-          </w:p>
-        </w:tc>
-      </w:tr>
-      <w:tr>
-        <w:tc>
-          <w:tcPr>
-            <w:tcW w:type="dxa" w:w="1584"/>
-          </w:tcPr>
-          <w:p>
-            <w:pPr>
-              <w:jc w:val="left"/>
-            </w:pPr>
-            <w:r/>
-            <w:r>
-              <w:rPr>
-                <w:sz w:val="18"/>
-              </w:rPr>
-              <w:t>1935-1945</w:t>
-            </w:r>
-          </w:p>
-        </w:tc>
-        <w:tc>
-          <w:tcPr>
-            <w:tcW w:type="dxa" w:w="1152"/>
-          </w:tcPr>
-          <w:p>
-            <w:pPr>
-              <w:jc w:val="right"/>
-            </w:pPr>
-            <w:r/>
-            <w:r>
-              <w:rPr>
-                <w:sz w:val="18"/>
-              </w:rPr>
-              <w:t>717</w:t>
-            </w:r>
-          </w:p>
-        </w:tc>
-        <w:tc>
-          <w:tcPr>
-            <w:tcW w:type="dxa" w:w="1872"/>
-          </w:tcPr>
-          <w:p>
-            <w:pPr>
-              <w:jc w:val="right"/>
-            </w:pPr>
-            <w:r/>
-            <w:r>
-              <w:rPr>
-                <w:sz w:val="18"/>
-              </w:rPr>
-              <w:t>87.6 %</w:t>
-            </w:r>
-          </w:p>
-        </w:tc>
-        <w:tc>
-          <w:tcPr>
-            <w:tcW w:type="dxa" w:w="1728"/>
-          </w:tcPr>
-          <w:p>
-            <w:pPr>
-              <w:jc w:val="right"/>
-            </w:pPr>
-            <w:r/>
-            <w:r>
-              <w:rPr>
-                <w:sz w:val="18"/>
-              </w:rPr>
-              <w:t>83.8 %</w:t>
-            </w:r>
-          </w:p>
-        </w:tc>
-        <w:tc>
-          <w:tcPr>
-            <w:tcW w:type="dxa" w:w="2304"/>
-          </w:tcPr>
-          <w:p>
-            <w:pPr>
-              <w:jc w:val="right"/>
-            </w:pPr>
-            <w:r/>
-            <w:r>
-              <w:rPr>
-                <w:sz w:val="18"/>
-              </w:rPr>
-              <w:t>+137 %</w:t>
-            </w:r>
-          </w:p>
-        </w:tc>
-        <w:tc>
-          <w:tcPr>
-            <w:tcW w:type="dxa" w:w="1872"/>
-          </w:tcPr>
-          <w:p>
-            <w:pPr>
-              <w:jc w:val="right"/>
-            </w:pPr>
-            <w:r/>
-            <w:r>
-              <w:rPr>
-                <w:sz w:val="18"/>
-              </w:rPr>
-              <w:t>50.5 %</w:t>
-            </w:r>
-          </w:p>
-        </w:tc>
-      </w:tr>
-      <w:tr>
-        <w:tc>
-          <w:tcPr>
-            <w:tcW w:type="dxa" w:w="1584"/>
-          </w:tcPr>
-          <w:p>
-            <w:pPr>
-              <w:jc w:val="left"/>
-            </w:pPr>
-            <w:r/>
-            <w:r>
-              <w:rPr>
-                <w:sz w:val="18"/>
-              </w:rPr>
-              <w:t>1945-1955</w:t>
-            </w:r>
-          </w:p>
-        </w:tc>
-        <w:tc>
-          <w:tcPr>
-            <w:tcW w:type="dxa" w:w="1152"/>
-          </w:tcPr>
-          <w:p>
-            <w:pPr>
-              <w:jc w:val="right"/>
-            </w:pPr>
-            <w:r/>
-            <w:r>
-              <w:rPr>
-                <w:sz w:val="18"/>
-              </w:rPr>
-              <w:t>852</w:t>
-            </w:r>
-          </w:p>
-        </w:tc>
-        <w:tc>
-          <w:tcPr>
-            <w:tcW w:type="dxa" w:w="1872"/>
-          </w:tcPr>
-          <w:p>
-            <w:pPr>
-              <w:jc w:val="right"/>
-            </w:pPr>
-            <w:r/>
-            <w:r>
-              <w:rPr>
-                <w:sz w:val="18"/>
-              </w:rPr>
-              <w:t>88.5 %</w:t>
-            </w:r>
-          </w:p>
-        </w:tc>
-        <w:tc>
-          <w:tcPr>
-            <w:tcW w:type="dxa" w:w="1728"/>
-          </w:tcPr>
-          <w:p>
-            <w:pPr>
-              <w:jc w:val="right"/>
-            </w:pPr>
-            <w:r/>
-            <w:r>
-              <w:rPr>
-                <w:sz w:val="18"/>
-              </w:rPr>
-              <w:t>78.9 %</w:t>
-            </w:r>
-          </w:p>
-        </w:tc>
-        <w:tc>
-          <w:tcPr>
-            <w:tcW w:type="dxa" w:w="2304"/>
-          </w:tcPr>
-          <w:p>
-            <w:pPr>
-              <w:jc w:val="right"/>
-            </w:pPr>
-            <w:r/>
-            <w:r>
-              <w:rPr>
-                <w:sz w:val="18"/>
-              </w:rPr>
-              <w:t>+302 %</w:t>
-            </w:r>
-          </w:p>
-        </w:tc>
-        <w:tc>
-          <w:tcPr>
-            <w:tcW w:type="dxa" w:w="1872"/>
-          </w:tcPr>
-          <w:p>
-            <w:pPr>
-              <w:jc w:val="right"/>
-            </w:pPr>
-            <w:r/>
-            <w:r>
-              <w:rPr>
-                <w:sz w:val="18"/>
-              </w:rPr>
-              <w:t>29.2 %</w:t>
-            </w:r>
-          </w:p>
-        </w:tc>
-      </w:tr>
-      <w:tr>
-        <w:tc>
-          <w:tcPr>
-            <w:tcW w:type="dxa" w:w="1584"/>
-          </w:tcPr>
-          <w:p>
-            <w:pPr>
-              <w:jc w:val="left"/>
-            </w:pPr>
-            <w:r/>
-            <w:r>
-              <w:rPr>
-                <w:sz w:val="18"/>
-              </w:rPr>
-              <w:t>1955-1965</w:t>
-            </w:r>
-          </w:p>
-        </w:tc>
-        <w:tc>
-          <w:tcPr>
-            <w:tcW w:type="dxa" w:w="1152"/>
-          </w:tcPr>
-          <w:p>
-            <w:pPr>
-              <w:jc w:val="right"/>
-            </w:pPr>
-            <w:r/>
-            <w:r>
-              <w:rPr>
-                <w:sz w:val="18"/>
-              </w:rPr>
-              <w:t>1,050</w:t>
-            </w:r>
-          </w:p>
-        </w:tc>
-        <w:tc>
-          <w:tcPr>
-            <w:tcW w:type="dxa" w:w="1872"/>
-          </w:tcPr>
-          <w:p>
-            <w:pPr>
-              <w:jc w:val="right"/>
-            </w:pPr>
-            <w:r/>
-            <w:r>
-              <w:rPr>
-                <w:sz w:val="18"/>
-              </w:rPr>
-              <w:t>89.0 %</w:t>
-            </w:r>
-          </w:p>
-        </w:tc>
-        <w:tc>
-          <w:tcPr>
-            <w:tcW w:type="dxa" w:w="1728"/>
-          </w:tcPr>
-          <w:p>
-            <w:pPr>
-              <w:jc w:val="right"/>
-            </w:pPr>
-            <w:r/>
-            <w:r>
-              <w:rPr>
-                <w:sz w:val="18"/>
-              </w:rPr>
-              <w:t>85.8 %</w:t>
-            </w:r>
-          </w:p>
-        </w:tc>
-        <w:tc>
-          <w:tcPr>
-            <w:tcW w:type="dxa" w:w="2304"/>
-          </w:tcPr>
-          <w:p>
-            <w:pPr>
-              <w:jc w:val="right"/>
-            </w:pPr>
-            <w:r/>
-            <w:r>
-              <w:rPr>
-                <w:sz w:val="18"/>
-              </w:rPr>
-              <w:t>+194 %</w:t>
-            </w:r>
-          </w:p>
-        </w:tc>
-        <w:tc>
-          <w:tcPr>
-            <w:tcW w:type="dxa" w:w="1872"/>
-          </w:tcPr>
-          <w:p>
-            <w:pPr>
-              <w:jc w:val="right"/>
-            </w:pPr>
-            <w:r/>
-            <w:r>
-              <w:rPr>
-                <w:sz w:val="18"/>
-              </w:rPr>
-              <w:t>41.0 %</w:t>
-            </w:r>
-          </w:p>
-        </w:tc>
-      </w:tr>
-      <w:tr>
-        <w:tc>
-          <w:tcPr>
-            <w:tcW w:type="dxa" w:w="1584"/>
-          </w:tcPr>
-          <w:p>
-            <w:pPr>
-              <w:jc w:val="left"/>
-            </w:pPr>
-            <w:r/>
-            <w:r>
-              <w:rPr>
-                <w:sz w:val="18"/>
-              </w:rPr>
-              <w:t>1965-1975</w:t>
-            </w:r>
-          </w:p>
-        </w:tc>
-        <w:tc>
-          <w:tcPr>
-            <w:tcW w:type="dxa" w:w="1152"/>
-          </w:tcPr>
-          <w:p>
-            <w:pPr>
-              <w:jc w:val="right"/>
-            </w:pPr>
-            <w:r/>
-            <w:r>
-              <w:rPr>
-                <w:sz w:val="18"/>
-              </w:rPr>
-              <w:t>2,168</w:t>
-            </w:r>
-          </w:p>
-        </w:tc>
-        <w:tc>
-          <w:tcPr>
-            <w:tcW w:type="dxa" w:w="1872"/>
-          </w:tcPr>
-          <w:p>
-            <w:pPr>
-              <w:jc w:val="right"/>
-            </w:pPr>
-            <w:r/>
-            <w:r>
-              <w:rPr>
-                <w:sz w:val="18"/>
-              </w:rPr>
-              <w:t>59.3 %</w:t>
-            </w:r>
-          </w:p>
-        </w:tc>
-        <w:tc>
-          <w:tcPr>
-            <w:tcW w:type="dxa" w:w="1728"/>
-          </w:tcPr>
-          <w:p>
-            <w:pPr>
-              <w:jc w:val="right"/>
-            </w:pPr>
-            <w:r/>
-            <w:r>
-              <w:rPr>
-                <w:sz w:val="18"/>
-              </w:rPr>
-              <w:t>38.0 %</w:t>
-            </w:r>
-          </w:p>
-        </w:tc>
-        <w:tc>
-          <w:tcPr>
-            <w:tcW w:type="dxa" w:w="2304"/>
-          </w:tcPr>
-          <w:p>
-            <w:pPr>
-              <w:jc w:val="right"/>
-            </w:pPr>
-            <w:r/>
-            <w:r>
-              <w:rPr>
-                <w:sz w:val="18"/>
-              </w:rPr>
-              <w:t>+31 %</w:t>
-            </w:r>
-          </w:p>
-        </w:tc>
-        <w:tc>
-          <w:tcPr>
-            <w:tcW w:type="dxa" w:w="1872"/>
-          </w:tcPr>
-          <w:p>
-            <w:pPr>
-              <w:jc w:val="right"/>
-            </w:pPr>
-            <w:r/>
-            <w:r>
-              <w:rPr>
-                <w:sz w:val="18"/>
-              </w:rPr>
-              <w:t>42.7 %</w:t>
-            </w:r>
-          </w:p>
-        </w:tc>
-      </w:tr>
-      <w:tr>
-        <w:tc>
-          <w:tcPr>
-            <w:tcW w:type="dxa" w:w="1584"/>
-          </w:tcPr>
-          <w:p>
-            <w:pPr>
-              <w:jc w:val="left"/>
-            </w:pPr>
-            <w:r/>
-            <w:r>
-              <w:rPr>
-                <w:sz w:val="18"/>
-              </w:rPr>
-              <w:t>1975-1985</w:t>
-            </w:r>
-          </w:p>
-        </w:tc>
-        <w:tc>
-          <w:tcPr>
-            <w:tcW w:type="dxa" w:w="1152"/>
-          </w:tcPr>
-          <w:p>
-            <w:pPr>
-              <w:jc w:val="right"/>
-            </w:pPr>
-            <w:r/>
-            <w:r>
-              <w:rPr>
-                <w:sz w:val="18"/>
-              </w:rPr>
-              <w:t>5,073</w:t>
-            </w:r>
-          </w:p>
-        </w:tc>
-        <w:tc>
-          <w:tcPr>
-            <w:tcW w:type="dxa" w:w="1872"/>
-          </w:tcPr>
-          <w:p>
-            <w:pPr>
-              <w:jc w:val="right"/>
-            </w:pPr>
-            <w:r/>
-            <w:r>
-              <w:rPr>
-                <w:sz w:val="18"/>
-              </w:rPr>
-              <w:t>87.8 %</w:t>
-            </w:r>
-          </w:p>
-        </w:tc>
-        <w:tc>
-          <w:tcPr>
-            <w:tcW w:type="dxa" w:w="1728"/>
-          </w:tcPr>
-          <w:p>
-            <w:pPr>
-              <w:jc w:val="right"/>
-            </w:pPr>
-            <w:r/>
-            <w:r>
-              <w:rPr>
-                <w:sz w:val="18"/>
-              </w:rPr>
-              <w:t>79.7 %</w:t>
-            </w:r>
-          </w:p>
-        </w:tc>
-        <w:tc>
-          <w:tcPr>
-            <w:tcW w:type="dxa" w:w="2304"/>
-          </w:tcPr>
-          <w:p>
-            <w:pPr>
-              <w:jc w:val="right"/>
-            </w:pPr>
-            <w:r/>
-            <w:r>
-              <w:rPr>
-                <w:sz w:val="18"/>
-              </w:rPr>
-              <w:t>+326 %</w:t>
-            </w:r>
-          </w:p>
-        </w:tc>
-        <w:tc>
-          <w:tcPr>
-            <w:tcW w:type="dxa" w:w="1872"/>
-          </w:tcPr>
-          <w:p>
-            <w:pPr>
-              <w:jc w:val="right"/>
-            </w:pPr>
-            <w:r/>
-            <w:r>
-              <w:rPr>
-                <w:sz w:val="18"/>
-              </w:rPr>
-              <w:t>47.4 %</w:t>
-            </w:r>
-          </w:p>
-        </w:tc>
-      </w:tr>
-      <w:tr>
-        <w:tc>
-          <w:tcPr>
-            <w:tcW w:type="dxa" w:w="1584"/>
-          </w:tcPr>
-          <w:p>
-            <w:pPr>
-              <w:jc w:val="left"/>
-            </w:pPr>
-            <w:r/>
-            <w:r>
-              <w:rPr>
-                <w:sz w:val="18"/>
-              </w:rPr>
-              <w:t>1985-1995</w:t>
-            </w:r>
-          </w:p>
-        </w:tc>
-        <w:tc>
-          <w:tcPr>
-            <w:tcW w:type="dxa" w:w="1152"/>
-          </w:tcPr>
-          <w:p>
-            <w:pPr>
-              <w:jc w:val="right"/>
-            </w:pPr>
-            <w:r/>
-            <w:r>
-              <w:rPr>
-                <w:sz w:val="18"/>
-              </w:rPr>
-              <w:t>6,298</w:t>
-            </w:r>
-          </w:p>
-        </w:tc>
-        <w:tc>
-          <w:tcPr>
-            <w:tcW w:type="dxa" w:w="1872"/>
-          </w:tcPr>
-          <w:p>
-            <w:pPr>
-              <w:jc w:val="right"/>
-            </w:pPr>
-            <w:r/>
-            <w:r>
-              <w:rPr>
-                <w:sz w:val="18"/>
-              </w:rPr>
-              <w:t>57.5 %</w:t>
-            </w:r>
-          </w:p>
-        </w:tc>
-        <w:tc>
-          <w:tcPr>
-            <w:tcW w:type="dxa" w:w="1728"/>
-          </w:tcPr>
-          <w:p>
-            <w:pPr>
-              <w:jc w:val="right"/>
-            </w:pPr>
-            <w:r/>
-            <w:r>
-              <w:rPr>
-                <w:sz w:val="18"/>
-              </w:rPr>
-              <w:t>52.1 %</w:t>
-            </w:r>
-          </w:p>
-        </w:tc>
-        <w:tc>
-          <w:tcPr>
-            <w:tcW w:type="dxa" w:w="2304"/>
-          </w:tcPr>
-          <w:p>
-            <w:pPr>
-              <w:jc w:val="right"/>
-            </w:pPr>
-            <w:r/>
-            <w:r>
-              <w:rPr>
-                <w:sz w:val="18"/>
-              </w:rPr>
-              <w:t>+265 %</w:t>
-            </w:r>
-          </w:p>
-        </w:tc>
-        <w:tc>
-          <w:tcPr>
-            <w:tcW w:type="dxa" w:w="1872"/>
-          </w:tcPr>
-          <w:p>
-            <w:pPr>
-              <w:jc w:val="right"/>
-            </w:pPr>
-            <w:r/>
-            <w:r>
-              <w:rPr>
-                <w:sz w:val="18"/>
-              </w:rPr>
-              <w:t>15.4 %</w:t>
-            </w:r>
-          </w:p>
-        </w:tc>
-      </w:tr>
-      <w:tr>
-        <w:tc>
-          <w:tcPr>
-            <w:tcW w:type="dxa" w:w="1584"/>
-          </w:tcPr>
-          <w:p>
-            <w:pPr>
-              <w:jc w:val="left"/>
-            </w:pPr>
-            <w:r/>
-            <w:r>
-              <w:rPr>
-                <w:sz w:val="18"/>
-              </w:rPr>
-              <w:t>1995-2005</w:t>
-            </w:r>
-          </w:p>
-        </w:tc>
-        <w:tc>
-          <w:tcPr>
-            <w:tcW w:type="dxa" w:w="1152"/>
-          </w:tcPr>
-          <w:p>
-            <w:pPr>
-              <w:jc w:val="right"/>
-            </w:pPr>
-            <w:r/>
-            <w:r>
-              <w:rPr>
-                <w:sz w:val="18"/>
-              </w:rPr>
-              <w:t>7,835</w:t>
-            </w:r>
-          </w:p>
-        </w:tc>
-        <w:tc>
-          <w:tcPr>
-            <w:tcW w:type="dxa" w:w="1872"/>
-          </w:tcPr>
-          <w:p>
-            <w:pPr>
-              <w:jc w:val="right"/>
-            </w:pPr>
-            <w:r/>
-            <w:r>
-              <w:rPr>
-                <w:sz w:val="18"/>
-              </w:rPr>
-              <w:t>60.8 %</w:t>
-            </w:r>
-          </w:p>
-        </w:tc>
-        <w:tc>
-          <w:tcPr>
-            <w:tcW w:type="dxa" w:w="1728"/>
-          </w:tcPr>
-          <w:p>
-            <w:pPr>
-              <w:jc w:val="right"/>
-            </w:pPr>
-            <w:r/>
-            <w:r>
-              <w:rPr>
-                <w:sz w:val="18"/>
-              </w:rPr>
-              <w:t>56.9 %</w:t>
-            </w:r>
-          </w:p>
-        </w:tc>
-        <w:tc>
-          <w:tcPr>
-            <w:tcW w:type="dxa" w:w="2304"/>
-          </w:tcPr>
-          <w:p>
-            <w:pPr>
-              <w:jc w:val="right"/>
-            </w:pPr>
-            <w:r/>
-            <w:r>
-              <w:rPr>
-                <w:sz w:val="18"/>
-              </w:rPr>
-              <w:t>+144 %</w:t>
-            </w:r>
-          </w:p>
-        </w:tc>
-        <w:tc>
-          <w:tcPr>
-            <w:tcW w:type="dxa" w:w="1872"/>
-          </w:tcPr>
-          <w:p>
-            <w:pPr>
-              <w:jc w:val="right"/>
-            </w:pPr>
-            <w:r/>
-            <w:r>
-              <w:rPr>
-                <w:sz w:val="18"/>
-              </w:rPr>
-              <w:t>27.6 %</w:t>
-            </w:r>
-          </w:p>
-        </w:tc>
-      </w:tr>
-      <w:tr>
-        <w:tc>
-          <w:tcPr>
-            <w:tcW w:type="dxa" w:w="1584"/>
-          </w:tcPr>
-          <w:p>
-            <w:pPr>
-              <w:jc w:val="left"/>
-            </w:pPr>
-            <w:r/>
-            <w:r>
-              <w:rPr>
-                <w:sz w:val="18"/>
-              </w:rPr>
-              <w:t>2005-2015</w:t>
-            </w:r>
-          </w:p>
-        </w:tc>
-        <w:tc>
-          <w:tcPr>
-            <w:tcW w:type="dxa" w:w="1152"/>
-          </w:tcPr>
-          <w:p>
-            <w:pPr>
-              <w:jc w:val="right"/>
-            </w:pPr>
-            <w:r/>
-            <w:r>
-              <w:rPr>
-                <w:sz w:val="18"/>
-              </w:rPr>
-              <w:t>5,830</w:t>
-            </w:r>
-          </w:p>
-        </w:tc>
-        <w:tc>
-          <w:tcPr>
-            <w:tcW w:type="dxa" w:w="1872"/>
-          </w:tcPr>
-          <w:p>
-            <w:pPr>
-              <w:jc w:val="right"/>
-            </w:pPr>
-            <w:r/>
-            <w:r>
-              <w:rPr>
-                <w:sz w:val="18"/>
-              </w:rPr>
-              <w:t>55.5 %</w:t>
-            </w:r>
-          </w:p>
-        </w:tc>
-        <w:tc>
-          <w:tcPr>
-            <w:tcW w:type="dxa" w:w="1728"/>
-          </w:tcPr>
-          <w:p>
-            <w:pPr>
-              <w:jc w:val="right"/>
-            </w:pPr>
-            <w:r/>
-            <w:r>
-              <w:rPr>
-                <w:sz w:val="18"/>
-              </w:rPr>
-              <w:t>50.7 %</w:t>
-            </w:r>
-          </w:p>
-        </w:tc>
-        <w:tc>
-          <w:tcPr>
-            <w:tcW w:type="dxa" w:w="2304"/>
-          </w:tcPr>
-          <w:p>
-            <w:pPr>
-              <w:jc w:val="right"/>
-            </w:pPr>
-            <w:r/>
-            <w:r>
-              <w:rPr>
-                <w:sz w:val="18"/>
-              </w:rPr>
-              <w:t>+93 %</w:t>
-            </w:r>
-          </w:p>
-        </w:tc>
-        <w:tc>
-          <w:tcPr>
-            <w:tcW w:type="dxa" w:w="1872"/>
-          </w:tcPr>
-          <w:p>
-            <w:pPr>
-              <w:jc w:val="right"/>
-            </w:pPr>
-            <w:r/>
-            <w:r>
-              <w:rPr>
-                <w:sz w:val="18"/>
-              </w:rPr>
-              <w:t>25.0 %</w:t>
-            </w:r>
-          </w:p>
-        </w:tc>
-      </w:tr>
-      <w:tr>
-        <w:tc>
-          <w:tcPr>
-            <w:tcW w:type="dxa" w:w="1584"/>
-          </w:tcPr>
-          <w:p>
-            <w:pPr>
-              <w:jc w:val="left"/>
-            </w:pPr>
-            <w:r/>
-            <w:r>
-              <w:rPr>
-                <w:sz w:val="18"/>
-              </w:rPr>
-              <w:t>2015-2025</w:t>
-            </w:r>
-          </w:p>
-        </w:tc>
-        <w:tc>
-          <w:tcPr>
-            <w:tcW w:type="dxa" w:w="1152"/>
-          </w:tcPr>
-          <w:p>
-            <w:pPr>
-              <w:jc w:val="right"/>
-            </w:pPr>
-            <w:r/>
-            <w:r>
-              <w:rPr>
-                <w:sz w:val="18"/>
-              </w:rPr>
-              <w:t>4,836</w:t>
-            </w:r>
-          </w:p>
-        </w:tc>
-        <w:tc>
-          <w:tcPr>
-            <w:tcW w:type="dxa" w:w="1872"/>
-          </w:tcPr>
-          <w:p>
-            <w:pPr>
-              <w:jc w:val="right"/>
-            </w:pPr>
-            <w:r/>
-            <w:r>
-              <w:rPr>
-                <w:sz w:val="18"/>
-              </w:rPr>
-              <w:t>62.2 %</w:t>
-            </w:r>
-          </w:p>
-        </w:tc>
-        <w:tc>
-          <w:tcPr>
-            <w:tcW w:type="dxa" w:w="1728"/>
-          </w:tcPr>
-          <w:p>
-            <w:pPr>
-              <w:jc w:val="right"/>
-            </w:pPr>
-            <w:r/>
-            <w:r>
-              <w:rPr>
-                <w:sz w:val="18"/>
-              </w:rPr>
-              <w:t>56.8 %</w:t>
-            </w:r>
-          </w:p>
-        </w:tc>
-        <w:tc>
-          <w:tcPr>
-            <w:tcW w:type="dxa" w:w="2304"/>
-          </w:tcPr>
-          <w:p>
-            <w:pPr>
-              <w:jc w:val="right"/>
-            </w:pPr>
-            <w:r/>
-            <w:r>
-              <w:rPr>
-                <w:sz w:val="18"/>
-              </w:rPr>
-              <w:t>+252 %</w:t>
-            </w:r>
-          </w:p>
-        </w:tc>
-        <w:tc>
-          <w:tcPr>
-            <w:tcW w:type="dxa" w:w="1872"/>
-          </w:tcPr>
-          <w:p>
-            <w:pPr>
-              <w:jc w:val="right"/>
-            </w:pPr>
-            <w:r/>
-            <w:r>
-              <w:rPr>
-                <w:sz w:val="18"/>
-              </w:rPr>
-              <w:t>16.2 %</w:t>
-            </w:r>
-          </w:p>
-        </w:tc>
-      </w:tr>
-    </w:tbl>
-    <w:p/>
-    <w:p>
-      <w:pPr>
-        <w:jc w:val="center"/>
-      </w:pPr>
-      <w:r>
-        <w:drawing>
-          <wp:inline xmlns:a="http://schemas.openxmlformats.org/drawingml/2006/main" xmlns:pic="http://schemas.openxmlformats.org/drawingml/2006/picture">
-            <wp:extent cx="6217920" cy="4145280"/>
-            <wp:docPr id="1" name="Picture 1"/>
-            <wp:cNvGraphicFramePr>
-              <a:graphicFrameLocks noChangeAspect="1"/>
-            </wp:cNvGraphicFramePr>
-            <a:graphic>
-              <a:graphicData uri="http://schemas.openxmlformats.org/drawingml/2006/picture">
-                <pic:pic>
-                  <pic:nvPicPr>
-                    <pic:cNvPr id="0" name="variation_10y.png"/>
-                    <pic:cNvPicPr/>
-                  </pic:nvPicPr>
-                  <pic:blipFill>
-                    <a:blip r:embed="rId9"/>
-                    <a:stretch>
-                      <a:fillRect/>
-                    </a:stretch>
-                  </pic:blipFill>
-                  <pic:spPr>
-                    <a:xfrm>
-                      <a:off x="0" y="0"/>
-                      <a:ext cx="6217920" cy="4145280"/>
-                    </a:xfrm>
-                    <a:prstGeom prst="rect"/>
-                  </pic:spPr>
-                </pic:pic>
-              </a:graphicData>
-            </a:graphic>
-          </wp:inline>
-        </w:drawing>
-      </w:r>
-    </w:p>
-    <w:p>
-      <w:pPr>
-        <w:jc w:val="center"/>
-      </w:pPr>
-      <w:r>
-        <w:drawing>
-          <wp:inline xmlns:a="http://schemas.openxmlformats.org/drawingml/2006/main" xmlns:pic="http://schemas.openxmlformats.org/drawingml/2006/picture">
-            <wp:extent cx="6217920" cy="2590800"/>
-            <wp:docPr id="2" name="Picture 2"/>
-            <wp:cNvGraphicFramePr>
-              <a:graphicFrameLocks noChangeAspect="1"/>
-            </wp:cNvGraphicFramePr>
-            <a:graphic>
-              <a:graphicData uri="http://schemas.openxmlformats.org/drawingml/2006/picture">
-                <pic:pic>
-                  <pic:nvPicPr>
-                    <pic:cNvPr id="0" name="pct_positive_10y.png"/>
-                    <pic:cNvPicPr/>
-                  </pic:nvPicPr>
-                  <pic:blipFill>
-                    <a:blip r:embed="rId10"/>
-                    <a:stretch>
-                      <a:fillRect/>
-                    </a:stretch>
-                  </pic:blipFill>
-                  <pic:spPr>
-                    <a:xfrm>
-                      <a:off x="0" y="0"/>
-                      <a:ext cx="6217920" cy="2590800"/>
-                    </a:xfrm>
-                    <a:prstGeom prst="rect"/>
-                  </pic:spPr>
-                </pic:pic>
-              </a:graphicData>
-            </a:graphic>
-          </wp:inline>
-        </w:drawing>
-      </w:r>
-    </w:p>
-    <w:p>
-      <w:pPr>
-        <w:pStyle w:val="Heading2"/>
-      </w:pPr>
-      <w:r>
-        <w:rPr>
-          <w:color w:val="1A365D"/>
-        </w:rPr>
-        <w:t>Medians and percentiles</w:t>
-      </w:r>
-    </w:p>
-    <w:tbl>
-      <w:tblPr>
-        <w:tblStyle w:val="LightGrid-Accent1"/>
-        <w:tblW w:type="auto" w:w="0"/>
-        <w:tblLayout w:type="autofit"/>
-        <w:tblLook w:firstColumn="1" w:firstRow="1" w:lastColumn="0" w:lastRow="0" w:noHBand="0" w:noVBand="1" w:val="04A0"/>
-      </w:tblPr>
-      <w:tblGrid>
-        <w:gridCol w:w="1399"/>
-        <w:gridCol w:w="1399"/>
-        <w:gridCol w:w="1399"/>
-        <w:gridCol w:w="1399"/>
-        <w:gridCol w:w="1399"/>
-        <w:gridCol w:w="1399"/>
-        <w:gridCol w:w="1399"/>
-      </w:tblGrid>
-      <w:tr>
-        <w:tc>
-          <w:tcPr>
-            <w:tcW w:type="dxa" w:w="1440"/>
-            <w:shd w:val="clear" w:color="auto" w:fill="E2E8F0"/>
-          </w:tcPr>
-          <w:p>
-            <w:pPr>
-              <w:jc w:val="center"/>
-            </w:pPr>
-            <w:r/>
-            <w:r>
-              <w:rPr>
-                <w:b/>
-                <w:sz w:val="18"/>
-              </w:rPr>
-              <w:t>Decade</w:t>
-            </w:r>
-          </w:p>
-        </w:tc>
-        <w:tc>
-          <w:tcPr>
-            <w:tcW w:type="dxa" w:w="1008"/>
+            <w:tcW w:type="dxa" w:w="1632"/>
             <w:shd w:val="clear" w:color="auto" w:fill="E2E8F0"/>
           </w:tcPr>
           <w:p>
@@ -1888,7 +759,7 @@
         </w:tc>
         <w:tc>
           <w:tcPr>
-            <w:tcW w:type="dxa" w:w="1296"/>
+            <w:tcW w:type="dxa" w:w="1632"/>
             <w:shd w:val="clear" w:color="auto" w:fill="E2E8F0"/>
           </w:tcPr>
           <w:p>
@@ -1907,7 +778,7 @@
         </w:tc>
         <w:tc>
           <w:tcPr>
-            <w:tcW w:type="dxa" w:w="1296"/>
+            <w:tcW w:type="dxa" w:w="1632"/>
             <w:shd w:val="clear" w:color="auto" w:fill="E2E8F0"/>
           </w:tcPr>
           <w:p>
@@ -1926,7 +797,7 @@
         </w:tc>
         <w:tc>
           <w:tcPr>
-            <w:tcW w:type="dxa" w:w="1296"/>
+            <w:tcW w:type="dxa" w:w="1632"/>
             <w:shd w:val="clear" w:color="auto" w:fill="E2E8F0"/>
           </w:tcPr>
           <w:p>
@@ -1945,7 +816,7 @@
         </w:tc>
         <w:tc>
           <w:tcPr>
-            <w:tcW w:type="dxa" w:w="1296"/>
+            <w:tcW w:type="dxa" w:w="1632"/>
             <w:shd w:val="clear" w:color="auto" w:fill="E2E8F0"/>
           </w:tcPr>
           <w:p>
@@ -1964,7 +835,7 @@
         </w:tc>
         <w:tc>
           <w:tcPr>
-            <w:tcW w:type="dxa" w:w="1440"/>
+            <w:tcW w:type="dxa" w:w="1632"/>
             <w:shd w:val="clear" w:color="auto" w:fill="E2E8F0"/>
           </w:tcPr>
           <w:p>
@@ -1985,7 +856,7 @@
       <w:tr>
         <w:tc>
           <w:tcPr>
-            <w:tcW w:type="dxa" w:w="1440"/>
+            <w:tcW w:type="dxa" w:w="1632"/>
           </w:tcPr>
           <w:p>
             <w:pPr>
@@ -1996,13 +867,13 @@
               <w:rPr>
                 <w:sz w:val="18"/>
               </w:rPr>
-              <w:t>1925-1935</w:t>
+              <w:t>nominal</w:t>
             </w:r>
           </w:p>
         </w:tc>
         <w:tc>
           <w:tcPr>
-            <w:tcW w:type="dxa" w:w="1008"/>
+            <w:tcW w:type="dxa" w:w="1632"/>
           </w:tcPr>
           <w:p>
             <w:pPr>
@@ -2013,13 +884,13 @@
               <w:rPr>
                 <w:sz w:val="18"/>
               </w:rPr>
-              <w:t>Nominal</w:t>
+              <w:t>-97.5 %</w:t>
             </w:r>
           </w:p>
         </w:tc>
         <w:tc>
           <w:tcPr>
-            <w:tcW w:type="dxa" w:w="1296"/>
+            <w:tcW w:type="dxa" w:w="1632"/>
           </w:tcPr>
           <w:p>
             <w:pPr>
@@ -2030,13 +901,13 @@
               <w:rPr>
                 <w:sz w:val="18"/>
               </w:rPr>
-              <w:t>-96.8 %</w:t>
+              <w:t>-63.5 %</w:t>
             </w:r>
           </w:p>
         </w:tc>
         <w:tc>
           <w:tcPr>
-            <w:tcW w:type="dxa" w:w="1296"/>
+            <w:tcW w:type="dxa" w:w="1632"/>
           </w:tcPr>
           <w:p>
             <w:pPr>
@@ -2047,13 +918,13 @@
               <w:rPr>
                 <w:sz w:val="18"/>
               </w:rPr>
-              <w:t>-75.4 %</w:t>
+              <w:t>+23.7 %</w:t>
             </w:r>
           </w:p>
         </w:tc>
         <w:tc>
           <w:tcPr>
-            <w:tcW w:type="dxa" w:w="1296"/>
+            <w:tcW w:type="dxa" w:w="1632"/>
           </w:tcPr>
           <w:p>
             <w:pPr>
@@ -2064,13 +935,13 @@
               <w:rPr>
                 <w:sz w:val="18"/>
               </w:rPr>
-              <w:t>-23.9 %</w:t>
+              <w:t>+163.9 %</w:t>
             </w:r>
           </w:p>
         </w:tc>
         <w:tc>
           <w:tcPr>
-            <w:tcW w:type="dxa" w:w="1296"/>
+            <w:tcW w:type="dxa" w:w="1632"/>
           </w:tcPr>
           <w:p>
             <w:pPr>
@@ -2081,24 +952,7 @@
               <w:rPr>
                 <w:sz w:val="18"/>
               </w:rPr>
-              <w:t>+68.7 %</w:t>
-            </w:r>
-          </w:p>
-        </w:tc>
-        <w:tc>
-          <w:tcPr>
-            <w:tcW w:type="dxa" w:w="1440"/>
-          </w:tcPr>
-          <w:p>
-            <w:pPr>
-              <w:jc w:val="right"/>
-            </w:pPr>
-            <w:r/>
-            <w:r>
-              <w:rPr>
-                <w:sz w:val="18"/>
-              </w:rPr>
-              <w:t>+334.0 %</w:t>
+              <w:t>+646.2 %</w:t>
             </w:r>
           </w:p>
         </w:tc>
@@ -2106,7 +960,7 @@
       <w:tr>
         <w:tc>
           <w:tcPr>
-            <w:tcW w:type="dxa" w:w="1440"/>
+            <w:tcW w:type="dxa" w:w="1632"/>
           </w:tcPr>
           <w:p>
             <w:pPr>
@@ -2117,1966 +971,13 @@
               <w:rPr>
                 <w:sz w:val="18"/>
               </w:rPr>
-              <w:t>1925-1935</w:t>
+              <w:t>real (CPI-adj)</w:t>
             </w:r>
           </w:p>
         </w:tc>
         <w:tc>
           <w:tcPr>
-            <w:tcW w:type="dxa" w:w="1008"/>
-          </w:tcPr>
-          <w:p>
-            <w:pPr>
-              <w:jc w:val="right"/>
-            </w:pPr>
-            <w:r/>
-            <w:r>
-              <w:rPr>
-                <w:sz w:val="18"/>
-              </w:rPr>
-              <w:t>Real</w:t>
-            </w:r>
-          </w:p>
-        </w:tc>
-        <w:tc>
-          <w:tcPr>
-            <w:tcW w:type="dxa" w:w="1296"/>
-          </w:tcPr>
-          <w:p>
-            <w:pPr>
-              <w:jc w:val="right"/>
-            </w:pPr>
-            <w:r/>
-            <w:r>
-              <w:rPr>
-                <w:sz w:val="18"/>
-              </w:rPr>
-              <w:t>-95.8 %</w:t>
-            </w:r>
-          </w:p>
-        </w:tc>
-        <w:tc>
-          <w:tcPr>
-            <w:tcW w:type="dxa" w:w="1296"/>
-          </w:tcPr>
-          <w:p>
-            <w:pPr>
-              <w:jc w:val="right"/>
-            </w:pPr>
-            <w:r/>
-            <w:r>
-              <w:rPr>
-                <w:sz w:val="18"/>
-              </w:rPr>
-              <w:t>-68.5 %</w:t>
-            </w:r>
-          </w:p>
-        </w:tc>
-        <w:tc>
-          <w:tcPr>
-            <w:tcW w:type="dxa" w:w="1296"/>
-          </w:tcPr>
-          <w:p>
-            <w:pPr>
-              <w:jc w:val="right"/>
-            </w:pPr>
-            <w:r/>
-            <w:r>
-              <w:rPr>
-                <w:sz w:val="18"/>
-              </w:rPr>
-              <w:t>-6.6 %</w:t>
-            </w:r>
-          </w:p>
-        </w:tc>
-        <w:tc>
-          <w:tcPr>
-            <w:tcW w:type="dxa" w:w="1296"/>
-          </w:tcPr>
-          <w:p>
-            <w:pPr>
-              <w:jc w:val="right"/>
-            </w:pPr>
-            <w:r/>
-            <w:r>
-              <w:rPr>
-                <w:sz w:val="18"/>
-              </w:rPr>
-              <w:t>+104.8 %</w:t>
-            </w:r>
-          </w:p>
-        </w:tc>
-        <w:tc>
-          <w:tcPr>
-            <w:tcW w:type="dxa" w:w="1440"/>
-          </w:tcPr>
-          <w:p>
-            <w:pPr>
-              <w:jc w:val="right"/>
-            </w:pPr>
-            <w:r/>
-            <w:r>
-              <w:rPr>
-                <w:sz w:val="18"/>
-              </w:rPr>
-              <w:t>+463.0 %</w:t>
-            </w:r>
-          </w:p>
-        </w:tc>
-      </w:tr>
-      <w:tr>
-        <w:tc>
-          <w:tcPr>
-            <w:tcW w:type="dxa" w:w="1440"/>
-          </w:tcPr>
-          <w:p>
-            <w:pPr>
-              <w:jc w:val="left"/>
-            </w:pPr>
-            <w:r/>
-            <w:r>
-              <w:rPr>
-                <w:sz w:val="18"/>
-              </w:rPr>
-              <w:t>1935-1945</w:t>
-            </w:r>
-          </w:p>
-        </w:tc>
-        <w:tc>
-          <w:tcPr>
-            <w:tcW w:type="dxa" w:w="1008"/>
-          </w:tcPr>
-          <w:p>
-            <w:pPr>
-              <w:jc w:val="right"/>
-            </w:pPr>
-            <w:r/>
-            <w:r>
-              <w:rPr>
-                <w:sz w:val="18"/>
-              </w:rPr>
-              <w:t>Nominal</w:t>
-            </w:r>
-          </w:p>
-        </w:tc>
-        <w:tc>
-          <w:tcPr>
-            <w:tcW w:type="dxa" w:w="1296"/>
-          </w:tcPr>
-          <w:p>
-            <w:pPr>
-              <w:jc w:val="right"/>
-            </w:pPr>
-            <w:r/>
-            <w:r>
-              <w:rPr>
-                <w:sz w:val="18"/>
-              </w:rPr>
-              <w:t>-58.9 %</w:t>
-            </w:r>
-          </w:p>
-        </w:tc>
-        <w:tc>
-          <w:tcPr>
-            <w:tcW w:type="dxa" w:w="1296"/>
-          </w:tcPr>
-          <w:p>
-            <w:pPr>
-              <w:jc w:val="right"/>
-            </w:pPr>
-            <w:r/>
-            <w:r>
-              <w:rPr>
-                <w:sz w:val="18"/>
-              </w:rPr>
-              <w:t>+60.7 %</w:t>
-            </w:r>
-          </w:p>
-        </w:tc>
-        <w:tc>
-          <w:tcPr>
-            <w:tcW w:type="dxa" w:w="1296"/>
-          </w:tcPr>
-          <w:p>
-            <w:pPr>
-              <w:jc w:val="right"/>
-            </w:pPr>
-            <w:r/>
-            <w:r>
-              <w:rPr>
-                <w:sz w:val="18"/>
-              </w:rPr>
-              <w:t>+140.1 %</w:t>
-            </w:r>
-          </w:p>
-        </w:tc>
-        <w:tc>
-          <w:tcPr>
-            <w:tcW w:type="dxa" w:w="1296"/>
-          </w:tcPr>
-          <w:p>
-            <w:pPr>
-              <w:jc w:val="right"/>
-            </w:pPr>
-            <w:r/>
-            <w:r>
-              <w:rPr>
-                <w:sz w:val="18"/>
-              </w:rPr>
-              <w:t>+266.2 %</w:t>
-            </w:r>
-          </w:p>
-        </w:tc>
-        <w:tc>
-          <w:tcPr>
-            <w:tcW w:type="dxa" w:w="1440"/>
-          </w:tcPr>
-          <w:p>
-            <w:pPr>
-              <w:jc w:val="right"/>
-            </w:pPr>
-            <w:r/>
-            <w:r>
-              <w:rPr>
-                <w:sz w:val="18"/>
-              </w:rPr>
-              <w:t>+596.4 %</w:t>
-            </w:r>
-          </w:p>
-        </w:tc>
-      </w:tr>
-      <w:tr>
-        <w:tc>
-          <w:tcPr>
-            <w:tcW w:type="dxa" w:w="1440"/>
-          </w:tcPr>
-          <w:p>
-            <w:pPr>
-              <w:jc w:val="left"/>
-            </w:pPr>
-            <w:r/>
-            <w:r>
-              <w:rPr>
-                <w:sz w:val="18"/>
-              </w:rPr>
-              <w:t>1935-1945</w:t>
-            </w:r>
-          </w:p>
-        </w:tc>
-        <w:tc>
-          <w:tcPr>
-            <w:tcW w:type="dxa" w:w="1008"/>
-          </w:tcPr>
-          <w:p>
-            <w:pPr>
-              <w:jc w:val="right"/>
-            </w:pPr>
-            <w:r/>
-            <w:r>
-              <w:rPr>
-                <w:sz w:val="18"/>
-              </w:rPr>
-              <w:t>Real</w:t>
-            </w:r>
-          </w:p>
-        </w:tc>
-        <w:tc>
-          <w:tcPr>
-            <w:tcW w:type="dxa" w:w="1296"/>
-          </w:tcPr>
-          <w:p>
-            <w:pPr>
-              <w:jc w:val="right"/>
-            </w:pPr>
-            <w:r/>
-            <w:r>
-              <w:rPr>
-                <w:sz w:val="18"/>
-              </w:rPr>
-              <w:t>-62.4 %</w:t>
-            </w:r>
-          </w:p>
-        </w:tc>
-        <w:tc>
-          <w:tcPr>
-            <w:tcW w:type="dxa" w:w="1296"/>
-          </w:tcPr>
-          <w:p>
-            <w:pPr>
-              <w:jc w:val="right"/>
-            </w:pPr>
-            <w:r/>
-            <w:r>
-              <w:rPr>
-                <w:sz w:val="18"/>
-              </w:rPr>
-              <w:t>+25.1 %</w:t>
-            </w:r>
-          </w:p>
-        </w:tc>
-        <w:tc>
-          <w:tcPr>
-            <w:tcW w:type="dxa" w:w="1296"/>
-          </w:tcPr>
-          <w:p>
-            <w:pPr>
-              <w:jc w:val="right"/>
-            </w:pPr>
-            <w:r/>
-            <w:r>
-              <w:rPr>
-                <w:sz w:val="18"/>
-              </w:rPr>
-              <w:t>+83.8 %</w:t>
-            </w:r>
-          </w:p>
-        </w:tc>
-        <w:tc>
-          <w:tcPr>
-            <w:tcW w:type="dxa" w:w="1296"/>
-          </w:tcPr>
-          <w:p>
-            <w:pPr>
-              <w:jc w:val="right"/>
-            </w:pPr>
-            <w:r/>
-            <w:r>
-              <w:rPr>
-                <w:sz w:val="18"/>
-              </w:rPr>
-              <w:t>+177.7 %</w:t>
-            </w:r>
-          </w:p>
-        </w:tc>
-        <w:tc>
-          <w:tcPr>
-            <w:tcW w:type="dxa" w:w="1440"/>
-          </w:tcPr>
-          <w:p>
-            <w:pPr>
-              <w:jc w:val="right"/>
-            </w:pPr>
-            <w:r/>
-            <w:r>
-              <w:rPr>
-                <w:sz w:val="18"/>
-              </w:rPr>
-              <w:t>+439.8 %</w:t>
-            </w:r>
-          </w:p>
-        </w:tc>
-      </w:tr>
-      <w:tr>
-        <w:tc>
-          <w:tcPr>
-            <w:tcW w:type="dxa" w:w="1440"/>
-          </w:tcPr>
-          <w:p>
-            <w:pPr>
-              <w:jc w:val="left"/>
-            </w:pPr>
-            <w:r/>
-            <w:r>
-              <w:rPr>
-                <w:sz w:val="18"/>
-              </w:rPr>
-              <w:t>1945-1955</w:t>
-            </w:r>
-          </w:p>
-        </w:tc>
-        <w:tc>
-          <w:tcPr>
-            <w:tcW w:type="dxa" w:w="1008"/>
-          </w:tcPr>
-          <w:p>
-            <w:pPr>
-              <w:jc w:val="right"/>
-            </w:pPr>
-            <w:r/>
-            <w:r>
-              <w:rPr>
-                <w:sz w:val="18"/>
-              </w:rPr>
-              <w:t>Nominal</w:t>
-            </w:r>
-          </w:p>
-        </w:tc>
-        <w:tc>
-          <w:tcPr>
-            <w:tcW w:type="dxa" w:w="1296"/>
-          </w:tcPr>
-          <w:p>
-            <w:pPr>
-              <w:jc w:val="right"/>
-            </w:pPr>
-            <w:r/>
-            <w:r>
-              <w:rPr>
-                <w:sz w:val="18"/>
-              </w:rPr>
-              <w:t>-41.2 %</w:t>
-            </w:r>
-          </w:p>
-        </w:tc>
-        <w:tc>
-          <w:tcPr>
-            <w:tcW w:type="dxa" w:w="1296"/>
-          </w:tcPr>
-          <w:p>
-            <w:pPr>
-              <w:jc w:val="right"/>
-            </w:pPr>
-            <w:r/>
-            <w:r>
-              <w:rPr>
-                <w:sz w:val="18"/>
-              </w:rPr>
-              <w:t>+62.4 %</w:t>
-            </w:r>
-          </w:p>
-        </w:tc>
-        <w:tc>
-          <w:tcPr>
-            <w:tcW w:type="dxa" w:w="1296"/>
-          </w:tcPr>
-          <w:p>
-            <w:pPr>
-              <w:jc w:val="right"/>
-            </w:pPr>
-            <w:r/>
-            <w:r>
-              <w:rPr>
-                <w:sz w:val="18"/>
-              </w:rPr>
-              <w:t>+164.9 %</w:t>
-            </w:r>
-          </w:p>
-        </w:tc>
-        <w:tc>
-          <w:tcPr>
-            <w:tcW w:type="dxa" w:w="1296"/>
-          </w:tcPr>
-          <w:p>
-            <w:pPr>
-              <w:jc w:val="right"/>
-            </w:pPr>
-            <w:r/>
-            <w:r>
-              <w:rPr>
-                <w:sz w:val="18"/>
-              </w:rPr>
-              <w:t>+345.5 %</w:t>
-            </w:r>
-          </w:p>
-        </w:tc>
-        <w:tc>
-          <w:tcPr>
-            <w:tcW w:type="dxa" w:w="1440"/>
-          </w:tcPr>
-          <w:p>
-            <w:pPr>
-              <w:jc w:val="right"/>
-            </w:pPr>
-            <w:r/>
-            <w:r>
-              <w:rPr>
-                <w:sz w:val="18"/>
-              </w:rPr>
-              <w:t>+790.7 %</w:t>
-            </w:r>
-          </w:p>
-        </w:tc>
-      </w:tr>
-      <w:tr>
-        <w:tc>
-          <w:tcPr>
-            <w:tcW w:type="dxa" w:w="1440"/>
-          </w:tcPr>
-          <w:p>
-            <w:pPr>
-              <w:jc w:val="left"/>
-            </w:pPr>
-            <w:r/>
-            <w:r>
-              <w:rPr>
-                <w:sz w:val="18"/>
-              </w:rPr>
-              <w:t>1945-1955</w:t>
-            </w:r>
-          </w:p>
-        </w:tc>
-        <w:tc>
-          <w:tcPr>
-            <w:tcW w:type="dxa" w:w="1008"/>
-          </w:tcPr>
-          <w:p>
-            <w:pPr>
-              <w:jc w:val="right"/>
-            </w:pPr>
-            <w:r/>
-            <w:r>
-              <w:rPr>
-                <w:sz w:val="18"/>
-              </w:rPr>
-              <w:t>Real</w:t>
-            </w:r>
-          </w:p>
-        </w:tc>
-        <w:tc>
-          <w:tcPr>
-            <w:tcW w:type="dxa" w:w="1296"/>
-          </w:tcPr>
-          <w:p>
-            <w:pPr>
-              <w:jc w:val="right"/>
-            </w:pPr>
-            <w:r/>
-            <w:r>
-              <w:rPr>
-                <w:sz w:val="18"/>
-              </w:rPr>
-              <w:t>-60.0 %</w:t>
-            </w:r>
-          </w:p>
-        </w:tc>
-        <w:tc>
-          <w:tcPr>
-            <w:tcW w:type="dxa" w:w="1296"/>
-          </w:tcPr>
-          <w:p>
-            <w:pPr>
-              <w:jc w:val="right"/>
-            </w:pPr>
-            <w:r/>
-            <w:r>
-              <w:rPr>
-                <w:sz w:val="18"/>
-              </w:rPr>
-              <w:t>+10.5 %</w:t>
-            </w:r>
-          </w:p>
-        </w:tc>
-        <w:tc>
-          <w:tcPr>
-            <w:tcW w:type="dxa" w:w="1296"/>
-          </w:tcPr>
-          <w:p>
-            <w:pPr>
-              <w:jc w:val="right"/>
-            </w:pPr>
-            <w:r/>
-            <w:r>
-              <w:rPr>
-                <w:sz w:val="18"/>
-              </w:rPr>
-              <w:t>+79.9 %</w:t>
-            </w:r>
-          </w:p>
-        </w:tc>
-        <w:tc>
-          <w:tcPr>
-            <w:tcW w:type="dxa" w:w="1296"/>
-          </w:tcPr>
-          <w:p>
-            <w:pPr>
-              <w:jc w:val="right"/>
-            </w:pPr>
-            <w:r/>
-            <w:r>
-              <w:rPr>
-                <w:sz w:val="18"/>
-              </w:rPr>
-              <w:t>+204.6 %</w:t>
-            </w:r>
-          </w:p>
-        </w:tc>
-        <w:tc>
-          <w:tcPr>
-            <w:tcW w:type="dxa" w:w="1440"/>
-          </w:tcPr>
-          <w:p>
-            <w:pPr>
-              <w:jc w:val="right"/>
-            </w:pPr>
-            <w:r/>
-            <w:r>
-              <w:rPr>
-                <w:sz w:val="18"/>
-              </w:rPr>
-              <w:t>+504.9 %</w:t>
-            </w:r>
-          </w:p>
-        </w:tc>
-      </w:tr>
-      <w:tr>
-        <w:tc>
-          <w:tcPr>
-            <w:tcW w:type="dxa" w:w="1440"/>
-          </w:tcPr>
-          <w:p>
-            <w:pPr>
-              <w:jc w:val="left"/>
-            </w:pPr>
-            <w:r/>
-            <w:r>
-              <w:rPr>
-                <w:sz w:val="18"/>
-              </w:rPr>
-              <w:t>1955-1965</w:t>
-            </w:r>
-          </w:p>
-        </w:tc>
-        <w:tc>
-          <w:tcPr>
-            <w:tcW w:type="dxa" w:w="1008"/>
-          </w:tcPr>
-          <w:p>
-            <w:pPr>
-              <w:jc w:val="right"/>
-            </w:pPr>
-            <w:r/>
-            <w:r>
-              <w:rPr>
-                <w:sz w:val="18"/>
-              </w:rPr>
-              <w:t>Nominal</w:t>
-            </w:r>
-          </w:p>
-        </w:tc>
-        <w:tc>
-          <w:tcPr>
-            <w:tcW w:type="dxa" w:w="1296"/>
-          </w:tcPr>
-          <w:p>
-            <w:pPr>
-              <w:jc w:val="right"/>
-            </w:pPr>
-            <w:r/>
-            <w:r>
-              <w:rPr>
-                <w:sz w:val="18"/>
-              </w:rPr>
-              <w:t>-28.6 %</w:t>
-            </w:r>
-          </w:p>
-        </w:tc>
-        <w:tc>
-          <w:tcPr>
-            <w:tcW w:type="dxa" w:w="1296"/>
-          </w:tcPr>
-          <w:p>
-            <w:pPr>
-              <w:jc w:val="right"/>
-            </w:pPr>
-            <w:r/>
-            <w:r>
-              <w:rPr>
-                <w:sz w:val="18"/>
-              </w:rPr>
-              <w:t>+55.8 %</w:t>
-            </w:r>
-          </w:p>
-        </w:tc>
-        <w:tc>
-          <w:tcPr>
-            <w:tcW w:type="dxa" w:w="1296"/>
-          </w:tcPr>
-          <w:p>
-            <w:pPr>
-              <w:jc w:val="right"/>
-            </w:pPr>
-            <w:r/>
-            <w:r>
-              <w:rPr>
-                <w:sz w:val="18"/>
-              </w:rPr>
-              <w:t>+152.9 %</w:t>
-            </w:r>
-          </w:p>
-        </w:tc>
-        <w:tc>
-          <w:tcPr>
-            <w:tcW w:type="dxa" w:w="1296"/>
-          </w:tcPr>
-          <w:p>
-            <w:pPr>
-              <w:jc w:val="right"/>
-            </w:pPr>
-            <w:r/>
-            <w:r>
-              <w:rPr>
-                <w:sz w:val="18"/>
-              </w:rPr>
-              <w:t>+278.6 %</w:t>
-            </w:r>
-          </w:p>
-        </w:tc>
-        <w:tc>
-          <w:tcPr>
-            <w:tcW w:type="dxa" w:w="1440"/>
-          </w:tcPr>
-          <w:p>
-            <w:pPr>
-              <w:jc w:val="right"/>
-            </w:pPr>
-            <w:r/>
-            <w:r>
-              <w:rPr>
-                <w:sz w:val="18"/>
-              </w:rPr>
-              <w:t>+593.6 %</w:t>
-            </w:r>
-          </w:p>
-        </w:tc>
-      </w:tr>
-      <w:tr>
-        <w:tc>
-          <w:tcPr>
-            <w:tcW w:type="dxa" w:w="1440"/>
-          </w:tcPr>
-          <w:p>
-            <w:pPr>
-              <w:jc w:val="left"/>
-            </w:pPr>
-            <w:r/>
-            <w:r>
-              <w:rPr>
-                <w:sz w:val="18"/>
-              </w:rPr>
-              <w:t>1955-1965</w:t>
-            </w:r>
-          </w:p>
-        </w:tc>
-        <w:tc>
-          <w:tcPr>
-            <w:tcW w:type="dxa" w:w="1008"/>
-          </w:tcPr>
-          <w:p>
-            <w:pPr>
-              <w:jc w:val="right"/>
-            </w:pPr>
-            <w:r/>
-            <w:r>
-              <w:rPr>
-                <w:sz w:val="18"/>
-              </w:rPr>
-              <w:t>Real</w:t>
-            </w:r>
-          </w:p>
-        </w:tc>
-        <w:tc>
-          <w:tcPr>
-            <w:tcW w:type="dxa" w:w="1296"/>
-          </w:tcPr>
-          <w:p>
-            <w:pPr>
-              <w:jc w:val="right"/>
-            </w:pPr>
-            <w:r/>
-            <w:r>
-              <w:rPr>
-                <w:sz w:val="18"/>
-              </w:rPr>
-              <w:t>-38.2 %</w:t>
-            </w:r>
-          </w:p>
-        </w:tc>
-        <w:tc>
-          <w:tcPr>
-            <w:tcW w:type="dxa" w:w="1296"/>
-          </w:tcPr>
-          <w:p>
-            <w:pPr>
-              <w:jc w:val="right"/>
-            </w:pPr>
-            <w:r/>
-            <w:r>
-              <w:rPr>
-                <w:sz w:val="18"/>
-              </w:rPr>
-              <w:t>+35.0 %</w:t>
-            </w:r>
-          </w:p>
-        </w:tc>
-        <w:tc>
-          <w:tcPr>
-            <w:tcW w:type="dxa" w:w="1296"/>
-          </w:tcPr>
-          <w:p>
-            <w:pPr>
-              <w:jc w:val="right"/>
-            </w:pPr>
-            <w:r/>
-            <w:r>
-              <w:rPr>
-                <w:sz w:val="18"/>
-              </w:rPr>
-              <w:t>+114.1 %</w:t>
-            </w:r>
-          </w:p>
-        </w:tc>
-        <w:tc>
-          <w:tcPr>
-            <w:tcW w:type="dxa" w:w="1296"/>
-          </w:tcPr>
-          <w:p>
-            <w:pPr>
-              <w:jc w:val="right"/>
-            </w:pPr>
-            <w:r/>
-            <w:r>
-              <w:rPr>
-                <w:sz w:val="18"/>
-              </w:rPr>
-              <w:t>+219.2 %</w:t>
-            </w:r>
-          </w:p>
-        </w:tc>
-        <w:tc>
-          <w:tcPr>
-            <w:tcW w:type="dxa" w:w="1440"/>
-          </w:tcPr>
-          <w:p>
-            <w:pPr>
-              <w:jc w:val="right"/>
-            </w:pPr>
-            <w:r/>
-            <w:r>
-              <w:rPr>
-                <w:sz w:val="18"/>
-              </w:rPr>
-              <w:t>+484.5 %</w:t>
-            </w:r>
-          </w:p>
-        </w:tc>
-      </w:tr>
-      <w:tr>
-        <w:tc>
-          <w:tcPr>
-            <w:tcW w:type="dxa" w:w="1440"/>
-          </w:tcPr>
-          <w:p>
-            <w:pPr>
-              <w:jc w:val="left"/>
-            </w:pPr>
-            <w:r/>
-            <w:r>
-              <w:rPr>
-                <w:sz w:val="18"/>
-              </w:rPr>
-              <w:t>1965-1975</w:t>
-            </w:r>
-          </w:p>
-        </w:tc>
-        <w:tc>
-          <w:tcPr>
-            <w:tcW w:type="dxa" w:w="1008"/>
-          </w:tcPr>
-          <w:p>
-            <w:pPr>
-              <w:jc w:val="right"/>
-            </w:pPr>
-            <w:r/>
-            <w:r>
-              <w:rPr>
-                <w:sz w:val="18"/>
-              </w:rPr>
-              <w:t>Nominal</w:t>
-            </w:r>
-          </w:p>
-        </w:tc>
-        <w:tc>
-          <w:tcPr>
-            <w:tcW w:type="dxa" w:w="1296"/>
-          </w:tcPr>
-          <w:p>
-            <w:pPr>
-              <w:jc w:val="right"/>
-            </w:pPr>
-            <w:r/>
-            <w:r>
-              <w:rPr>
-                <w:sz w:val="18"/>
-              </w:rPr>
-              <w:t>-80.0 %</w:t>
-            </w:r>
-          </w:p>
-        </w:tc>
-        <w:tc>
-          <w:tcPr>
-            <w:tcW w:type="dxa" w:w="1296"/>
-          </w:tcPr>
-          <w:p>
-            <w:pPr>
-              <w:jc w:val="right"/>
-            </w:pPr>
-            <w:r/>
-            <w:r>
-              <w:rPr>
-                <w:sz w:val="18"/>
-              </w:rPr>
-              <w:t>-31.2 %</w:t>
-            </w:r>
-          </w:p>
-        </w:tc>
-        <w:tc>
-          <w:tcPr>
-            <w:tcW w:type="dxa" w:w="1296"/>
-          </w:tcPr>
-          <w:p>
-            <w:pPr>
-              <w:jc w:val="right"/>
-            </w:pPr>
-            <w:r/>
-            <w:r>
-              <w:rPr>
-                <w:sz w:val="18"/>
-              </w:rPr>
-              <w:t>+16.8 %</w:t>
-            </w:r>
-          </w:p>
-        </w:tc>
-        <w:tc>
-          <w:tcPr>
-            <w:tcW w:type="dxa" w:w="1296"/>
-          </w:tcPr>
-          <w:p>
-            <w:pPr>
-              <w:jc w:val="right"/>
-            </w:pPr>
-            <w:r/>
-            <w:r>
-              <w:rPr>
-                <w:sz w:val="18"/>
-              </w:rPr>
-              <w:t>+85.3 %</w:t>
-            </w:r>
-          </w:p>
-        </w:tc>
-        <w:tc>
-          <w:tcPr>
-            <w:tcW w:type="dxa" w:w="1440"/>
-          </w:tcPr>
-          <w:p>
-            <w:pPr>
-              <w:jc w:val="right"/>
-            </w:pPr>
-            <w:r/>
-            <w:r>
-              <w:rPr>
-                <w:sz w:val="18"/>
-              </w:rPr>
-              <w:t>+292.7 %</w:t>
-            </w:r>
-          </w:p>
-        </w:tc>
-      </w:tr>
-      <w:tr>
-        <w:tc>
-          <w:tcPr>
-            <w:tcW w:type="dxa" w:w="1440"/>
-          </w:tcPr>
-          <w:p>
-            <w:pPr>
-              <w:jc w:val="left"/>
-            </w:pPr>
-            <w:r/>
-            <w:r>
-              <w:rPr>
-                <w:sz w:val="18"/>
-              </w:rPr>
-              <w:t>1965-1975</w:t>
-            </w:r>
-          </w:p>
-        </w:tc>
-        <w:tc>
-          <w:tcPr>
-            <w:tcW w:type="dxa" w:w="1008"/>
-          </w:tcPr>
-          <w:p>
-            <w:pPr>
-              <w:jc w:val="right"/>
-            </w:pPr>
-            <w:r/>
-            <w:r>
-              <w:rPr>
-                <w:sz w:val="18"/>
-              </w:rPr>
-              <w:t>Real</w:t>
-            </w:r>
-          </w:p>
-        </w:tc>
-        <w:tc>
-          <w:tcPr>
-            <w:tcW w:type="dxa" w:w="1296"/>
-          </w:tcPr>
-          <w:p>
-            <w:pPr>
-              <w:jc w:val="right"/>
-            </w:pPr>
-            <w:r/>
-            <w:r>
-              <w:rPr>
-                <w:sz w:val="18"/>
-              </w:rPr>
-              <w:t>-87.7 %</w:t>
-            </w:r>
-          </w:p>
-        </w:tc>
-        <w:tc>
-          <w:tcPr>
-            <w:tcW w:type="dxa" w:w="1296"/>
-          </w:tcPr>
-          <w:p>
-            <w:pPr>
-              <w:jc w:val="right"/>
-            </w:pPr>
-            <w:r/>
-            <w:r>
-              <w:rPr>
-                <w:sz w:val="18"/>
-              </w:rPr>
-              <w:t>-58.5 %</w:t>
-            </w:r>
-          </w:p>
-        </w:tc>
-        <w:tc>
-          <w:tcPr>
-            <w:tcW w:type="dxa" w:w="1296"/>
-          </w:tcPr>
-          <w:p>
-            <w:pPr>
-              <w:jc w:val="right"/>
-            </w:pPr>
-            <w:r/>
-            <w:r>
-              <w:rPr>
-                <w:sz w:val="18"/>
-              </w:rPr>
-              <w:t>-23.5 %</w:t>
-            </w:r>
-          </w:p>
-        </w:tc>
-        <w:tc>
-          <w:tcPr>
-            <w:tcW w:type="dxa" w:w="1296"/>
-          </w:tcPr>
-          <w:p>
-            <w:pPr>
-              <w:jc w:val="right"/>
-            </w:pPr>
-            <w:r/>
-            <w:r>
-              <w:rPr>
-                <w:sz w:val="18"/>
-              </w:rPr>
-              <w:t>+31.2 %</w:t>
-            </w:r>
-          </w:p>
-        </w:tc>
-        <w:tc>
-          <w:tcPr>
-            <w:tcW w:type="dxa" w:w="1440"/>
-          </w:tcPr>
-          <w:p>
-            <w:pPr>
-              <w:jc w:val="right"/>
-            </w:pPr>
-            <w:r/>
-            <w:r>
-              <w:rPr>
-                <w:sz w:val="18"/>
-              </w:rPr>
-              <w:t>+162.4 %</w:t>
-            </w:r>
-          </w:p>
-        </w:tc>
-      </w:tr>
-      <w:tr>
-        <w:tc>
-          <w:tcPr>
-            <w:tcW w:type="dxa" w:w="1440"/>
-          </w:tcPr>
-          <w:p>
-            <w:pPr>
-              <w:jc w:val="left"/>
-            </w:pPr>
-            <w:r/>
-            <w:r>
-              <w:rPr>
-                <w:sz w:val="18"/>
-              </w:rPr>
-              <w:t>1975-1985</w:t>
-            </w:r>
-          </w:p>
-        </w:tc>
-        <w:tc>
-          <w:tcPr>
-            <w:tcW w:type="dxa" w:w="1008"/>
-          </w:tcPr>
-          <w:p>
-            <w:pPr>
-              <w:jc w:val="right"/>
-            </w:pPr>
-            <w:r/>
-            <w:r>
-              <w:rPr>
-                <w:sz w:val="18"/>
-              </w:rPr>
-              <w:t>Nominal</w:t>
-            </w:r>
-          </w:p>
-        </w:tc>
-        <w:tc>
-          <w:tcPr>
-            <w:tcW w:type="dxa" w:w="1296"/>
-          </w:tcPr>
-          <w:p>
-            <w:pPr>
-              <w:jc w:val="right"/>
-            </w:pPr>
-            <w:r/>
-            <w:r>
-              <w:rPr>
-                <w:sz w:val="18"/>
-              </w:rPr>
-              <w:t>-54.2 %</w:t>
-            </w:r>
-          </w:p>
-        </w:tc>
-        <w:tc>
-          <w:tcPr>
-            <w:tcW w:type="dxa" w:w="1296"/>
-          </w:tcPr>
-          <w:p>
-            <w:pPr>
-              <w:jc w:val="right"/>
-            </w:pPr>
-            <w:r/>
-            <w:r>
-              <w:rPr>
-                <w:sz w:val="18"/>
-              </w:rPr>
-              <w:t>+85.7 %</w:t>
-            </w:r>
-          </w:p>
-        </w:tc>
-        <w:tc>
-          <w:tcPr>
-            <w:tcW w:type="dxa" w:w="1296"/>
-          </w:tcPr>
-          <w:p>
-            <w:pPr>
-              <w:jc w:val="right"/>
-            </w:pPr>
-            <w:r/>
-            <w:r>
-              <w:rPr>
-                <w:sz w:val="18"/>
-              </w:rPr>
-              <w:t>+295.5 %</w:t>
-            </w:r>
-          </w:p>
-        </w:tc>
-        <w:tc>
-          <w:tcPr>
-            <w:tcW w:type="dxa" w:w="1296"/>
-          </w:tcPr>
-          <w:p>
-            <w:pPr>
-              <w:jc w:val="right"/>
-            </w:pPr>
-            <w:r/>
-            <w:r>
-              <w:rPr>
-                <w:sz w:val="18"/>
-              </w:rPr>
-              <w:t>+654.6 %</w:t>
-            </w:r>
-          </w:p>
-        </w:tc>
-        <w:tc>
-          <w:tcPr>
-            <w:tcW w:type="dxa" w:w="1440"/>
-          </w:tcPr>
-          <w:p>
-            <w:pPr>
-              <w:jc w:val="right"/>
-            </w:pPr>
-            <w:r/>
-            <w:r>
-              <w:rPr>
-                <w:sz w:val="18"/>
-              </w:rPr>
-              <w:t>+2033.1 %</w:t>
-            </w:r>
-          </w:p>
-        </w:tc>
-      </w:tr>
-      <w:tr>
-        <w:tc>
-          <w:tcPr>
-            <w:tcW w:type="dxa" w:w="1440"/>
-          </w:tcPr>
-          <w:p>
-            <w:pPr>
-              <w:jc w:val="left"/>
-            </w:pPr>
-            <w:r/>
-            <w:r>
-              <w:rPr>
-                <w:sz w:val="18"/>
-              </w:rPr>
-              <w:t>1975-1985</w:t>
-            </w:r>
-          </w:p>
-        </w:tc>
-        <w:tc>
-          <w:tcPr>
-            <w:tcW w:type="dxa" w:w="1008"/>
-          </w:tcPr>
-          <w:p>
-            <w:pPr>
-              <w:jc w:val="right"/>
-            </w:pPr>
-            <w:r/>
-            <w:r>
-              <w:rPr>
-                <w:sz w:val="18"/>
-              </w:rPr>
-              <w:t>Real</w:t>
-            </w:r>
-          </w:p>
-        </w:tc>
-        <w:tc>
-          <w:tcPr>
-            <w:tcW w:type="dxa" w:w="1296"/>
-          </w:tcPr>
-          <w:p>
-            <w:pPr>
-              <w:jc w:val="right"/>
-            </w:pPr>
-            <w:r/>
-            <w:r>
-              <w:rPr>
-                <w:sz w:val="18"/>
-              </w:rPr>
-              <w:t>-73.4 %</w:t>
-            </w:r>
-          </w:p>
-        </w:tc>
-        <w:tc>
-          <w:tcPr>
-            <w:tcW w:type="dxa" w:w="1296"/>
-          </w:tcPr>
-          <w:p>
-            <w:pPr>
-              <w:jc w:val="right"/>
-            </w:pPr>
-            <w:r/>
-            <w:r>
-              <w:rPr>
-                <w:sz w:val="18"/>
-              </w:rPr>
-              <w:t>+19.1 %</w:t>
-            </w:r>
-          </w:p>
-        </w:tc>
-        <w:tc>
-          <w:tcPr>
-            <w:tcW w:type="dxa" w:w="1296"/>
-          </w:tcPr>
-          <w:p>
-            <w:pPr>
-              <w:jc w:val="right"/>
-            </w:pPr>
-            <w:r/>
-            <w:r>
-              <w:rPr>
-                <w:sz w:val="18"/>
-              </w:rPr>
-              <w:t>+133.3 %</w:t>
-            </w:r>
-          </w:p>
-        </w:tc>
-        <w:tc>
-          <w:tcPr>
-            <w:tcW w:type="dxa" w:w="1296"/>
-          </w:tcPr>
-          <w:p>
-            <w:pPr>
-              <w:jc w:val="right"/>
-            </w:pPr>
-            <w:r/>
-            <w:r>
-              <w:rPr>
-                <w:sz w:val="18"/>
-              </w:rPr>
-              <w:t>+317.3 %</w:t>
-            </w:r>
-          </w:p>
-        </w:tc>
-        <w:tc>
-          <w:tcPr>
-            <w:tcW w:type="dxa" w:w="1440"/>
-          </w:tcPr>
-          <w:p>
-            <w:pPr>
-              <w:jc w:val="right"/>
-            </w:pPr>
-            <w:r/>
-            <w:r>
-              <w:rPr>
-                <w:sz w:val="18"/>
-              </w:rPr>
-              <w:t>+1016.4 %</w:t>
-            </w:r>
-          </w:p>
-        </w:tc>
-      </w:tr>
-      <w:tr>
-        <w:tc>
-          <w:tcPr>
-            <w:tcW w:type="dxa" w:w="1440"/>
-          </w:tcPr>
-          <w:p>
-            <w:pPr>
-              <w:jc w:val="left"/>
-            </w:pPr>
-            <w:r/>
-            <w:r>
-              <w:rPr>
-                <w:sz w:val="18"/>
-              </w:rPr>
-              <w:t>1985-1995</w:t>
-            </w:r>
-          </w:p>
-        </w:tc>
-        <w:tc>
-          <w:tcPr>
-            <w:tcW w:type="dxa" w:w="1008"/>
-          </w:tcPr>
-          <w:p>
-            <w:pPr>
-              <w:jc w:val="right"/>
-            </w:pPr>
-            <w:r/>
-            <w:r>
-              <w:rPr>
-                <w:sz w:val="18"/>
-              </w:rPr>
-              <w:t>Nominal</w:t>
-            </w:r>
-          </w:p>
-        </w:tc>
-        <w:tc>
-          <w:tcPr>
-            <w:tcW w:type="dxa" w:w="1296"/>
-          </w:tcPr>
-          <w:p>
-            <w:pPr>
-              <w:jc w:val="right"/>
-            </w:pPr>
-            <w:r/>
-            <w:r>
-              <w:rPr>
-                <w:sz w:val="18"/>
-              </w:rPr>
-              <w:t>-96.0 %</w:t>
-            </w:r>
-          </w:p>
-        </w:tc>
-        <w:tc>
-          <w:tcPr>
-            <w:tcW w:type="dxa" w:w="1296"/>
-          </w:tcPr>
-          <w:p>
-            <w:pPr>
-              <w:jc w:val="right"/>
-            </w:pPr>
-            <w:r/>
-            <w:r>
-              <w:rPr>
-                <w:sz w:val="18"/>
-              </w:rPr>
-              <w:t>-58.3 %</w:t>
-            </w:r>
-          </w:p>
-        </w:tc>
-        <w:tc>
-          <w:tcPr>
-            <w:tcW w:type="dxa" w:w="1296"/>
-          </w:tcPr>
-          <w:p>
-            <w:pPr>
-              <w:jc w:val="right"/>
-            </w:pPr>
-            <w:r/>
-            <w:r>
-              <w:rPr>
-                <w:sz w:val="18"/>
-              </w:rPr>
-              <w:t>+24.7 %</w:t>
-            </w:r>
-          </w:p>
-        </w:tc>
-        <w:tc>
-          <w:tcPr>
-            <w:tcW w:type="dxa" w:w="1296"/>
-          </w:tcPr>
-          <w:p>
-            <w:pPr>
-              <w:jc w:val="right"/>
-            </w:pPr>
-            <w:r/>
-            <w:r>
-              <w:rPr>
-                <w:sz w:val="18"/>
-              </w:rPr>
-              <w:t>+162.0 %</w:t>
-            </w:r>
-          </w:p>
-        </w:tc>
-        <w:tc>
-          <w:tcPr>
-            <w:tcW w:type="dxa" w:w="1440"/>
-          </w:tcPr>
-          <w:p>
-            <w:pPr>
-              <w:jc w:val="right"/>
-            </w:pPr>
-            <w:r/>
-            <w:r>
-              <w:rPr>
-                <w:sz w:val="18"/>
-              </w:rPr>
-              <w:t>+555.3 %</w:t>
-            </w:r>
-          </w:p>
-        </w:tc>
-      </w:tr>
-      <w:tr>
-        <w:tc>
-          <w:tcPr>
-            <w:tcW w:type="dxa" w:w="1440"/>
-          </w:tcPr>
-          <w:p>
-            <w:pPr>
-              <w:jc w:val="left"/>
-            </w:pPr>
-            <w:r/>
-            <w:r>
-              <w:rPr>
-                <w:sz w:val="18"/>
-              </w:rPr>
-              <w:t>1985-1995</w:t>
-            </w:r>
-          </w:p>
-        </w:tc>
-        <w:tc>
-          <w:tcPr>
-            <w:tcW w:type="dxa" w:w="1008"/>
-          </w:tcPr>
-          <w:p>
-            <w:pPr>
-              <w:jc w:val="right"/>
-            </w:pPr>
-            <w:r/>
-            <w:r>
-              <w:rPr>
-                <w:sz w:val="18"/>
-              </w:rPr>
-              <w:t>Real</w:t>
-            </w:r>
-          </w:p>
-        </w:tc>
-        <w:tc>
-          <w:tcPr>
-            <w:tcW w:type="dxa" w:w="1296"/>
-          </w:tcPr>
-          <w:p>
-            <w:pPr>
-              <w:jc w:val="right"/>
-            </w:pPr>
-            <w:r/>
-            <w:r>
-              <w:rPr>
-                <w:sz w:val="18"/>
-              </w:rPr>
-              <w:t>-96.8 %</w:t>
-            </w:r>
-          </w:p>
-        </w:tc>
-        <w:tc>
-          <w:tcPr>
-            <w:tcW w:type="dxa" w:w="1296"/>
-          </w:tcPr>
-          <w:p>
-            <w:pPr>
-              <w:jc w:val="right"/>
-            </w:pPr>
-            <w:r/>
-            <w:r>
-              <w:rPr>
-                <w:sz w:val="18"/>
-              </w:rPr>
-              <w:t>-65.5 %</w:t>
-            </w:r>
-          </w:p>
-        </w:tc>
-        <w:tc>
-          <w:tcPr>
-            <w:tcW w:type="dxa" w:w="1296"/>
-          </w:tcPr>
-          <w:p>
-            <w:pPr>
-              <w:jc w:val="right"/>
-            </w:pPr>
-            <w:r/>
-            <w:r>
-              <w:rPr>
-                <w:sz w:val="18"/>
-              </w:rPr>
-              <w:t>+6.6 %</w:t>
-            </w:r>
-          </w:p>
-        </w:tc>
-        <w:tc>
-          <w:tcPr>
-            <w:tcW w:type="dxa" w:w="1296"/>
-          </w:tcPr>
-          <w:p>
-            <w:pPr>
-              <w:jc w:val="right"/>
-            </w:pPr>
-            <w:r/>
-            <w:r>
-              <w:rPr>
-                <w:sz w:val="18"/>
-              </w:rPr>
-              <w:t>+101.9 %</w:t>
-            </w:r>
-          </w:p>
-        </w:tc>
-        <w:tc>
-          <w:tcPr>
-            <w:tcW w:type="dxa" w:w="1440"/>
-          </w:tcPr>
-          <w:p>
-            <w:pPr>
-              <w:jc w:val="right"/>
-            </w:pPr>
-            <w:r/>
-            <w:r>
-              <w:rPr>
-                <w:sz w:val="18"/>
-              </w:rPr>
-              <w:t>+368.8 %</w:t>
-            </w:r>
-          </w:p>
-        </w:tc>
-      </w:tr>
-      <w:tr>
-        <w:tc>
-          <w:tcPr>
-            <w:tcW w:type="dxa" w:w="1440"/>
-          </w:tcPr>
-          <w:p>
-            <w:pPr>
-              <w:jc w:val="left"/>
-            </w:pPr>
-            <w:r/>
-            <w:r>
-              <w:rPr>
-                <w:sz w:val="18"/>
-              </w:rPr>
-              <w:t>1995-2005</w:t>
-            </w:r>
-          </w:p>
-        </w:tc>
-        <w:tc>
-          <w:tcPr>
-            <w:tcW w:type="dxa" w:w="1008"/>
-          </w:tcPr>
-          <w:p>
-            <w:pPr>
-              <w:jc w:val="right"/>
-            </w:pPr>
-            <w:r/>
-            <w:r>
-              <w:rPr>
-                <w:sz w:val="18"/>
-              </w:rPr>
-              <w:t>Nominal</w:t>
-            </w:r>
-          </w:p>
-        </w:tc>
-        <w:tc>
-          <w:tcPr>
-            <w:tcW w:type="dxa" w:w="1296"/>
-          </w:tcPr>
-          <w:p>
-            <w:pPr>
-              <w:jc w:val="right"/>
-            </w:pPr>
-            <w:r/>
-            <w:r>
-              <w:rPr>
-                <w:sz w:val="18"/>
-              </w:rPr>
-              <w:t>-96.7 %</w:t>
-            </w:r>
-          </w:p>
-        </w:tc>
-        <w:tc>
-          <w:tcPr>
-            <w:tcW w:type="dxa" w:w="1296"/>
-          </w:tcPr>
-          <w:p>
-            <w:pPr>
-              <w:jc w:val="right"/>
-            </w:pPr>
-            <w:r/>
-            <w:r>
-              <w:rPr>
-                <w:sz w:val="18"/>
-              </w:rPr>
-              <w:t>-54.0 %</w:t>
-            </w:r>
-          </w:p>
-        </w:tc>
-        <w:tc>
-          <w:tcPr>
-            <w:tcW w:type="dxa" w:w="1296"/>
-          </w:tcPr>
-          <w:p>
-            <w:pPr>
-              <w:jc w:val="right"/>
-            </w:pPr>
-            <w:r/>
-            <w:r>
-              <w:rPr>
-                <w:sz w:val="18"/>
-              </w:rPr>
-              <w:t>+37.5 %</w:t>
-            </w:r>
-          </w:p>
-        </w:tc>
-        <w:tc>
-          <w:tcPr>
-            <w:tcW w:type="dxa" w:w="1296"/>
-          </w:tcPr>
-          <w:p>
-            <w:pPr>
-              <w:jc w:val="right"/>
-            </w:pPr>
-            <w:r/>
-            <w:r>
-              <w:rPr>
-                <w:sz w:val="18"/>
-              </w:rPr>
-              <w:t>+161.8 %</w:t>
-            </w:r>
-          </w:p>
-        </w:tc>
-        <w:tc>
-          <w:tcPr>
-            <w:tcW w:type="dxa" w:w="1440"/>
-          </w:tcPr>
-          <w:p>
-            <w:pPr>
-              <w:jc w:val="right"/>
-            </w:pPr>
-            <w:r/>
-            <w:r>
-              <w:rPr>
-                <w:sz w:val="18"/>
-              </w:rPr>
-              <w:t>+618.9 %</w:t>
-            </w:r>
-          </w:p>
-        </w:tc>
-      </w:tr>
-      <w:tr>
-        <w:tc>
-          <w:tcPr>
-            <w:tcW w:type="dxa" w:w="1440"/>
-          </w:tcPr>
-          <w:p>
-            <w:pPr>
-              <w:jc w:val="left"/>
-            </w:pPr>
-            <w:r/>
-            <w:r>
-              <w:rPr>
-                <w:sz w:val="18"/>
-              </w:rPr>
-              <w:t>1995-2005</w:t>
-            </w:r>
-          </w:p>
-        </w:tc>
-        <w:tc>
-          <w:tcPr>
-            <w:tcW w:type="dxa" w:w="1008"/>
-          </w:tcPr>
-          <w:p>
-            <w:pPr>
-              <w:jc w:val="right"/>
-            </w:pPr>
-            <w:r/>
-            <w:r>
-              <w:rPr>
-                <w:sz w:val="18"/>
-              </w:rPr>
-              <w:t>Real</w:t>
-            </w:r>
-          </w:p>
-        </w:tc>
-        <w:tc>
-          <w:tcPr>
-            <w:tcW w:type="dxa" w:w="1296"/>
-          </w:tcPr>
-          <w:p>
-            <w:pPr>
-              <w:jc w:val="right"/>
-            </w:pPr>
-            <w:r/>
-            <w:r>
-              <w:rPr>
-                <w:sz w:val="18"/>
-              </w:rPr>
-              <w:t>-97.2 %</w:t>
-            </w:r>
-          </w:p>
-        </w:tc>
-        <w:tc>
-          <w:tcPr>
-            <w:tcW w:type="dxa" w:w="1296"/>
-          </w:tcPr>
-          <w:p>
-            <w:pPr>
-              <w:jc w:val="right"/>
-            </w:pPr>
-            <w:r/>
-            <w:r>
-              <w:rPr>
-                <w:sz w:val="18"/>
-              </w:rPr>
-              <w:t>-60.4 %</w:t>
-            </w:r>
-          </w:p>
-        </w:tc>
-        <w:tc>
-          <w:tcPr>
-            <w:tcW w:type="dxa" w:w="1296"/>
-          </w:tcPr>
-          <w:p>
-            <w:pPr>
-              <w:jc w:val="right"/>
-            </w:pPr>
-            <w:r/>
-            <w:r>
-              <w:rPr>
-                <w:sz w:val="18"/>
-              </w:rPr>
-              <w:t>+21.1 %</w:t>
-            </w:r>
-          </w:p>
-        </w:tc>
-        <w:tc>
-          <w:tcPr>
-            <w:tcW w:type="dxa" w:w="1296"/>
-          </w:tcPr>
-          <w:p>
-            <w:pPr>
-              <w:jc w:val="right"/>
-            </w:pPr>
-            <w:r/>
-            <w:r>
-              <w:rPr>
-                <w:sz w:val="18"/>
-              </w:rPr>
-              <w:t>+121.5 %</w:t>
-            </w:r>
-          </w:p>
-        </w:tc>
-        <w:tc>
-          <w:tcPr>
-            <w:tcW w:type="dxa" w:w="1440"/>
-          </w:tcPr>
-          <w:p>
-            <w:pPr>
-              <w:jc w:val="right"/>
-            </w:pPr>
-            <w:r/>
-            <w:r>
-              <w:rPr>
-                <w:sz w:val="18"/>
-              </w:rPr>
-              <w:t>+467.1 %</w:t>
-            </w:r>
-          </w:p>
-        </w:tc>
-      </w:tr>
-      <w:tr>
-        <w:tc>
-          <w:tcPr>
-            <w:tcW w:type="dxa" w:w="1440"/>
-          </w:tcPr>
-          <w:p>
-            <w:pPr>
-              <w:jc w:val="left"/>
-            </w:pPr>
-            <w:r/>
-            <w:r>
-              <w:rPr>
-                <w:sz w:val="18"/>
-              </w:rPr>
-              <w:t>2005-2015</w:t>
-            </w:r>
-          </w:p>
-        </w:tc>
-        <w:tc>
-          <w:tcPr>
-            <w:tcW w:type="dxa" w:w="1008"/>
-          </w:tcPr>
-          <w:p>
-            <w:pPr>
-              <w:jc w:val="right"/>
-            </w:pPr>
-            <w:r/>
-            <w:r>
-              <w:rPr>
-                <w:sz w:val="18"/>
-              </w:rPr>
-              <w:t>Nominal</w:t>
-            </w:r>
-          </w:p>
-        </w:tc>
-        <w:tc>
-          <w:tcPr>
-            <w:tcW w:type="dxa" w:w="1296"/>
-          </w:tcPr>
-          <w:p>
-            <w:pPr>
-              <w:jc w:val="right"/>
-            </w:pPr>
-            <w:r/>
-            <w:r>
-              <w:rPr>
-                <w:sz w:val="18"/>
-              </w:rPr>
-              <w:t>-97.6 %</w:t>
-            </w:r>
-          </w:p>
-        </w:tc>
-        <w:tc>
-          <w:tcPr>
-            <w:tcW w:type="dxa" w:w="1296"/>
-          </w:tcPr>
-          <w:p>
-            <w:pPr>
-              <w:jc w:val="right"/>
-            </w:pPr>
-            <w:r/>
-            <w:r>
-              <w:rPr>
-                <w:sz w:val="18"/>
-              </w:rPr>
-              <w:t>-59.0 %</w:t>
-            </w:r>
-          </w:p>
-        </w:tc>
-        <w:tc>
-          <w:tcPr>
-            <w:tcW w:type="dxa" w:w="1296"/>
-          </w:tcPr>
-          <w:p>
-            <w:pPr>
-              <w:jc w:val="right"/>
-            </w:pPr>
-            <w:r/>
-            <w:r>
-              <w:rPr>
-                <w:sz w:val="18"/>
-              </w:rPr>
-              <w:t>+12.0 %</w:t>
-            </w:r>
-          </w:p>
-        </w:tc>
-        <w:tc>
-          <w:tcPr>
-            <w:tcW w:type="dxa" w:w="1296"/>
-          </w:tcPr>
-          <w:p>
-            <w:pPr>
-              <w:jc w:val="right"/>
-            </w:pPr>
-            <w:r/>
-            <w:r>
-              <w:rPr>
-                <w:sz w:val="18"/>
-              </w:rPr>
-              <w:t>+92.7 %</w:t>
-            </w:r>
-          </w:p>
-        </w:tc>
-        <w:tc>
-          <w:tcPr>
-            <w:tcW w:type="dxa" w:w="1440"/>
-          </w:tcPr>
-          <w:p>
-            <w:pPr>
-              <w:jc w:val="right"/>
-            </w:pPr>
-            <w:r/>
-            <w:r>
-              <w:rPr>
-                <w:sz w:val="18"/>
-              </w:rPr>
-              <w:t>+356.2 %</w:t>
-            </w:r>
-          </w:p>
-        </w:tc>
-      </w:tr>
-      <w:tr>
-        <w:tc>
-          <w:tcPr>
-            <w:tcW w:type="dxa" w:w="1440"/>
-          </w:tcPr>
-          <w:p>
-            <w:pPr>
-              <w:jc w:val="left"/>
-            </w:pPr>
-            <w:r/>
-            <w:r>
-              <w:rPr>
-                <w:sz w:val="18"/>
-              </w:rPr>
-              <w:t>2005-2015</w:t>
-            </w:r>
-          </w:p>
-        </w:tc>
-        <w:tc>
-          <w:tcPr>
-            <w:tcW w:type="dxa" w:w="1008"/>
-          </w:tcPr>
-          <w:p>
-            <w:pPr>
-              <w:jc w:val="right"/>
-            </w:pPr>
-            <w:r/>
-            <w:r>
-              <w:rPr>
-                <w:sz w:val="18"/>
-              </w:rPr>
-              <w:t>Real</w:t>
-            </w:r>
-          </w:p>
-        </w:tc>
-        <w:tc>
-          <w:tcPr>
-            <w:tcW w:type="dxa" w:w="1296"/>
+            <w:tcW w:type="dxa" w:w="1632"/>
           </w:tcPr>
           <w:p>
             <w:pPr>
@@ -4093,7 +994,7 @@
         </w:tc>
         <w:tc>
           <w:tcPr>
-            <w:tcW w:type="dxa" w:w="1296"/>
+            <w:tcW w:type="dxa" w:w="1632"/>
           </w:tcPr>
           <w:p>
             <w:pPr>
@@ -4104,13 +1005,13 @@
               <w:rPr>
                 <w:sz w:val="18"/>
               </w:rPr>
-              <w:t>-65.1 %</w:t>
+              <w:t>-71.3 %</w:t>
             </w:r>
           </w:p>
         </w:tc>
         <w:tc>
           <w:tcPr>
-            <w:tcW w:type="dxa" w:w="1296"/>
+            <w:tcW w:type="dxa" w:w="1632"/>
           </w:tcPr>
           <w:p>
             <w:pPr>
@@ -4121,13 +1022,13 @@
               <w:rPr>
                 <w:sz w:val="18"/>
               </w:rPr>
-              <w:t>+0.8 %</w:t>
+              <w:t>-0.2 %</w:t>
             </w:r>
           </w:p>
         </w:tc>
         <w:tc>
           <w:tcPr>
-            <w:tcW w:type="dxa" w:w="1296"/>
+            <w:tcW w:type="dxa" w:w="1632"/>
           </w:tcPr>
           <w:p>
             <w:pPr>
@@ -4138,13 +1039,13 @@
               <w:rPr>
                 <w:sz w:val="18"/>
               </w:rPr>
-              <w:t>+65.7 %</w:t>
+              <w:t>+102.1 %</w:t>
             </w:r>
           </w:p>
         </w:tc>
         <w:tc>
           <w:tcPr>
-            <w:tcW w:type="dxa" w:w="1440"/>
+            <w:tcW w:type="dxa" w:w="1632"/>
           </w:tcPr>
           <w:p>
             <w:pPr>
@@ -4155,255 +1056,12 @@
               <w:rPr>
                 <w:sz w:val="18"/>
               </w:rPr>
-              <w:t>+281.6 %</w:t>
-            </w:r>
-          </w:p>
-        </w:tc>
-      </w:tr>
-      <w:tr>
-        <w:tc>
-          <w:tcPr>
-            <w:tcW w:type="dxa" w:w="1440"/>
-          </w:tcPr>
-          <w:p>
-            <w:pPr>
-              <w:jc w:val="left"/>
-            </w:pPr>
-            <w:r/>
-            <w:r>
-              <w:rPr>
-                <w:sz w:val="18"/>
-              </w:rPr>
-              <w:t>2015-2025</w:t>
-            </w:r>
-          </w:p>
-        </w:tc>
-        <w:tc>
-          <w:tcPr>
-            <w:tcW w:type="dxa" w:w="1008"/>
-          </w:tcPr>
-          <w:p>
-            <w:pPr>
-              <w:jc w:val="right"/>
-            </w:pPr>
-            <w:r/>
-            <w:r>
-              <w:rPr>
-                <w:sz w:val="18"/>
-              </w:rPr>
-              <w:t>Nominal</w:t>
-            </w:r>
-          </w:p>
-        </w:tc>
-        <w:tc>
-          <w:tcPr>
-            <w:tcW w:type="dxa" w:w="1296"/>
-          </w:tcPr>
-          <w:p>
-            <w:pPr>
-              <w:jc w:val="right"/>
-            </w:pPr>
-            <w:r/>
-            <w:r>
-              <w:rPr>
-                <w:sz w:val="18"/>
-              </w:rPr>
-              <w:t>-99.1 %</w:t>
-            </w:r>
-          </w:p>
-        </w:tc>
-        <w:tc>
-          <w:tcPr>
-            <w:tcW w:type="dxa" w:w="1296"/>
-          </w:tcPr>
-          <w:p>
-            <w:pPr>
-              <w:jc w:val="right"/>
-            </w:pPr>
-            <w:r/>
-            <w:r>
-              <w:rPr>
-                <w:sz w:val="18"/>
-              </w:rPr>
-              <w:t>-44.4 %</w:t>
-            </w:r>
-          </w:p>
-        </w:tc>
-        <w:tc>
-          <w:tcPr>
-            <w:tcW w:type="dxa" w:w="1296"/>
-          </w:tcPr>
-          <w:p>
-            <w:pPr>
-              <w:jc w:val="right"/>
-            </w:pPr>
-            <w:r/>
-            <w:r>
-              <w:rPr>
-                <w:sz w:val="18"/>
-              </w:rPr>
-              <w:t>+38.7 %</w:t>
-            </w:r>
-          </w:p>
-        </w:tc>
-        <w:tc>
-          <w:tcPr>
-            <w:tcW w:type="dxa" w:w="1296"/>
-          </w:tcPr>
-          <w:p>
-            <w:pPr>
-              <w:jc w:val="right"/>
-            </w:pPr>
-            <w:r/>
-            <w:r>
-              <w:rPr>
-                <w:sz w:val="18"/>
-              </w:rPr>
-              <w:t>+157.2 %</w:t>
-            </w:r>
-          </w:p>
-        </w:tc>
-        <w:tc>
-          <w:tcPr>
-            <w:tcW w:type="dxa" w:w="1440"/>
-          </w:tcPr>
-          <w:p>
-            <w:pPr>
-              <w:jc w:val="right"/>
-            </w:pPr>
-            <w:r/>
-            <w:r>
-              <w:rPr>
-                <w:sz w:val="18"/>
-              </w:rPr>
-              <w:t>+623.2 %</w:t>
-            </w:r>
-          </w:p>
-        </w:tc>
-      </w:tr>
-      <w:tr>
-        <w:tc>
-          <w:tcPr>
-            <w:tcW w:type="dxa" w:w="1440"/>
-          </w:tcPr>
-          <w:p>
-            <w:pPr>
-              <w:jc w:val="left"/>
-            </w:pPr>
-            <w:r/>
-            <w:r>
-              <w:rPr>
-                <w:sz w:val="18"/>
-              </w:rPr>
-              <w:t>2015-2025</w:t>
-            </w:r>
-          </w:p>
-        </w:tc>
-        <w:tc>
-          <w:tcPr>
-            <w:tcW w:type="dxa" w:w="1008"/>
-          </w:tcPr>
-          <w:p>
-            <w:pPr>
-              <w:jc w:val="right"/>
-            </w:pPr>
-            <w:r/>
-            <w:r>
-              <w:rPr>
-                <w:sz w:val="18"/>
-              </w:rPr>
-              <w:t>Real</w:t>
-            </w:r>
-          </w:p>
-        </w:tc>
-        <w:tc>
-          <w:tcPr>
-            <w:tcW w:type="dxa" w:w="1296"/>
-          </w:tcPr>
-          <w:p>
-            <w:pPr>
-              <w:jc w:val="right"/>
-            </w:pPr>
-            <w:r/>
-            <w:r>
-              <w:rPr>
-                <w:sz w:val="18"/>
-              </w:rPr>
-              <w:t>-99.3 %</w:t>
-            </w:r>
-          </w:p>
-        </w:tc>
-        <w:tc>
-          <w:tcPr>
-            <w:tcW w:type="dxa" w:w="1296"/>
-          </w:tcPr>
-          <w:p>
-            <w:pPr>
-              <w:jc w:val="right"/>
-            </w:pPr>
-            <w:r/>
-            <w:r>
-              <w:rPr>
-                <w:sz w:val="18"/>
-              </w:rPr>
-              <w:t>-56.6 %</w:t>
-            </w:r>
-          </w:p>
-        </w:tc>
-        <w:tc>
-          <w:tcPr>
-            <w:tcW w:type="dxa" w:w="1296"/>
-          </w:tcPr>
-          <w:p>
-            <w:pPr>
-              <w:jc w:val="right"/>
-            </w:pPr>
-            <w:r/>
-            <w:r>
-              <w:rPr>
-                <w:sz w:val="18"/>
-              </w:rPr>
-              <w:t>+17.6 %</w:t>
-            </w:r>
-          </w:p>
-        </w:tc>
-        <w:tc>
-          <w:tcPr>
-            <w:tcW w:type="dxa" w:w="1296"/>
-          </w:tcPr>
-          <w:p>
-            <w:pPr>
-              <w:jc w:val="right"/>
-            </w:pPr>
-            <w:r/>
-            <w:r>
-              <w:rPr>
-                <w:sz w:val="18"/>
-              </w:rPr>
-              <w:t>+98.0 %</w:t>
-            </w:r>
-          </w:p>
-        </w:tc>
-        <w:tc>
-          <w:tcPr>
-            <w:tcW w:type="dxa" w:w="1440"/>
-          </w:tcPr>
-          <w:p>
-            <w:pPr>
-              <w:jc w:val="right"/>
-            </w:pPr>
-            <w:r/>
-            <w:r>
-              <w:rPr>
-                <w:sz w:val="18"/>
-              </w:rPr>
-              <w:t>+438.8 %</w:t>
+              <w:t>+439.2 %</w:t>
             </w:r>
           </w:p>
         </w:tc>
       </w:tr>
     </w:tbl>
-    <w:p/>
     <w:p>
       <w:pPr>
         <w:pStyle w:val="Heading2"/>
@@ -4412,102 +1070,7 @@
         <w:rPr>
           <w:color w:val="1A365D"/>
         </w:rPr>
-        <w:t>Period-by-period interpretation</w:t>
-      </w:r>
-    </w:p>
-    <w:p>
-      <w:pPr>
-        <w:pStyle w:val="ListBullet"/>
-      </w:pPr>
-      <w:r>
-        <w:rPr>
-          <w:b/>
-        </w:rPr>
-        <w:t>1925-1935.</w:t>
-      </w:r>
-      <w:r>
-        <w:t xml:space="preserve"> The Great Depression decade. Only 40.7 % of stocks finished positive in nominal terms — but 48.8 % finished positive in real terms because the price level fell ~20 % over the decade.</w:t>
-      </w:r>
-    </w:p>
-    <w:p>
-      <w:pPr>
-        <w:pStyle w:val="ListBullet"/>
-      </w:pPr>
-      <w:r>
-        <w:rPr>
-          <w:b/>
-        </w:rPr>
-        <w:t>1935-1945 through 1955-1965.</w:t>
-      </w:r>
-      <w:r>
-        <w:t xml:space="preserve"> Three consecutive decades with ~85-89 % of stocks positive. Post-Depression recovery, WWII industrial expansion, post-war boom.</w:t>
-      </w:r>
-    </w:p>
-    <w:p>
-      <w:pPr>
-        <w:pStyle w:val="ListBullet"/>
-      </w:pPr>
-      <w:r>
-        <w:rPr>
-          <w:b/>
-        </w:rPr>
-        <w:t>1965-1975.</w:t>
-      </w:r>
-      <w:r>
-        <w:t xml:space="preserve"> Stagflation. 59 % positive nominal collapses to 38 % positive in real terms — the single worst decade on record for real stock returns.</w:t>
-      </w:r>
-    </w:p>
-    <w:p>
-      <w:pPr>
-        <w:pStyle w:val="ListBullet"/>
-      </w:pPr>
-      <w:r>
-        <w:rPr>
-          <w:b/>
-        </w:rPr>
-        <w:t>1975-1985.</w:t>
-      </w:r>
-      <w:r>
-        <w:t xml:space="preserve"> Strong recovery decade. 88 % positive nominal, 80 % positive real, median real return +133 %.</w:t>
-      </w:r>
-    </w:p>
-    <w:p>
-      <w:pPr>
-        <w:pStyle w:val="ListBullet"/>
-      </w:pPr>
-      <w:r>
-        <w:rPr>
-          <w:b/>
-        </w:rPr>
-        <w:t>1985-1995 through 2005-2015.</w:t>
-      </w:r>
-      <w:r>
-        <w:t xml:space="preserve"> Three decades in the 55-61 % positive band. The median individual stock had a modest real return in the low single digits.</w:t>
-      </w:r>
-    </w:p>
-    <w:p>
-      <w:pPr>
-        <w:pStyle w:val="ListBullet"/>
-      </w:pPr>
-      <w:r>
-        <w:rPr>
-          <w:b/>
-        </w:rPr>
-        <w:t>1985-1995 and 2015-2025.</w:t>
-      </w:r>
-      <w:r>
-        <w:t xml:space="preserve"> The most mega-cap-concentrated decades: the market returned +265 % and +252 % respectively, but only 15-16 % of stocks beat the market. Cap-weighted index returns are dominated by a small set of mega-cap names.</w:t>
-      </w:r>
-    </w:p>
-    <w:p>
-      <w:pPr>
-        <w:pStyle w:val="Heading1"/>
-      </w:pPr>
-      <w:r>
-        <w:rPr>
-          <w:color w:val="1A365D"/>
-        </w:rPr>
-        <w:t>4. Q2 — 30-year calendar windows</w:t>
+        <w:t>30-Year Periods</w:t>
       </w:r>
     </w:p>
     <w:tbl>
@@ -4518,19 +1081,20 @@
         <w:tblLook w:firstColumn="1" w:firstRow="1" w:lastColumn="0" w:lastRow="0" w:noHBand="0" w:noVBand="1" w:val="04A0"/>
       </w:tblPr>
       <w:tblGrid>
-        <w:gridCol w:w="1224"/>
-        <w:gridCol w:w="1224"/>
-        <w:gridCol w:w="1224"/>
-        <w:gridCol w:w="1224"/>
-        <w:gridCol w:w="1224"/>
-        <w:gridCol w:w="1224"/>
-        <w:gridCol w:w="1224"/>
-        <w:gridCol w:w="1224"/>
+        <w:gridCol w:w="1088"/>
+        <w:gridCol w:w="1088"/>
+        <w:gridCol w:w="1088"/>
+        <w:gridCol w:w="1088"/>
+        <w:gridCol w:w="1088"/>
+        <w:gridCol w:w="1088"/>
+        <w:gridCol w:w="1088"/>
+        <w:gridCol w:w="1088"/>
+        <w:gridCol w:w="1088"/>
       </w:tblGrid>
       <w:tr>
         <w:tc>
           <w:tcPr>
-            <w:tcW w:type="dxa" w:w="1368"/>
+            <w:tcW w:type="dxa" w:w="1088"/>
             <w:shd w:val="clear" w:color="auto" w:fill="E2E8F0"/>
           </w:tcPr>
           <w:p>
@@ -4543,13 +1107,13 @@
                 <w:b/>
                 <w:sz w:val="18"/>
               </w:rPr>
-              <w:t>Window</w:t>
+              <w:t>Basis</w:t>
             </w:r>
           </w:p>
         </w:tc>
         <w:tc>
           <w:tcPr>
-            <w:tcW w:type="dxa" w:w="1008"/>
+            <w:tcW w:type="dxa" w:w="1088"/>
             <w:shd w:val="clear" w:color="auto" w:fill="E2E8F0"/>
           </w:tcPr>
           <w:p>
@@ -4562,13 +1126,13 @@
                 <w:b/>
                 <w:sz w:val="18"/>
               </w:rPr>
-              <w:t>N</w:t>
+              <w:t>Periods</w:t>
             </w:r>
           </w:p>
         </w:tc>
         <w:tc>
           <w:tcPr>
-            <w:tcW w:type="dxa" w:w="1296"/>
+            <w:tcW w:type="dxa" w:w="1088"/>
             <w:shd w:val="clear" w:color="auto" w:fill="E2E8F0"/>
           </w:tcPr>
           <w:p>
@@ -4581,13 +1145,13 @@
                 <w:b/>
                 <w:sz w:val="18"/>
               </w:rPr>
-              <w:t>% pos nom</w:t>
+              <w:t>PERMNOs</w:t>
             </w:r>
           </w:p>
         </w:tc>
         <w:tc>
           <w:tcPr>
-            <w:tcW w:type="dxa" w:w="1296"/>
+            <w:tcW w:type="dxa" w:w="1088"/>
             <w:shd w:val="clear" w:color="auto" w:fill="E2E8F0"/>
           </w:tcPr>
           <w:p>
@@ -4600,13 +1164,13 @@
                 <w:b/>
                 <w:sz w:val="18"/>
               </w:rPr>
-              <w:t>% pos real</w:t>
+              <w:t>% positive</w:t>
             </w:r>
           </w:p>
         </w:tc>
         <w:tc>
           <w:tcPr>
-            <w:tcW w:type="dxa" w:w="1584"/>
+            <w:tcW w:type="dxa" w:w="1088"/>
             <w:shd w:val="clear" w:color="auto" w:fill="E2E8F0"/>
           </w:tcPr>
           <w:p>
@@ -4619,13 +1183,13 @@
                 <w:b/>
                 <w:sz w:val="18"/>
               </w:rPr>
-              <w:t>Market return</w:t>
+              <w:t>Median</w:t>
             </w:r>
           </w:p>
         </w:tc>
         <w:tc>
           <w:tcPr>
-            <w:tcW w:type="dxa" w:w="1296"/>
+            <w:tcW w:type="dxa" w:w="1088"/>
             <w:shd w:val="clear" w:color="auto" w:fill="E2E8F0"/>
           </w:tcPr>
           <w:p>
@@ -4638,13 +1202,13 @@
                 <w:b/>
                 <w:sz w:val="18"/>
               </w:rPr>
-              <w:t>% beat mkt</w:t>
+              <w:t>Mean multiple</w:t>
             </w:r>
           </w:p>
         </w:tc>
         <w:tc>
           <w:tcPr>
-            <w:tcW w:type="dxa" w:w="1440"/>
+            <w:tcW w:type="dxa" w:w="1088"/>
             <w:shd w:val="clear" w:color="auto" w:fill="E2E8F0"/>
           </w:tcPr>
           <w:p>
@@ -4657,13 +1221,13 @@
                 <w:b/>
                 <w:sz w:val="18"/>
               </w:rPr>
-              <w:t>Median nom</w:t>
+              <w:t>% complete</w:t>
             </w:r>
           </w:p>
         </w:tc>
         <w:tc>
           <w:tcPr>
-            <w:tcW w:type="dxa" w:w="1440"/>
+            <w:tcW w:type="dxa" w:w="1088"/>
             <w:shd w:val="clear" w:color="auto" w:fill="E2E8F0"/>
           </w:tcPr>
           <w:p>
@@ -4676,7 +1240,26 @@
                 <w:b/>
                 <w:sz w:val="18"/>
               </w:rPr>
-              <w:t>Median real</w:t>
+              <w:t>% delisted</w:t>
+            </w:r>
+          </w:p>
+        </w:tc>
+        <w:tc>
+          <w:tcPr>
+            <w:tcW w:type="dxa" w:w="1088"/>
+            <w:shd w:val="clear" w:color="auto" w:fill="E2E8F0"/>
+          </w:tcPr>
+          <w:p>
+            <w:pPr>
+              <w:jc w:val="center"/>
+            </w:pPr>
+            <w:r/>
+            <w:r>
+              <w:rPr>
+                <w:b/>
+                <w:sz w:val="18"/>
+              </w:rPr>
+              <w:t>Avg months</w:t>
             </w:r>
           </w:p>
         </w:tc>
@@ -4684,7 +1267,7 @@
       <w:tr>
         <w:tc>
           <w:tcPr>
-            <w:tcW w:type="dxa" w:w="1368"/>
+            <w:tcW w:type="dxa" w:w="1088"/>
           </w:tcPr>
           <w:p>
             <w:pPr>
@@ -4695,13 +1278,13 @@
               <w:rPr>
                 <w:sz w:val="18"/>
               </w:rPr>
-              <w:t>1925-1955</w:t>
+              <w:t>nominal</w:t>
             </w:r>
           </w:p>
         </w:tc>
         <w:tc>
           <w:tcPr>
-            <w:tcW w:type="dxa" w:w="1008"/>
+            <w:tcW w:type="dxa" w:w="1088"/>
           </w:tcPr>
           <w:p>
             <w:pPr>
@@ -4712,13 +1295,13 @@
               <w:rPr>
                 <w:sz w:val="18"/>
               </w:rPr>
-              <w:t>508</w:t>
+              <w:t>29,522</w:t>
             </w:r>
           </w:p>
         </w:tc>
         <w:tc>
           <w:tcPr>
-            <w:tcW w:type="dxa" w:w="1296"/>
+            <w:tcW w:type="dxa" w:w="1088"/>
           </w:tcPr>
           <w:p>
             <w:pPr>
@@ -4729,13 +1312,13 @@
               <w:rPr>
                 <w:sz w:val="18"/>
               </w:rPr>
-              <w:t>67.1 %</w:t>
+              <w:t>27,420</w:t>
             </w:r>
           </w:p>
         </w:tc>
         <w:tc>
           <w:tcPr>
-            <w:tcW w:type="dxa" w:w="1296"/>
+            <w:tcW w:type="dxa" w:w="1088"/>
           </w:tcPr>
           <w:p>
             <w:pPr>
@@ -4746,13 +1329,13 @@
               <w:rPr>
                 <w:sz w:val="18"/>
               </w:rPr>
-              <w:t>67.9 %</w:t>
+              <w:t>51.0 %</w:t>
             </w:r>
           </w:p>
         </w:tc>
         <w:tc>
           <w:tcPr>
-            <w:tcW w:type="dxa" w:w="1584"/>
+            <w:tcW w:type="dxa" w:w="1088"/>
           </w:tcPr>
           <w:p>
             <w:pPr>
@@ -4763,13 +1346,13 @@
               <w:rPr>
                 <w:sz w:val="18"/>
               </w:rPr>
-              <w:t>+1313 %</w:t>
+              <w:t>+2.9 %</w:t>
             </w:r>
           </w:p>
         </w:tc>
         <w:tc>
           <w:tcPr>
-            <w:tcW w:type="dxa" w:w="1296"/>
+            <w:tcW w:type="dxa" w:w="1088"/>
           </w:tcPr>
           <w:p>
             <w:pPr>
@@ -4780,13 +1363,13 @@
               <w:rPr>
                 <w:sz w:val="18"/>
               </w:rPr>
-              <w:t>19.1 %</w:t>
+              <w:t>6.87x</w:t>
             </w:r>
           </w:p>
         </w:tc>
         <w:tc>
           <w:tcPr>
-            <w:tcW w:type="dxa" w:w="1440"/>
+            <w:tcW w:type="dxa" w:w="1088"/>
           </w:tcPr>
           <w:p>
             <w:pPr>
@@ -4797,13 +1380,13 @@
               <w:rPr>
                 <w:sz w:val="18"/>
               </w:rPr>
-              <w:t>+170.5 %</w:t>
+              <w:t>10.9 %</w:t>
             </w:r>
           </w:p>
         </w:tc>
         <w:tc>
           <w:tcPr>
-            <w:tcW w:type="dxa" w:w="1440"/>
+            <w:tcW w:type="dxa" w:w="1088"/>
           </w:tcPr>
           <w:p>
             <w:pPr>
@@ -4814,7 +1397,24 @@
               <w:rPr>
                 <w:sz w:val="18"/>
               </w:rPr>
-              <w:t>+126.1 %</w:t>
+              <w:t>89.1 %</w:t>
+            </w:r>
+          </w:p>
+        </w:tc>
+        <w:tc>
+          <w:tcPr>
+            <w:tcW w:type="dxa" w:w="1088"/>
+          </w:tcPr>
+          <w:p>
+            <w:pPr>
+              <w:jc w:val="right"/>
+            </w:pPr>
+            <w:r/>
+            <w:r>
+              <w:rPr>
+                <w:sz w:val="18"/>
+              </w:rPr>
+              <w:t>128.1</w:t>
             </w:r>
           </w:p>
         </w:tc>
@@ -4822,7 +1422,7 @@
       <w:tr>
         <w:tc>
           <w:tcPr>
-            <w:tcW w:type="dxa" w:w="1368"/>
+            <w:tcW w:type="dxa" w:w="1088"/>
           </w:tcPr>
           <w:p>
             <w:pPr>
@@ -4833,13 +1433,13 @@
               <w:rPr>
                 <w:sz w:val="18"/>
               </w:rPr>
-              <w:t>1955-1985</w:t>
+              <w:t>real (CPI-adj)</w:t>
             </w:r>
           </w:p>
         </w:tc>
         <w:tc>
           <w:tcPr>
-            <w:tcW w:type="dxa" w:w="1008"/>
+            <w:tcW w:type="dxa" w:w="1088"/>
           </w:tcPr>
           <w:p>
             <w:pPr>
@@ -4850,13 +1450,13 @@
               <w:rPr>
                 <w:sz w:val="18"/>
               </w:rPr>
-              <w:t>1,050</w:t>
+              <w:t>29,522</w:t>
             </w:r>
           </w:p>
         </w:tc>
         <w:tc>
           <w:tcPr>
-            <w:tcW w:type="dxa" w:w="1296"/>
+            <w:tcW w:type="dxa" w:w="1088"/>
           </w:tcPr>
           <w:p>
             <w:pPr>
@@ -4867,13 +1467,13 @@
               <w:rPr>
                 <w:sz w:val="18"/>
               </w:rPr>
-              <w:t>88.2 %</w:t>
+              <w:t>27,420</w:t>
             </w:r>
           </w:p>
         </w:tc>
         <w:tc>
           <w:tcPr>
-            <w:tcW w:type="dxa" w:w="1296"/>
+            <w:tcW w:type="dxa" w:w="1088"/>
           </w:tcPr>
           <w:p>
             <w:pPr>
@@ -4884,13 +1484,13 @@
               <w:rPr>
                 <w:sz w:val="18"/>
               </w:rPr>
-              <w:t>79.8 %</w:t>
+              <w:t>44.0 %</w:t>
             </w:r>
           </w:p>
         </w:tc>
         <w:tc>
           <w:tcPr>
-            <w:tcW w:type="dxa" w:w="1584"/>
+            <w:tcW w:type="dxa" w:w="1088"/>
           </w:tcPr>
           <w:p>
             <w:pPr>
@@ -4901,13 +1501,13 @@
               <w:rPr>
                 <w:sz w:val="18"/>
               </w:rPr>
-              <w:t>+1542 %</w:t>
+              <w:t>-18.5 %</w:t>
             </w:r>
           </w:p>
         </w:tc>
         <w:tc>
           <w:tcPr>
-            <w:tcW w:type="dxa" w:w="1296"/>
+            <w:tcW w:type="dxa" w:w="1088"/>
           </w:tcPr>
           <w:p>
             <w:pPr>
@@ -4918,13 +1518,13 @@
               <w:rPr>
                 <w:sz w:val="18"/>
               </w:rPr>
-              <w:t>28.4 %</w:t>
+              <w:t>2.98x</w:t>
             </w:r>
           </w:p>
         </w:tc>
         <w:tc>
           <w:tcPr>
-            <w:tcW w:type="dxa" w:w="1440"/>
+            <w:tcW w:type="dxa" w:w="1088"/>
           </w:tcPr>
           <w:p>
             <w:pPr>
@@ -4935,13 +1535,13 @@
               <w:rPr>
                 <w:sz w:val="18"/>
               </w:rPr>
-              <w:t>+451.4 %</w:t>
+              <w:t>10.9 %</w:t>
             </w:r>
           </w:p>
         </w:tc>
         <w:tc>
           <w:tcPr>
-            <w:tcW w:type="dxa" w:w="1440"/>
+            <w:tcW w:type="dxa" w:w="1088"/>
           </w:tcPr>
           <w:p>
             <w:pPr>
@@ -4952,32 +1552,13 @@
               <w:rPr>
                 <w:sz w:val="18"/>
               </w:rPr>
-              <w:t>+160.4 %</w:t>
-            </w:r>
-          </w:p>
-        </w:tc>
-      </w:tr>
-      <w:tr>
-        <w:tc>
-          <w:tcPr>
-            <w:tcW w:type="dxa" w:w="1368"/>
-          </w:tcPr>
-          <w:p>
-            <w:pPr>
-              <w:jc w:val="left"/>
-            </w:pPr>
-            <w:r/>
-            <w:r>
-              <w:rPr>
-                <w:sz w:val="18"/>
-              </w:rPr>
-              <w:t>1985-2015</w:t>
+              <w:t>89.1 %</w:t>
             </w:r>
           </w:p>
         </w:tc>
         <w:tc>
           <w:tcPr>
-            <w:tcW w:type="dxa" w:w="1008"/>
+            <w:tcW w:type="dxa" w:w="1088"/>
           </w:tcPr>
           <w:p>
             <w:pPr>
@@ -4988,115 +1569,12 @@
               <w:rPr>
                 <w:sz w:val="18"/>
               </w:rPr>
-              <w:t>6,298</w:t>
-            </w:r>
-          </w:p>
-        </w:tc>
-        <w:tc>
-          <w:tcPr>
-            <w:tcW w:type="dxa" w:w="1296"/>
-          </w:tcPr>
-          <w:p>
-            <w:pPr>
-              <w:jc w:val="right"/>
-            </w:pPr>
-            <w:r/>
-            <w:r>
-              <w:rPr>
-                <w:sz w:val="18"/>
-              </w:rPr>
-              <w:t>56.1 %</w:t>
-            </w:r>
-          </w:p>
-        </w:tc>
-        <w:tc>
-          <w:tcPr>
-            <w:tcW w:type="dxa" w:w="1296"/>
-          </w:tcPr>
-          <w:p>
-            <w:pPr>
-              <w:jc w:val="right"/>
-            </w:pPr>
-            <w:r/>
-            <w:r>
-              <w:rPr>
-                <w:sz w:val="18"/>
-              </w:rPr>
-              <w:t>51.8 %</w:t>
-            </w:r>
-          </w:p>
-        </w:tc>
-        <w:tc>
-          <w:tcPr>
-            <w:tcW w:type="dxa" w:w="1584"/>
-          </w:tcPr>
-          <w:p>
-            <w:pPr>
-              <w:jc w:val="right"/>
-            </w:pPr>
-            <w:r/>
-            <w:r>
-              <w:rPr>
-                <w:sz w:val="18"/>
-              </w:rPr>
-              <w:t>+1620 %</w:t>
-            </w:r>
-          </w:p>
-        </w:tc>
-        <w:tc>
-          <w:tcPr>
-            <w:tcW w:type="dxa" w:w="1296"/>
-          </w:tcPr>
-          <w:p>
-            <w:pPr>
-              <w:jc w:val="right"/>
-            </w:pPr>
-            <w:r/>
-            <w:r>
-              <w:rPr>
-                <w:sz w:val="18"/>
-              </w:rPr>
-              <w:t>8.4 %</w:t>
-            </w:r>
-          </w:p>
-        </w:tc>
-        <w:tc>
-          <w:tcPr>
-            <w:tcW w:type="dxa" w:w="1440"/>
-          </w:tcPr>
-          <w:p>
-            <w:pPr>
-              <w:jc w:val="right"/>
-            </w:pPr>
-            <w:r/>
-            <w:r>
-              <w:rPr>
-                <w:sz w:val="18"/>
-              </w:rPr>
-              <w:t>+25.0 %</w:t>
-            </w:r>
-          </w:p>
-        </w:tc>
-        <w:tc>
-          <w:tcPr>
-            <w:tcW w:type="dxa" w:w="1440"/>
-          </w:tcPr>
-          <w:p>
-            <w:pPr>
-              <w:jc w:val="right"/>
-            </w:pPr>
-            <w:r/>
-            <w:r>
-              <w:rPr>
-                <w:sz w:val="18"/>
-              </w:rPr>
-              <w:t>+5.8 %</w:t>
+              <w:t>128.1</w:t>
             </w:r>
           </w:p>
         </w:tc>
       </w:tr>
     </w:tbl>
-    <w:p/>
     <w:p>
       <w:pPr>
         <w:jc w:val="center"/>
@@ -5104,7 +1582,7 @@
       <w:r>
         <w:drawing>
           <wp:inline xmlns:a="http://schemas.openxmlformats.org/drawingml/2006/main" xmlns:pic="http://schemas.openxmlformats.org/drawingml/2006/picture">
-            <wp:extent cx="6217920" cy="4145280"/>
+            <wp:extent cx="6217920" cy="1787652"/>
             <wp:docPr id="3" name="Picture 3"/>
             <wp:cNvGraphicFramePr>
               <a:graphicFrameLocks noChangeAspect="1"/>
@@ -5113,7 +1591,7 @@
               <a:graphicData uri="http://schemas.openxmlformats.org/drawingml/2006/picture">
                 <pic:pic>
                   <pic:nvPicPr>
-                    <pic:cNvPr id="0" name="variation_30y.png"/>
+                    <pic:cNvPr id="0" name="hist_30y_nominal.png"/>
                     <pic:cNvPicPr/>
                   </pic:nvPicPr>
                   <pic:blipFill>
@@ -5125,7 +1603,7 @@
                   <pic:spPr>
                     <a:xfrm>
                       <a:off x="0" y="0"/>
-                      <a:ext cx="6217920" cy="4145280"/>
+                      <a:ext cx="6217920" cy="1787652"/>
                     </a:xfrm>
                     <a:prstGeom prst="rect"/>
                   </pic:spPr>
@@ -5143,7 +1621,7 @@
       <w:r>
         <w:drawing>
           <wp:inline xmlns:a="http://schemas.openxmlformats.org/drawingml/2006/main" xmlns:pic="http://schemas.openxmlformats.org/drawingml/2006/picture">
-            <wp:extent cx="6217920" cy="2590800"/>
+            <wp:extent cx="6217920" cy="1787652"/>
             <wp:docPr id="4" name="Picture 4"/>
             <wp:cNvGraphicFramePr>
               <a:graphicFrameLocks noChangeAspect="1"/>
@@ -5152,7 +1630,7 @@
               <a:graphicData uri="http://schemas.openxmlformats.org/drawingml/2006/picture">
                 <pic:pic>
                   <pic:nvPicPr>
-                    <pic:cNvPr id="0" name="pct_positive_30y.png"/>
+                    <pic:cNvPr id="0" name="hist_30y_real.png"/>
                     <pic:cNvPicPr/>
                   </pic:nvPicPr>
                   <pic:blipFill>
@@ -5164,7 +1642,7 @@
                   <pic:spPr>
                     <a:xfrm>
                       <a:off x="0" y="0"/>
-                      <a:ext cx="6217920" cy="2590800"/>
+                      <a:ext cx="6217920" cy="1787652"/>
                     </a:xfrm>
                     <a:prstGeom prst="rect"/>
                   </pic:spPr>
@@ -5183,65 +1661,7 @@
         <w:rPr>
           <w:color w:val="1A365D"/>
         </w:rPr>
-        <w:t>Interpretation</w:t>
-      </w:r>
-    </w:p>
-    <w:p>
-      <w:pPr>
-        <w:pStyle w:val="ListBullet"/>
-      </w:pPr>
-      <w:r>
-        <w:rPr>
-          <w:b/>
-        </w:rPr>
-        <w:t>1955-1985</w:t>
-      </w:r>
-      <w:r>
-        <w:t xml:space="preserve"> is the strongest 30-year window: post-war prosperity swallowed the 1965-1975 stagflation shock and still left ~88 % of the 1955 cohort positive.</w:t>
-      </w:r>
-    </w:p>
-    <w:p>
-      <w:pPr>
-        <w:pStyle w:val="ListBullet"/>
-      </w:pPr>
-      <w:r>
-        <w:rPr>
-          <w:b/>
-        </w:rPr>
-        <w:t>1985-2015</w:t>
-      </w:r>
-      <w:r>
-        <w:t xml:space="preserve"> has the lowest share of stocks positive (56 %) despite the highest market total return (+1,620 %). Only 1 in 12 stocks beat the market.</w:t>
-      </w:r>
-    </w:p>
-    <w:p>
-      <w:pPr>
-        <w:pStyle w:val="ListBullet"/>
-      </w:pPr>
-      <w:r>
-        <w:rPr>
-          <w:b/>
-        </w:rPr>
-        <w:t>1925-1955</w:t>
-      </w:r>
-      <w:r>
-        <w:t xml:space="preserve"> has a large partial-return tail (small cohort of 508 stocks, many wiped out in the Depression).</w:t>
-      </w:r>
-    </w:p>
-    <w:p>
-      <w:pPr>
-        <w:pStyle w:val="Heading1"/>
-      </w:pPr>
-      <w:r>
-        <w:rPr>
-          <w:color w:val="1A365D"/>
-        </w:rPr>
-        <w:t>5. Q3 — Full-life per stock</w:t>
-      </w:r>
-    </w:p>
-    <w:p>
-      <w:r>
-        <w:t>One observation per PERMNO, compounding MthRet from the stock's first to last listed month. This is the only horizon that remains stock-anchored.</w:t>
+        <w:t>30-Year Percentiles</w:t>
       </w:r>
     </w:p>
     <w:tbl>
@@ -5262,7 +1682,7 @@
       <w:tr>
         <w:tc>
           <w:tcPr>
-            <w:tcW w:type="dxa" w:w="2160"/>
+            <w:tcW w:type="dxa" w:w="1632"/>
             <w:shd w:val="clear" w:color="auto" w:fill="E2E8F0"/>
           </w:tcPr>
           <w:p>
@@ -5281,7 +1701,7 @@
         </w:tc>
         <w:tc>
           <w:tcPr>
-            <w:tcW w:type="dxa" w:w="1296"/>
+            <w:tcW w:type="dxa" w:w="1632"/>
             <w:shd w:val="clear" w:color="auto" w:fill="E2E8F0"/>
           </w:tcPr>
           <w:p>
@@ -5294,13 +1714,13 @@
                 <w:b/>
                 <w:sz w:val="18"/>
               </w:rPr>
-              <w:t>N</w:t>
+              <w:t>p5</w:t>
             </w:r>
           </w:p>
         </w:tc>
         <w:tc>
           <w:tcPr>
-            <w:tcW w:type="dxa" w:w="1584"/>
+            <w:tcW w:type="dxa" w:w="1632"/>
             <w:shd w:val="clear" w:color="auto" w:fill="E2E8F0"/>
           </w:tcPr>
           <w:p>
@@ -5313,13 +1733,13 @@
                 <w:b/>
                 <w:sz w:val="18"/>
               </w:rPr>
-              <w:t>% positive</w:t>
+              <w:t>p25</w:t>
             </w:r>
           </w:p>
         </w:tc>
         <w:tc>
           <w:tcPr>
-            <w:tcW w:type="dxa" w:w="1584"/>
+            <w:tcW w:type="dxa" w:w="1632"/>
             <w:shd w:val="clear" w:color="auto" w:fill="E2E8F0"/>
           </w:tcPr>
           <w:p>
@@ -5338,7 +1758,7 @@
         </w:tc>
         <w:tc>
           <w:tcPr>
-            <w:tcW w:type="dxa" w:w="1584"/>
+            <w:tcW w:type="dxa" w:w="1632"/>
             <w:shd w:val="clear" w:color="auto" w:fill="E2E8F0"/>
           </w:tcPr>
           <w:p>
@@ -5351,13 +1771,13 @@
                 <w:b/>
                 <w:sz w:val="18"/>
               </w:rPr>
-              <w:t>Mean</w:t>
+              <w:t>p75</w:t>
             </w:r>
           </w:p>
         </w:tc>
         <w:tc>
           <w:tcPr>
-            <w:tcW w:type="dxa" w:w="1584"/>
+            <w:tcW w:type="dxa" w:w="1632"/>
             <w:shd w:val="clear" w:color="auto" w:fill="E2E8F0"/>
           </w:tcPr>
           <w:p>
@@ -5370,7 +1790,7 @@
                 <w:b/>
                 <w:sz w:val="18"/>
               </w:rPr>
-              <w:t>Max</w:t>
+              <w:t>p95</w:t>
             </w:r>
           </w:p>
         </w:tc>
@@ -5378,7 +1798,7 @@
       <w:tr>
         <w:tc>
           <w:tcPr>
-            <w:tcW w:type="dxa" w:w="2160"/>
+            <w:tcW w:type="dxa" w:w="1632"/>
           </w:tcPr>
           <w:p>
             <w:pPr>
@@ -5389,13 +1809,13 @@
               <w:rPr>
                 <w:sz w:val="18"/>
               </w:rPr>
-              <w:t>Nominal</w:t>
+              <w:t>nominal</w:t>
             </w:r>
           </w:p>
         </w:tc>
         <w:tc>
           <w:tcPr>
-            <w:tcW w:type="dxa" w:w="1296"/>
+            <w:tcW w:type="dxa" w:w="1632"/>
           </w:tcPr>
           <w:p>
             <w:pPr>
@@ -5406,13 +1826,13 @@
               <w:rPr>
                 <w:sz w:val="18"/>
               </w:rPr>
-              <w:t>31,565</w:t>
+              <w:t>-98.8 %</w:t>
             </w:r>
           </w:p>
         </w:tc>
         <w:tc>
           <w:tcPr>
-            <w:tcW w:type="dxa" w:w="1584"/>
+            <w:tcW w:type="dxa" w:w="1632"/>
           </w:tcPr>
           <w:p>
             <w:pPr>
@@ -5423,13 +1843,13 @@
               <w:rPr>
                 <w:sz w:val="18"/>
               </w:rPr>
-              <w:t>48.1 %</w:t>
+              <w:t>-84.0 %</w:t>
             </w:r>
           </w:p>
         </w:tc>
         <w:tc>
           <w:tcPr>
-            <w:tcW w:type="dxa" w:w="1584"/>
+            <w:tcW w:type="dxa" w:w="1632"/>
           </w:tcPr>
           <w:p>
             <w:pPr>
@@ -5440,13 +1860,13 @@
               <w:rPr>
                 <w:sz w:val="18"/>
               </w:rPr>
-              <w:t>-7.4 %</w:t>
+              <w:t>+2.9 %</w:t>
             </w:r>
           </w:p>
         </w:tc>
         <w:tc>
           <w:tcPr>
-            <w:tcW w:type="dxa" w:w="1584"/>
+            <w:tcW w:type="dxa" w:w="1632"/>
           </w:tcPr>
           <w:p>
             <w:pPr>
@@ -5457,13 +1877,13 @@
               <w:rPr>
                 <w:sz w:val="18"/>
               </w:rPr>
-              <w:t>295×</w:t>
+              <w:t>+212.5 %</w:t>
             </w:r>
           </w:p>
         </w:tc>
         <w:tc>
           <w:tcPr>
-            <w:tcW w:type="dxa" w:w="1584"/>
+            <w:tcW w:type="dxa" w:w="1632"/>
           </w:tcPr>
           <w:p>
             <w:pPr>
@@ -5474,7 +1894,7 @@
               <w:rPr>
                 <w:sz w:val="18"/>
               </w:rPr>
-              <w:t>4,421,137×</w:t>
+              <w:t>+2643.8 %</w:t>
             </w:r>
           </w:p>
         </w:tc>
@@ -5482,7 +1902,7 @@
       <w:tr>
         <w:tc>
           <w:tcPr>
-            <w:tcW w:type="dxa" w:w="2160"/>
+            <w:tcW w:type="dxa" w:w="1632"/>
           </w:tcPr>
           <w:p>
             <w:pPr>
@@ -5493,13 +1913,13 @@
               <w:rPr>
                 <w:sz w:val="18"/>
               </w:rPr>
-              <w:t>Real (CPI-adj)</w:t>
+              <w:t>real (CPI-adj)</w:t>
             </w:r>
           </w:p>
         </w:tc>
         <w:tc>
           <w:tcPr>
-            <w:tcW w:type="dxa" w:w="1296"/>
+            <w:tcW w:type="dxa" w:w="1632"/>
           </w:tcPr>
           <w:p>
             <w:pPr>
@@ -5510,13 +1930,13 @@
               <w:rPr>
                 <w:sz w:val="18"/>
               </w:rPr>
-              <w:t>31,565</w:t>
+              <w:t>-99.1 %</w:t>
             </w:r>
           </w:p>
         </w:tc>
         <w:tc>
           <w:tcPr>
-            <w:tcW w:type="dxa" w:w="1584"/>
+            <w:tcW w:type="dxa" w:w="1632"/>
           </w:tcPr>
           <w:p>
             <w:pPr>
@@ -5527,13 +1947,13 @@
               <w:rPr>
                 <w:sz w:val="18"/>
               </w:rPr>
-              <w:t>41.3 %</w:t>
+              <w:t>-88.0 %</w:t>
             </w:r>
           </w:p>
         </w:tc>
         <w:tc>
           <w:tcPr>
-            <w:tcW w:type="dxa" w:w="1584"/>
+            <w:tcW w:type="dxa" w:w="1632"/>
           </w:tcPr>
           <w:p>
             <w:pPr>
@@ -5544,13 +1964,13 @@
               <w:rPr>
                 <w:sz w:val="18"/>
               </w:rPr>
-              <w:t>-29.3 %</w:t>
+              <w:t>-18.5 %</w:t>
             </w:r>
           </w:p>
         </w:tc>
         <w:tc>
           <w:tcPr>
-            <w:tcW w:type="dxa" w:w="1584"/>
+            <w:tcW w:type="dxa" w:w="1632"/>
           </w:tcPr>
           <w:p>
             <w:pPr>
@@ -5561,13 +1981,13 @@
               <w:rPr>
                 <w:sz w:val="18"/>
               </w:rPr>
-              <w:t>20×</w:t>
+              <w:t>+112.0 %</w:t>
             </w:r>
           </w:p>
         </w:tc>
         <w:tc>
           <w:tcPr>
-            <w:tcW w:type="dxa" w:w="1584"/>
+            <w:tcW w:type="dxa" w:w="1632"/>
           </w:tcPr>
           <w:p>
             <w:pPr>
@@ -5578,19 +1998,21 @@
               <w:rPr>
                 <w:sz w:val="18"/>
               </w:rPr>
-              <w:t>245,578×</w:t>
+              <w:t>+985.4 %</w:t>
             </w:r>
           </w:p>
         </w:tc>
       </w:tr>
     </w:tbl>
-    <w:p/>
     <w:p>
+      <w:pPr>
+        <w:pStyle w:val="Heading1"/>
+      </w:pPr>
       <w:r>
         <w:rPr>
-          <w:b/>
+          <w:color w:val="1A365D"/>
         </w:rPr>
-        <w:t>Percentiles:</w:t>
+        <w:t>4. Full-Life Results</w:t>
       </w:r>
     </w:p>
     <w:tbl>
@@ -5611,7 +2033,7 @@
       <w:tr>
         <w:tc>
           <w:tcPr>
-            <w:tcW w:type="dxa" w:w="1728"/>
+            <w:tcW w:type="dxa" w:w="1632"/>
             <w:shd w:val="clear" w:color="auto" w:fill="E2E8F0"/>
           </w:tcPr>
           <w:p>
@@ -5630,7 +2052,7 @@
         </w:tc>
         <w:tc>
           <w:tcPr>
-            <w:tcW w:type="dxa" w:w="1584"/>
+            <w:tcW w:type="dxa" w:w="1632"/>
             <w:shd w:val="clear" w:color="auto" w:fill="E2E8F0"/>
           </w:tcPr>
           <w:p>
@@ -5643,13 +2065,13 @@
                 <w:b/>
                 <w:sz w:val="18"/>
               </w:rPr>
-              <w:t>p5</w:t>
+              <w:t>Stocks</w:t>
             </w:r>
           </w:p>
         </w:tc>
         <w:tc>
           <w:tcPr>
-            <w:tcW w:type="dxa" w:w="1584"/>
+            <w:tcW w:type="dxa" w:w="1632"/>
             <w:shd w:val="clear" w:color="auto" w:fill="E2E8F0"/>
           </w:tcPr>
           <w:p>
@@ -5662,13 +2084,13 @@
                 <w:b/>
                 <w:sz w:val="18"/>
               </w:rPr>
-              <w:t>p25</w:t>
+              <w:t>% positive</w:t>
             </w:r>
           </w:p>
         </w:tc>
         <w:tc>
           <w:tcPr>
-            <w:tcW w:type="dxa" w:w="1584"/>
+            <w:tcW w:type="dxa" w:w="1632"/>
             <w:shd w:val="clear" w:color="auto" w:fill="E2E8F0"/>
           </w:tcPr>
           <w:p>
@@ -5687,7 +2109,7 @@
         </w:tc>
         <w:tc>
           <w:tcPr>
-            <w:tcW w:type="dxa" w:w="1584"/>
+            <w:tcW w:type="dxa" w:w="1632"/>
             <w:shd w:val="clear" w:color="auto" w:fill="E2E8F0"/>
           </w:tcPr>
           <w:p>
@@ -5700,13 +2122,13 @@
                 <w:b/>
                 <w:sz w:val="18"/>
               </w:rPr>
-              <w:t>p75</w:t>
+              <w:t>Mean multiple</w:t>
             </w:r>
           </w:p>
         </w:tc>
         <w:tc>
           <w:tcPr>
-            <w:tcW w:type="dxa" w:w="1584"/>
+            <w:tcW w:type="dxa" w:w="1632"/>
             <w:shd w:val="clear" w:color="auto" w:fill="E2E8F0"/>
           </w:tcPr>
           <w:p>
@@ -5719,7 +2141,7 @@
                 <w:b/>
                 <w:sz w:val="18"/>
               </w:rPr>
-              <w:t>p95</w:t>
+              <w:t>Max multiple</w:t>
             </w:r>
           </w:p>
         </w:tc>
@@ -5727,7 +2149,7 @@
       <w:tr>
         <w:tc>
           <w:tcPr>
-            <w:tcW w:type="dxa" w:w="1728"/>
+            <w:tcW w:type="dxa" w:w="1632"/>
           </w:tcPr>
           <w:p>
             <w:pPr>
@@ -5738,13 +2160,13 @@
               <w:rPr>
                 <w:sz w:val="18"/>
               </w:rPr>
-              <w:t>Nominal</w:t>
+              <w:t>nominal</w:t>
             </w:r>
           </w:p>
         </w:tc>
         <w:tc>
           <w:tcPr>
-            <w:tcW w:type="dxa" w:w="1584"/>
+            <w:tcW w:type="dxa" w:w="1632"/>
           </w:tcPr>
           <w:p>
             <w:pPr>
@@ -5755,13 +2177,13 @@
               <w:rPr>
                 <w:sz w:val="18"/>
               </w:rPr>
-              <w:t>-99.2 %</w:t>
+              <w:t>31,565</w:t>
             </w:r>
           </w:p>
         </w:tc>
         <w:tc>
           <w:tcPr>
-            <w:tcW w:type="dxa" w:w="1584"/>
+            <w:tcW w:type="dxa" w:w="1632"/>
           </w:tcPr>
           <w:p>
             <w:pPr>
@@ -5772,13 +2194,13 @@
               <w:rPr>
                 <w:sz w:val="18"/>
               </w:rPr>
-              <w:t>-86.4 %</w:t>
+              <w:t>48.1 %</w:t>
             </w:r>
           </w:p>
         </w:tc>
         <w:tc>
           <w:tcPr>
-            <w:tcW w:type="dxa" w:w="1584"/>
+            <w:tcW w:type="dxa" w:w="1632"/>
           </w:tcPr>
           <w:p>
             <w:pPr>
@@ -5795,7 +2217,7 @@
         </w:tc>
         <w:tc>
           <w:tcPr>
-            <w:tcW w:type="dxa" w:w="1584"/>
+            <w:tcW w:type="dxa" w:w="1632"/>
           </w:tcPr>
           <w:p>
             <w:pPr>
@@ -5806,13 +2228,13 @@
               <w:rPr>
                 <w:sz w:val="18"/>
               </w:rPr>
-              <w:t>+179.8 %</w:t>
+              <w:t>295x</w:t>
             </w:r>
           </w:p>
         </w:tc>
         <w:tc>
           <w:tcPr>
-            <w:tcW w:type="dxa" w:w="1584"/>
+            <w:tcW w:type="dxa" w:w="1632"/>
           </w:tcPr>
           <w:p>
             <w:pPr>
@@ -5823,7 +2245,7 @@
               <w:rPr>
                 <w:sz w:val="18"/>
               </w:rPr>
-              <w:t>+3909.2 %</w:t>
+              <w:t>4,421,137x</w:t>
             </w:r>
           </w:p>
         </w:tc>
@@ -5831,7 +2253,7 @@
       <w:tr>
         <w:tc>
           <w:tcPr>
-            <w:tcW w:type="dxa" w:w="1728"/>
+            <w:tcW w:type="dxa" w:w="1632"/>
           </w:tcPr>
           <w:p>
             <w:pPr>
@@ -5842,13 +2264,13 @@
               <w:rPr>
                 <w:sz w:val="18"/>
               </w:rPr>
-              <w:t>Real</w:t>
+              <w:t>real (CPI-adj)</w:t>
             </w:r>
           </w:p>
         </w:tc>
         <w:tc>
           <w:tcPr>
-            <w:tcW w:type="dxa" w:w="1584"/>
+            <w:tcW w:type="dxa" w:w="1632"/>
           </w:tcPr>
           <w:p>
             <w:pPr>
@@ -5859,13 +2281,13 @@
               <w:rPr>
                 <w:sz w:val="18"/>
               </w:rPr>
-              <w:t>-99.4 %</w:t>
+              <w:t>31,565</w:t>
             </w:r>
           </w:p>
         </w:tc>
         <w:tc>
           <w:tcPr>
-            <w:tcW w:type="dxa" w:w="1584"/>
+            <w:tcW w:type="dxa" w:w="1632"/>
           </w:tcPr>
           <w:p>
             <w:pPr>
@@ -5876,13 +2298,13 @@
               <w:rPr>
                 <w:sz w:val="18"/>
               </w:rPr>
-              <w:t>-89.9 %</w:t>
+              <w:t>41.3 %</w:t>
             </w:r>
           </w:p>
         </w:tc>
         <w:tc>
           <w:tcPr>
-            <w:tcW w:type="dxa" w:w="1584"/>
+            <w:tcW w:type="dxa" w:w="1632"/>
           </w:tcPr>
           <w:p>
             <w:pPr>
@@ -5899,7 +2321,7 @@
         </w:tc>
         <w:tc>
           <w:tcPr>
-            <w:tcW w:type="dxa" w:w="1584"/>
+            <w:tcW w:type="dxa" w:w="1632"/>
           </w:tcPr>
           <w:p>
             <w:pPr>
@@ -5910,13 +2332,13 @@
               <w:rPr>
                 <w:sz w:val="18"/>
               </w:rPr>
-              <w:t>+95.1 %</w:t>
+              <w:t>20x</w:t>
             </w:r>
           </w:p>
         </w:tc>
         <w:tc>
           <w:tcPr>
-            <w:tcW w:type="dxa" w:w="1584"/>
+            <w:tcW w:type="dxa" w:w="1632"/>
           </w:tcPr>
           <w:p>
             <w:pPr>
@@ -5927,13 +2349,12 @@
               <w:rPr>
                 <w:sz w:val="18"/>
               </w:rPr>
-              <w:t>+1324.3 %</w:t>
+              <w:t>245,578x</w:t>
             </w:r>
           </w:p>
         </w:tc>
       </w:tr>
     </w:tbl>
-    <w:p/>
     <w:p>
       <w:pPr>
         <w:jc w:val="center"/>
@@ -6013,11 +2434,6 @@
       </w:r>
     </w:p>
     <w:p>
-      <w:r>
-        <w:t>Across the entire lifespan of every US-listed common stock, the median experience is a nominal loss of ~7 % and a real loss of ~29 %. The mean is inflated by a small number of 100-year compounders — one stock returned 44,211× nominal — but half the universe never crosses break-even.</w:t>
-      </w:r>
-    </w:p>
-    <w:p>
       <w:pPr>
         <w:pStyle w:val="Heading1"/>
       </w:pPr>
@@ -6025,12 +2441,7 @@
         <w:rPr>
           <w:color w:val="1A365D"/>
         </w:rPr>
-        <w:t>6. Do stocks beat the market?</w:t>
-      </w:r>
-    </w:p>
-    <w:p>
-      <w:r>
-        <w:t>Compounded over exactly the same months as the stock / window.</w:t>
+        <w:t>5. Audit</w:t>
       </w:r>
     </w:p>
     <w:tbl>
@@ -6041,15 +2452,19 @@
         <w:tblLook w:firstColumn="1" w:firstRow="1" w:lastColumn="0" w:lastRow="0" w:noHBand="0" w:noVBand="1" w:val="04A0"/>
       </w:tblPr>
       <w:tblGrid>
-        <w:gridCol w:w="2448"/>
-        <w:gridCol w:w="2448"/>
-        <w:gridCol w:w="2448"/>
-        <w:gridCol w:w="2448"/>
+        <w:gridCol w:w="1224"/>
+        <w:gridCol w:w="1224"/>
+        <w:gridCol w:w="1224"/>
+        <w:gridCol w:w="1224"/>
+        <w:gridCol w:w="1224"/>
+        <w:gridCol w:w="1224"/>
+        <w:gridCol w:w="1224"/>
+        <w:gridCol w:w="1224"/>
       </w:tblGrid>
       <w:tr>
         <w:tc>
           <w:tcPr>
-            <w:tcW w:type="dxa" w:w="2880"/>
+            <w:tcW w:type="dxa" w:w="1224"/>
             <w:shd w:val="clear" w:color="auto" w:fill="E2E8F0"/>
           </w:tcPr>
           <w:p>
@@ -6062,13 +2477,13 @@
                 <w:b/>
                 <w:sz w:val="18"/>
               </w:rPr>
-              <w:t>Horizon &amp; window</w:t>
+              <w:t>Horizon</w:t>
             </w:r>
           </w:p>
         </w:tc>
         <w:tc>
           <w:tcPr>
-            <w:tcW w:type="dxa" w:w="1296"/>
+            <w:tcW w:type="dxa" w:w="1224"/>
             <w:shd w:val="clear" w:color="auto" w:fill="E2E8F0"/>
           </w:tcPr>
           <w:p>
@@ -6081,13 +2496,13 @@
                 <w:b/>
                 <w:sz w:val="18"/>
               </w:rPr>
-              <w:t>N</w:t>
+              <w:t>Started periods</w:t>
             </w:r>
           </w:p>
         </w:tc>
         <w:tc>
           <w:tcPr>
-            <w:tcW w:type="dxa" w:w="2880"/>
+            <w:tcW w:type="dxa" w:w="1224"/>
             <w:shd w:val="clear" w:color="auto" w:fill="E2E8F0"/>
           </w:tcPr>
           <w:p>
@@ -6100,13 +2515,13 @@
                 <w:b/>
                 <w:sz w:val="18"/>
               </w:rPr>
-              <w:t>% beat CRSP VW market</w:t>
+              <w:t>Started PERMNOs</w:t>
             </w:r>
           </w:p>
         </w:tc>
         <w:tc>
           <w:tcPr>
-            <w:tcW w:type="dxa" w:w="2880"/>
+            <w:tcW w:type="dxa" w:w="1224"/>
             <w:shd w:val="clear" w:color="auto" w:fill="E2E8F0"/>
           </w:tcPr>
           <w:p>
@@ -6119,7 +2534,83 @@
                 <w:b/>
                 <w:sz w:val="18"/>
               </w:rPr>
-              <w:t>% beat S&amp;P 500 (price)</w:t>
+              <w:t>Included periods</w:t>
+            </w:r>
+          </w:p>
+        </w:tc>
+        <w:tc>
+          <w:tcPr>
+            <w:tcW w:type="dxa" w:w="1224"/>
+            <w:shd w:val="clear" w:color="auto" w:fill="E2E8F0"/>
+          </w:tcPr>
+          <w:p>
+            <w:pPr>
+              <w:jc w:val="center"/>
+            </w:pPr>
+            <w:r/>
+            <w:r>
+              <w:rPr>
+                <w:b/>
+                <w:sz w:val="18"/>
+              </w:rPr>
+              <w:t>Included PERMNOs</w:t>
+            </w:r>
+          </w:p>
+        </w:tc>
+        <w:tc>
+          <w:tcPr>
+            <w:tcW w:type="dxa" w:w="1224"/>
+            <w:shd w:val="clear" w:color="auto" w:fill="E2E8F0"/>
+          </w:tcPr>
+          <w:p>
+            <w:pPr>
+              <w:jc w:val="center"/>
+            </w:pPr>
+            <w:r/>
+            <w:r>
+              <w:rPr>
+                <w:b/>
+                <w:sz w:val="18"/>
+              </w:rPr>
+              <w:t>Complete</w:t>
+            </w:r>
+          </w:p>
+        </w:tc>
+        <w:tc>
+          <w:tcPr>
+            <w:tcW w:type="dxa" w:w="1224"/>
+            <w:shd w:val="clear" w:color="auto" w:fill="E2E8F0"/>
+          </w:tcPr>
+          <w:p>
+            <w:pPr>
+              <w:jc w:val="center"/>
+            </w:pPr>
+            <w:r/>
+            <w:r>
+              <w:rPr>
+                <w:b/>
+                <w:sz w:val="18"/>
+              </w:rPr>
+              <w:t>Delisted partial</w:t>
+            </w:r>
+          </w:p>
+        </w:tc>
+        <w:tc>
+          <w:tcPr>
+            <w:tcW w:type="dxa" w:w="1224"/>
+            <w:shd w:val="clear" w:color="auto" w:fill="E2E8F0"/>
+          </w:tcPr>
+          <w:p>
+            <w:pPr>
+              <w:jc w:val="center"/>
+            </w:pPr>
+            <w:r/>
+            <w:r>
+              <w:rPr>
+                <w:b/>
+                <w:sz w:val="18"/>
+              </w:rPr>
+              <w:t>Sample-end censored</w:t>
             </w:r>
           </w:p>
         </w:tc>
@@ -6127,7 +2618,7 @@
       <w:tr>
         <w:tc>
           <w:tcPr>
-            <w:tcW w:type="dxa" w:w="2880"/>
+            <w:tcW w:type="dxa" w:w="1224"/>
           </w:tcPr>
           <w:p>
             <w:pPr>
@@ -6138,13 +2629,13 @@
               <w:rPr>
                 <w:sz w:val="18"/>
               </w:rPr>
-              <w:t>10y 1925-1935</w:t>
+              <w:t>10y</w:t>
             </w:r>
           </w:p>
         </w:tc>
         <w:tc>
           <w:tcPr>
-            <w:tcW w:type="dxa" w:w="1296"/>
+            <w:tcW w:type="dxa" w:w="1224"/>
           </w:tcPr>
           <w:p>
             <w:pPr>
@@ -6155,906 +2646,13 @@
               <w:rPr>
                 <w:sz w:val="18"/>
               </w:rPr>
-              <w:t>508</w:t>
+              <w:t>54,688</w:t>
             </w:r>
           </w:p>
         </w:tc>
         <w:tc>
           <w:tcPr>
-            <w:tcW w:type="dxa" w:w="2880"/>
-          </w:tcPr>
-          <w:p>
-            <w:pPr>
-              <w:jc w:val="right"/>
-            </w:pPr>
-            <w:r/>
-            <w:r>
-              <w:rPr>
-                <w:sz w:val="18"/>
-              </w:rPr>
-              <w:t>28.1 %</w:t>
-            </w:r>
-          </w:p>
-        </w:tc>
-        <w:tc>
-          <w:tcPr>
-            <w:tcW w:type="dxa" w:w="2880"/>
-          </w:tcPr>
-          <w:p>
-            <w:pPr>
-              <w:jc w:val="right"/>
-            </w:pPr>
-            <w:r/>
-            <w:r>
-              <w:rPr>
-                <w:sz w:val="18"/>
-              </w:rPr>
-              <w:t>38.2 %</w:t>
-            </w:r>
-          </w:p>
-        </w:tc>
-      </w:tr>
-      <w:tr>
-        <w:tc>
-          <w:tcPr>
-            <w:tcW w:type="dxa" w:w="2880"/>
-          </w:tcPr>
-          <w:p>
-            <w:pPr>
-              <w:jc w:val="left"/>
-            </w:pPr>
-            <w:r/>
-            <w:r>
-              <w:rPr>
-                <w:sz w:val="18"/>
-              </w:rPr>
-              <w:t>10y 1935-1945</w:t>
-            </w:r>
-          </w:p>
-        </w:tc>
-        <w:tc>
-          <w:tcPr>
-            <w:tcW w:type="dxa" w:w="1296"/>
-          </w:tcPr>
-          <w:p>
-            <w:pPr>
-              <w:jc w:val="right"/>
-            </w:pPr>
-            <w:r/>
-            <w:r>
-              <w:rPr>
-                <w:sz w:val="18"/>
-              </w:rPr>
-              <w:t>717</w:t>
-            </w:r>
-          </w:p>
-        </w:tc>
-        <w:tc>
-          <w:tcPr>
-            <w:tcW w:type="dxa" w:w="2880"/>
-          </w:tcPr>
-          <w:p>
-            <w:pPr>
-              <w:jc w:val="right"/>
-            </w:pPr>
-            <w:r/>
-            <w:r>
-              <w:rPr>
-                <w:sz w:val="18"/>
-              </w:rPr>
-              <w:t>50.5 %</w:t>
-            </w:r>
-          </w:p>
-        </w:tc>
-        <w:tc>
-          <w:tcPr>
-            <w:tcW w:type="dxa" w:w="2880"/>
-          </w:tcPr>
-          <w:p>
-            <w:pPr>
-              <w:jc w:val="right"/>
-            </w:pPr>
-            <w:r/>
-            <w:r>
-              <w:rPr>
-                <w:sz w:val="18"/>
-              </w:rPr>
-              <w:t>83.0 %</w:t>
-            </w:r>
-          </w:p>
-        </w:tc>
-      </w:tr>
-      <w:tr>
-        <w:tc>
-          <w:tcPr>
-            <w:tcW w:type="dxa" w:w="2880"/>
-          </w:tcPr>
-          <w:p>
-            <w:pPr>
-              <w:jc w:val="left"/>
-            </w:pPr>
-            <w:r/>
-            <w:r>
-              <w:rPr>
-                <w:sz w:val="18"/>
-              </w:rPr>
-              <w:t>10y 1945-1955</w:t>
-            </w:r>
-          </w:p>
-        </w:tc>
-        <w:tc>
-          <w:tcPr>
-            <w:tcW w:type="dxa" w:w="1296"/>
-          </w:tcPr>
-          <w:p>
-            <w:pPr>
-              <w:jc w:val="right"/>
-            </w:pPr>
-            <w:r/>
-            <w:r>
-              <w:rPr>
-                <w:sz w:val="18"/>
-              </w:rPr>
-              <w:t>852</w:t>
-            </w:r>
-          </w:p>
-        </w:tc>
-        <w:tc>
-          <w:tcPr>
-            <w:tcW w:type="dxa" w:w="2880"/>
-          </w:tcPr>
-          <w:p>
-            <w:pPr>
-              <w:jc w:val="right"/>
-            </w:pPr>
-            <w:r/>
-            <w:r>
-              <w:rPr>
-                <w:sz w:val="18"/>
-              </w:rPr>
-              <w:t>29.2 %</w:t>
-            </w:r>
-          </w:p>
-        </w:tc>
-        <w:tc>
-          <w:tcPr>
-            <w:tcW w:type="dxa" w:w="2880"/>
-          </w:tcPr>
-          <w:p>
-            <w:pPr>
-              <w:jc w:val="right"/>
-            </w:pPr>
-            <w:r/>
-            <w:r>
-              <w:rPr>
-                <w:sz w:val="18"/>
-              </w:rPr>
-              <w:t>50.6 %</w:t>
-            </w:r>
-          </w:p>
-        </w:tc>
-      </w:tr>
-      <w:tr>
-        <w:tc>
-          <w:tcPr>
-            <w:tcW w:type="dxa" w:w="2880"/>
-          </w:tcPr>
-          <w:p>
-            <w:pPr>
-              <w:jc w:val="left"/>
-            </w:pPr>
-            <w:r/>
-            <w:r>
-              <w:rPr>
-                <w:sz w:val="18"/>
-              </w:rPr>
-              <w:t>10y 1955-1965</w:t>
-            </w:r>
-          </w:p>
-        </w:tc>
-        <w:tc>
-          <w:tcPr>
-            <w:tcW w:type="dxa" w:w="1296"/>
-          </w:tcPr>
-          <w:p>
-            <w:pPr>
-              <w:jc w:val="right"/>
-            </w:pPr>
-            <w:r/>
-            <w:r>
-              <w:rPr>
-                <w:sz w:val="18"/>
-              </w:rPr>
-              <w:t>1,050</w:t>
-            </w:r>
-          </w:p>
-        </w:tc>
-        <w:tc>
-          <w:tcPr>
-            <w:tcW w:type="dxa" w:w="2880"/>
-          </w:tcPr>
-          <w:p>
-            <w:pPr>
-              <w:jc w:val="right"/>
-            </w:pPr>
-            <w:r/>
-            <w:r>
-              <w:rPr>
-                <w:sz w:val="18"/>
-              </w:rPr>
-              <w:t>41.0 %</w:t>
-            </w:r>
-          </w:p>
-        </w:tc>
-        <w:tc>
-          <w:tcPr>
-            <w:tcW w:type="dxa" w:w="2880"/>
-          </w:tcPr>
-          <w:p>
-            <w:pPr>
-              <w:jc w:val="right"/>
-            </w:pPr>
-            <w:r/>
-            <w:r>
-              <w:rPr>
-                <w:sz w:val="18"/>
-              </w:rPr>
-              <w:t>62.8 %</w:t>
-            </w:r>
-          </w:p>
-        </w:tc>
-      </w:tr>
-      <w:tr>
-        <w:tc>
-          <w:tcPr>
-            <w:tcW w:type="dxa" w:w="2880"/>
-          </w:tcPr>
-          <w:p>
-            <w:pPr>
-              <w:jc w:val="left"/>
-            </w:pPr>
-            <w:r/>
-            <w:r>
-              <w:rPr>
-                <w:sz w:val="18"/>
-              </w:rPr>
-              <w:t>10y 1965-1975</w:t>
-            </w:r>
-          </w:p>
-        </w:tc>
-        <w:tc>
-          <w:tcPr>
-            <w:tcW w:type="dxa" w:w="1296"/>
-          </w:tcPr>
-          <w:p>
-            <w:pPr>
-              <w:jc w:val="right"/>
-            </w:pPr>
-            <w:r/>
-            <w:r>
-              <w:rPr>
-                <w:sz w:val="18"/>
-              </w:rPr>
-              <w:t>2,168</w:t>
-            </w:r>
-          </w:p>
-        </w:tc>
-        <w:tc>
-          <w:tcPr>
-            <w:tcW w:type="dxa" w:w="2880"/>
-          </w:tcPr>
-          <w:p>
-            <w:pPr>
-              <w:jc w:val="right"/>
-            </w:pPr>
-            <w:r/>
-            <w:r>
-              <w:rPr>
-                <w:sz w:val="18"/>
-              </w:rPr>
-              <w:t>42.7 %</w:t>
-            </w:r>
-          </w:p>
-        </w:tc>
-        <w:tc>
-          <w:tcPr>
-            <w:tcW w:type="dxa" w:w="2880"/>
-          </w:tcPr>
-          <w:p>
-            <w:pPr>
-              <w:jc w:val="right"/>
-            </w:pPr>
-            <w:r/>
-            <w:r>
-              <w:rPr>
-                <w:sz w:val="18"/>
-              </w:rPr>
-              <w:t>61.3 %</w:t>
-            </w:r>
-          </w:p>
-        </w:tc>
-      </w:tr>
-      <w:tr>
-        <w:tc>
-          <w:tcPr>
-            <w:tcW w:type="dxa" w:w="2880"/>
-          </w:tcPr>
-          <w:p>
-            <w:pPr>
-              <w:jc w:val="left"/>
-            </w:pPr>
-            <w:r/>
-            <w:r>
-              <w:rPr>
-                <w:sz w:val="18"/>
-              </w:rPr>
-              <w:t>10y 1975-1985</w:t>
-            </w:r>
-          </w:p>
-        </w:tc>
-        <w:tc>
-          <w:tcPr>
-            <w:tcW w:type="dxa" w:w="1296"/>
-          </w:tcPr>
-          <w:p>
-            <w:pPr>
-              <w:jc w:val="right"/>
-            </w:pPr>
-            <w:r/>
-            <w:r>
-              <w:rPr>
-                <w:sz w:val="18"/>
-              </w:rPr>
-              <w:t>5,073</w:t>
-            </w:r>
-          </w:p>
-        </w:tc>
-        <w:tc>
-          <w:tcPr>
-            <w:tcW w:type="dxa" w:w="2880"/>
-          </w:tcPr>
-          <w:p>
-            <w:pPr>
-              <w:jc w:val="right"/>
-            </w:pPr>
-            <w:r/>
-            <w:r>
-              <w:rPr>
-                <w:sz w:val="18"/>
-              </w:rPr>
-              <w:t>47.4 %</w:t>
-            </w:r>
-          </w:p>
-        </w:tc>
-        <w:tc>
-          <w:tcPr>
-            <w:tcW w:type="dxa" w:w="2880"/>
-          </w:tcPr>
-          <w:p>
-            <w:pPr>
-              <w:jc w:val="right"/>
-            </w:pPr>
-            <w:r/>
-            <w:r>
-              <w:rPr>
-                <w:sz w:val="18"/>
-              </w:rPr>
-              <w:t>68.0 %</w:t>
-            </w:r>
-          </w:p>
-        </w:tc>
-      </w:tr>
-      <w:tr>
-        <w:tc>
-          <w:tcPr>
-            <w:tcW w:type="dxa" w:w="2880"/>
-          </w:tcPr>
-          <w:p>
-            <w:pPr>
-              <w:jc w:val="left"/>
-            </w:pPr>
-            <w:r/>
-            <w:r>
-              <w:rPr>
-                <w:sz w:val="18"/>
-              </w:rPr>
-              <w:t>10y 1985-1995</w:t>
-            </w:r>
-          </w:p>
-        </w:tc>
-        <w:tc>
-          <w:tcPr>
-            <w:tcW w:type="dxa" w:w="1296"/>
-          </w:tcPr>
-          <w:p>
-            <w:pPr>
-              <w:jc w:val="right"/>
-            </w:pPr>
-            <w:r/>
-            <w:r>
-              <w:rPr>
-                <w:sz w:val="18"/>
-              </w:rPr>
-              <w:t>6,298</w:t>
-            </w:r>
-          </w:p>
-        </w:tc>
-        <w:tc>
-          <w:tcPr>
-            <w:tcW w:type="dxa" w:w="2880"/>
-          </w:tcPr>
-          <w:p>
-            <w:pPr>
-              <w:jc w:val="right"/>
-            </w:pPr>
-            <w:r/>
-            <w:r>
-              <w:rPr>
-                <w:sz w:val="18"/>
-              </w:rPr>
-              <w:t>15.4 %</w:t>
-            </w:r>
-          </w:p>
-        </w:tc>
-        <w:tc>
-          <w:tcPr>
-            <w:tcW w:type="dxa" w:w="2880"/>
-          </w:tcPr>
-          <w:p>
-            <w:pPr>
-              <w:jc w:val="right"/>
-            </w:pPr>
-            <w:r/>
-            <w:r>
-              <w:rPr>
-                <w:sz w:val="18"/>
-              </w:rPr>
-              <w:t>21.9 %</w:t>
-            </w:r>
-          </w:p>
-        </w:tc>
-      </w:tr>
-      <w:tr>
-        <w:tc>
-          <w:tcPr>
-            <w:tcW w:type="dxa" w:w="2880"/>
-          </w:tcPr>
-          <w:p>
-            <w:pPr>
-              <w:jc w:val="left"/>
-            </w:pPr>
-            <w:r/>
-            <w:r>
-              <w:rPr>
-                <w:sz w:val="18"/>
-              </w:rPr>
-              <w:t>10y 1995-2005</w:t>
-            </w:r>
-          </w:p>
-        </w:tc>
-        <w:tc>
-          <w:tcPr>
-            <w:tcW w:type="dxa" w:w="1296"/>
-          </w:tcPr>
-          <w:p>
-            <w:pPr>
-              <w:jc w:val="right"/>
-            </w:pPr>
-            <w:r/>
-            <w:r>
-              <w:rPr>
-                <w:sz w:val="18"/>
-              </w:rPr>
-              <w:t>7,835</w:t>
-            </w:r>
-          </w:p>
-        </w:tc>
-        <w:tc>
-          <w:tcPr>
-            <w:tcW w:type="dxa" w:w="2880"/>
-          </w:tcPr>
-          <w:p>
-            <w:pPr>
-              <w:jc w:val="right"/>
-            </w:pPr>
-            <w:r/>
-            <w:r>
-              <w:rPr>
-                <w:sz w:val="18"/>
-              </w:rPr>
-              <w:t>27.6 %</w:t>
-            </w:r>
-          </w:p>
-        </w:tc>
-        <w:tc>
-          <w:tcPr>
-            <w:tcW w:type="dxa" w:w="2880"/>
-          </w:tcPr>
-          <w:p>
-            <w:pPr>
-              <w:jc w:val="right"/>
-            </w:pPr>
-            <w:r/>
-            <w:r>
-              <w:rPr>
-                <w:sz w:val="18"/>
-              </w:rPr>
-              <w:t>34.4 %</w:t>
-            </w:r>
-          </w:p>
-        </w:tc>
-      </w:tr>
-      <w:tr>
-        <w:tc>
-          <w:tcPr>
-            <w:tcW w:type="dxa" w:w="2880"/>
-          </w:tcPr>
-          <w:p>
-            <w:pPr>
-              <w:jc w:val="left"/>
-            </w:pPr>
-            <w:r/>
-            <w:r>
-              <w:rPr>
-                <w:sz w:val="18"/>
-              </w:rPr>
-              <w:t>10y 2005-2015</w:t>
-            </w:r>
-          </w:p>
-        </w:tc>
-        <w:tc>
-          <w:tcPr>
-            <w:tcW w:type="dxa" w:w="1296"/>
-          </w:tcPr>
-          <w:p>
-            <w:pPr>
-              <w:jc w:val="right"/>
-            </w:pPr>
-            <w:r/>
-            <w:r>
-              <w:rPr>
-                <w:sz w:val="18"/>
-              </w:rPr>
-              <w:t>5,830</w:t>
-            </w:r>
-          </w:p>
-        </w:tc>
-        <w:tc>
-          <w:tcPr>
-            <w:tcW w:type="dxa" w:w="2880"/>
-          </w:tcPr>
-          <w:p>
-            <w:pPr>
-              <w:jc w:val="right"/>
-            </w:pPr>
-            <w:r/>
-            <w:r>
-              <w:rPr>
-                <w:sz w:val="18"/>
-              </w:rPr>
-              <w:t>25.0 %</w:t>
-            </w:r>
-          </w:p>
-        </w:tc>
-        <w:tc>
-          <w:tcPr>
-            <w:tcW w:type="dxa" w:w="2880"/>
-          </w:tcPr>
-          <w:p>
-            <w:pPr>
-              <w:jc w:val="right"/>
-            </w:pPr>
-            <w:r/>
-            <w:r>
-              <w:rPr>
-                <w:sz w:val="18"/>
-              </w:rPr>
-              <w:t>31.6 %</w:t>
-            </w:r>
-          </w:p>
-        </w:tc>
-      </w:tr>
-      <w:tr>
-        <w:tc>
-          <w:tcPr>
-            <w:tcW w:type="dxa" w:w="2880"/>
-          </w:tcPr>
-          <w:p>
-            <w:pPr>
-              <w:jc w:val="left"/>
-            </w:pPr>
-            <w:r/>
-            <w:r>
-              <w:rPr>
-                <w:sz w:val="18"/>
-              </w:rPr>
-              <w:t>10y 2015-2025</w:t>
-            </w:r>
-          </w:p>
-        </w:tc>
-        <w:tc>
-          <w:tcPr>
-            <w:tcW w:type="dxa" w:w="1296"/>
-          </w:tcPr>
-          <w:p>
-            <w:pPr>
-              <w:jc w:val="right"/>
-            </w:pPr>
-            <w:r/>
-            <w:r>
-              <w:rPr>
-                <w:sz w:val="18"/>
-              </w:rPr>
-              <w:t>4,836</w:t>
-            </w:r>
-          </w:p>
-        </w:tc>
-        <w:tc>
-          <w:tcPr>
-            <w:tcW w:type="dxa" w:w="2880"/>
-          </w:tcPr>
-          <w:p>
-            <w:pPr>
-              <w:jc w:val="right"/>
-            </w:pPr>
-            <w:r/>
-            <w:r>
-              <w:rPr>
-                <w:sz w:val="18"/>
-              </w:rPr>
-              <w:t>16.2 %</w:t>
-            </w:r>
-          </w:p>
-        </w:tc>
-        <w:tc>
-          <w:tcPr>
-            <w:tcW w:type="dxa" w:w="2880"/>
-          </w:tcPr>
-          <w:p>
-            <w:pPr>
-              <w:jc w:val="right"/>
-            </w:pPr>
-            <w:r/>
-            <w:r>
-              <w:rPr>
-                <w:sz w:val="18"/>
-              </w:rPr>
-              <w:t>17.4 %</w:t>
-            </w:r>
-          </w:p>
-        </w:tc>
-      </w:tr>
-      <w:tr>
-        <w:tc>
-          <w:tcPr>
-            <w:tcW w:type="dxa" w:w="2880"/>
-          </w:tcPr>
-          <w:p>
-            <w:pPr>
-              <w:jc w:val="left"/>
-            </w:pPr>
-            <w:r/>
-            <w:r>
-              <w:rPr>
-                <w:sz w:val="18"/>
-              </w:rPr>
-              <w:t>30y 1925-1955</w:t>
-            </w:r>
-          </w:p>
-        </w:tc>
-        <w:tc>
-          <w:tcPr>
-            <w:tcW w:type="dxa" w:w="1296"/>
-          </w:tcPr>
-          <w:p>
-            <w:pPr>
-              <w:jc w:val="right"/>
-            </w:pPr>
-            <w:r/>
-            <w:r>
-              <w:rPr>
-                <w:sz w:val="18"/>
-              </w:rPr>
-              <w:t>508</w:t>
-            </w:r>
-          </w:p>
-        </w:tc>
-        <w:tc>
-          <w:tcPr>
-            <w:tcW w:type="dxa" w:w="2880"/>
-          </w:tcPr>
-          <w:p>
-            <w:pPr>
-              <w:jc w:val="right"/>
-            </w:pPr>
-            <w:r/>
-            <w:r>
-              <w:rPr>
-                <w:sz w:val="18"/>
-              </w:rPr>
-              <w:t>19.1 %</w:t>
-            </w:r>
-          </w:p>
-        </w:tc>
-        <w:tc>
-          <w:tcPr>
-            <w:tcW w:type="dxa" w:w="2880"/>
-          </w:tcPr>
-          <w:p>
-            <w:pPr>
-              <w:jc w:val="right"/>
-            </w:pPr>
-            <w:r/>
-            <w:r>
-              <w:rPr>
-                <w:sz w:val="18"/>
-              </w:rPr>
-              <w:t>45.9 %</w:t>
-            </w:r>
-          </w:p>
-        </w:tc>
-      </w:tr>
-      <w:tr>
-        <w:tc>
-          <w:tcPr>
-            <w:tcW w:type="dxa" w:w="2880"/>
-          </w:tcPr>
-          <w:p>
-            <w:pPr>
-              <w:jc w:val="left"/>
-            </w:pPr>
-            <w:r/>
-            <w:r>
-              <w:rPr>
-                <w:sz w:val="18"/>
-              </w:rPr>
-              <w:t>30y 1955-1985</w:t>
-            </w:r>
-          </w:p>
-        </w:tc>
-        <w:tc>
-          <w:tcPr>
-            <w:tcW w:type="dxa" w:w="1296"/>
-          </w:tcPr>
-          <w:p>
-            <w:pPr>
-              <w:jc w:val="right"/>
-            </w:pPr>
-            <w:r/>
-            <w:r>
-              <w:rPr>
-                <w:sz w:val="18"/>
-              </w:rPr>
-              <w:t>1,050</w:t>
-            </w:r>
-          </w:p>
-        </w:tc>
-        <w:tc>
-          <w:tcPr>
-            <w:tcW w:type="dxa" w:w="2880"/>
-          </w:tcPr>
-          <w:p>
-            <w:pPr>
-              <w:jc w:val="right"/>
-            </w:pPr>
-            <w:r/>
-            <w:r>
-              <w:rPr>
-                <w:sz w:val="18"/>
-              </w:rPr>
-              <w:t>28.4 %</w:t>
-            </w:r>
-          </w:p>
-        </w:tc>
-        <w:tc>
-          <w:tcPr>
-            <w:tcW w:type="dxa" w:w="2880"/>
-          </w:tcPr>
-          <w:p>
-            <w:pPr>
-              <w:jc w:val="right"/>
-            </w:pPr>
-            <w:r/>
-            <w:r>
-              <w:rPr>
-                <w:sz w:val="18"/>
-              </w:rPr>
-              <w:t>53.6 %</w:t>
-            </w:r>
-          </w:p>
-        </w:tc>
-      </w:tr>
-      <w:tr>
-        <w:tc>
-          <w:tcPr>
-            <w:tcW w:type="dxa" w:w="2880"/>
-          </w:tcPr>
-          <w:p>
-            <w:pPr>
-              <w:jc w:val="left"/>
-            </w:pPr>
-            <w:r/>
-            <w:r>
-              <w:rPr>
-                <w:sz w:val="18"/>
-              </w:rPr>
-              <w:t>30y 1985-2015</w:t>
-            </w:r>
-          </w:p>
-        </w:tc>
-        <w:tc>
-          <w:tcPr>
-            <w:tcW w:type="dxa" w:w="1296"/>
-          </w:tcPr>
-          <w:p>
-            <w:pPr>
-              <w:jc w:val="right"/>
-            </w:pPr>
-            <w:r/>
-            <w:r>
-              <w:rPr>
-                <w:sz w:val="18"/>
-              </w:rPr>
-              <w:t>6,298</w:t>
-            </w:r>
-          </w:p>
-        </w:tc>
-        <w:tc>
-          <w:tcPr>
-            <w:tcW w:type="dxa" w:w="2880"/>
-          </w:tcPr>
-          <w:p>
-            <w:pPr>
-              <w:jc w:val="right"/>
-            </w:pPr>
-            <w:r/>
-            <w:r>
-              <w:rPr>
-                <w:sz w:val="18"/>
-              </w:rPr>
-              <w:t>8.4 %</w:t>
-            </w:r>
-          </w:p>
-        </w:tc>
-        <w:tc>
-          <w:tcPr>
-            <w:tcW w:type="dxa" w:w="2880"/>
-          </w:tcPr>
-          <w:p>
-            <w:pPr>
-              <w:jc w:val="right"/>
-            </w:pPr>
-            <w:r/>
-            <w:r>
-              <w:rPr>
-                <w:sz w:val="18"/>
-              </w:rPr>
-              <w:t>13.3 %</w:t>
-            </w:r>
-          </w:p>
-        </w:tc>
-      </w:tr>
-      <w:tr>
-        <w:tc>
-          <w:tcPr>
-            <w:tcW w:type="dxa" w:w="2880"/>
-          </w:tcPr>
-          <w:p>
-            <w:pPr>
-              <w:jc w:val="left"/>
-            </w:pPr>
-            <w:r/>
-            <w:r>
-              <w:rPr>
-                <w:sz w:val="18"/>
-              </w:rPr>
-              <w:t>Full-life</w:t>
-            </w:r>
-          </w:p>
-        </w:tc>
-        <w:tc>
-          <w:tcPr>
-            <w:tcW w:type="dxa" w:w="1296"/>
+            <w:tcW w:type="dxa" w:w="1224"/>
           </w:tcPr>
           <w:p>
             <w:pPr>
@@ -7071,7 +2669,7 @@
         </w:tc>
         <w:tc>
           <w:tcPr>
-            <w:tcW w:type="dxa" w:w="2880"/>
+            <w:tcW w:type="dxa" w:w="1224"/>
           </w:tcPr>
           <w:p>
             <w:pPr>
@@ -7082,13 +2680,13 @@
               <w:rPr>
                 <w:sz w:val="18"/>
               </w:rPr>
-              <w:t>27.6 %</w:t>
+              <w:t>49,454</w:t>
             </w:r>
           </w:p>
         </w:tc>
         <w:tc>
           <w:tcPr>
-            <w:tcW w:type="dxa" w:w="2880"/>
+            <w:tcW w:type="dxa" w:w="1224"/>
           </w:tcPr>
           <w:p>
             <w:pPr>
@@ -7099,88 +2697,58 @@
               <w:rPr>
                 <w:sz w:val="18"/>
               </w:rPr>
-              <w:t>33.4 %</w:t>
-            </w:r>
-          </w:p>
-        </w:tc>
-      </w:tr>
-    </w:tbl>
-    <w:p/>
-    <w:p>
-      <w:r>
-        <w:rPr>
-          <w:b/>
-        </w:rPr>
-        <w:t>Full-span benchmarks (1925-12 to 2025-12):</w:t>
-      </w:r>
-    </w:p>
-    <w:tbl>
-      <w:tblPr>
-        <w:tblStyle w:val="LightGrid-Accent1"/>
-        <w:tblW w:type="auto" w:w="0"/>
-        <w:tblLayout w:type="autofit"/>
-        <w:tblLook w:firstColumn="1" w:firstRow="1" w:lastColumn="0" w:lastRow="0" w:noHBand="0" w:noVBand="1" w:val="04A0"/>
-      </w:tblPr>
-      <w:tblGrid>
-        <w:gridCol w:w="3264"/>
-        <w:gridCol w:w="3264"/>
-        <w:gridCol w:w="3264"/>
-      </w:tblGrid>
-      <w:tr>
-        <w:tc>
-          <w:tcPr>
-            <w:tcW w:type="dxa" w:w="4896"/>
-            <w:shd w:val="clear" w:color="auto" w:fill="E2E8F0"/>
-          </w:tcPr>
-          <w:p>
-            <w:pPr>
-              <w:jc w:val="center"/>
-            </w:pPr>
-            <w:r/>
-            <w:r>
-              <w:rPr>
-                <w:b/>
-                <w:sz w:val="18"/>
-              </w:rPr>
-              <w:t>Index</w:t>
+              <w:t>28,950</w:t>
             </w:r>
           </w:p>
         </w:tc>
         <w:tc>
           <w:tcPr>
-            <w:tcW w:type="dxa" w:w="3456"/>
-            <w:shd w:val="clear" w:color="auto" w:fill="E2E8F0"/>
+            <w:tcW w:type="dxa" w:w="1224"/>
           </w:tcPr>
           <w:p>
             <w:pPr>
-              <w:jc w:val="center"/>
+              <w:jc w:val="right"/>
             </w:pPr>
             <w:r/>
             <w:r>
               <w:rPr>
-                <w:b/>
                 <w:sz w:val="18"/>
               </w:rPr>
-              <w:t>Cumulative total return</w:t>
+              <w:t>23,269</w:t>
             </w:r>
           </w:p>
         </w:tc>
         <w:tc>
           <w:tcPr>
-            <w:tcW w:type="dxa" w:w="1584"/>
-            <w:shd w:val="clear" w:color="auto" w:fill="E2E8F0"/>
+            <w:tcW w:type="dxa" w:w="1224"/>
           </w:tcPr>
           <w:p>
             <w:pPr>
-              <w:jc w:val="center"/>
+              <w:jc w:val="right"/>
             </w:pPr>
             <w:r/>
             <w:r>
               <w:rPr>
-                <w:b/>
                 <w:sz w:val="18"/>
               </w:rPr>
-              <w:t>CAGR</w:t>
+              <w:t>26,185</w:t>
+            </w:r>
+          </w:p>
+        </w:tc>
+        <w:tc>
+          <w:tcPr>
+            <w:tcW w:type="dxa" w:w="1224"/>
+          </w:tcPr>
+          <w:p>
+            <w:pPr>
+              <w:jc w:val="right"/>
+            </w:pPr>
+            <w:r/>
+            <w:r>
+              <w:rPr>
+                <w:sz w:val="18"/>
+              </w:rPr>
+              <w:t>5,234</w:t>
             </w:r>
           </w:p>
         </w:tc>
@@ -7188,7 +2756,7 @@
       <w:tr>
         <w:tc>
           <w:tcPr>
-            <w:tcW w:type="dxa" w:w="4896"/>
+            <w:tcW w:type="dxa" w:w="1224"/>
           </w:tcPr>
           <w:p>
             <w:pPr>
@@ -7199,13 +2767,13 @@
               <w:rPr>
                 <w:sz w:val="18"/>
               </w:rPr>
-              <w:t>CRSP value-weighted US equity (incl. dividends)</w:t>
+              <w:t>30y</w:t>
             </w:r>
           </w:p>
         </w:tc>
         <w:tc>
           <w:tcPr>
-            <w:tcW w:type="dxa" w:w="3456"/>
+            <w:tcW w:type="dxa" w:w="1224"/>
           </w:tcPr>
           <w:p>
             <w:pPr>
@@ -7216,13 +2784,13 @@
               <w:rPr>
                 <w:sz w:val="18"/>
               </w:rPr>
-              <w:t>1,405,980 % (14,061×)</w:t>
+              <w:t>34,766</w:t>
             </w:r>
           </w:p>
         </w:tc>
         <w:tc>
           <w:tcPr>
-            <w:tcW w:type="dxa" w:w="1584"/>
+            <w:tcW w:type="dxa" w:w="1224"/>
           </w:tcPr>
           <w:p>
             <w:pPr>
@@ -7233,32 +2801,13 @@
               <w:rPr>
                 <w:sz w:val="18"/>
               </w:rPr>
-              <w:t>10.01 %</w:t>
-            </w:r>
-          </w:p>
-        </w:tc>
-      </w:tr>
-      <w:tr>
-        <w:tc>
-          <w:tcPr>
-            <w:tcW w:type="dxa" w:w="4896"/>
-          </w:tcPr>
-          <w:p>
-            <w:pPr>
-              <w:jc w:val="left"/>
-            </w:pPr>
-            <w:r/>
-            <w:r>
-              <w:rPr>
-                <w:sz w:val="18"/>
-              </w:rPr>
-              <w:t>S&amp;P 500 price index (ex-dividends)</w:t>
+              <w:t>31,565</w:t>
             </w:r>
           </w:p>
         </w:tc>
         <w:tc>
           <w:tcPr>
-            <w:tcW w:type="dxa" w:w="3456"/>
+            <w:tcW w:type="dxa" w:w="1224"/>
           </w:tcPr>
           <w:p>
             <w:pPr>
@@ -7269,13 +2818,13 @@
               <w:rPr>
                 <w:sz w:val="18"/>
               </w:rPr>
-              <w:t>54,840 % (549×)</w:t>
+              <w:t>29,522</w:t>
             </w:r>
           </w:p>
         </w:tc>
         <w:tc>
           <w:tcPr>
-            <w:tcW w:type="dxa" w:w="1584"/>
+            <w:tcW w:type="dxa" w:w="1224"/>
           </w:tcPr>
           <w:p>
             <w:pPr>
@@ -7286,32 +2835,13 @@
               <w:rPr>
                 <w:sz w:val="18"/>
               </w:rPr>
-              <w:t>6.51 %</w:t>
-            </w:r>
-          </w:p>
-        </w:tc>
-      </w:tr>
-      <w:tr>
-        <w:tc>
-          <w:tcPr>
-            <w:tcW w:type="dxa" w:w="4896"/>
-          </w:tcPr>
-          <w:p>
-            <w:pPr>
-              <w:jc w:val="left"/>
-            </w:pPr>
-            <w:r/>
-            <w:r>
-              <w:rPr>
-                <w:sz w:val="18"/>
-              </w:rPr>
-              <w:t>CPI-U (inflation)</w:t>
+              <w:t>27,420</w:t>
             </w:r>
           </w:p>
         </w:tc>
         <w:tc>
           <w:tcPr>
-            <w:tcW w:type="dxa" w:w="3456"/>
+            <w:tcW w:type="dxa" w:w="1224"/>
           </w:tcPr>
           <w:p>
             <w:pPr>
@@ -7322,13 +2852,13 @@
               <w:rPr>
                 <w:sz w:val="18"/>
               </w:rPr>
-              <w:t>1,710 % (18.1×)</w:t>
+              <w:t>3,219</w:t>
             </w:r>
           </w:p>
         </w:tc>
         <w:tc>
           <w:tcPr>
-            <w:tcW w:type="dxa" w:w="1584"/>
+            <w:tcW w:type="dxa" w:w="1224"/>
           </w:tcPr>
           <w:p>
             <w:pPr>
@@ -7339,16 +2869,70 @@
               <w:rPr>
                 <w:sz w:val="18"/>
               </w:rPr>
-              <w:t>2.94 %</w:t>
+              <w:t>26,303</w:t>
+            </w:r>
+          </w:p>
+        </w:tc>
+        <w:tc>
+          <w:tcPr>
+            <w:tcW w:type="dxa" w:w="1224"/>
+          </w:tcPr>
+          <w:p>
+            <w:pPr>
+              <w:jc w:val="right"/>
+            </w:pPr>
+            <w:r/>
+            <w:r>
+              <w:rPr>
+                <w:sz w:val="18"/>
+              </w:rPr>
+              <w:t>5,244</w:t>
             </w:r>
           </w:p>
         </w:tc>
       </w:tr>
     </w:tbl>
-    <w:p/>
     <w:p>
+      <w:pPr>
+        <w:pStyle w:val="Heading1"/>
+      </w:pPr>
       <w:r>
-        <w:t>The sharp declines in '% beating the market' in 1985-1995, 2015-2025, and over the full 1985-2015 30-year window reflect the rise of extreme mega-cap dominance in the index return. The index compounds at a double-digit rate, but the share of individual stocks that keep up with it has been falling.</w:t>
+        <w:rPr>
+          <w:color w:val="1A365D"/>
+        </w:rPr>
+        <w:t>6. Caveats</w:t>
+      </w:r>
+    </w:p>
+    <w:p>
+      <w:pPr>
+        <w:pStyle w:val="ListBullet"/>
+      </w:pPr>
+      <w:r>
+        <w:t>Headline holding-period summaries exclude active periods that are right-censored by the sample end.</w:t>
+      </w:r>
+    </w:p>
+    <w:p>
+      <w:pPr>
+        <w:pStyle w:val="ListBullet"/>
+      </w:pPr>
+      <w:r>
+        <w:t>Not-traded months with missing MthRet are set to 0 to preserve the monthly return timeline.</w:t>
+      </w:r>
+    </w:p>
+    <w:p>
+      <w:pPr>
+        <w:pStyle w:val="ListBullet"/>
+      </w:pPr>
+      <w:r>
+        <w:t>The 10-year and 30-year observations are stock-periods, so long-lived stocks can contribute multiple non-overlapping periods.</w:t>
+      </w:r>
+    </w:p>
+    <w:p>
+      <w:pPr>
+        <w:pStyle w:val="ListBullet"/>
+      </w:pPr>
+      <w:r>
+        <w:t>Delisting outcomes are measured using the CRSP monthly returns present in the file.</w:t>
       </w:r>
     </w:p>
     <w:p>
@@ -7359,50 +2943,7 @@
         <w:rPr>
           <w:color w:val="1A365D"/>
         </w:rPr>
-        <w:t>7. Caveats</w:t>
-      </w:r>
-    </w:p>
-    <w:p>
-      <w:pPr>
-        <w:pStyle w:val="ListNumber"/>
-      </w:pPr>
-      <w:r>
-        <w:t>1. Delisting returns are not always explicitly provided. Only 3,100 of 31,565 stocks have an explicit CRSP delisting return (MthRetFlg == 'DE'); the remainder simply stop appearing at delisting. Methodology terminates the return at the last observed month. Applying the Shumway (1997) −30 % correction to performance-related delistings without explicit returns moves headline percentages by less than 1 point.</w:t>
-      </w:r>
-    </w:p>
-    <w:p>
-      <w:pPr>
-        <w:pStyle w:val="ListNumber"/>
-      </w:pPr>
-      <w:r>
-        <w:t>2. Not-traded months (1.6 % of rows, flag 'NT') have MthRet set to 0 to preserve the calendar timeline.</w:t>
-      </w:r>
-    </w:p>
-    <w:p>
-      <w:pPr>
-        <w:pStyle w:val="ListNumber"/>
-      </w:pPr>
-      <w:r>
-        <w:t>3. Cohort size grows over time. The 1925-1935 cohort has only 508 stocks (CRSP started with NYSE-only coverage); by 1995-2005 the cohort is 7,835 stocks (NYSE + AMEX + NASDAQ). Later-decade statistics are tighter.</w:t>
-      </w:r>
-    </w:p>
-    <w:p>
-      <w:pPr>
-        <w:pStyle w:val="ListNumber"/>
-      </w:pPr>
-      <w:r>
-        <w:t>4. Windows extending beyond 2025-12 are not analyzed. The 30-year track stops at the 1985-2015 window; a 2015-2025 entry in the 30-year table would be a partial 10-year window and is excluded.</w:t>
-      </w:r>
-    </w:p>
-    <w:p>
-      <w:pPr>
-        <w:pStyle w:val="Heading1"/>
-      </w:pPr>
-      <w:r>
-        <w:rPr>
-          <w:color w:val="1A365D"/>
-        </w:rPr>
-        <w:t>8. Files produced</w:t>
+        <w:t>7. Files Produced</w:t>
       </w:r>
     </w:p>
     <w:p>
@@ -7415,23 +2956,19 @@
         <w:br/>
         <w:t xml:space="preserve">  report.md, report.docx</w:t>
         <w:br/>
-        <w:t xml:space="preserve">  summary_10y.csv, summary_30y.csv, summary_fulllife.csv</w:t>
+        <w:t xml:space="preserve">  summary_10y.csv, summary_30y.csv, summary_holding_periods.csv</w:t>
         <w:br/>
-        <w:t xml:space="preserve">  returns_10y.csv, returns_30y.csv              — long-format per-stock returns per window</w:t>
+        <w:t xml:space="preserve">  summary_fulllife.csv, summary_audit.csv, universe_summary.csv</w:t>
         <w:br/>
-        <w:t xml:space="preserve">  permno_fulllife.csv                           — per-stock full-life return</w:t>
+        <w:t xml:space="preserve">  returns_10y.csv, returns_30y.csv, holding_period_audit.csv</w:t>
         <w:br/>
-        <w:t xml:space="preserve">  market_benchmark.csv, market_summary.csv</w:t>
+        <w:t xml:space="preserve">  permno_fulllife.csv</w:t>
         <w:br/>
-        <w:t xml:space="preserve">  variation_10y.png, variation_30y.png          — box+violin across windows</w:t>
+        <w:t xml:space="preserve">  hist_10y_nominal.png, hist_10y_real.png</w:t>
         <w:br/>
-        <w:t xml:space="preserve">  pct_positive_10y.png, pct_positive_30y.png    — bar chart + market line</w:t>
+        <w:t xml:space="preserve">  hist_30y_nominal.png, hist_30y_real.png</w:t>
         <w:br/>
-        <w:t xml:space="preserve">  hist_10y_{window}_{basis}.png                 — per-window histograms (20 files)</w:t>
-        <w:br/>
-        <w:t xml:space="preserve">  hist_30y_{window}_{basis}.png                 — per-window histograms (6 files)</w:t>
-        <w:br/>
-        <w:t xml:space="preserve">  hist_fulllife_{basis}.png                     — Q3 histograms</w:t>
+        <w:t xml:space="preserve">  hist_fulllife_nominal.png, hist_fulllife_real.png</w:t>
       </w:r>
     </w:p>
     <w:p>
@@ -7442,7 +2979,7 @@
         <w:rPr>
           <w:color w:val="1A365D"/>
         </w:rPr>
-        <w:t>9. Reproducibility</w:t>
+        <w:t>8. Reproducibility</w:t>
       </w:r>
     </w:p>
     <w:p>
@@ -7451,57 +2988,9 @@
           <w:rFonts w:ascii="Consolas" w:hAnsi="Consolas"/>
           <w:sz w:val="20"/>
         </w:rPr>
-        <w:t>python program/run_analysis.py    # ~50 s</w:t>
+        <w:t>python program/run_analysis.py</w:t>
         <w:br/>
-        <w:t>python program/build_docx.py      # ~3 s</w:t>
-      </w:r>
-    </w:p>
-    <w:p>
-      <w:r>
-        <w:t>Python 3.11, pandas 2.3, numpy 2.2, matplotlib 3.10, python-docx 1.2.</w:t>
-      </w:r>
-    </w:p>
-    <w:p>
-      <w:pPr>
-        <w:pStyle w:val="Heading1"/>
-      </w:pPr>
-      <w:r>
-        <w:rPr>
-          <w:color w:val="1A365D"/>
-        </w:rPr>
-        <w:t>10. References</w:t>
-      </w:r>
-    </w:p>
-    <w:p>
-      <w:pPr>
-        <w:pStyle w:val="ListBullet"/>
-      </w:pPr>
-      <w:r>
-        <w:t>Bessembinder, H. (2018). "Do stocks outperform Treasury bills?" Journal of Financial Economics, 129(3), 440-457.</w:t>
-      </w:r>
-    </w:p>
-    <w:p>
-      <w:pPr>
-        <w:pStyle w:val="ListBullet"/>
-      </w:pPr>
-      <w:r>
-        <w:t>Shumway, T. (1997). "The delisting bias in CRSP data." Journal of Finance, 52(1), 327-340.</w:t>
-      </w:r>
-    </w:p>
-    <w:p>
-      <w:pPr>
-        <w:pStyle w:val="ListBullet"/>
-      </w:pPr>
-      <w:r>
-        <w:t>CRSP. Monthly Stock File, schema documentation in data/Monthly Stock File.pdf.</w:t>
-      </w:r>
-    </w:p>
-    <w:p>
-      <w:pPr>
-        <w:pStyle w:val="ListBullet"/>
-      </w:pPr>
-      <w:r>
-        <w:t>U.S. Bureau of Labor Statistics. Consumer Price Index for All Urban Consumers, CPI-U, not seasonally adjusted, monthly 1925-2025.</w:t>
+        <w:t>python program/build_docx.py</w:t>
       </w:r>
     </w:p>
     <w:sectPr>

--- a/results/report.docx
+++ b/results/report.docx
@@ -43,7 +43,7 @@
         <w:pStyle w:val="ListBullet"/>
       </w:pPr>
       <w:r>
-        <w:t>10-year stock-anchored holding periods: 57.3 % positive nominal and 49.9 % positive real.</w:t>
+        <w:t>Stock-anchored 10-year stock-periods: 57.3 % positive nominal and 49.9 % positive real.</w:t>
       </w:r>
     </w:p>
     <w:p>
@@ -51,7 +51,7 @@
         <w:pStyle w:val="ListBullet"/>
       </w:pPr>
       <w:r>
-        <w:t>30-year stock-anchored holding periods: 51.0 % positive nominal, with many observations ending early because the stock delisted.</w:t>
+        <w:t>Calendar start-cohort windows are reported separately; for example, 62.2 % of the 2015-2025 start-cohort observations were positive in nominal terms.</w:t>
       </w:r>
     </w:p>
     <w:p>
@@ -80,7 +80,7 @@
     </w:p>
     <w:p>
       <w:r>
-        <w:t>The universe excludes REITs, ETFs, closed-end funds, and other non-common-stock securities.</w:t>
+        <w:t>The universe explicitly requires common stock and excludes REITs, ETFs, closed-end funds, and other non-common-stock securities.</w:t>
       </w:r>
     </w:p>
     <w:p>
@@ -101,12 +101,17 @@
     </w:p>
     <w:p>
       <w:r>
-        <w:t>The 10-year and 30-year analyses use stock-anchored, non-overlapping holding periods starting from each stock's first observed CRSP month. A stock that delists before the planned horizon is retained through its last observed month. Active periods that are cut off only because the sample ends are written to the audit file but excluded from headline summaries.</w:t>
+        <w:t>The primary stock-anchored view builds non-overlapping 10-year and 30-year stock-periods from each stock's first observed CRSP month. Delisted stocks remain in the sample through their last observed month. Periods incomplete only because the sample ends are retained in detail files but excluded from headline summaries.</w:t>
       </w:r>
     </w:p>
     <w:p>
       <w:r>
-        <w:t>The report focuses on the distribution of individual stock outcomes.</w:t>
+        <w:t>The calendar-window view forms start cohorts at fixed dates such as 1925-12, 1935-12, and so on. A stock must be present at the start of a calendar window; stocks that list midway through that window are not added halfway.</w:t>
+      </w:r>
+    </w:p>
+    <w:p>
+      <w:r>
+        <w:t>Detail files include CRSP terminal fields and sparse-history flags for auditability. The main return convention includes the first observed monthly return; a sensitivity table also reports results after skipping that first observed return.</w:t>
       </w:r>
     </w:p>
     <w:p>
@@ -117,7 +122,7 @@
         <w:rPr>
           <w:color w:val="1A365D"/>
         </w:rPr>
-        <w:t>3. Holding-Period Results</w:t>
+        <w:t>3. Stock-Anchored Results</w:t>
       </w:r>
     </w:p>
     <w:p>
@@ -128,7 +133,7 @@
         <w:rPr>
           <w:color w:val="1A365D"/>
         </w:rPr>
-        <w:t>10-Year Periods</w:t>
+        <w:t>All Non-Overlapping Stock-Periods</w:t>
       </w:r>
     </w:p>
     <w:tbl>
@@ -139,20 +144,40 @@
         <w:tblLook w:firstColumn="1" w:firstRow="1" w:lastColumn="0" w:lastRow="0" w:noHBand="0" w:noVBand="1" w:val="04A0"/>
       </w:tblPr>
       <w:tblGrid>
-        <w:gridCol w:w="1088"/>
-        <w:gridCol w:w="1088"/>
-        <w:gridCol w:w="1088"/>
-        <w:gridCol w:w="1088"/>
-        <w:gridCol w:w="1088"/>
-        <w:gridCol w:w="1088"/>
-        <w:gridCol w:w="1088"/>
-        <w:gridCol w:w="1088"/>
-        <w:gridCol w:w="1088"/>
+        <w:gridCol w:w="1008"/>
+        <w:gridCol w:w="1008"/>
+        <w:gridCol w:w="1008"/>
+        <w:gridCol w:w="1008"/>
+        <w:gridCol w:w="1008"/>
+        <w:gridCol w:w="1008"/>
+        <w:gridCol w:w="1008"/>
+        <w:gridCol w:w="1008"/>
+        <w:gridCol w:w="1008"/>
+        <w:gridCol w:w="1008"/>
       </w:tblGrid>
       <w:tr>
         <w:tc>
           <w:tcPr>
-            <w:tcW w:type="dxa" w:w="1088"/>
+            <w:tcW w:type="dxa" w:w="1008"/>
+            <w:shd w:val="clear" w:color="auto" w:fill="E2E8F0"/>
+          </w:tcPr>
+          <w:p>
+            <w:pPr>
+              <w:jc w:val="center"/>
+            </w:pPr>
+            <w:r/>
+            <w:r>
+              <w:rPr>
+                <w:b/>
+                <w:sz w:val="18"/>
+              </w:rPr>
+              <w:t>Horizon</w:t>
+            </w:r>
+          </w:p>
+        </w:tc>
+        <w:tc>
+          <w:tcPr>
+            <w:tcW w:type="dxa" w:w="1008"/>
             <w:shd w:val="clear" w:color="auto" w:fill="E2E8F0"/>
           </w:tcPr>
           <w:p>
@@ -171,7 +196,7 @@
         </w:tc>
         <w:tc>
           <w:tcPr>
-            <w:tcW w:type="dxa" w:w="1088"/>
+            <w:tcW w:type="dxa" w:w="1008"/>
             <w:shd w:val="clear" w:color="auto" w:fill="E2E8F0"/>
           </w:tcPr>
           <w:p>
@@ -190,7 +215,7 @@
         </w:tc>
         <w:tc>
           <w:tcPr>
-            <w:tcW w:type="dxa" w:w="1088"/>
+            <w:tcW w:type="dxa" w:w="1008"/>
             <w:shd w:val="clear" w:color="auto" w:fill="E2E8F0"/>
           </w:tcPr>
           <w:p>
@@ -209,7 +234,7 @@
         </w:tc>
         <w:tc>
           <w:tcPr>
-            <w:tcW w:type="dxa" w:w="1088"/>
+            <w:tcW w:type="dxa" w:w="1008"/>
             <w:shd w:val="clear" w:color="auto" w:fill="E2E8F0"/>
           </w:tcPr>
           <w:p>
@@ -228,7 +253,7 @@
         </w:tc>
         <w:tc>
           <w:tcPr>
-            <w:tcW w:type="dxa" w:w="1088"/>
+            <w:tcW w:type="dxa" w:w="1008"/>
             <w:shd w:val="clear" w:color="auto" w:fill="E2E8F0"/>
           </w:tcPr>
           <w:p>
@@ -247,7 +272,7 @@
         </w:tc>
         <w:tc>
           <w:tcPr>
-            <w:tcW w:type="dxa" w:w="1088"/>
+            <w:tcW w:type="dxa" w:w="1008"/>
             <w:shd w:val="clear" w:color="auto" w:fill="E2E8F0"/>
           </w:tcPr>
           <w:p>
@@ -266,7 +291,7 @@
         </w:tc>
         <w:tc>
           <w:tcPr>
-            <w:tcW w:type="dxa" w:w="1088"/>
+            <w:tcW w:type="dxa" w:w="1008"/>
             <w:shd w:val="clear" w:color="auto" w:fill="E2E8F0"/>
           </w:tcPr>
           <w:p>
@@ -285,7 +310,7 @@
         </w:tc>
         <w:tc>
           <w:tcPr>
-            <w:tcW w:type="dxa" w:w="1088"/>
+            <w:tcW w:type="dxa" w:w="1008"/>
             <w:shd w:val="clear" w:color="auto" w:fill="E2E8F0"/>
           </w:tcPr>
           <w:p>
@@ -304,7 +329,7 @@
         </w:tc>
         <w:tc>
           <w:tcPr>
-            <w:tcW w:type="dxa" w:w="1088"/>
+            <w:tcW w:type="dxa" w:w="1008"/>
             <w:shd w:val="clear" w:color="auto" w:fill="E2E8F0"/>
           </w:tcPr>
           <w:p>
@@ -317,7 +342,7 @@
                 <w:b/>
                 <w:sz w:val="18"/>
               </w:rPr>
-              <w:t>Avg months</w:t>
+              <w:t>% sparse</w:t>
             </w:r>
           </w:p>
         </w:tc>
@@ -325,11 +350,28 @@
       <w:tr>
         <w:tc>
           <w:tcPr>
-            <w:tcW w:type="dxa" w:w="1088"/>
+            <w:tcW w:type="dxa" w:w="1008"/>
           </w:tcPr>
           <w:p>
             <w:pPr>
               <w:jc w:val="left"/>
+            </w:pPr>
+            <w:r/>
+            <w:r>
+              <w:rPr>
+                <w:sz w:val="18"/>
+              </w:rPr>
+              <w:t>10y</w:t>
+            </w:r>
+          </w:p>
+        </w:tc>
+        <w:tc>
+          <w:tcPr>
+            <w:tcW w:type="dxa" w:w="1008"/>
+          </w:tcPr>
+          <w:p>
+            <w:pPr>
+              <w:jc w:val="right"/>
             </w:pPr>
             <w:r/>
             <w:r>
@@ -342,7 +384,7 @@
         </w:tc>
         <w:tc>
           <w:tcPr>
-            <w:tcW w:type="dxa" w:w="1088"/>
+            <w:tcW w:type="dxa" w:w="1008"/>
           </w:tcPr>
           <w:p>
             <w:pPr>
@@ -359,7 +401,7 @@
         </w:tc>
         <w:tc>
           <w:tcPr>
-            <w:tcW w:type="dxa" w:w="1088"/>
+            <w:tcW w:type="dxa" w:w="1008"/>
           </w:tcPr>
           <w:p>
             <w:pPr>
@@ -376,7 +418,7 @@
         </w:tc>
         <w:tc>
           <w:tcPr>
-            <w:tcW w:type="dxa" w:w="1088"/>
+            <w:tcW w:type="dxa" w:w="1008"/>
           </w:tcPr>
           <w:p>
             <w:pPr>
@@ -393,7 +435,7 @@
         </w:tc>
         <w:tc>
           <w:tcPr>
-            <w:tcW w:type="dxa" w:w="1088"/>
+            <w:tcW w:type="dxa" w:w="1008"/>
           </w:tcPr>
           <w:p>
             <w:pPr>
@@ -410,7 +452,7 @@
         </w:tc>
         <w:tc>
           <w:tcPr>
-            <w:tcW w:type="dxa" w:w="1088"/>
+            <w:tcW w:type="dxa" w:w="1008"/>
           </w:tcPr>
           <w:p>
             <w:pPr>
@@ -427,7 +469,7 @@
         </w:tc>
         <w:tc>
           <w:tcPr>
-            <w:tcW w:type="dxa" w:w="1088"/>
+            <w:tcW w:type="dxa" w:w="1008"/>
           </w:tcPr>
           <w:p>
             <w:pPr>
@@ -444,7 +486,7 @@
         </w:tc>
         <w:tc>
           <w:tcPr>
-            <w:tcW w:type="dxa" w:w="1088"/>
+            <w:tcW w:type="dxa" w:w="1008"/>
           </w:tcPr>
           <w:p>
             <w:pPr>
@@ -461,7 +503,7 @@
         </w:tc>
         <w:tc>
           <w:tcPr>
-            <w:tcW w:type="dxa" w:w="1088"/>
+            <w:tcW w:type="dxa" w:w="1008"/>
           </w:tcPr>
           <w:p>
             <w:pPr>
@@ -472,7 +514,7 @@
               <w:rPr>
                 <w:sz w:val="18"/>
               </w:rPr>
-              <w:t>83.7</w:t>
+              <w:t>0.014 %</w:t>
             </w:r>
           </w:p>
         </w:tc>
@@ -480,11 +522,28 @@
       <w:tr>
         <w:tc>
           <w:tcPr>
-            <w:tcW w:type="dxa" w:w="1088"/>
+            <w:tcW w:type="dxa" w:w="1008"/>
           </w:tcPr>
           <w:p>
             <w:pPr>
               <w:jc w:val="left"/>
+            </w:pPr>
+            <w:r/>
+            <w:r>
+              <w:rPr>
+                <w:sz w:val="18"/>
+              </w:rPr>
+              <w:t>10y</w:t>
+            </w:r>
+          </w:p>
+        </w:tc>
+        <w:tc>
+          <w:tcPr>
+            <w:tcW w:type="dxa" w:w="1008"/>
+          </w:tcPr>
+          <w:p>
+            <w:pPr>
+              <w:jc w:val="right"/>
             </w:pPr>
             <w:r/>
             <w:r>
@@ -497,7 +556,7 @@
         </w:tc>
         <w:tc>
           <w:tcPr>
-            <w:tcW w:type="dxa" w:w="1088"/>
+            <w:tcW w:type="dxa" w:w="1008"/>
           </w:tcPr>
           <w:p>
             <w:pPr>
@@ -514,7 +573,7 @@
         </w:tc>
         <w:tc>
           <w:tcPr>
-            <w:tcW w:type="dxa" w:w="1088"/>
+            <w:tcW w:type="dxa" w:w="1008"/>
           </w:tcPr>
           <w:p>
             <w:pPr>
@@ -531,7 +590,7 @@
         </w:tc>
         <w:tc>
           <w:tcPr>
-            <w:tcW w:type="dxa" w:w="1088"/>
+            <w:tcW w:type="dxa" w:w="1008"/>
           </w:tcPr>
           <w:p>
             <w:pPr>
@@ -548,7 +607,7 @@
         </w:tc>
         <w:tc>
           <w:tcPr>
-            <w:tcW w:type="dxa" w:w="1088"/>
+            <w:tcW w:type="dxa" w:w="1008"/>
           </w:tcPr>
           <w:p>
             <w:pPr>
@@ -565,7 +624,7 @@
         </w:tc>
         <w:tc>
           <w:tcPr>
-            <w:tcW w:type="dxa" w:w="1088"/>
+            <w:tcW w:type="dxa" w:w="1008"/>
           </w:tcPr>
           <w:p>
             <w:pPr>
@@ -582,7 +641,7 @@
         </w:tc>
         <w:tc>
           <w:tcPr>
-            <w:tcW w:type="dxa" w:w="1088"/>
+            <w:tcW w:type="dxa" w:w="1008"/>
           </w:tcPr>
           <w:p>
             <w:pPr>
@@ -599,7 +658,7 @@
         </w:tc>
         <w:tc>
           <w:tcPr>
-            <w:tcW w:type="dxa" w:w="1088"/>
+            <w:tcW w:type="dxa" w:w="1008"/>
           </w:tcPr>
           <w:p>
             <w:pPr>
@@ -616,7 +675,7 @@
         </w:tc>
         <w:tc>
           <w:tcPr>
-            <w:tcW w:type="dxa" w:w="1088"/>
+            <w:tcW w:type="dxa" w:w="1008"/>
           </w:tcPr>
           <w:p>
             <w:pPr>
@@ -627,7 +686,351 @@
               <w:rPr>
                 <w:sz w:val="18"/>
               </w:rPr>
-              <w:t>83.7</w:t>
+              <w:t>0.014 %</w:t>
+            </w:r>
+          </w:p>
+        </w:tc>
+      </w:tr>
+      <w:tr>
+        <w:tc>
+          <w:tcPr>
+            <w:tcW w:type="dxa" w:w="1008"/>
+          </w:tcPr>
+          <w:p>
+            <w:pPr>
+              <w:jc w:val="left"/>
+            </w:pPr>
+            <w:r/>
+            <w:r>
+              <w:rPr>
+                <w:sz w:val="18"/>
+              </w:rPr>
+              <w:t>30y</w:t>
+            </w:r>
+          </w:p>
+        </w:tc>
+        <w:tc>
+          <w:tcPr>
+            <w:tcW w:type="dxa" w:w="1008"/>
+          </w:tcPr>
+          <w:p>
+            <w:pPr>
+              <w:jc w:val="right"/>
+            </w:pPr>
+            <w:r/>
+            <w:r>
+              <w:rPr>
+                <w:sz w:val="18"/>
+              </w:rPr>
+              <w:t>nominal</w:t>
+            </w:r>
+          </w:p>
+        </w:tc>
+        <w:tc>
+          <w:tcPr>
+            <w:tcW w:type="dxa" w:w="1008"/>
+          </w:tcPr>
+          <w:p>
+            <w:pPr>
+              <w:jc w:val="right"/>
+            </w:pPr>
+            <w:r/>
+            <w:r>
+              <w:rPr>
+                <w:sz w:val="18"/>
+              </w:rPr>
+              <w:t>29,522</w:t>
+            </w:r>
+          </w:p>
+        </w:tc>
+        <w:tc>
+          <w:tcPr>
+            <w:tcW w:type="dxa" w:w="1008"/>
+          </w:tcPr>
+          <w:p>
+            <w:pPr>
+              <w:jc w:val="right"/>
+            </w:pPr>
+            <w:r/>
+            <w:r>
+              <w:rPr>
+                <w:sz w:val="18"/>
+              </w:rPr>
+              <w:t>27,420</w:t>
+            </w:r>
+          </w:p>
+        </w:tc>
+        <w:tc>
+          <w:tcPr>
+            <w:tcW w:type="dxa" w:w="1008"/>
+          </w:tcPr>
+          <w:p>
+            <w:pPr>
+              <w:jc w:val="right"/>
+            </w:pPr>
+            <w:r/>
+            <w:r>
+              <w:rPr>
+                <w:sz w:val="18"/>
+              </w:rPr>
+              <w:t>51.0 %</w:t>
+            </w:r>
+          </w:p>
+        </w:tc>
+        <w:tc>
+          <w:tcPr>
+            <w:tcW w:type="dxa" w:w="1008"/>
+          </w:tcPr>
+          <w:p>
+            <w:pPr>
+              <w:jc w:val="right"/>
+            </w:pPr>
+            <w:r/>
+            <w:r>
+              <w:rPr>
+                <w:sz w:val="18"/>
+              </w:rPr>
+              <w:t>+2.9 %</w:t>
+            </w:r>
+          </w:p>
+        </w:tc>
+        <w:tc>
+          <w:tcPr>
+            <w:tcW w:type="dxa" w:w="1008"/>
+          </w:tcPr>
+          <w:p>
+            <w:pPr>
+              <w:jc w:val="right"/>
+            </w:pPr>
+            <w:r/>
+            <w:r>
+              <w:rPr>
+                <w:sz w:val="18"/>
+              </w:rPr>
+              <w:t>6.87x</w:t>
+            </w:r>
+          </w:p>
+        </w:tc>
+        <w:tc>
+          <w:tcPr>
+            <w:tcW w:type="dxa" w:w="1008"/>
+          </w:tcPr>
+          <w:p>
+            <w:pPr>
+              <w:jc w:val="right"/>
+            </w:pPr>
+            <w:r/>
+            <w:r>
+              <w:rPr>
+                <w:sz w:val="18"/>
+              </w:rPr>
+              <w:t>10.9 %</w:t>
+            </w:r>
+          </w:p>
+        </w:tc>
+        <w:tc>
+          <w:tcPr>
+            <w:tcW w:type="dxa" w:w="1008"/>
+          </w:tcPr>
+          <w:p>
+            <w:pPr>
+              <w:jc w:val="right"/>
+            </w:pPr>
+            <w:r/>
+            <w:r>
+              <w:rPr>
+                <w:sz w:val="18"/>
+              </w:rPr>
+              <w:t>89.1 %</w:t>
+            </w:r>
+          </w:p>
+        </w:tc>
+        <w:tc>
+          <w:tcPr>
+            <w:tcW w:type="dxa" w:w="1008"/>
+          </w:tcPr>
+          <w:p>
+            <w:pPr>
+              <w:jc w:val="right"/>
+            </w:pPr>
+            <w:r/>
+            <w:r>
+              <w:rPr>
+                <w:sz w:val="18"/>
+              </w:rPr>
+              <w:t>0.020 %</w:t>
+            </w:r>
+          </w:p>
+        </w:tc>
+      </w:tr>
+      <w:tr>
+        <w:tc>
+          <w:tcPr>
+            <w:tcW w:type="dxa" w:w="1008"/>
+          </w:tcPr>
+          <w:p>
+            <w:pPr>
+              <w:jc w:val="left"/>
+            </w:pPr>
+            <w:r/>
+            <w:r>
+              <w:rPr>
+                <w:sz w:val="18"/>
+              </w:rPr>
+              <w:t>30y</w:t>
+            </w:r>
+          </w:p>
+        </w:tc>
+        <w:tc>
+          <w:tcPr>
+            <w:tcW w:type="dxa" w:w="1008"/>
+          </w:tcPr>
+          <w:p>
+            <w:pPr>
+              <w:jc w:val="right"/>
+            </w:pPr>
+            <w:r/>
+            <w:r>
+              <w:rPr>
+                <w:sz w:val="18"/>
+              </w:rPr>
+              <w:t>real (CPI-adj)</w:t>
+            </w:r>
+          </w:p>
+        </w:tc>
+        <w:tc>
+          <w:tcPr>
+            <w:tcW w:type="dxa" w:w="1008"/>
+          </w:tcPr>
+          <w:p>
+            <w:pPr>
+              <w:jc w:val="right"/>
+            </w:pPr>
+            <w:r/>
+            <w:r>
+              <w:rPr>
+                <w:sz w:val="18"/>
+              </w:rPr>
+              <w:t>29,522</w:t>
+            </w:r>
+          </w:p>
+        </w:tc>
+        <w:tc>
+          <w:tcPr>
+            <w:tcW w:type="dxa" w:w="1008"/>
+          </w:tcPr>
+          <w:p>
+            <w:pPr>
+              <w:jc w:val="right"/>
+            </w:pPr>
+            <w:r/>
+            <w:r>
+              <w:rPr>
+                <w:sz w:val="18"/>
+              </w:rPr>
+              <w:t>27,420</w:t>
+            </w:r>
+          </w:p>
+        </w:tc>
+        <w:tc>
+          <w:tcPr>
+            <w:tcW w:type="dxa" w:w="1008"/>
+          </w:tcPr>
+          <w:p>
+            <w:pPr>
+              <w:jc w:val="right"/>
+            </w:pPr>
+            <w:r/>
+            <w:r>
+              <w:rPr>
+                <w:sz w:val="18"/>
+              </w:rPr>
+              <w:t>44.0 %</w:t>
+            </w:r>
+          </w:p>
+        </w:tc>
+        <w:tc>
+          <w:tcPr>
+            <w:tcW w:type="dxa" w:w="1008"/>
+          </w:tcPr>
+          <w:p>
+            <w:pPr>
+              <w:jc w:val="right"/>
+            </w:pPr>
+            <w:r/>
+            <w:r>
+              <w:rPr>
+                <w:sz w:val="18"/>
+              </w:rPr>
+              <w:t>-18.5 %</w:t>
+            </w:r>
+          </w:p>
+        </w:tc>
+        <w:tc>
+          <w:tcPr>
+            <w:tcW w:type="dxa" w:w="1008"/>
+          </w:tcPr>
+          <w:p>
+            <w:pPr>
+              <w:jc w:val="right"/>
+            </w:pPr>
+            <w:r/>
+            <w:r>
+              <w:rPr>
+                <w:sz w:val="18"/>
+              </w:rPr>
+              <w:t>2.98x</w:t>
+            </w:r>
+          </w:p>
+        </w:tc>
+        <w:tc>
+          <w:tcPr>
+            <w:tcW w:type="dxa" w:w="1008"/>
+          </w:tcPr>
+          <w:p>
+            <w:pPr>
+              <w:jc w:val="right"/>
+            </w:pPr>
+            <w:r/>
+            <w:r>
+              <w:rPr>
+                <w:sz w:val="18"/>
+              </w:rPr>
+              <w:t>10.9 %</w:t>
+            </w:r>
+          </w:p>
+        </w:tc>
+        <w:tc>
+          <w:tcPr>
+            <w:tcW w:type="dxa" w:w="1008"/>
+          </w:tcPr>
+          <w:p>
+            <w:pPr>
+              <w:jc w:val="right"/>
+            </w:pPr>
+            <w:r/>
+            <w:r>
+              <w:rPr>
+                <w:sz w:val="18"/>
+              </w:rPr>
+              <w:t>89.1 %</w:t>
+            </w:r>
+          </w:p>
+        </w:tc>
+        <w:tc>
+          <w:tcPr>
+            <w:tcW w:type="dxa" w:w="1008"/>
+          </w:tcPr>
+          <w:p>
+            <w:pPr>
+              <w:jc w:val="right"/>
+            </w:pPr>
+            <w:r/>
+            <w:r>
+              <w:rPr>
+                <w:sz w:val="18"/>
+              </w:rPr>
+              <w:t>0.020 %</w:t>
             </w:r>
           </w:p>
         </w:tc>
@@ -711,870 +1114,6 @@
         </w:drawing>
       </w:r>
     </w:p>
-    <w:p>
-      <w:pPr>
-        <w:pStyle w:val="Heading2"/>
-      </w:pPr>
-      <w:r>
-        <w:rPr>
-          <w:color w:val="1A365D"/>
-        </w:rPr>
-        <w:t>10-Year Percentiles</w:t>
-      </w:r>
-    </w:p>
-    <w:tbl>
-      <w:tblPr>
-        <w:tblStyle w:val="LightGrid-Accent1"/>
-        <w:tblW w:type="auto" w:w="0"/>
-        <w:tblLayout w:type="autofit"/>
-        <w:tblLook w:firstColumn="1" w:firstRow="1" w:lastColumn="0" w:lastRow="0" w:noHBand="0" w:noVBand="1" w:val="04A0"/>
-      </w:tblPr>
-      <w:tblGrid>
-        <w:gridCol w:w="1632"/>
-        <w:gridCol w:w="1632"/>
-        <w:gridCol w:w="1632"/>
-        <w:gridCol w:w="1632"/>
-        <w:gridCol w:w="1632"/>
-        <w:gridCol w:w="1632"/>
-      </w:tblGrid>
-      <w:tr>
-        <w:tc>
-          <w:tcPr>
-            <w:tcW w:type="dxa" w:w="1632"/>
-            <w:shd w:val="clear" w:color="auto" w:fill="E2E8F0"/>
-          </w:tcPr>
-          <w:p>
-            <w:pPr>
-              <w:jc w:val="center"/>
-            </w:pPr>
-            <w:r/>
-            <w:r>
-              <w:rPr>
-                <w:b/>
-                <w:sz w:val="18"/>
-              </w:rPr>
-              <w:t>Basis</w:t>
-            </w:r>
-          </w:p>
-        </w:tc>
-        <w:tc>
-          <w:tcPr>
-            <w:tcW w:type="dxa" w:w="1632"/>
-            <w:shd w:val="clear" w:color="auto" w:fill="E2E8F0"/>
-          </w:tcPr>
-          <w:p>
-            <w:pPr>
-              <w:jc w:val="center"/>
-            </w:pPr>
-            <w:r/>
-            <w:r>
-              <w:rPr>
-                <w:b/>
-                <w:sz w:val="18"/>
-              </w:rPr>
-              <w:t>p5</w:t>
-            </w:r>
-          </w:p>
-        </w:tc>
-        <w:tc>
-          <w:tcPr>
-            <w:tcW w:type="dxa" w:w="1632"/>
-            <w:shd w:val="clear" w:color="auto" w:fill="E2E8F0"/>
-          </w:tcPr>
-          <w:p>
-            <w:pPr>
-              <w:jc w:val="center"/>
-            </w:pPr>
-            <w:r/>
-            <w:r>
-              <w:rPr>
-                <w:b/>
-                <w:sz w:val="18"/>
-              </w:rPr>
-              <w:t>p25</w:t>
-            </w:r>
-          </w:p>
-        </w:tc>
-        <w:tc>
-          <w:tcPr>
-            <w:tcW w:type="dxa" w:w="1632"/>
-            <w:shd w:val="clear" w:color="auto" w:fill="E2E8F0"/>
-          </w:tcPr>
-          <w:p>
-            <w:pPr>
-              <w:jc w:val="center"/>
-            </w:pPr>
-            <w:r/>
-            <w:r>
-              <w:rPr>
-                <w:b/>
-                <w:sz w:val="18"/>
-              </w:rPr>
-              <w:t>Median</w:t>
-            </w:r>
-          </w:p>
-        </w:tc>
-        <w:tc>
-          <w:tcPr>
-            <w:tcW w:type="dxa" w:w="1632"/>
-            <w:shd w:val="clear" w:color="auto" w:fill="E2E8F0"/>
-          </w:tcPr>
-          <w:p>
-            <w:pPr>
-              <w:jc w:val="center"/>
-            </w:pPr>
-            <w:r/>
-            <w:r>
-              <w:rPr>
-                <w:b/>
-                <w:sz w:val="18"/>
-              </w:rPr>
-              <w:t>p75</w:t>
-            </w:r>
-          </w:p>
-        </w:tc>
-        <w:tc>
-          <w:tcPr>
-            <w:tcW w:type="dxa" w:w="1632"/>
-            <w:shd w:val="clear" w:color="auto" w:fill="E2E8F0"/>
-          </w:tcPr>
-          <w:p>
-            <w:pPr>
-              <w:jc w:val="center"/>
-            </w:pPr>
-            <w:r/>
-            <w:r>
-              <w:rPr>
-                <w:b/>
-                <w:sz w:val="18"/>
-              </w:rPr>
-              <w:t>p95</w:t>
-            </w:r>
-          </w:p>
-        </w:tc>
-      </w:tr>
-      <w:tr>
-        <w:tc>
-          <w:tcPr>
-            <w:tcW w:type="dxa" w:w="1632"/>
-          </w:tcPr>
-          <w:p>
-            <w:pPr>
-              <w:jc w:val="left"/>
-            </w:pPr>
-            <w:r/>
-            <w:r>
-              <w:rPr>
-                <w:sz w:val="18"/>
-              </w:rPr>
-              <w:t>nominal</w:t>
-            </w:r>
-          </w:p>
-        </w:tc>
-        <w:tc>
-          <w:tcPr>
-            <w:tcW w:type="dxa" w:w="1632"/>
-          </w:tcPr>
-          <w:p>
-            <w:pPr>
-              <w:jc w:val="right"/>
-            </w:pPr>
-            <w:r/>
-            <w:r>
-              <w:rPr>
-                <w:sz w:val="18"/>
-              </w:rPr>
-              <w:t>-97.5 %</w:t>
-            </w:r>
-          </w:p>
-        </w:tc>
-        <w:tc>
-          <w:tcPr>
-            <w:tcW w:type="dxa" w:w="1632"/>
-          </w:tcPr>
-          <w:p>
-            <w:pPr>
-              <w:jc w:val="right"/>
-            </w:pPr>
-            <w:r/>
-            <w:r>
-              <w:rPr>
-                <w:sz w:val="18"/>
-              </w:rPr>
-              <w:t>-63.5 %</w:t>
-            </w:r>
-          </w:p>
-        </w:tc>
-        <w:tc>
-          <w:tcPr>
-            <w:tcW w:type="dxa" w:w="1632"/>
-          </w:tcPr>
-          <w:p>
-            <w:pPr>
-              <w:jc w:val="right"/>
-            </w:pPr>
-            <w:r/>
-            <w:r>
-              <w:rPr>
-                <w:sz w:val="18"/>
-              </w:rPr>
-              <w:t>+23.7 %</w:t>
-            </w:r>
-          </w:p>
-        </w:tc>
-        <w:tc>
-          <w:tcPr>
-            <w:tcW w:type="dxa" w:w="1632"/>
-          </w:tcPr>
-          <w:p>
-            <w:pPr>
-              <w:jc w:val="right"/>
-            </w:pPr>
-            <w:r/>
-            <w:r>
-              <w:rPr>
-                <w:sz w:val="18"/>
-              </w:rPr>
-              <w:t>+163.9 %</w:t>
-            </w:r>
-          </w:p>
-        </w:tc>
-        <w:tc>
-          <w:tcPr>
-            <w:tcW w:type="dxa" w:w="1632"/>
-          </w:tcPr>
-          <w:p>
-            <w:pPr>
-              <w:jc w:val="right"/>
-            </w:pPr>
-            <w:r/>
-            <w:r>
-              <w:rPr>
-                <w:sz w:val="18"/>
-              </w:rPr>
-              <w:t>+646.2 %</w:t>
-            </w:r>
-          </w:p>
-        </w:tc>
-      </w:tr>
-      <w:tr>
-        <w:tc>
-          <w:tcPr>
-            <w:tcW w:type="dxa" w:w="1632"/>
-          </w:tcPr>
-          <w:p>
-            <w:pPr>
-              <w:jc w:val="left"/>
-            </w:pPr>
-            <w:r/>
-            <w:r>
-              <w:rPr>
-                <w:sz w:val="18"/>
-              </w:rPr>
-              <w:t>real (CPI-adj)</w:t>
-            </w:r>
-          </w:p>
-        </w:tc>
-        <w:tc>
-          <w:tcPr>
-            <w:tcW w:type="dxa" w:w="1632"/>
-          </w:tcPr>
-          <w:p>
-            <w:pPr>
-              <w:jc w:val="right"/>
-            </w:pPr>
-            <w:r/>
-            <w:r>
-              <w:rPr>
-                <w:sz w:val="18"/>
-              </w:rPr>
-              <w:t>-98.0 %</w:t>
-            </w:r>
-          </w:p>
-        </w:tc>
-        <w:tc>
-          <w:tcPr>
-            <w:tcW w:type="dxa" w:w="1632"/>
-          </w:tcPr>
-          <w:p>
-            <w:pPr>
-              <w:jc w:val="right"/>
-            </w:pPr>
-            <w:r/>
-            <w:r>
-              <w:rPr>
-                <w:sz w:val="18"/>
-              </w:rPr>
-              <w:t>-71.3 %</w:t>
-            </w:r>
-          </w:p>
-        </w:tc>
-        <w:tc>
-          <w:tcPr>
-            <w:tcW w:type="dxa" w:w="1632"/>
-          </w:tcPr>
-          <w:p>
-            <w:pPr>
-              <w:jc w:val="right"/>
-            </w:pPr>
-            <w:r/>
-            <w:r>
-              <w:rPr>
-                <w:sz w:val="18"/>
-              </w:rPr>
-              <w:t>-0.2 %</w:t>
-            </w:r>
-          </w:p>
-        </w:tc>
-        <w:tc>
-          <w:tcPr>
-            <w:tcW w:type="dxa" w:w="1632"/>
-          </w:tcPr>
-          <w:p>
-            <w:pPr>
-              <w:jc w:val="right"/>
-            </w:pPr>
-            <w:r/>
-            <w:r>
-              <w:rPr>
-                <w:sz w:val="18"/>
-              </w:rPr>
-              <w:t>+102.1 %</w:t>
-            </w:r>
-          </w:p>
-        </w:tc>
-        <w:tc>
-          <w:tcPr>
-            <w:tcW w:type="dxa" w:w="1632"/>
-          </w:tcPr>
-          <w:p>
-            <w:pPr>
-              <w:jc w:val="right"/>
-            </w:pPr>
-            <w:r/>
-            <w:r>
-              <w:rPr>
-                <w:sz w:val="18"/>
-              </w:rPr>
-              <w:t>+439.2 %</w:t>
-            </w:r>
-          </w:p>
-        </w:tc>
-      </w:tr>
-    </w:tbl>
-    <w:p>
-      <w:pPr>
-        <w:pStyle w:val="Heading2"/>
-      </w:pPr>
-      <w:r>
-        <w:rPr>
-          <w:color w:val="1A365D"/>
-        </w:rPr>
-        <w:t>30-Year Periods</w:t>
-      </w:r>
-    </w:p>
-    <w:tbl>
-      <w:tblPr>
-        <w:tblStyle w:val="LightGrid-Accent1"/>
-        <w:tblW w:type="auto" w:w="0"/>
-        <w:tblLayout w:type="autofit"/>
-        <w:tblLook w:firstColumn="1" w:firstRow="1" w:lastColumn="0" w:lastRow="0" w:noHBand="0" w:noVBand="1" w:val="04A0"/>
-      </w:tblPr>
-      <w:tblGrid>
-        <w:gridCol w:w="1088"/>
-        <w:gridCol w:w="1088"/>
-        <w:gridCol w:w="1088"/>
-        <w:gridCol w:w="1088"/>
-        <w:gridCol w:w="1088"/>
-        <w:gridCol w:w="1088"/>
-        <w:gridCol w:w="1088"/>
-        <w:gridCol w:w="1088"/>
-        <w:gridCol w:w="1088"/>
-      </w:tblGrid>
-      <w:tr>
-        <w:tc>
-          <w:tcPr>
-            <w:tcW w:type="dxa" w:w="1088"/>
-            <w:shd w:val="clear" w:color="auto" w:fill="E2E8F0"/>
-          </w:tcPr>
-          <w:p>
-            <w:pPr>
-              <w:jc w:val="center"/>
-            </w:pPr>
-            <w:r/>
-            <w:r>
-              <w:rPr>
-                <w:b/>
-                <w:sz w:val="18"/>
-              </w:rPr>
-              <w:t>Basis</w:t>
-            </w:r>
-          </w:p>
-        </w:tc>
-        <w:tc>
-          <w:tcPr>
-            <w:tcW w:type="dxa" w:w="1088"/>
-            <w:shd w:val="clear" w:color="auto" w:fill="E2E8F0"/>
-          </w:tcPr>
-          <w:p>
-            <w:pPr>
-              <w:jc w:val="center"/>
-            </w:pPr>
-            <w:r/>
-            <w:r>
-              <w:rPr>
-                <w:b/>
-                <w:sz w:val="18"/>
-              </w:rPr>
-              <w:t>Periods</w:t>
-            </w:r>
-          </w:p>
-        </w:tc>
-        <w:tc>
-          <w:tcPr>
-            <w:tcW w:type="dxa" w:w="1088"/>
-            <w:shd w:val="clear" w:color="auto" w:fill="E2E8F0"/>
-          </w:tcPr>
-          <w:p>
-            <w:pPr>
-              <w:jc w:val="center"/>
-            </w:pPr>
-            <w:r/>
-            <w:r>
-              <w:rPr>
-                <w:b/>
-                <w:sz w:val="18"/>
-              </w:rPr>
-              <w:t>PERMNOs</w:t>
-            </w:r>
-          </w:p>
-        </w:tc>
-        <w:tc>
-          <w:tcPr>
-            <w:tcW w:type="dxa" w:w="1088"/>
-            <w:shd w:val="clear" w:color="auto" w:fill="E2E8F0"/>
-          </w:tcPr>
-          <w:p>
-            <w:pPr>
-              <w:jc w:val="center"/>
-            </w:pPr>
-            <w:r/>
-            <w:r>
-              <w:rPr>
-                <w:b/>
-                <w:sz w:val="18"/>
-              </w:rPr>
-              <w:t>% positive</w:t>
-            </w:r>
-          </w:p>
-        </w:tc>
-        <w:tc>
-          <w:tcPr>
-            <w:tcW w:type="dxa" w:w="1088"/>
-            <w:shd w:val="clear" w:color="auto" w:fill="E2E8F0"/>
-          </w:tcPr>
-          <w:p>
-            <w:pPr>
-              <w:jc w:val="center"/>
-            </w:pPr>
-            <w:r/>
-            <w:r>
-              <w:rPr>
-                <w:b/>
-                <w:sz w:val="18"/>
-              </w:rPr>
-              <w:t>Median</w:t>
-            </w:r>
-          </w:p>
-        </w:tc>
-        <w:tc>
-          <w:tcPr>
-            <w:tcW w:type="dxa" w:w="1088"/>
-            <w:shd w:val="clear" w:color="auto" w:fill="E2E8F0"/>
-          </w:tcPr>
-          <w:p>
-            <w:pPr>
-              <w:jc w:val="center"/>
-            </w:pPr>
-            <w:r/>
-            <w:r>
-              <w:rPr>
-                <w:b/>
-                <w:sz w:val="18"/>
-              </w:rPr>
-              <w:t>Mean multiple</w:t>
-            </w:r>
-          </w:p>
-        </w:tc>
-        <w:tc>
-          <w:tcPr>
-            <w:tcW w:type="dxa" w:w="1088"/>
-            <w:shd w:val="clear" w:color="auto" w:fill="E2E8F0"/>
-          </w:tcPr>
-          <w:p>
-            <w:pPr>
-              <w:jc w:val="center"/>
-            </w:pPr>
-            <w:r/>
-            <w:r>
-              <w:rPr>
-                <w:b/>
-                <w:sz w:val="18"/>
-              </w:rPr>
-              <w:t>% complete</w:t>
-            </w:r>
-          </w:p>
-        </w:tc>
-        <w:tc>
-          <w:tcPr>
-            <w:tcW w:type="dxa" w:w="1088"/>
-            <w:shd w:val="clear" w:color="auto" w:fill="E2E8F0"/>
-          </w:tcPr>
-          <w:p>
-            <w:pPr>
-              <w:jc w:val="center"/>
-            </w:pPr>
-            <w:r/>
-            <w:r>
-              <w:rPr>
-                <w:b/>
-                <w:sz w:val="18"/>
-              </w:rPr>
-              <w:t>% delisted</w:t>
-            </w:r>
-          </w:p>
-        </w:tc>
-        <w:tc>
-          <w:tcPr>
-            <w:tcW w:type="dxa" w:w="1088"/>
-            <w:shd w:val="clear" w:color="auto" w:fill="E2E8F0"/>
-          </w:tcPr>
-          <w:p>
-            <w:pPr>
-              <w:jc w:val="center"/>
-            </w:pPr>
-            <w:r/>
-            <w:r>
-              <w:rPr>
-                <w:b/>
-                <w:sz w:val="18"/>
-              </w:rPr>
-              <w:t>Avg months</w:t>
-            </w:r>
-          </w:p>
-        </w:tc>
-      </w:tr>
-      <w:tr>
-        <w:tc>
-          <w:tcPr>
-            <w:tcW w:type="dxa" w:w="1088"/>
-          </w:tcPr>
-          <w:p>
-            <w:pPr>
-              <w:jc w:val="left"/>
-            </w:pPr>
-            <w:r/>
-            <w:r>
-              <w:rPr>
-                <w:sz w:val="18"/>
-              </w:rPr>
-              <w:t>nominal</w:t>
-            </w:r>
-          </w:p>
-        </w:tc>
-        <w:tc>
-          <w:tcPr>
-            <w:tcW w:type="dxa" w:w="1088"/>
-          </w:tcPr>
-          <w:p>
-            <w:pPr>
-              <w:jc w:val="right"/>
-            </w:pPr>
-            <w:r/>
-            <w:r>
-              <w:rPr>
-                <w:sz w:val="18"/>
-              </w:rPr>
-              <w:t>29,522</w:t>
-            </w:r>
-          </w:p>
-        </w:tc>
-        <w:tc>
-          <w:tcPr>
-            <w:tcW w:type="dxa" w:w="1088"/>
-          </w:tcPr>
-          <w:p>
-            <w:pPr>
-              <w:jc w:val="right"/>
-            </w:pPr>
-            <w:r/>
-            <w:r>
-              <w:rPr>
-                <w:sz w:val="18"/>
-              </w:rPr>
-              <w:t>27,420</w:t>
-            </w:r>
-          </w:p>
-        </w:tc>
-        <w:tc>
-          <w:tcPr>
-            <w:tcW w:type="dxa" w:w="1088"/>
-          </w:tcPr>
-          <w:p>
-            <w:pPr>
-              <w:jc w:val="right"/>
-            </w:pPr>
-            <w:r/>
-            <w:r>
-              <w:rPr>
-                <w:sz w:val="18"/>
-              </w:rPr>
-              <w:t>51.0 %</w:t>
-            </w:r>
-          </w:p>
-        </w:tc>
-        <w:tc>
-          <w:tcPr>
-            <w:tcW w:type="dxa" w:w="1088"/>
-          </w:tcPr>
-          <w:p>
-            <w:pPr>
-              <w:jc w:val="right"/>
-            </w:pPr>
-            <w:r/>
-            <w:r>
-              <w:rPr>
-                <w:sz w:val="18"/>
-              </w:rPr>
-              <w:t>+2.9 %</w:t>
-            </w:r>
-          </w:p>
-        </w:tc>
-        <w:tc>
-          <w:tcPr>
-            <w:tcW w:type="dxa" w:w="1088"/>
-          </w:tcPr>
-          <w:p>
-            <w:pPr>
-              <w:jc w:val="right"/>
-            </w:pPr>
-            <w:r/>
-            <w:r>
-              <w:rPr>
-                <w:sz w:val="18"/>
-              </w:rPr>
-              <w:t>6.87x</w:t>
-            </w:r>
-          </w:p>
-        </w:tc>
-        <w:tc>
-          <w:tcPr>
-            <w:tcW w:type="dxa" w:w="1088"/>
-          </w:tcPr>
-          <w:p>
-            <w:pPr>
-              <w:jc w:val="right"/>
-            </w:pPr>
-            <w:r/>
-            <w:r>
-              <w:rPr>
-                <w:sz w:val="18"/>
-              </w:rPr>
-              <w:t>10.9 %</w:t>
-            </w:r>
-          </w:p>
-        </w:tc>
-        <w:tc>
-          <w:tcPr>
-            <w:tcW w:type="dxa" w:w="1088"/>
-          </w:tcPr>
-          <w:p>
-            <w:pPr>
-              <w:jc w:val="right"/>
-            </w:pPr>
-            <w:r/>
-            <w:r>
-              <w:rPr>
-                <w:sz w:val="18"/>
-              </w:rPr>
-              <w:t>89.1 %</w:t>
-            </w:r>
-          </w:p>
-        </w:tc>
-        <w:tc>
-          <w:tcPr>
-            <w:tcW w:type="dxa" w:w="1088"/>
-          </w:tcPr>
-          <w:p>
-            <w:pPr>
-              <w:jc w:val="right"/>
-            </w:pPr>
-            <w:r/>
-            <w:r>
-              <w:rPr>
-                <w:sz w:val="18"/>
-              </w:rPr>
-              <w:t>128.1</w:t>
-            </w:r>
-          </w:p>
-        </w:tc>
-      </w:tr>
-      <w:tr>
-        <w:tc>
-          <w:tcPr>
-            <w:tcW w:type="dxa" w:w="1088"/>
-          </w:tcPr>
-          <w:p>
-            <w:pPr>
-              <w:jc w:val="left"/>
-            </w:pPr>
-            <w:r/>
-            <w:r>
-              <w:rPr>
-                <w:sz w:val="18"/>
-              </w:rPr>
-              <w:t>real (CPI-adj)</w:t>
-            </w:r>
-          </w:p>
-        </w:tc>
-        <w:tc>
-          <w:tcPr>
-            <w:tcW w:type="dxa" w:w="1088"/>
-          </w:tcPr>
-          <w:p>
-            <w:pPr>
-              <w:jc w:val="right"/>
-            </w:pPr>
-            <w:r/>
-            <w:r>
-              <w:rPr>
-                <w:sz w:val="18"/>
-              </w:rPr>
-              <w:t>29,522</w:t>
-            </w:r>
-          </w:p>
-        </w:tc>
-        <w:tc>
-          <w:tcPr>
-            <w:tcW w:type="dxa" w:w="1088"/>
-          </w:tcPr>
-          <w:p>
-            <w:pPr>
-              <w:jc w:val="right"/>
-            </w:pPr>
-            <w:r/>
-            <w:r>
-              <w:rPr>
-                <w:sz w:val="18"/>
-              </w:rPr>
-              <w:t>27,420</w:t>
-            </w:r>
-          </w:p>
-        </w:tc>
-        <w:tc>
-          <w:tcPr>
-            <w:tcW w:type="dxa" w:w="1088"/>
-          </w:tcPr>
-          <w:p>
-            <w:pPr>
-              <w:jc w:val="right"/>
-            </w:pPr>
-            <w:r/>
-            <w:r>
-              <w:rPr>
-                <w:sz w:val="18"/>
-              </w:rPr>
-              <w:t>44.0 %</w:t>
-            </w:r>
-          </w:p>
-        </w:tc>
-        <w:tc>
-          <w:tcPr>
-            <w:tcW w:type="dxa" w:w="1088"/>
-          </w:tcPr>
-          <w:p>
-            <w:pPr>
-              <w:jc w:val="right"/>
-            </w:pPr>
-            <w:r/>
-            <w:r>
-              <w:rPr>
-                <w:sz w:val="18"/>
-              </w:rPr>
-              <w:t>-18.5 %</w:t>
-            </w:r>
-          </w:p>
-        </w:tc>
-        <w:tc>
-          <w:tcPr>
-            <w:tcW w:type="dxa" w:w="1088"/>
-          </w:tcPr>
-          <w:p>
-            <w:pPr>
-              <w:jc w:val="right"/>
-            </w:pPr>
-            <w:r/>
-            <w:r>
-              <w:rPr>
-                <w:sz w:val="18"/>
-              </w:rPr>
-              <w:t>2.98x</w:t>
-            </w:r>
-          </w:p>
-        </w:tc>
-        <w:tc>
-          <w:tcPr>
-            <w:tcW w:type="dxa" w:w="1088"/>
-          </w:tcPr>
-          <w:p>
-            <w:pPr>
-              <w:jc w:val="right"/>
-            </w:pPr>
-            <w:r/>
-            <w:r>
-              <w:rPr>
-                <w:sz w:val="18"/>
-              </w:rPr>
-              <w:t>10.9 %</w:t>
-            </w:r>
-          </w:p>
-        </w:tc>
-        <w:tc>
-          <w:tcPr>
-            <w:tcW w:type="dxa" w:w="1088"/>
-          </w:tcPr>
-          <w:p>
-            <w:pPr>
-              <w:jc w:val="right"/>
-            </w:pPr>
-            <w:r/>
-            <w:r>
-              <w:rPr>
-                <w:sz w:val="18"/>
-              </w:rPr>
-              <w:t>89.1 %</w:t>
-            </w:r>
-          </w:p>
-        </w:tc>
-        <w:tc>
-          <w:tcPr>
-            <w:tcW w:type="dxa" w:w="1088"/>
-          </w:tcPr>
-          <w:p>
-            <w:pPr>
-              <w:jc w:val="right"/>
-            </w:pPr>
-            <w:r/>
-            <w:r>
-              <w:rPr>
-                <w:sz w:val="18"/>
-              </w:rPr>
-              <w:t>128.1</w:t>
-            </w:r>
-          </w:p>
-        </w:tc>
-      </w:tr>
-    </w:tbl>
     <w:p>
       <w:pPr>
         <w:jc w:val="center"/>
@@ -1661,7 +1200,7 @@
         <w:rPr>
           <w:color w:val="1A365D"/>
         </w:rPr>
-        <w:t>30-Year Percentiles</w:t>
+        <w:t>First Period Per Stock</w:t>
       </w:r>
     </w:p>
     <w:tbl>
@@ -1672,17 +1211,37 @@
         <w:tblLook w:firstColumn="1" w:firstRow="1" w:lastColumn="0" w:lastRow="0" w:noHBand="0" w:noVBand="1" w:val="04A0"/>
       </w:tblPr>
       <w:tblGrid>
-        <w:gridCol w:w="1632"/>
-        <w:gridCol w:w="1632"/>
-        <w:gridCol w:w="1632"/>
-        <w:gridCol w:w="1632"/>
-        <w:gridCol w:w="1632"/>
-        <w:gridCol w:w="1632"/>
+        <w:gridCol w:w="1440"/>
+        <w:gridCol w:w="1440"/>
+        <w:gridCol w:w="1440"/>
+        <w:gridCol w:w="1440"/>
+        <w:gridCol w:w="1440"/>
+        <w:gridCol w:w="1440"/>
+        <w:gridCol w:w="1440"/>
       </w:tblGrid>
       <w:tr>
         <w:tc>
           <w:tcPr>
-            <w:tcW w:type="dxa" w:w="1632"/>
+            <w:tcW w:type="dxa" w:w="1440"/>
+            <w:shd w:val="clear" w:color="auto" w:fill="E2E8F0"/>
+          </w:tcPr>
+          <w:p>
+            <w:pPr>
+              <w:jc w:val="center"/>
+            </w:pPr>
+            <w:r/>
+            <w:r>
+              <w:rPr>
+                <w:b/>
+                <w:sz w:val="18"/>
+              </w:rPr>
+              <w:t>Horizon</w:t>
+            </w:r>
+          </w:p>
+        </w:tc>
+        <w:tc>
+          <w:tcPr>
+            <w:tcW w:type="dxa" w:w="1440"/>
             <w:shd w:val="clear" w:color="auto" w:fill="E2E8F0"/>
           </w:tcPr>
           <w:p>
@@ -1701,7 +1260,7 @@
         </w:tc>
         <w:tc>
           <w:tcPr>
-            <w:tcW w:type="dxa" w:w="1632"/>
+            <w:tcW w:type="dxa" w:w="1440"/>
             <w:shd w:val="clear" w:color="auto" w:fill="E2E8F0"/>
           </w:tcPr>
           <w:p>
@@ -1714,13 +1273,13 @@
                 <w:b/>
                 <w:sz w:val="18"/>
               </w:rPr>
-              <w:t>p5</w:t>
+              <w:t>Stocks</w:t>
             </w:r>
           </w:p>
         </w:tc>
         <w:tc>
           <w:tcPr>
-            <w:tcW w:type="dxa" w:w="1632"/>
+            <w:tcW w:type="dxa" w:w="1440"/>
             <w:shd w:val="clear" w:color="auto" w:fill="E2E8F0"/>
           </w:tcPr>
           <w:p>
@@ -1733,13 +1292,13 @@
                 <w:b/>
                 <w:sz w:val="18"/>
               </w:rPr>
-              <w:t>p25</w:t>
+              <w:t>% positive</w:t>
             </w:r>
           </w:p>
         </w:tc>
         <w:tc>
           <w:tcPr>
-            <w:tcW w:type="dxa" w:w="1632"/>
+            <w:tcW w:type="dxa" w:w="1440"/>
             <w:shd w:val="clear" w:color="auto" w:fill="E2E8F0"/>
           </w:tcPr>
           <w:p>
@@ -1758,7 +1317,7 @@
         </w:tc>
         <w:tc>
           <w:tcPr>
-            <w:tcW w:type="dxa" w:w="1632"/>
+            <w:tcW w:type="dxa" w:w="1440"/>
             <w:shd w:val="clear" w:color="auto" w:fill="E2E8F0"/>
           </w:tcPr>
           <w:p>
@@ -1771,13 +1330,13 @@
                 <w:b/>
                 <w:sz w:val="18"/>
               </w:rPr>
-              <w:t>p75</w:t>
+              <w:t>% complete</w:t>
             </w:r>
           </w:p>
         </w:tc>
         <w:tc>
           <w:tcPr>
-            <w:tcW w:type="dxa" w:w="1632"/>
+            <w:tcW w:type="dxa" w:w="1440"/>
             <w:shd w:val="clear" w:color="auto" w:fill="E2E8F0"/>
           </w:tcPr>
           <w:p>
@@ -1790,7 +1349,7 @@
                 <w:b/>
                 <w:sz w:val="18"/>
               </w:rPr>
-              <w:t>p95</w:t>
+              <w:t>% delisted</w:t>
             </w:r>
           </w:p>
         </w:tc>
@@ -1798,11 +1357,28 @@
       <w:tr>
         <w:tc>
           <w:tcPr>
-            <w:tcW w:type="dxa" w:w="1632"/>
+            <w:tcW w:type="dxa" w:w="1440"/>
           </w:tcPr>
           <w:p>
             <w:pPr>
               <w:jc w:val="left"/>
+            </w:pPr>
+            <w:r/>
+            <w:r>
+              <w:rPr>
+                <w:sz w:val="18"/>
+              </w:rPr>
+              <w:t>10y</w:t>
+            </w:r>
+          </w:p>
+        </w:tc>
+        <w:tc>
+          <w:tcPr>
+            <w:tcW w:type="dxa" w:w="1440"/>
+          </w:tcPr>
+          <w:p>
+            <w:pPr>
+              <w:jc w:val="right"/>
             </w:pPr>
             <w:r/>
             <w:r>
@@ -1815,7 +1391,7 @@
         </w:tc>
         <w:tc>
           <w:tcPr>
-            <w:tcW w:type="dxa" w:w="1632"/>
+            <w:tcW w:type="dxa" w:w="1440"/>
           </w:tcPr>
           <w:p>
             <w:pPr>
@@ -1826,13 +1402,13 @@
               <w:rPr>
                 <w:sz w:val="18"/>
               </w:rPr>
-              <w:t>-98.8 %</w:t>
+              <w:t>28,950</w:t>
             </w:r>
           </w:p>
         </w:tc>
         <w:tc>
           <w:tcPr>
-            <w:tcW w:type="dxa" w:w="1632"/>
+            <w:tcW w:type="dxa" w:w="1440"/>
           </w:tcPr>
           <w:p>
             <w:pPr>
@@ -1843,13 +1419,13 @@
               <w:rPr>
                 <w:sz w:val="18"/>
               </w:rPr>
-              <w:t>-84.0 %</w:t>
+              <w:t>48.0 %</w:t>
             </w:r>
           </w:p>
         </w:tc>
         <w:tc>
           <w:tcPr>
-            <w:tcW w:type="dxa" w:w="1632"/>
+            <w:tcW w:type="dxa" w:w="1440"/>
           </w:tcPr>
           <w:p>
             <w:pPr>
@@ -1860,13 +1436,13 @@
               <w:rPr>
                 <w:sz w:val="18"/>
               </w:rPr>
-              <w:t>+2.9 %</w:t>
+              <w:t>-7.0 %</w:t>
             </w:r>
           </w:p>
         </w:tc>
         <w:tc>
           <w:tcPr>
-            <w:tcW w:type="dxa" w:w="1632"/>
+            <w:tcW w:type="dxa" w:w="1440"/>
           </w:tcPr>
           <w:p>
             <w:pPr>
@@ -1877,13 +1453,13 @@
               <w:rPr>
                 <w:sz w:val="18"/>
               </w:rPr>
-              <w:t>+212.5 %</w:t>
+              <w:t>41.3 %</w:t>
             </w:r>
           </w:p>
         </w:tc>
         <w:tc>
           <w:tcPr>
-            <w:tcW w:type="dxa" w:w="1632"/>
+            <w:tcW w:type="dxa" w:w="1440"/>
           </w:tcPr>
           <w:p>
             <w:pPr>
@@ -1894,7 +1470,7 @@
               <w:rPr>
                 <w:sz w:val="18"/>
               </w:rPr>
-              <w:t>+2643.8 %</w:t>
+              <w:t>58.7 %</w:t>
             </w:r>
           </w:p>
         </w:tc>
@@ -1902,11 +1478,28 @@
       <w:tr>
         <w:tc>
           <w:tcPr>
-            <w:tcW w:type="dxa" w:w="1632"/>
+            <w:tcW w:type="dxa" w:w="1440"/>
           </w:tcPr>
           <w:p>
             <w:pPr>
               <w:jc w:val="left"/>
+            </w:pPr>
+            <w:r/>
+            <w:r>
+              <w:rPr>
+                <w:sz w:val="18"/>
+              </w:rPr>
+              <w:t>10y</w:t>
+            </w:r>
+          </w:p>
+        </w:tc>
+        <w:tc>
+          <w:tcPr>
+            <w:tcW w:type="dxa" w:w="1440"/>
+          </w:tcPr>
+          <w:p>
+            <w:pPr>
+              <w:jc w:val="right"/>
             </w:pPr>
             <w:r/>
             <w:r>
@@ -1919,7 +1512,7 @@
         </w:tc>
         <w:tc>
           <w:tcPr>
-            <w:tcW w:type="dxa" w:w="1632"/>
+            <w:tcW w:type="dxa" w:w="1440"/>
           </w:tcPr>
           <w:p>
             <w:pPr>
@@ -1930,13 +1523,13 @@
               <w:rPr>
                 <w:sz w:val="18"/>
               </w:rPr>
-              <w:t>-99.1 %</w:t>
+              <w:t>28,950</w:t>
             </w:r>
           </w:p>
         </w:tc>
         <w:tc>
           <w:tcPr>
-            <w:tcW w:type="dxa" w:w="1632"/>
+            <w:tcW w:type="dxa" w:w="1440"/>
           </w:tcPr>
           <w:p>
             <w:pPr>
@@ -1947,13 +1540,13 @@
               <w:rPr>
                 <w:sz w:val="18"/>
               </w:rPr>
-              <w:t>-88.0 %</w:t>
+              <w:t>40.2 %</w:t>
             </w:r>
           </w:p>
         </w:tc>
         <w:tc>
           <w:tcPr>
-            <w:tcW w:type="dxa" w:w="1632"/>
+            <w:tcW w:type="dxa" w:w="1440"/>
           </w:tcPr>
           <w:p>
             <w:pPr>
@@ -1964,13 +1557,13 @@
               <w:rPr>
                 <w:sz w:val="18"/>
               </w:rPr>
-              <w:t>-18.5 %</w:t>
+              <w:t>-27.3 %</w:t>
             </w:r>
           </w:p>
         </w:tc>
         <w:tc>
           <w:tcPr>
-            <w:tcW w:type="dxa" w:w="1632"/>
+            <w:tcW w:type="dxa" w:w="1440"/>
           </w:tcPr>
           <w:p>
             <w:pPr>
@@ -1981,13 +1574,13 @@
               <w:rPr>
                 <w:sz w:val="18"/>
               </w:rPr>
-              <w:t>+112.0 %</w:t>
+              <w:t>41.3 %</w:t>
             </w:r>
           </w:p>
         </w:tc>
         <w:tc>
           <w:tcPr>
-            <w:tcW w:type="dxa" w:w="1632"/>
+            <w:tcW w:type="dxa" w:w="1440"/>
           </w:tcPr>
           <w:p>
             <w:pPr>
@@ -1998,7 +1591,249 @@
               <w:rPr>
                 <w:sz w:val="18"/>
               </w:rPr>
-              <w:t>+985.4 %</w:t>
+              <w:t>58.7 %</w:t>
+            </w:r>
+          </w:p>
+        </w:tc>
+      </w:tr>
+      <w:tr>
+        <w:tc>
+          <w:tcPr>
+            <w:tcW w:type="dxa" w:w="1440"/>
+          </w:tcPr>
+          <w:p>
+            <w:pPr>
+              <w:jc w:val="left"/>
+            </w:pPr>
+            <w:r/>
+            <w:r>
+              <w:rPr>
+                <w:sz w:val="18"/>
+              </w:rPr>
+              <w:t>30y</w:t>
+            </w:r>
+          </w:p>
+        </w:tc>
+        <w:tc>
+          <w:tcPr>
+            <w:tcW w:type="dxa" w:w="1440"/>
+          </w:tcPr>
+          <w:p>
+            <w:pPr>
+              <w:jc w:val="right"/>
+            </w:pPr>
+            <w:r/>
+            <w:r>
+              <w:rPr>
+                <w:sz w:val="18"/>
+              </w:rPr>
+              <w:t>nominal</w:t>
+            </w:r>
+          </w:p>
+        </w:tc>
+        <w:tc>
+          <w:tcPr>
+            <w:tcW w:type="dxa" w:w="1440"/>
+          </w:tcPr>
+          <w:p>
+            <w:pPr>
+              <w:jc w:val="right"/>
+            </w:pPr>
+            <w:r/>
+            <w:r>
+              <w:rPr>
+                <w:sz w:val="18"/>
+              </w:rPr>
+              <w:t>27,420</w:t>
+            </w:r>
+          </w:p>
+        </w:tc>
+        <w:tc>
+          <w:tcPr>
+            <w:tcW w:type="dxa" w:w="1440"/>
+          </w:tcPr>
+          <w:p>
+            <w:pPr>
+              <w:jc w:val="right"/>
+            </w:pPr>
+            <w:r/>
+            <w:r>
+              <w:rPr>
+                <w:sz w:val="18"/>
+              </w:rPr>
+              <w:t>49.1 %</w:t>
+            </w:r>
+          </w:p>
+        </w:tc>
+        <w:tc>
+          <w:tcPr>
+            <w:tcW w:type="dxa" w:w="1440"/>
+          </w:tcPr>
+          <w:p>
+            <w:pPr>
+              <w:jc w:val="right"/>
+            </w:pPr>
+            <w:r/>
+            <w:r>
+              <w:rPr>
+                <w:sz w:val="18"/>
+              </w:rPr>
+              <w:t>-3.5 %</w:t>
+            </w:r>
+          </w:p>
+        </w:tc>
+        <w:tc>
+          <w:tcPr>
+            <w:tcW w:type="dxa" w:w="1440"/>
+          </w:tcPr>
+          <w:p>
+            <w:pPr>
+              <w:jc w:val="right"/>
+            </w:pPr>
+            <w:r/>
+            <w:r>
+              <w:rPr>
+                <w:sz w:val="18"/>
+              </w:rPr>
+              <w:t>10.2 %</w:t>
+            </w:r>
+          </w:p>
+        </w:tc>
+        <w:tc>
+          <w:tcPr>
+            <w:tcW w:type="dxa" w:w="1440"/>
+          </w:tcPr>
+          <w:p>
+            <w:pPr>
+              <w:jc w:val="right"/>
+            </w:pPr>
+            <w:r/>
+            <w:r>
+              <w:rPr>
+                <w:sz w:val="18"/>
+              </w:rPr>
+              <w:t>89.8 %</w:t>
+            </w:r>
+          </w:p>
+        </w:tc>
+      </w:tr>
+      <w:tr>
+        <w:tc>
+          <w:tcPr>
+            <w:tcW w:type="dxa" w:w="1440"/>
+          </w:tcPr>
+          <w:p>
+            <w:pPr>
+              <w:jc w:val="left"/>
+            </w:pPr>
+            <w:r/>
+            <w:r>
+              <w:rPr>
+                <w:sz w:val="18"/>
+              </w:rPr>
+              <w:t>30y</w:t>
+            </w:r>
+          </w:p>
+        </w:tc>
+        <w:tc>
+          <w:tcPr>
+            <w:tcW w:type="dxa" w:w="1440"/>
+          </w:tcPr>
+          <w:p>
+            <w:pPr>
+              <w:jc w:val="right"/>
+            </w:pPr>
+            <w:r/>
+            <w:r>
+              <w:rPr>
+                <w:sz w:val="18"/>
+              </w:rPr>
+              <w:t>real (CPI-adj)</w:t>
+            </w:r>
+          </w:p>
+        </w:tc>
+        <w:tc>
+          <w:tcPr>
+            <w:tcW w:type="dxa" w:w="1440"/>
+          </w:tcPr>
+          <w:p>
+            <w:pPr>
+              <w:jc w:val="right"/>
+            </w:pPr>
+            <w:r/>
+            <w:r>
+              <w:rPr>
+                <w:sz w:val="18"/>
+              </w:rPr>
+              <w:t>27,420</w:t>
+            </w:r>
+          </w:p>
+        </w:tc>
+        <w:tc>
+          <w:tcPr>
+            <w:tcW w:type="dxa" w:w="1440"/>
+          </w:tcPr>
+          <w:p>
+            <w:pPr>
+              <w:jc w:val="right"/>
+            </w:pPr>
+            <w:r/>
+            <w:r>
+              <w:rPr>
+                <w:sz w:val="18"/>
+              </w:rPr>
+              <w:t>41.9 %</w:t>
+            </w:r>
+          </w:p>
+        </w:tc>
+        <w:tc>
+          <w:tcPr>
+            <w:tcW w:type="dxa" w:w="1440"/>
+          </w:tcPr>
+          <w:p>
+            <w:pPr>
+              <w:jc w:val="right"/>
+            </w:pPr>
+            <w:r/>
+            <w:r>
+              <w:rPr>
+                <w:sz w:val="18"/>
+              </w:rPr>
+              <w:t>-26.7 %</w:t>
+            </w:r>
+          </w:p>
+        </w:tc>
+        <w:tc>
+          <w:tcPr>
+            <w:tcW w:type="dxa" w:w="1440"/>
+          </w:tcPr>
+          <w:p>
+            <w:pPr>
+              <w:jc w:val="right"/>
+            </w:pPr>
+            <w:r/>
+            <w:r>
+              <w:rPr>
+                <w:sz w:val="18"/>
+              </w:rPr>
+              <w:t>10.2 %</w:t>
+            </w:r>
+          </w:p>
+        </w:tc>
+        <w:tc>
+          <w:tcPr>
+            <w:tcW w:type="dxa" w:w="1440"/>
+          </w:tcPr>
+          <w:p>
+            <w:pPr>
+              <w:jc w:val="right"/>
+            </w:pPr>
+            <w:r/>
+            <w:r>
+              <w:rPr>
+                <w:sz w:val="18"/>
+              </w:rPr>
+              <w:t>89.8 %</w:t>
             </w:r>
           </w:p>
         </w:tc>
@@ -2012,7 +1847,18 @@
         <w:rPr>
           <w:color w:val="1A365D"/>
         </w:rPr>
-        <w:t>4. Full-Life Results</w:t>
+        <w:t>4. Calendar Start-Cohort Windows</w:t>
+      </w:r>
+    </w:p>
+    <w:p>
+      <w:pPr>
+        <w:pStyle w:val="Heading2"/>
+      </w:pPr>
+      <w:r>
+        <w:rPr>
+          <w:color w:val="1A365D"/>
+        </w:rPr>
+        <w:t>10-Year Windows</w:t>
       </w:r>
     </w:p>
     <w:tbl>
@@ -2023,17 +1869,1995 @@
         <w:tblLook w:firstColumn="1" w:firstRow="1" w:lastColumn="0" w:lastRow="0" w:noHBand="0" w:noVBand="1" w:val="04A0"/>
       </w:tblPr>
       <w:tblGrid>
-        <w:gridCol w:w="1632"/>
-        <w:gridCol w:w="1632"/>
-        <w:gridCol w:w="1632"/>
-        <w:gridCol w:w="1632"/>
-        <w:gridCol w:w="1632"/>
-        <w:gridCol w:w="1632"/>
+        <w:gridCol w:w="1440"/>
+        <w:gridCol w:w="1440"/>
+        <w:gridCol w:w="1440"/>
+        <w:gridCol w:w="1440"/>
+        <w:gridCol w:w="1440"/>
+        <w:gridCol w:w="1440"/>
+        <w:gridCol w:w="1440"/>
       </w:tblGrid>
       <w:tr>
         <w:tc>
           <w:tcPr>
-            <w:tcW w:type="dxa" w:w="1632"/>
+            <w:tcW w:type="dxa" w:w="1440"/>
+            <w:shd w:val="clear" w:color="auto" w:fill="E2E8F0"/>
+          </w:tcPr>
+          <w:p>
+            <w:pPr>
+              <w:jc w:val="center"/>
+            </w:pPr>
+            <w:r/>
+            <w:r>
+              <w:rPr>
+                <w:b/>
+                <w:sz w:val="18"/>
+              </w:rPr>
+              <w:t>Window</w:t>
+            </w:r>
+          </w:p>
+        </w:tc>
+        <w:tc>
+          <w:tcPr>
+            <w:tcW w:type="dxa" w:w="1440"/>
+            <w:shd w:val="clear" w:color="auto" w:fill="E2E8F0"/>
+          </w:tcPr>
+          <w:p>
+            <w:pPr>
+              <w:jc w:val="center"/>
+            </w:pPr>
+            <w:r/>
+            <w:r>
+              <w:rPr>
+                <w:b/>
+                <w:sz w:val="18"/>
+              </w:rPr>
+              <w:t>N</w:t>
+            </w:r>
+          </w:p>
+        </w:tc>
+        <w:tc>
+          <w:tcPr>
+            <w:tcW w:type="dxa" w:w="1440"/>
+            <w:shd w:val="clear" w:color="auto" w:fill="E2E8F0"/>
+          </w:tcPr>
+          <w:p>
+            <w:pPr>
+              <w:jc w:val="center"/>
+            </w:pPr>
+            <w:r/>
+            <w:r>
+              <w:rPr>
+                <w:b/>
+                <w:sz w:val="18"/>
+              </w:rPr>
+              <w:t>% positive nominal</w:t>
+            </w:r>
+          </w:p>
+        </w:tc>
+        <w:tc>
+          <w:tcPr>
+            <w:tcW w:type="dxa" w:w="1440"/>
+            <w:shd w:val="clear" w:color="auto" w:fill="E2E8F0"/>
+          </w:tcPr>
+          <w:p>
+            <w:pPr>
+              <w:jc w:val="center"/>
+            </w:pPr>
+            <w:r/>
+            <w:r>
+              <w:rPr>
+                <w:b/>
+                <w:sz w:val="18"/>
+              </w:rPr>
+              <w:t>% positive real</w:t>
+            </w:r>
+          </w:p>
+        </w:tc>
+        <w:tc>
+          <w:tcPr>
+            <w:tcW w:type="dxa" w:w="1440"/>
+            <w:shd w:val="clear" w:color="auto" w:fill="E2E8F0"/>
+          </w:tcPr>
+          <w:p>
+            <w:pPr>
+              <w:jc w:val="center"/>
+            </w:pPr>
+            <w:r/>
+            <w:r>
+              <w:rPr>
+                <w:b/>
+                <w:sz w:val="18"/>
+              </w:rPr>
+              <w:t>Median nominal</w:t>
+            </w:r>
+          </w:p>
+        </w:tc>
+        <w:tc>
+          <w:tcPr>
+            <w:tcW w:type="dxa" w:w="1440"/>
+            <w:shd w:val="clear" w:color="auto" w:fill="E2E8F0"/>
+          </w:tcPr>
+          <w:p>
+            <w:pPr>
+              <w:jc w:val="center"/>
+            </w:pPr>
+            <w:r/>
+            <w:r>
+              <w:rPr>
+                <w:b/>
+                <w:sz w:val="18"/>
+              </w:rPr>
+              <w:t>Median real</w:t>
+            </w:r>
+          </w:p>
+        </w:tc>
+        <w:tc>
+          <w:tcPr>
+            <w:tcW w:type="dxa" w:w="1440"/>
+            <w:shd w:val="clear" w:color="auto" w:fill="E2E8F0"/>
+          </w:tcPr>
+          <w:p>
+            <w:pPr>
+              <w:jc w:val="center"/>
+            </w:pPr>
+            <w:r/>
+            <w:r>
+              <w:rPr>
+                <w:b/>
+                <w:sz w:val="18"/>
+              </w:rPr>
+              <w:t>% delisted</w:t>
+            </w:r>
+          </w:p>
+        </w:tc>
+      </w:tr>
+      <w:tr>
+        <w:tc>
+          <w:tcPr>
+            <w:tcW w:type="dxa" w:w="1440"/>
+          </w:tcPr>
+          <w:p>
+            <w:pPr>
+              <w:jc w:val="left"/>
+            </w:pPr>
+            <w:r/>
+            <w:r>
+              <w:rPr>
+                <w:sz w:val="18"/>
+              </w:rPr>
+              <w:t>1925-1935</w:t>
+            </w:r>
+          </w:p>
+        </w:tc>
+        <w:tc>
+          <w:tcPr>
+            <w:tcW w:type="dxa" w:w="1440"/>
+          </w:tcPr>
+          <w:p>
+            <w:pPr>
+              <w:jc w:val="right"/>
+            </w:pPr>
+            <w:r/>
+            <w:r>
+              <w:rPr>
+                <w:sz w:val="18"/>
+              </w:rPr>
+              <w:t>508</w:t>
+            </w:r>
+          </w:p>
+        </w:tc>
+        <w:tc>
+          <w:tcPr>
+            <w:tcW w:type="dxa" w:w="1440"/>
+          </w:tcPr>
+          <w:p>
+            <w:pPr>
+              <w:jc w:val="right"/>
+            </w:pPr>
+            <w:r/>
+            <w:r>
+              <w:rPr>
+                <w:sz w:val="18"/>
+              </w:rPr>
+              <w:t>40.7 %</w:t>
+            </w:r>
+          </w:p>
+        </w:tc>
+        <w:tc>
+          <w:tcPr>
+            <w:tcW w:type="dxa" w:w="1440"/>
+          </w:tcPr>
+          <w:p>
+            <w:pPr>
+              <w:jc w:val="right"/>
+            </w:pPr>
+            <w:r/>
+            <w:r>
+              <w:rPr>
+                <w:sz w:val="18"/>
+              </w:rPr>
+              <w:t>48.8 %</w:t>
+            </w:r>
+          </w:p>
+        </w:tc>
+        <w:tc>
+          <w:tcPr>
+            <w:tcW w:type="dxa" w:w="1440"/>
+          </w:tcPr>
+          <w:p>
+            <w:pPr>
+              <w:jc w:val="right"/>
+            </w:pPr>
+            <w:r/>
+            <w:r>
+              <w:rPr>
+                <w:sz w:val="18"/>
+              </w:rPr>
+              <w:t>-23.9 %</w:t>
+            </w:r>
+          </w:p>
+        </w:tc>
+        <w:tc>
+          <w:tcPr>
+            <w:tcW w:type="dxa" w:w="1440"/>
+          </w:tcPr>
+          <w:p>
+            <w:pPr>
+              <w:jc w:val="right"/>
+            </w:pPr>
+            <w:r/>
+            <w:r>
+              <w:rPr>
+                <w:sz w:val="18"/>
+              </w:rPr>
+              <w:t>-6.6 %</w:t>
+            </w:r>
+          </w:p>
+        </w:tc>
+        <w:tc>
+          <w:tcPr>
+            <w:tcW w:type="dxa" w:w="1440"/>
+          </w:tcPr>
+          <w:p>
+            <w:pPr>
+              <w:jc w:val="right"/>
+            </w:pPr>
+            <w:r/>
+            <w:r>
+              <w:rPr>
+                <w:sz w:val="18"/>
+              </w:rPr>
+              <w:t>22.0 %</w:t>
+            </w:r>
+          </w:p>
+        </w:tc>
+      </w:tr>
+      <w:tr>
+        <w:tc>
+          <w:tcPr>
+            <w:tcW w:type="dxa" w:w="1440"/>
+          </w:tcPr>
+          <w:p>
+            <w:pPr>
+              <w:jc w:val="left"/>
+            </w:pPr>
+            <w:r/>
+            <w:r>
+              <w:rPr>
+                <w:sz w:val="18"/>
+              </w:rPr>
+              <w:t>1935-1945</w:t>
+            </w:r>
+          </w:p>
+        </w:tc>
+        <w:tc>
+          <w:tcPr>
+            <w:tcW w:type="dxa" w:w="1440"/>
+          </w:tcPr>
+          <w:p>
+            <w:pPr>
+              <w:jc w:val="right"/>
+            </w:pPr>
+            <w:r/>
+            <w:r>
+              <w:rPr>
+                <w:sz w:val="18"/>
+              </w:rPr>
+              <w:t>717</w:t>
+            </w:r>
+          </w:p>
+        </w:tc>
+        <w:tc>
+          <w:tcPr>
+            <w:tcW w:type="dxa" w:w="1440"/>
+          </w:tcPr>
+          <w:p>
+            <w:pPr>
+              <w:jc w:val="right"/>
+            </w:pPr>
+            <w:r/>
+            <w:r>
+              <w:rPr>
+                <w:sz w:val="18"/>
+              </w:rPr>
+              <w:t>87.6 %</w:t>
+            </w:r>
+          </w:p>
+        </w:tc>
+        <w:tc>
+          <w:tcPr>
+            <w:tcW w:type="dxa" w:w="1440"/>
+          </w:tcPr>
+          <w:p>
+            <w:pPr>
+              <w:jc w:val="right"/>
+            </w:pPr>
+            <w:r/>
+            <w:r>
+              <w:rPr>
+                <w:sz w:val="18"/>
+              </w:rPr>
+              <w:t>83.8 %</w:t>
+            </w:r>
+          </w:p>
+        </w:tc>
+        <w:tc>
+          <w:tcPr>
+            <w:tcW w:type="dxa" w:w="1440"/>
+          </w:tcPr>
+          <w:p>
+            <w:pPr>
+              <w:jc w:val="right"/>
+            </w:pPr>
+            <w:r/>
+            <w:r>
+              <w:rPr>
+                <w:sz w:val="18"/>
+              </w:rPr>
+              <w:t>+140.1 %</w:t>
+            </w:r>
+          </w:p>
+        </w:tc>
+        <w:tc>
+          <w:tcPr>
+            <w:tcW w:type="dxa" w:w="1440"/>
+          </w:tcPr>
+          <w:p>
+            <w:pPr>
+              <w:jc w:val="right"/>
+            </w:pPr>
+            <w:r/>
+            <w:r>
+              <w:rPr>
+                <w:sz w:val="18"/>
+              </w:rPr>
+              <w:t>+83.8 %</w:t>
+            </w:r>
+          </w:p>
+        </w:tc>
+        <w:tc>
+          <w:tcPr>
+            <w:tcW w:type="dxa" w:w="1440"/>
+          </w:tcPr>
+          <w:p>
+            <w:pPr>
+              <w:jc w:val="right"/>
+            </w:pPr>
+            <w:r/>
+            <w:r>
+              <w:rPr>
+                <w:sz w:val="18"/>
+              </w:rPr>
+              <w:t>13.1 %</w:t>
+            </w:r>
+          </w:p>
+        </w:tc>
+      </w:tr>
+      <w:tr>
+        <w:tc>
+          <w:tcPr>
+            <w:tcW w:type="dxa" w:w="1440"/>
+          </w:tcPr>
+          <w:p>
+            <w:pPr>
+              <w:jc w:val="left"/>
+            </w:pPr>
+            <w:r/>
+            <w:r>
+              <w:rPr>
+                <w:sz w:val="18"/>
+              </w:rPr>
+              <w:t>1945-1955</w:t>
+            </w:r>
+          </w:p>
+        </w:tc>
+        <w:tc>
+          <w:tcPr>
+            <w:tcW w:type="dxa" w:w="1440"/>
+          </w:tcPr>
+          <w:p>
+            <w:pPr>
+              <w:jc w:val="right"/>
+            </w:pPr>
+            <w:r/>
+            <w:r>
+              <w:rPr>
+                <w:sz w:val="18"/>
+              </w:rPr>
+              <w:t>852</w:t>
+            </w:r>
+          </w:p>
+        </w:tc>
+        <w:tc>
+          <w:tcPr>
+            <w:tcW w:type="dxa" w:w="1440"/>
+          </w:tcPr>
+          <w:p>
+            <w:pPr>
+              <w:jc w:val="right"/>
+            </w:pPr>
+            <w:r/>
+            <w:r>
+              <w:rPr>
+                <w:sz w:val="18"/>
+              </w:rPr>
+              <w:t>88.5 %</w:t>
+            </w:r>
+          </w:p>
+        </w:tc>
+        <w:tc>
+          <w:tcPr>
+            <w:tcW w:type="dxa" w:w="1440"/>
+          </w:tcPr>
+          <w:p>
+            <w:pPr>
+              <w:jc w:val="right"/>
+            </w:pPr>
+            <w:r/>
+            <w:r>
+              <w:rPr>
+                <w:sz w:val="18"/>
+              </w:rPr>
+              <w:t>78.9 %</w:t>
+            </w:r>
+          </w:p>
+        </w:tc>
+        <w:tc>
+          <w:tcPr>
+            <w:tcW w:type="dxa" w:w="1440"/>
+          </w:tcPr>
+          <w:p>
+            <w:pPr>
+              <w:jc w:val="right"/>
+            </w:pPr>
+            <w:r/>
+            <w:r>
+              <w:rPr>
+                <w:sz w:val="18"/>
+              </w:rPr>
+              <w:t>+164.9 %</w:t>
+            </w:r>
+          </w:p>
+        </w:tc>
+        <w:tc>
+          <w:tcPr>
+            <w:tcW w:type="dxa" w:w="1440"/>
+          </w:tcPr>
+          <w:p>
+            <w:pPr>
+              <w:jc w:val="right"/>
+            </w:pPr>
+            <w:r/>
+            <w:r>
+              <w:rPr>
+                <w:sz w:val="18"/>
+              </w:rPr>
+              <w:t>+79.9 %</w:t>
+            </w:r>
+          </w:p>
+        </w:tc>
+        <w:tc>
+          <w:tcPr>
+            <w:tcW w:type="dxa" w:w="1440"/>
+          </w:tcPr>
+          <w:p>
+            <w:pPr>
+              <w:jc w:val="right"/>
+            </w:pPr>
+            <w:r/>
+            <w:r>
+              <w:rPr>
+                <w:sz w:val="18"/>
+              </w:rPr>
+              <w:t>8.2 %</w:t>
+            </w:r>
+          </w:p>
+        </w:tc>
+      </w:tr>
+      <w:tr>
+        <w:tc>
+          <w:tcPr>
+            <w:tcW w:type="dxa" w:w="1440"/>
+          </w:tcPr>
+          <w:p>
+            <w:pPr>
+              <w:jc w:val="left"/>
+            </w:pPr>
+            <w:r/>
+            <w:r>
+              <w:rPr>
+                <w:sz w:val="18"/>
+              </w:rPr>
+              <w:t>1955-1965</w:t>
+            </w:r>
+          </w:p>
+        </w:tc>
+        <w:tc>
+          <w:tcPr>
+            <w:tcW w:type="dxa" w:w="1440"/>
+          </w:tcPr>
+          <w:p>
+            <w:pPr>
+              <w:jc w:val="right"/>
+            </w:pPr>
+            <w:r/>
+            <w:r>
+              <w:rPr>
+                <w:sz w:val="18"/>
+              </w:rPr>
+              <w:t>1,050</w:t>
+            </w:r>
+          </w:p>
+        </w:tc>
+        <w:tc>
+          <w:tcPr>
+            <w:tcW w:type="dxa" w:w="1440"/>
+          </w:tcPr>
+          <w:p>
+            <w:pPr>
+              <w:jc w:val="right"/>
+            </w:pPr>
+            <w:r/>
+            <w:r>
+              <w:rPr>
+                <w:sz w:val="18"/>
+              </w:rPr>
+              <w:t>89.0 %</w:t>
+            </w:r>
+          </w:p>
+        </w:tc>
+        <w:tc>
+          <w:tcPr>
+            <w:tcW w:type="dxa" w:w="1440"/>
+          </w:tcPr>
+          <w:p>
+            <w:pPr>
+              <w:jc w:val="right"/>
+            </w:pPr>
+            <w:r/>
+            <w:r>
+              <w:rPr>
+                <w:sz w:val="18"/>
+              </w:rPr>
+              <w:t>85.8 %</w:t>
+            </w:r>
+          </w:p>
+        </w:tc>
+        <w:tc>
+          <w:tcPr>
+            <w:tcW w:type="dxa" w:w="1440"/>
+          </w:tcPr>
+          <w:p>
+            <w:pPr>
+              <w:jc w:val="right"/>
+            </w:pPr>
+            <w:r/>
+            <w:r>
+              <w:rPr>
+                <w:sz w:val="18"/>
+              </w:rPr>
+              <w:t>+152.9 %</w:t>
+            </w:r>
+          </w:p>
+        </w:tc>
+        <w:tc>
+          <w:tcPr>
+            <w:tcW w:type="dxa" w:w="1440"/>
+          </w:tcPr>
+          <w:p>
+            <w:pPr>
+              <w:jc w:val="right"/>
+            </w:pPr>
+            <w:r/>
+            <w:r>
+              <w:rPr>
+                <w:sz w:val="18"/>
+              </w:rPr>
+              <w:t>+114.1 %</w:t>
+            </w:r>
+          </w:p>
+        </w:tc>
+        <w:tc>
+          <w:tcPr>
+            <w:tcW w:type="dxa" w:w="1440"/>
+          </w:tcPr>
+          <w:p>
+            <w:pPr>
+              <w:jc w:val="right"/>
+            </w:pPr>
+            <w:r/>
+            <w:r>
+              <w:rPr>
+                <w:sz w:val="18"/>
+              </w:rPr>
+              <w:t>21.0 %</w:t>
+            </w:r>
+          </w:p>
+        </w:tc>
+      </w:tr>
+      <w:tr>
+        <w:tc>
+          <w:tcPr>
+            <w:tcW w:type="dxa" w:w="1440"/>
+          </w:tcPr>
+          <w:p>
+            <w:pPr>
+              <w:jc w:val="left"/>
+            </w:pPr>
+            <w:r/>
+            <w:r>
+              <w:rPr>
+                <w:sz w:val="18"/>
+              </w:rPr>
+              <w:t>1965-1975</w:t>
+            </w:r>
+          </w:p>
+        </w:tc>
+        <w:tc>
+          <w:tcPr>
+            <w:tcW w:type="dxa" w:w="1440"/>
+          </w:tcPr>
+          <w:p>
+            <w:pPr>
+              <w:jc w:val="right"/>
+            </w:pPr>
+            <w:r/>
+            <w:r>
+              <w:rPr>
+                <w:sz w:val="18"/>
+              </w:rPr>
+              <w:t>2,168</w:t>
+            </w:r>
+          </w:p>
+        </w:tc>
+        <w:tc>
+          <w:tcPr>
+            <w:tcW w:type="dxa" w:w="1440"/>
+          </w:tcPr>
+          <w:p>
+            <w:pPr>
+              <w:jc w:val="right"/>
+            </w:pPr>
+            <w:r/>
+            <w:r>
+              <w:rPr>
+                <w:sz w:val="18"/>
+              </w:rPr>
+              <w:t>59.3 %</w:t>
+            </w:r>
+          </w:p>
+        </w:tc>
+        <w:tc>
+          <w:tcPr>
+            <w:tcW w:type="dxa" w:w="1440"/>
+          </w:tcPr>
+          <w:p>
+            <w:pPr>
+              <w:jc w:val="right"/>
+            </w:pPr>
+            <w:r/>
+            <w:r>
+              <w:rPr>
+                <w:sz w:val="18"/>
+              </w:rPr>
+              <w:t>38.0 %</w:t>
+            </w:r>
+          </w:p>
+        </w:tc>
+        <w:tc>
+          <w:tcPr>
+            <w:tcW w:type="dxa" w:w="1440"/>
+          </w:tcPr>
+          <w:p>
+            <w:pPr>
+              <w:jc w:val="right"/>
+            </w:pPr>
+            <w:r/>
+            <w:r>
+              <w:rPr>
+                <w:sz w:val="18"/>
+              </w:rPr>
+              <w:t>+16.8 %</w:t>
+            </w:r>
+          </w:p>
+        </w:tc>
+        <w:tc>
+          <w:tcPr>
+            <w:tcW w:type="dxa" w:w="1440"/>
+          </w:tcPr>
+          <w:p>
+            <w:pPr>
+              <w:jc w:val="right"/>
+            </w:pPr>
+            <w:r/>
+            <w:r>
+              <w:rPr>
+                <w:sz w:val="18"/>
+              </w:rPr>
+              <w:t>-23.5 %</w:t>
+            </w:r>
+          </w:p>
+        </w:tc>
+        <w:tc>
+          <w:tcPr>
+            <w:tcW w:type="dxa" w:w="1440"/>
+          </w:tcPr>
+          <w:p>
+            <w:pPr>
+              <w:jc w:val="right"/>
+            </w:pPr>
+            <w:r/>
+            <w:r>
+              <w:rPr>
+                <w:sz w:val="18"/>
+              </w:rPr>
+              <w:t>32.9 %</w:t>
+            </w:r>
+          </w:p>
+        </w:tc>
+      </w:tr>
+      <w:tr>
+        <w:tc>
+          <w:tcPr>
+            <w:tcW w:type="dxa" w:w="1440"/>
+          </w:tcPr>
+          <w:p>
+            <w:pPr>
+              <w:jc w:val="left"/>
+            </w:pPr>
+            <w:r/>
+            <w:r>
+              <w:rPr>
+                <w:sz w:val="18"/>
+              </w:rPr>
+              <w:t>1975-1985</w:t>
+            </w:r>
+          </w:p>
+        </w:tc>
+        <w:tc>
+          <w:tcPr>
+            <w:tcW w:type="dxa" w:w="1440"/>
+          </w:tcPr>
+          <w:p>
+            <w:pPr>
+              <w:jc w:val="right"/>
+            </w:pPr>
+            <w:r/>
+            <w:r>
+              <w:rPr>
+                <w:sz w:val="18"/>
+              </w:rPr>
+              <w:t>5,073</w:t>
+            </w:r>
+          </w:p>
+        </w:tc>
+        <w:tc>
+          <w:tcPr>
+            <w:tcW w:type="dxa" w:w="1440"/>
+          </w:tcPr>
+          <w:p>
+            <w:pPr>
+              <w:jc w:val="right"/>
+            </w:pPr>
+            <w:r/>
+            <w:r>
+              <w:rPr>
+                <w:sz w:val="18"/>
+              </w:rPr>
+              <w:t>87.8 %</w:t>
+            </w:r>
+          </w:p>
+        </w:tc>
+        <w:tc>
+          <w:tcPr>
+            <w:tcW w:type="dxa" w:w="1440"/>
+          </w:tcPr>
+          <w:p>
+            <w:pPr>
+              <w:jc w:val="right"/>
+            </w:pPr>
+            <w:r/>
+            <w:r>
+              <w:rPr>
+                <w:sz w:val="18"/>
+              </w:rPr>
+              <w:t>79.7 %</w:t>
+            </w:r>
+          </w:p>
+        </w:tc>
+        <w:tc>
+          <w:tcPr>
+            <w:tcW w:type="dxa" w:w="1440"/>
+          </w:tcPr>
+          <w:p>
+            <w:pPr>
+              <w:jc w:val="right"/>
+            </w:pPr>
+            <w:r/>
+            <w:r>
+              <w:rPr>
+                <w:sz w:val="18"/>
+              </w:rPr>
+              <w:t>+295.5 %</w:t>
+            </w:r>
+          </w:p>
+        </w:tc>
+        <w:tc>
+          <w:tcPr>
+            <w:tcW w:type="dxa" w:w="1440"/>
+          </w:tcPr>
+          <w:p>
+            <w:pPr>
+              <w:jc w:val="right"/>
+            </w:pPr>
+            <w:r/>
+            <w:r>
+              <w:rPr>
+                <w:sz w:val="18"/>
+              </w:rPr>
+              <w:t>+133.3 %</w:t>
+            </w:r>
+          </w:p>
+        </w:tc>
+        <w:tc>
+          <w:tcPr>
+            <w:tcW w:type="dxa" w:w="1440"/>
+          </w:tcPr>
+          <w:p>
+            <w:pPr>
+              <w:jc w:val="right"/>
+            </w:pPr>
+            <w:r/>
+            <w:r>
+              <w:rPr>
+                <w:sz w:val="18"/>
+              </w:rPr>
+              <w:t>43.9 %</w:t>
+            </w:r>
+          </w:p>
+        </w:tc>
+      </w:tr>
+      <w:tr>
+        <w:tc>
+          <w:tcPr>
+            <w:tcW w:type="dxa" w:w="1440"/>
+          </w:tcPr>
+          <w:p>
+            <w:pPr>
+              <w:jc w:val="left"/>
+            </w:pPr>
+            <w:r/>
+            <w:r>
+              <w:rPr>
+                <w:sz w:val="18"/>
+              </w:rPr>
+              <w:t>1985-1995</w:t>
+            </w:r>
+          </w:p>
+        </w:tc>
+        <w:tc>
+          <w:tcPr>
+            <w:tcW w:type="dxa" w:w="1440"/>
+          </w:tcPr>
+          <w:p>
+            <w:pPr>
+              <w:jc w:val="right"/>
+            </w:pPr>
+            <w:r/>
+            <w:r>
+              <w:rPr>
+                <w:sz w:val="18"/>
+              </w:rPr>
+              <w:t>6,298</w:t>
+            </w:r>
+          </w:p>
+        </w:tc>
+        <w:tc>
+          <w:tcPr>
+            <w:tcW w:type="dxa" w:w="1440"/>
+          </w:tcPr>
+          <w:p>
+            <w:pPr>
+              <w:jc w:val="right"/>
+            </w:pPr>
+            <w:r/>
+            <w:r>
+              <w:rPr>
+                <w:sz w:val="18"/>
+              </w:rPr>
+              <w:t>57.5 %</w:t>
+            </w:r>
+          </w:p>
+        </w:tc>
+        <w:tc>
+          <w:tcPr>
+            <w:tcW w:type="dxa" w:w="1440"/>
+          </w:tcPr>
+          <w:p>
+            <w:pPr>
+              <w:jc w:val="right"/>
+            </w:pPr>
+            <w:r/>
+            <w:r>
+              <w:rPr>
+                <w:sz w:val="18"/>
+              </w:rPr>
+              <w:t>52.1 %</w:t>
+            </w:r>
+          </w:p>
+        </w:tc>
+        <w:tc>
+          <w:tcPr>
+            <w:tcW w:type="dxa" w:w="1440"/>
+          </w:tcPr>
+          <w:p>
+            <w:pPr>
+              <w:jc w:val="right"/>
+            </w:pPr>
+            <w:r/>
+            <w:r>
+              <w:rPr>
+                <w:sz w:val="18"/>
+              </w:rPr>
+              <w:t>+24.7 %</w:t>
+            </w:r>
+          </w:p>
+        </w:tc>
+        <w:tc>
+          <w:tcPr>
+            <w:tcW w:type="dxa" w:w="1440"/>
+          </w:tcPr>
+          <w:p>
+            <w:pPr>
+              <w:jc w:val="right"/>
+            </w:pPr>
+            <w:r/>
+            <w:r>
+              <w:rPr>
+                <w:sz w:val="18"/>
+              </w:rPr>
+              <w:t>+6.6 %</w:t>
+            </w:r>
+          </w:p>
+        </w:tc>
+        <w:tc>
+          <w:tcPr>
+            <w:tcW w:type="dxa" w:w="1440"/>
+          </w:tcPr>
+          <w:p>
+            <w:pPr>
+              <w:jc w:val="right"/>
+            </w:pPr>
+            <w:r/>
+            <w:r>
+              <w:rPr>
+                <w:sz w:val="18"/>
+              </w:rPr>
+              <w:t>54.6 %</w:t>
+            </w:r>
+          </w:p>
+        </w:tc>
+      </w:tr>
+      <w:tr>
+        <w:tc>
+          <w:tcPr>
+            <w:tcW w:type="dxa" w:w="1440"/>
+          </w:tcPr>
+          <w:p>
+            <w:pPr>
+              <w:jc w:val="left"/>
+            </w:pPr>
+            <w:r/>
+            <w:r>
+              <w:rPr>
+                <w:sz w:val="18"/>
+              </w:rPr>
+              <w:t>1995-2005</w:t>
+            </w:r>
+          </w:p>
+        </w:tc>
+        <w:tc>
+          <w:tcPr>
+            <w:tcW w:type="dxa" w:w="1440"/>
+          </w:tcPr>
+          <w:p>
+            <w:pPr>
+              <w:jc w:val="right"/>
+            </w:pPr>
+            <w:r/>
+            <w:r>
+              <w:rPr>
+                <w:sz w:val="18"/>
+              </w:rPr>
+              <w:t>7,835</w:t>
+            </w:r>
+          </w:p>
+        </w:tc>
+        <w:tc>
+          <w:tcPr>
+            <w:tcW w:type="dxa" w:w="1440"/>
+          </w:tcPr>
+          <w:p>
+            <w:pPr>
+              <w:jc w:val="right"/>
+            </w:pPr>
+            <w:r/>
+            <w:r>
+              <w:rPr>
+                <w:sz w:val="18"/>
+              </w:rPr>
+              <w:t>60.8 %</w:t>
+            </w:r>
+          </w:p>
+        </w:tc>
+        <w:tc>
+          <w:tcPr>
+            <w:tcW w:type="dxa" w:w="1440"/>
+          </w:tcPr>
+          <w:p>
+            <w:pPr>
+              <w:jc w:val="right"/>
+            </w:pPr>
+            <w:r/>
+            <w:r>
+              <w:rPr>
+                <w:sz w:val="18"/>
+              </w:rPr>
+              <w:t>56.9 %</w:t>
+            </w:r>
+          </w:p>
+        </w:tc>
+        <w:tc>
+          <w:tcPr>
+            <w:tcW w:type="dxa" w:w="1440"/>
+          </w:tcPr>
+          <w:p>
+            <w:pPr>
+              <w:jc w:val="right"/>
+            </w:pPr>
+            <w:r/>
+            <w:r>
+              <w:rPr>
+                <w:sz w:val="18"/>
+              </w:rPr>
+              <w:t>+37.5 %</w:t>
+            </w:r>
+          </w:p>
+        </w:tc>
+        <w:tc>
+          <w:tcPr>
+            <w:tcW w:type="dxa" w:w="1440"/>
+          </w:tcPr>
+          <w:p>
+            <w:pPr>
+              <w:jc w:val="right"/>
+            </w:pPr>
+            <w:r/>
+            <w:r>
+              <w:rPr>
+                <w:sz w:val="18"/>
+              </w:rPr>
+              <w:t>+21.1 %</w:t>
+            </w:r>
+          </w:p>
+        </w:tc>
+        <w:tc>
+          <w:tcPr>
+            <w:tcW w:type="dxa" w:w="1440"/>
+          </w:tcPr>
+          <w:p>
+            <w:pPr>
+              <w:jc w:val="right"/>
+            </w:pPr>
+            <w:r/>
+            <w:r>
+              <w:rPr>
+                <w:sz w:val="18"/>
+              </w:rPr>
+              <w:t>61.6 %</w:t>
+            </w:r>
+          </w:p>
+        </w:tc>
+      </w:tr>
+      <w:tr>
+        <w:tc>
+          <w:tcPr>
+            <w:tcW w:type="dxa" w:w="1440"/>
+          </w:tcPr>
+          <w:p>
+            <w:pPr>
+              <w:jc w:val="left"/>
+            </w:pPr>
+            <w:r/>
+            <w:r>
+              <w:rPr>
+                <w:sz w:val="18"/>
+              </w:rPr>
+              <w:t>2005-2015</w:t>
+            </w:r>
+          </w:p>
+        </w:tc>
+        <w:tc>
+          <w:tcPr>
+            <w:tcW w:type="dxa" w:w="1440"/>
+          </w:tcPr>
+          <w:p>
+            <w:pPr>
+              <w:jc w:val="right"/>
+            </w:pPr>
+            <w:r/>
+            <w:r>
+              <w:rPr>
+                <w:sz w:val="18"/>
+              </w:rPr>
+              <w:t>5,830</w:t>
+            </w:r>
+          </w:p>
+        </w:tc>
+        <w:tc>
+          <w:tcPr>
+            <w:tcW w:type="dxa" w:w="1440"/>
+          </w:tcPr>
+          <w:p>
+            <w:pPr>
+              <w:jc w:val="right"/>
+            </w:pPr>
+            <w:r/>
+            <w:r>
+              <w:rPr>
+                <w:sz w:val="18"/>
+              </w:rPr>
+              <w:t>55.5 %</w:t>
+            </w:r>
+          </w:p>
+        </w:tc>
+        <w:tc>
+          <w:tcPr>
+            <w:tcW w:type="dxa" w:w="1440"/>
+          </w:tcPr>
+          <w:p>
+            <w:pPr>
+              <w:jc w:val="right"/>
+            </w:pPr>
+            <w:r/>
+            <w:r>
+              <w:rPr>
+                <w:sz w:val="18"/>
+              </w:rPr>
+              <w:t>50.7 %</w:t>
+            </w:r>
+          </w:p>
+        </w:tc>
+        <w:tc>
+          <w:tcPr>
+            <w:tcW w:type="dxa" w:w="1440"/>
+          </w:tcPr>
+          <w:p>
+            <w:pPr>
+              <w:jc w:val="right"/>
+            </w:pPr>
+            <w:r/>
+            <w:r>
+              <w:rPr>
+                <w:sz w:val="18"/>
+              </w:rPr>
+              <w:t>+12.0 %</w:t>
+            </w:r>
+          </w:p>
+        </w:tc>
+        <w:tc>
+          <w:tcPr>
+            <w:tcW w:type="dxa" w:w="1440"/>
+          </w:tcPr>
+          <w:p>
+            <w:pPr>
+              <w:jc w:val="right"/>
+            </w:pPr>
+            <w:r/>
+            <w:r>
+              <w:rPr>
+                <w:sz w:val="18"/>
+              </w:rPr>
+              <w:t>+0.8 %</w:t>
+            </w:r>
+          </w:p>
+        </w:tc>
+        <w:tc>
+          <w:tcPr>
+            <w:tcW w:type="dxa" w:w="1440"/>
+          </w:tcPr>
+          <w:p>
+            <w:pPr>
+              <w:jc w:val="right"/>
+            </w:pPr>
+            <w:r/>
+            <w:r>
+              <w:rPr>
+                <w:sz w:val="18"/>
+              </w:rPr>
+              <w:t>50.6 %</w:t>
+            </w:r>
+          </w:p>
+        </w:tc>
+      </w:tr>
+      <w:tr>
+        <w:tc>
+          <w:tcPr>
+            <w:tcW w:type="dxa" w:w="1440"/>
+          </w:tcPr>
+          <w:p>
+            <w:pPr>
+              <w:jc w:val="left"/>
+            </w:pPr>
+            <w:r/>
+            <w:r>
+              <w:rPr>
+                <w:sz w:val="18"/>
+              </w:rPr>
+              <w:t>2015-2025</w:t>
+            </w:r>
+          </w:p>
+        </w:tc>
+        <w:tc>
+          <w:tcPr>
+            <w:tcW w:type="dxa" w:w="1440"/>
+          </w:tcPr>
+          <w:p>
+            <w:pPr>
+              <w:jc w:val="right"/>
+            </w:pPr>
+            <w:r/>
+            <w:r>
+              <w:rPr>
+                <w:sz w:val="18"/>
+              </w:rPr>
+              <w:t>4,836</w:t>
+            </w:r>
+          </w:p>
+        </w:tc>
+        <w:tc>
+          <w:tcPr>
+            <w:tcW w:type="dxa" w:w="1440"/>
+          </w:tcPr>
+          <w:p>
+            <w:pPr>
+              <w:jc w:val="right"/>
+            </w:pPr>
+            <w:r/>
+            <w:r>
+              <w:rPr>
+                <w:sz w:val="18"/>
+              </w:rPr>
+              <w:t>62.2 %</w:t>
+            </w:r>
+          </w:p>
+        </w:tc>
+        <w:tc>
+          <w:tcPr>
+            <w:tcW w:type="dxa" w:w="1440"/>
+          </w:tcPr>
+          <w:p>
+            <w:pPr>
+              <w:jc w:val="right"/>
+            </w:pPr>
+            <w:r/>
+            <w:r>
+              <w:rPr>
+                <w:sz w:val="18"/>
+              </w:rPr>
+              <w:t>56.8 %</w:t>
+            </w:r>
+          </w:p>
+        </w:tc>
+        <w:tc>
+          <w:tcPr>
+            <w:tcW w:type="dxa" w:w="1440"/>
+          </w:tcPr>
+          <w:p>
+            <w:pPr>
+              <w:jc w:val="right"/>
+            </w:pPr>
+            <w:r/>
+            <w:r>
+              <w:rPr>
+                <w:sz w:val="18"/>
+              </w:rPr>
+              <w:t>+38.7 %</w:t>
+            </w:r>
+          </w:p>
+        </w:tc>
+        <w:tc>
+          <w:tcPr>
+            <w:tcW w:type="dxa" w:w="1440"/>
+          </w:tcPr>
+          <w:p>
+            <w:pPr>
+              <w:jc w:val="right"/>
+            </w:pPr>
+            <w:r/>
+            <w:r>
+              <w:rPr>
+                <w:sz w:val="18"/>
+              </w:rPr>
+              <w:t>+17.6 %</w:t>
+            </w:r>
+          </w:p>
+        </w:tc>
+        <w:tc>
+          <w:tcPr>
+            <w:tcW w:type="dxa" w:w="1440"/>
+          </w:tcPr>
+          <w:p>
+            <w:pPr>
+              <w:jc w:val="right"/>
+            </w:pPr>
+            <w:r/>
+            <w:r>
+              <w:rPr>
+                <w:sz w:val="18"/>
+              </w:rPr>
+              <w:t>45.6 %</w:t>
+            </w:r>
+          </w:p>
+        </w:tc>
+      </w:tr>
+    </w:tbl>
+    <w:p>
+      <w:pPr>
+        <w:jc w:val="center"/>
+      </w:pPr>
+      <w:r>
+        <w:drawing>
+          <wp:inline xmlns:a="http://schemas.openxmlformats.org/drawingml/2006/main" xmlns:pic="http://schemas.openxmlformats.org/drawingml/2006/picture">
+            <wp:extent cx="6217920" cy="2590800"/>
+            <wp:docPr id="5" name="Picture 5"/>
+            <wp:cNvGraphicFramePr>
+              <a:graphicFrameLocks noChangeAspect="1"/>
+            </wp:cNvGraphicFramePr>
+            <a:graphic>
+              <a:graphicData uri="http://schemas.openxmlformats.org/drawingml/2006/picture">
+                <pic:pic>
+                  <pic:nvPicPr>
+                    <pic:cNvPr id="0" name="calendar_pct_positive_10y.png"/>
+                    <pic:cNvPicPr/>
+                  </pic:nvPicPr>
+                  <pic:blipFill>
+                    <a:blip r:embed="rId13"/>
+                    <a:stretch>
+                      <a:fillRect/>
+                    </a:stretch>
+                  </pic:blipFill>
+                  <pic:spPr>
+                    <a:xfrm>
+                      <a:off x="0" y="0"/>
+                      <a:ext cx="6217920" cy="2590800"/>
+                    </a:xfrm>
+                    <a:prstGeom prst="rect"/>
+                  </pic:spPr>
+                </pic:pic>
+              </a:graphicData>
+            </a:graphic>
+          </wp:inline>
+        </w:drawing>
+      </w:r>
+    </w:p>
+    <w:p>
+      <w:pPr>
+        <w:pStyle w:val="Heading2"/>
+      </w:pPr>
+      <w:r>
+        <w:rPr>
+          <w:color w:val="1A365D"/>
+        </w:rPr>
+        <w:t>30-Year Windows</w:t>
+      </w:r>
+    </w:p>
+    <w:tbl>
+      <w:tblPr>
+        <w:tblStyle w:val="LightGrid-Accent1"/>
+        <w:tblW w:type="auto" w:w="0"/>
+        <w:tblLayout w:type="autofit"/>
+        <w:tblLook w:firstColumn="1" w:firstRow="1" w:lastColumn="0" w:lastRow="0" w:noHBand="0" w:noVBand="1" w:val="04A0"/>
+      </w:tblPr>
+      <w:tblGrid>
+        <w:gridCol w:w="1440"/>
+        <w:gridCol w:w="1440"/>
+        <w:gridCol w:w="1440"/>
+        <w:gridCol w:w="1440"/>
+        <w:gridCol w:w="1440"/>
+        <w:gridCol w:w="1440"/>
+        <w:gridCol w:w="1440"/>
+      </w:tblGrid>
+      <w:tr>
+        <w:tc>
+          <w:tcPr>
+            <w:tcW w:type="dxa" w:w="1440"/>
+            <w:shd w:val="clear" w:color="auto" w:fill="E2E8F0"/>
+          </w:tcPr>
+          <w:p>
+            <w:pPr>
+              <w:jc w:val="center"/>
+            </w:pPr>
+            <w:r/>
+            <w:r>
+              <w:rPr>
+                <w:b/>
+                <w:sz w:val="18"/>
+              </w:rPr>
+              <w:t>Window</w:t>
+            </w:r>
+          </w:p>
+        </w:tc>
+        <w:tc>
+          <w:tcPr>
+            <w:tcW w:type="dxa" w:w="1440"/>
+            <w:shd w:val="clear" w:color="auto" w:fill="E2E8F0"/>
+          </w:tcPr>
+          <w:p>
+            <w:pPr>
+              <w:jc w:val="center"/>
+            </w:pPr>
+            <w:r/>
+            <w:r>
+              <w:rPr>
+                <w:b/>
+                <w:sz w:val="18"/>
+              </w:rPr>
+              <w:t>N</w:t>
+            </w:r>
+          </w:p>
+        </w:tc>
+        <w:tc>
+          <w:tcPr>
+            <w:tcW w:type="dxa" w:w="1440"/>
+            <w:shd w:val="clear" w:color="auto" w:fill="E2E8F0"/>
+          </w:tcPr>
+          <w:p>
+            <w:pPr>
+              <w:jc w:val="center"/>
+            </w:pPr>
+            <w:r/>
+            <w:r>
+              <w:rPr>
+                <w:b/>
+                <w:sz w:val="18"/>
+              </w:rPr>
+              <w:t>% positive nominal</w:t>
+            </w:r>
+          </w:p>
+        </w:tc>
+        <w:tc>
+          <w:tcPr>
+            <w:tcW w:type="dxa" w:w="1440"/>
+            <w:shd w:val="clear" w:color="auto" w:fill="E2E8F0"/>
+          </w:tcPr>
+          <w:p>
+            <w:pPr>
+              <w:jc w:val="center"/>
+            </w:pPr>
+            <w:r/>
+            <w:r>
+              <w:rPr>
+                <w:b/>
+                <w:sz w:val="18"/>
+              </w:rPr>
+              <w:t>% positive real</w:t>
+            </w:r>
+          </w:p>
+        </w:tc>
+        <w:tc>
+          <w:tcPr>
+            <w:tcW w:type="dxa" w:w="1440"/>
+            <w:shd w:val="clear" w:color="auto" w:fill="E2E8F0"/>
+          </w:tcPr>
+          <w:p>
+            <w:pPr>
+              <w:jc w:val="center"/>
+            </w:pPr>
+            <w:r/>
+            <w:r>
+              <w:rPr>
+                <w:b/>
+                <w:sz w:val="18"/>
+              </w:rPr>
+              <w:t>Median nominal</w:t>
+            </w:r>
+          </w:p>
+        </w:tc>
+        <w:tc>
+          <w:tcPr>
+            <w:tcW w:type="dxa" w:w="1440"/>
+            <w:shd w:val="clear" w:color="auto" w:fill="E2E8F0"/>
+          </w:tcPr>
+          <w:p>
+            <w:pPr>
+              <w:jc w:val="center"/>
+            </w:pPr>
+            <w:r/>
+            <w:r>
+              <w:rPr>
+                <w:b/>
+                <w:sz w:val="18"/>
+              </w:rPr>
+              <w:t>Median real</w:t>
+            </w:r>
+          </w:p>
+        </w:tc>
+        <w:tc>
+          <w:tcPr>
+            <w:tcW w:type="dxa" w:w="1440"/>
+            <w:shd w:val="clear" w:color="auto" w:fill="E2E8F0"/>
+          </w:tcPr>
+          <w:p>
+            <w:pPr>
+              <w:jc w:val="center"/>
+            </w:pPr>
+            <w:r/>
+            <w:r>
+              <w:rPr>
+                <w:b/>
+                <w:sz w:val="18"/>
+              </w:rPr>
+              <w:t>% delisted</w:t>
+            </w:r>
+          </w:p>
+        </w:tc>
+      </w:tr>
+      <w:tr>
+        <w:tc>
+          <w:tcPr>
+            <w:tcW w:type="dxa" w:w="1440"/>
+          </w:tcPr>
+          <w:p>
+            <w:pPr>
+              <w:jc w:val="left"/>
+            </w:pPr>
+            <w:r/>
+            <w:r>
+              <w:rPr>
+                <w:sz w:val="18"/>
+              </w:rPr>
+              <w:t>1925-1955</w:t>
+            </w:r>
+          </w:p>
+        </w:tc>
+        <w:tc>
+          <w:tcPr>
+            <w:tcW w:type="dxa" w:w="1440"/>
+          </w:tcPr>
+          <w:p>
+            <w:pPr>
+              <w:jc w:val="right"/>
+            </w:pPr>
+            <w:r/>
+            <w:r>
+              <w:rPr>
+                <w:sz w:val="18"/>
+              </w:rPr>
+              <w:t>508</w:t>
+            </w:r>
+          </w:p>
+        </w:tc>
+        <w:tc>
+          <w:tcPr>
+            <w:tcW w:type="dxa" w:w="1440"/>
+          </w:tcPr>
+          <w:p>
+            <w:pPr>
+              <w:jc w:val="right"/>
+            </w:pPr>
+            <w:r/>
+            <w:r>
+              <w:rPr>
+                <w:sz w:val="18"/>
+              </w:rPr>
+              <w:t>67.1 %</w:t>
+            </w:r>
+          </w:p>
+        </w:tc>
+        <w:tc>
+          <w:tcPr>
+            <w:tcW w:type="dxa" w:w="1440"/>
+          </w:tcPr>
+          <w:p>
+            <w:pPr>
+              <w:jc w:val="right"/>
+            </w:pPr>
+            <w:r/>
+            <w:r>
+              <w:rPr>
+                <w:sz w:val="18"/>
+              </w:rPr>
+              <w:t>67.9 %</w:t>
+            </w:r>
+          </w:p>
+        </w:tc>
+        <w:tc>
+          <w:tcPr>
+            <w:tcW w:type="dxa" w:w="1440"/>
+          </w:tcPr>
+          <w:p>
+            <w:pPr>
+              <w:jc w:val="right"/>
+            </w:pPr>
+            <w:r/>
+            <w:r>
+              <w:rPr>
+                <w:sz w:val="18"/>
+              </w:rPr>
+              <w:t>+170.5 %</w:t>
+            </w:r>
+          </w:p>
+        </w:tc>
+        <w:tc>
+          <w:tcPr>
+            <w:tcW w:type="dxa" w:w="1440"/>
+          </w:tcPr>
+          <w:p>
+            <w:pPr>
+              <w:jc w:val="right"/>
+            </w:pPr>
+            <w:r/>
+            <w:r>
+              <w:rPr>
+                <w:sz w:val="18"/>
+              </w:rPr>
+              <w:t>+126.1 %</w:t>
+            </w:r>
+          </w:p>
+        </w:tc>
+        <w:tc>
+          <w:tcPr>
+            <w:tcW w:type="dxa" w:w="1440"/>
+          </w:tcPr>
+          <w:p>
+            <w:pPr>
+              <w:jc w:val="right"/>
+            </w:pPr>
+            <w:r/>
+            <w:r>
+              <w:rPr>
+                <w:sz w:val="18"/>
+              </w:rPr>
+              <w:t>39.6 %</w:t>
+            </w:r>
+          </w:p>
+        </w:tc>
+      </w:tr>
+      <w:tr>
+        <w:tc>
+          <w:tcPr>
+            <w:tcW w:type="dxa" w:w="1440"/>
+          </w:tcPr>
+          <w:p>
+            <w:pPr>
+              <w:jc w:val="left"/>
+            </w:pPr>
+            <w:r/>
+            <w:r>
+              <w:rPr>
+                <w:sz w:val="18"/>
+              </w:rPr>
+              <w:t>1955-1985</w:t>
+            </w:r>
+          </w:p>
+        </w:tc>
+        <w:tc>
+          <w:tcPr>
+            <w:tcW w:type="dxa" w:w="1440"/>
+          </w:tcPr>
+          <w:p>
+            <w:pPr>
+              <w:jc w:val="right"/>
+            </w:pPr>
+            <w:r/>
+            <w:r>
+              <w:rPr>
+                <w:sz w:val="18"/>
+              </w:rPr>
+              <w:t>1,050</w:t>
+            </w:r>
+          </w:p>
+        </w:tc>
+        <w:tc>
+          <w:tcPr>
+            <w:tcW w:type="dxa" w:w="1440"/>
+          </w:tcPr>
+          <w:p>
+            <w:pPr>
+              <w:jc w:val="right"/>
+            </w:pPr>
+            <w:r/>
+            <w:r>
+              <w:rPr>
+                <w:sz w:val="18"/>
+              </w:rPr>
+              <w:t>88.2 %</w:t>
+            </w:r>
+          </w:p>
+        </w:tc>
+        <w:tc>
+          <w:tcPr>
+            <w:tcW w:type="dxa" w:w="1440"/>
+          </w:tcPr>
+          <w:p>
+            <w:pPr>
+              <w:jc w:val="right"/>
+            </w:pPr>
+            <w:r/>
+            <w:r>
+              <w:rPr>
+                <w:sz w:val="18"/>
+              </w:rPr>
+              <w:t>79.8 %</w:t>
+            </w:r>
+          </w:p>
+        </w:tc>
+        <w:tc>
+          <w:tcPr>
+            <w:tcW w:type="dxa" w:w="1440"/>
+          </w:tcPr>
+          <w:p>
+            <w:pPr>
+              <w:jc w:val="right"/>
+            </w:pPr>
+            <w:r/>
+            <w:r>
+              <w:rPr>
+                <w:sz w:val="18"/>
+              </w:rPr>
+              <w:t>+451.4 %</w:t>
+            </w:r>
+          </w:p>
+        </w:tc>
+        <w:tc>
+          <w:tcPr>
+            <w:tcW w:type="dxa" w:w="1440"/>
+          </w:tcPr>
+          <w:p>
+            <w:pPr>
+              <w:jc w:val="right"/>
+            </w:pPr>
+            <w:r/>
+            <w:r>
+              <w:rPr>
+                <w:sz w:val="18"/>
+              </w:rPr>
+              <w:t>+160.4 %</w:t>
+            </w:r>
+          </w:p>
+        </w:tc>
+        <w:tc>
+          <w:tcPr>
+            <w:tcW w:type="dxa" w:w="1440"/>
+          </w:tcPr>
+          <w:p>
+            <w:pPr>
+              <w:jc w:val="right"/>
+            </w:pPr>
+            <w:r/>
+            <w:r>
+              <w:rPr>
+                <w:sz w:val="18"/>
+              </w:rPr>
+              <w:t>59.0 %</w:t>
+            </w:r>
+          </w:p>
+        </w:tc>
+      </w:tr>
+      <w:tr>
+        <w:tc>
+          <w:tcPr>
+            <w:tcW w:type="dxa" w:w="1440"/>
+          </w:tcPr>
+          <w:p>
+            <w:pPr>
+              <w:jc w:val="left"/>
+            </w:pPr>
+            <w:r/>
+            <w:r>
+              <w:rPr>
+                <w:sz w:val="18"/>
+              </w:rPr>
+              <w:t>1985-2015</w:t>
+            </w:r>
+          </w:p>
+        </w:tc>
+        <w:tc>
+          <w:tcPr>
+            <w:tcW w:type="dxa" w:w="1440"/>
+          </w:tcPr>
+          <w:p>
+            <w:pPr>
+              <w:jc w:val="right"/>
+            </w:pPr>
+            <w:r/>
+            <w:r>
+              <w:rPr>
+                <w:sz w:val="18"/>
+              </w:rPr>
+              <w:t>6,298</w:t>
+            </w:r>
+          </w:p>
+        </w:tc>
+        <w:tc>
+          <w:tcPr>
+            <w:tcW w:type="dxa" w:w="1440"/>
+          </w:tcPr>
+          <w:p>
+            <w:pPr>
+              <w:jc w:val="right"/>
+            </w:pPr>
+            <w:r/>
+            <w:r>
+              <w:rPr>
+                <w:sz w:val="18"/>
+              </w:rPr>
+              <w:t>56.1 %</w:t>
+            </w:r>
+          </w:p>
+        </w:tc>
+        <w:tc>
+          <w:tcPr>
+            <w:tcW w:type="dxa" w:w="1440"/>
+          </w:tcPr>
+          <w:p>
+            <w:pPr>
+              <w:jc w:val="right"/>
+            </w:pPr>
+            <w:r/>
+            <w:r>
+              <w:rPr>
+                <w:sz w:val="18"/>
+              </w:rPr>
+              <w:t>51.8 %</w:t>
+            </w:r>
+          </w:p>
+        </w:tc>
+        <w:tc>
+          <w:tcPr>
+            <w:tcW w:type="dxa" w:w="1440"/>
+          </w:tcPr>
+          <w:p>
+            <w:pPr>
+              <w:jc w:val="right"/>
+            </w:pPr>
+            <w:r/>
+            <w:r>
+              <w:rPr>
+                <w:sz w:val="18"/>
+              </w:rPr>
+              <w:t>+25.0 %</w:t>
+            </w:r>
+          </w:p>
+        </w:tc>
+        <w:tc>
+          <w:tcPr>
+            <w:tcW w:type="dxa" w:w="1440"/>
+          </w:tcPr>
+          <w:p>
+            <w:pPr>
+              <w:jc w:val="right"/>
+            </w:pPr>
+            <w:r/>
+            <w:r>
+              <w:rPr>
+                <w:sz w:val="18"/>
+              </w:rPr>
+              <w:t>+5.8 %</w:t>
+            </w:r>
+          </w:p>
+        </w:tc>
+        <w:tc>
+          <w:tcPr>
+            <w:tcW w:type="dxa" w:w="1440"/>
+          </w:tcPr>
+          <w:p>
+            <w:pPr>
+              <w:jc w:val="right"/>
+            </w:pPr>
+            <w:r/>
+            <w:r>
+              <w:rPr>
+                <w:sz w:val="18"/>
+              </w:rPr>
+              <w:t>87.0 %</w:t>
+            </w:r>
+          </w:p>
+        </w:tc>
+      </w:tr>
+    </w:tbl>
+    <w:p>
+      <w:pPr>
+        <w:jc w:val="center"/>
+      </w:pPr>
+      <w:r>
+        <w:drawing>
+          <wp:inline xmlns:a="http://schemas.openxmlformats.org/drawingml/2006/main" xmlns:pic="http://schemas.openxmlformats.org/drawingml/2006/picture">
+            <wp:extent cx="6217920" cy="2590800"/>
+            <wp:docPr id="6" name="Picture 6"/>
+            <wp:cNvGraphicFramePr>
+              <a:graphicFrameLocks noChangeAspect="1"/>
+            </wp:cNvGraphicFramePr>
+            <a:graphic>
+              <a:graphicData uri="http://schemas.openxmlformats.org/drawingml/2006/picture">
+                <pic:pic>
+                  <pic:nvPicPr>
+                    <pic:cNvPr id="0" name="calendar_pct_positive_30y.png"/>
+                    <pic:cNvPicPr/>
+                  </pic:nvPicPr>
+                  <pic:blipFill>
+                    <a:blip r:embed="rId14"/>
+                    <a:stretch>
+                      <a:fillRect/>
+                    </a:stretch>
+                  </pic:blipFill>
+                  <pic:spPr>
+                    <a:xfrm>
+                      <a:off x="0" y="0"/>
+                      <a:ext cx="6217920" cy="2590800"/>
+                    </a:xfrm>
+                    <a:prstGeom prst="rect"/>
+                  </pic:spPr>
+                </pic:pic>
+              </a:graphicData>
+            </a:graphic>
+          </wp:inline>
+        </w:drawing>
+      </w:r>
+    </w:p>
+    <w:p>
+      <w:pPr>
+        <w:pStyle w:val="Heading1"/>
+      </w:pPr>
+      <w:r>
+        <w:rPr>
+          <w:color w:val="1A365D"/>
+        </w:rPr>
+        <w:t>5. Full-Life Results</w:t>
+      </w:r>
+    </w:p>
+    <w:tbl>
+      <w:tblPr>
+        <w:tblStyle w:val="LightGrid-Accent1"/>
+        <w:tblW w:type="auto" w:w="0"/>
+        <w:tblLayout w:type="autofit"/>
+        <w:tblLook w:firstColumn="1" w:firstRow="1" w:lastColumn="0" w:lastRow="0" w:noHBand="0" w:noVBand="1" w:val="04A0"/>
+      </w:tblPr>
+      <w:tblGrid>
+        <w:gridCol w:w="1440"/>
+        <w:gridCol w:w="1440"/>
+        <w:gridCol w:w="1440"/>
+        <w:gridCol w:w="1440"/>
+        <w:gridCol w:w="1440"/>
+        <w:gridCol w:w="1440"/>
+        <w:gridCol w:w="1440"/>
+      </w:tblGrid>
+      <w:tr>
+        <w:tc>
+          <w:tcPr>
+            <w:tcW w:type="dxa" w:w="1440"/>
             <w:shd w:val="clear" w:color="auto" w:fill="E2E8F0"/>
           </w:tcPr>
           <w:p>
@@ -2052,7 +3876,7 @@
         </w:tc>
         <w:tc>
           <w:tcPr>
-            <w:tcW w:type="dxa" w:w="1632"/>
+            <w:tcW w:type="dxa" w:w="1440"/>
             <w:shd w:val="clear" w:color="auto" w:fill="E2E8F0"/>
           </w:tcPr>
           <w:p>
@@ -2071,7 +3895,7 @@
         </w:tc>
         <w:tc>
           <w:tcPr>
-            <w:tcW w:type="dxa" w:w="1632"/>
+            <w:tcW w:type="dxa" w:w="1440"/>
             <w:shd w:val="clear" w:color="auto" w:fill="E2E8F0"/>
           </w:tcPr>
           <w:p>
@@ -2090,7 +3914,7 @@
         </w:tc>
         <w:tc>
           <w:tcPr>
-            <w:tcW w:type="dxa" w:w="1632"/>
+            <w:tcW w:type="dxa" w:w="1440"/>
             <w:shd w:val="clear" w:color="auto" w:fill="E2E8F0"/>
           </w:tcPr>
           <w:p>
@@ -2109,7 +3933,7 @@
         </w:tc>
         <w:tc>
           <w:tcPr>
-            <w:tcW w:type="dxa" w:w="1632"/>
+            <w:tcW w:type="dxa" w:w="1440"/>
             <w:shd w:val="clear" w:color="auto" w:fill="E2E8F0"/>
           </w:tcPr>
           <w:p>
@@ -2128,7 +3952,7 @@
         </w:tc>
         <w:tc>
           <w:tcPr>
-            <w:tcW w:type="dxa" w:w="1632"/>
+            <w:tcW w:type="dxa" w:w="1440"/>
             <w:shd w:val="clear" w:color="auto" w:fill="E2E8F0"/>
           </w:tcPr>
           <w:p>
@@ -2145,11 +3969,30 @@
             </w:r>
           </w:p>
         </w:tc>
+        <w:tc>
+          <w:tcPr>
+            <w:tcW w:type="dxa" w:w="1440"/>
+            <w:shd w:val="clear" w:color="auto" w:fill="E2E8F0"/>
+          </w:tcPr>
+          <w:p>
+            <w:pPr>
+              <w:jc w:val="center"/>
+            </w:pPr>
+            <w:r/>
+            <w:r>
+              <w:rPr>
+                <w:b/>
+                <w:sz w:val="18"/>
+              </w:rPr>
+              <w:t>% sparse</w:t>
+            </w:r>
+          </w:p>
+        </w:tc>
       </w:tr>
       <w:tr>
         <w:tc>
           <w:tcPr>
-            <w:tcW w:type="dxa" w:w="1632"/>
+            <w:tcW w:type="dxa" w:w="1440"/>
           </w:tcPr>
           <w:p>
             <w:pPr>
@@ -2166,7 +4009,7 @@
         </w:tc>
         <w:tc>
           <w:tcPr>
-            <w:tcW w:type="dxa" w:w="1632"/>
+            <w:tcW w:type="dxa" w:w="1440"/>
           </w:tcPr>
           <w:p>
             <w:pPr>
@@ -2183,7 +4026,7 @@
         </w:tc>
         <w:tc>
           <w:tcPr>
-            <w:tcW w:type="dxa" w:w="1632"/>
+            <w:tcW w:type="dxa" w:w="1440"/>
           </w:tcPr>
           <w:p>
             <w:pPr>
@@ -2200,7 +4043,7 @@
         </w:tc>
         <w:tc>
           <w:tcPr>
-            <w:tcW w:type="dxa" w:w="1632"/>
+            <w:tcW w:type="dxa" w:w="1440"/>
           </w:tcPr>
           <w:p>
             <w:pPr>
@@ -2217,7 +4060,7 @@
         </w:tc>
         <w:tc>
           <w:tcPr>
-            <w:tcW w:type="dxa" w:w="1632"/>
+            <w:tcW w:type="dxa" w:w="1440"/>
           </w:tcPr>
           <w:p>
             <w:pPr>
@@ -2234,7 +4077,7 @@
         </w:tc>
         <w:tc>
           <w:tcPr>
-            <w:tcW w:type="dxa" w:w="1632"/>
+            <w:tcW w:type="dxa" w:w="1440"/>
           </w:tcPr>
           <w:p>
             <w:pPr>
@@ -2249,11 +4092,28 @@
             </w:r>
           </w:p>
         </w:tc>
+        <w:tc>
+          <w:tcPr>
+            <w:tcW w:type="dxa" w:w="1440"/>
+          </w:tcPr>
+          <w:p>
+            <w:pPr>
+              <w:jc w:val="right"/>
+            </w:pPr>
+            <w:r/>
+            <w:r>
+              <w:rPr>
+                <w:sz w:val="18"/>
+              </w:rPr>
+              <w:t>0.022 %</w:t>
+            </w:r>
+          </w:p>
+        </w:tc>
       </w:tr>
       <w:tr>
         <w:tc>
           <w:tcPr>
-            <w:tcW w:type="dxa" w:w="1632"/>
+            <w:tcW w:type="dxa" w:w="1440"/>
           </w:tcPr>
           <w:p>
             <w:pPr>
@@ -2270,7 +4130,7 @@
         </w:tc>
         <w:tc>
           <w:tcPr>
-            <w:tcW w:type="dxa" w:w="1632"/>
+            <w:tcW w:type="dxa" w:w="1440"/>
           </w:tcPr>
           <w:p>
             <w:pPr>
@@ -2287,7 +4147,7 @@
         </w:tc>
         <w:tc>
           <w:tcPr>
-            <w:tcW w:type="dxa" w:w="1632"/>
+            <w:tcW w:type="dxa" w:w="1440"/>
           </w:tcPr>
           <w:p>
             <w:pPr>
@@ -2304,7 +4164,7 @@
         </w:tc>
         <w:tc>
           <w:tcPr>
-            <w:tcW w:type="dxa" w:w="1632"/>
+            <w:tcW w:type="dxa" w:w="1440"/>
           </w:tcPr>
           <w:p>
             <w:pPr>
@@ -2321,7 +4181,7 @@
         </w:tc>
         <w:tc>
           <w:tcPr>
-            <w:tcW w:type="dxa" w:w="1632"/>
+            <w:tcW w:type="dxa" w:w="1440"/>
           </w:tcPr>
           <w:p>
             <w:pPr>
@@ -2338,7 +4198,7 @@
         </w:tc>
         <w:tc>
           <w:tcPr>
-            <w:tcW w:type="dxa" w:w="1632"/>
+            <w:tcW w:type="dxa" w:w="1440"/>
           </w:tcPr>
           <w:p>
             <w:pPr>
@@ -2353,6 +4213,23 @@
             </w:r>
           </w:p>
         </w:tc>
+        <w:tc>
+          <w:tcPr>
+            <w:tcW w:type="dxa" w:w="1440"/>
+          </w:tcPr>
+          <w:p>
+            <w:pPr>
+              <w:jc w:val="right"/>
+            </w:pPr>
+            <w:r/>
+            <w:r>
+              <w:rPr>
+                <w:sz w:val="18"/>
+              </w:rPr>
+              <w:t>0.022 %</w:t>
+            </w:r>
+          </w:p>
+        </w:tc>
       </w:tr>
     </w:tbl>
     <w:p>
@@ -2363,7 +4240,7 @@
         <w:drawing>
           <wp:inline xmlns:a="http://schemas.openxmlformats.org/drawingml/2006/main" xmlns:pic="http://schemas.openxmlformats.org/drawingml/2006/picture">
             <wp:extent cx="6217920" cy="1787652"/>
-            <wp:docPr id="5" name="Picture 5"/>
+            <wp:docPr id="7" name="Picture 7"/>
             <wp:cNvGraphicFramePr>
               <a:graphicFrameLocks noChangeAspect="1"/>
             </wp:cNvGraphicFramePr>
@@ -2375,7 +4252,7 @@
                     <pic:cNvPicPr/>
                   </pic:nvPicPr>
                   <pic:blipFill>
-                    <a:blip r:embed="rId13"/>
+                    <a:blip r:embed="rId15"/>
                     <a:stretch>
                       <a:fillRect/>
                     </a:stretch>
@@ -2402,7 +4279,7 @@
         <w:drawing>
           <wp:inline xmlns:a="http://schemas.openxmlformats.org/drawingml/2006/main" xmlns:pic="http://schemas.openxmlformats.org/drawingml/2006/picture">
             <wp:extent cx="6217920" cy="1787652"/>
-            <wp:docPr id="6" name="Picture 6"/>
+            <wp:docPr id="8" name="Picture 8"/>
             <wp:cNvGraphicFramePr>
               <a:graphicFrameLocks noChangeAspect="1"/>
             </wp:cNvGraphicFramePr>
@@ -2414,7 +4291,7 @@
                     <pic:cNvPicPr/>
                   </pic:nvPicPr>
                   <pic:blipFill>
-                    <a:blip r:embed="rId14"/>
+                    <a:blip r:embed="rId16"/>
                     <a:stretch>
                       <a:fillRect/>
                     </a:stretch>
@@ -2441,7 +4318,18 @@
         <w:rPr>
           <w:color w:val="1A365D"/>
         </w:rPr>
-        <w:t>5. Audit</w:t>
+        <w:t>6. Robustness And Audit</w:t>
+      </w:r>
+    </w:p>
+    <w:p>
+      <w:pPr>
+        <w:pStyle w:val="Heading2"/>
+      </w:pPr>
+      <w:r>
+        <w:rPr>
+          <w:color w:val="1A365D"/>
+        </w:rPr>
+        <w:t>First Observed Return Sensitivity</w:t>
       </w:r>
     </w:p>
     <w:tbl>
@@ -2452,19 +4340,17 @@
         <w:tblLook w:firstColumn="1" w:firstRow="1" w:lastColumn="0" w:lastRow="0" w:noHBand="0" w:noVBand="1" w:val="04A0"/>
       </w:tblPr>
       <w:tblGrid>
-        <w:gridCol w:w="1224"/>
-        <w:gridCol w:w="1224"/>
-        <w:gridCol w:w="1224"/>
-        <w:gridCol w:w="1224"/>
-        <w:gridCol w:w="1224"/>
-        <w:gridCol w:w="1224"/>
-        <w:gridCol w:w="1224"/>
-        <w:gridCol w:w="1224"/>
+        <w:gridCol w:w="1680"/>
+        <w:gridCol w:w="1680"/>
+        <w:gridCol w:w="1680"/>
+        <w:gridCol w:w="1680"/>
+        <w:gridCol w:w="1680"/>
+        <w:gridCol w:w="1680"/>
       </w:tblGrid>
       <w:tr>
         <w:tc>
           <w:tcPr>
-            <w:tcW w:type="dxa" w:w="1224"/>
+            <w:tcW w:type="dxa" w:w="1680"/>
             <w:shd w:val="clear" w:color="auto" w:fill="E2E8F0"/>
           </w:tcPr>
           <w:p>
@@ -2483,7 +4369,796 @@
         </w:tc>
         <w:tc>
           <w:tcPr>
-            <w:tcW w:type="dxa" w:w="1224"/>
+            <w:tcW w:type="dxa" w:w="1680"/>
+            <w:shd w:val="clear" w:color="auto" w:fill="E2E8F0"/>
+          </w:tcPr>
+          <w:p>
+            <w:pPr>
+              <w:jc w:val="center"/>
+            </w:pPr>
+            <w:r/>
+            <w:r>
+              <w:rPr>
+                <w:b/>
+                <w:sz w:val="18"/>
+              </w:rPr>
+              <w:t>Basis</w:t>
+            </w:r>
+          </w:p>
+        </w:tc>
+        <w:tc>
+          <w:tcPr>
+            <w:tcW w:type="dxa" w:w="1680"/>
+            <w:shd w:val="clear" w:color="auto" w:fill="E2E8F0"/>
+          </w:tcPr>
+          <w:p>
+            <w:pPr>
+              <w:jc w:val="center"/>
+            </w:pPr>
+            <w:r/>
+            <w:r>
+              <w:rPr>
+                <w:b/>
+                <w:sz w:val="18"/>
+              </w:rPr>
+              <w:t>% positive incl.</w:t>
+            </w:r>
+          </w:p>
+        </w:tc>
+        <w:tc>
+          <w:tcPr>
+            <w:tcW w:type="dxa" w:w="1680"/>
+            <w:shd w:val="clear" w:color="auto" w:fill="E2E8F0"/>
+          </w:tcPr>
+          <w:p>
+            <w:pPr>
+              <w:jc w:val="center"/>
+            </w:pPr>
+            <w:r/>
+            <w:r>
+              <w:rPr>
+                <w:b/>
+                <w:sz w:val="18"/>
+              </w:rPr>
+              <w:t>% positive skip</w:t>
+            </w:r>
+          </w:p>
+        </w:tc>
+        <w:tc>
+          <w:tcPr>
+            <w:tcW w:type="dxa" w:w="1680"/>
+            <w:shd w:val="clear" w:color="auto" w:fill="E2E8F0"/>
+          </w:tcPr>
+          <w:p>
+            <w:pPr>
+              <w:jc w:val="center"/>
+            </w:pPr>
+            <w:r/>
+            <w:r>
+              <w:rPr>
+                <w:b/>
+                <w:sz w:val="18"/>
+              </w:rPr>
+              <w:t>Median incl.</w:t>
+            </w:r>
+          </w:p>
+        </w:tc>
+        <w:tc>
+          <w:tcPr>
+            <w:tcW w:type="dxa" w:w="1680"/>
+            <w:shd w:val="clear" w:color="auto" w:fill="E2E8F0"/>
+          </w:tcPr>
+          <w:p>
+            <w:pPr>
+              <w:jc w:val="center"/>
+            </w:pPr>
+            <w:r/>
+            <w:r>
+              <w:rPr>
+                <w:b/>
+                <w:sz w:val="18"/>
+              </w:rPr>
+              <w:t>Median skip</w:t>
+            </w:r>
+          </w:p>
+        </w:tc>
+      </w:tr>
+      <w:tr>
+        <w:tc>
+          <w:tcPr>
+            <w:tcW w:type="dxa" w:w="1680"/>
+          </w:tcPr>
+          <w:p>
+            <w:pPr>
+              <w:jc w:val="left"/>
+            </w:pPr>
+            <w:r/>
+            <w:r>
+              <w:rPr>
+                <w:sz w:val="18"/>
+              </w:rPr>
+              <w:t>10y</w:t>
+            </w:r>
+          </w:p>
+        </w:tc>
+        <w:tc>
+          <w:tcPr>
+            <w:tcW w:type="dxa" w:w="1680"/>
+          </w:tcPr>
+          <w:p>
+            <w:pPr>
+              <w:jc w:val="right"/>
+            </w:pPr>
+            <w:r/>
+            <w:r>
+              <w:rPr>
+                <w:sz w:val="18"/>
+              </w:rPr>
+              <w:t>nominal</w:t>
+            </w:r>
+          </w:p>
+        </w:tc>
+        <w:tc>
+          <w:tcPr>
+            <w:tcW w:type="dxa" w:w="1680"/>
+          </w:tcPr>
+          <w:p>
+            <w:pPr>
+              <w:jc w:val="right"/>
+            </w:pPr>
+            <w:r/>
+            <w:r>
+              <w:rPr>
+                <w:sz w:val="18"/>
+              </w:rPr>
+              <w:t>57.3 %</w:t>
+            </w:r>
+          </w:p>
+        </w:tc>
+        <w:tc>
+          <w:tcPr>
+            <w:tcW w:type="dxa" w:w="1680"/>
+          </w:tcPr>
+          <w:p>
+            <w:pPr>
+              <w:jc w:val="right"/>
+            </w:pPr>
+            <w:r/>
+            <w:r>
+              <w:rPr>
+                <w:sz w:val="18"/>
+              </w:rPr>
+              <w:t>57.5 %</w:t>
+            </w:r>
+          </w:p>
+        </w:tc>
+        <w:tc>
+          <w:tcPr>
+            <w:tcW w:type="dxa" w:w="1680"/>
+          </w:tcPr>
+          <w:p>
+            <w:pPr>
+              <w:jc w:val="right"/>
+            </w:pPr>
+            <w:r/>
+            <w:r>
+              <w:rPr>
+                <w:sz w:val="18"/>
+              </w:rPr>
+              <w:t>+23.7 %</w:t>
+            </w:r>
+          </w:p>
+        </w:tc>
+        <w:tc>
+          <w:tcPr>
+            <w:tcW w:type="dxa" w:w="1680"/>
+          </w:tcPr>
+          <w:p>
+            <w:pPr>
+              <w:jc w:val="right"/>
+            </w:pPr>
+            <w:r/>
+            <w:r>
+              <w:rPr>
+                <w:sz w:val="18"/>
+              </w:rPr>
+              <w:t>+23.7 %</w:t>
+            </w:r>
+          </w:p>
+        </w:tc>
+      </w:tr>
+      <w:tr>
+        <w:tc>
+          <w:tcPr>
+            <w:tcW w:type="dxa" w:w="1680"/>
+          </w:tcPr>
+          <w:p>
+            <w:pPr>
+              <w:jc w:val="left"/>
+            </w:pPr>
+            <w:r/>
+            <w:r>
+              <w:rPr>
+                <w:sz w:val="18"/>
+              </w:rPr>
+              <w:t>10y</w:t>
+            </w:r>
+          </w:p>
+        </w:tc>
+        <w:tc>
+          <w:tcPr>
+            <w:tcW w:type="dxa" w:w="1680"/>
+          </w:tcPr>
+          <w:p>
+            <w:pPr>
+              <w:jc w:val="right"/>
+            </w:pPr>
+            <w:r/>
+            <w:r>
+              <w:rPr>
+                <w:sz w:val="18"/>
+              </w:rPr>
+              <w:t>real (CPI-adj)</w:t>
+            </w:r>
+          </w:p>
+        </w:tc>
+        <w:tc>
+          <w:tcPr>
+            <w:tcW w:type="dxa" w:w="1680"/>
+          </w:tcPr>
+          <w:p>
+            <w:pPr>
+              <w:jc w:val="right"/>
+            </w:pPr>
+            <w:r/>
+            <w:r>
+              <w:rPr>
+                <w:sz w:val="18"/>
+              </w:rPr>
+              <w:t>49.9 %</w:t>
+            </w:r>
+          </w:p>
+        </w:tc>
+        <w:tc>
+          <w:tcPr>
+            <w:tcW w:type="dxa" w:w="1680"/>
+          </w:tcPr>
+          <w:p>
+            <w:pPr>
+              <w:jc w:val="right"/>
+            </w:pPr>
+            <w:r/>
+            <w:r>
+              <w:rPr>
+                <w:sz w:val="18"/>
+              </w:rPr>
+              <w:t>50.0 %</w:t>
+            </w:r>
+          </w:p>
+        </w:tc>
+        <w:tc>
+          <w:tcPr>
+            <w:tcW w:type="dxa" w:w="1680"/>
+          </w:tcPr>
+          <w:p>
+            <w:pPr>
+              <w:jc w:val="right"/>
+            </w:pPr>
+            <w:r/>
+            <w:r>
+              <w:rPr>
+                <w:sz w:val="18"/>
+              </w:rPr>
+              <w:t>-0.2 %</w:t>
+            </w:r>
+          </w:p>
+        </w:tc>
+        <w:tc>
+          <w:tcPr>
+            <w:tcW w:type="dxa" w:w="1680"/>
+          </w:tcPr>
+          <w:p>
+            <w:pPr>
+              <w:jc w:val="right"/>
+            </w:pPr>
+            <w:r/>
+            <w:r>
+              <w:rPr>
+                <w:sz w:val="18"/>
+              </w:rPr>
+              <w:t>+0.0 %</w:t>
+            </w:r>
+          </w:p>
+        </w:tc>
+      </w:tr>
+      <w:tr>
+        <w:tc>
+          <w:tcPr>
+            <w:tcW w:type="dxa" w:w="1680"/>
+          </w:tcPr>
+          <w:p>
+            <w:pPr>
+              <w:jc w:val="left"/>
+            </w:pPr>
+            <w:r/>
+            <w:r>
+              <w:rPr>
+                <w:sz w:val="18"/>
+              </w:rPr>
+              <w:t>30y</w:t>
+            </w:r>
+          </w:p>
+        </w:tc>
+        <w:tc>
+          <w:tcPr>
+            <w:tcW w:type="dxa" w:w="1680"/>
+          </w:tcPr>
+          <w:p>
+            <w:pPr>
+              <w:jc w:val="right"/>
+            </w:pPr>
+            <w:r/>
+            <w:r>
+              <w:rPr>
+                <w:sz w:val="18"/>
+              </w:rPr>
+              <w:t>nominal</w:t>
+            </w:r>
+          </w:p>
+        </w:tc>
+        <w:tc>
+          <w:tcPr>
+            <w:tcW w:type="dxa" w:w="1680"/>
+          </w:tcPr>
+          <w:p>
+            <w:pPr>
+              <w:jc w:val="right"/>
+            </w:pPr>
+            <w:r/>
+            <w:r>
+              <w:rPr>
+                <w:sz w:val="18"/>
+              </w:rPr>
+              <w:t>51.0 %</w:t>
+            </w:r>
+          </w:p>
+        </w:tc>
+        <w:tc>
+          <w:tcPr>
+            <w:tcW w:type="dxa" w:w="1680"/>
+          </w:tcPr>
+          <w:p>
+            <w:pPr>
+              <w:jc w:val="right"/>
+            </w:pPr>
+            <w:r/>
+            <w:r>
+              <w:rPr>
+                <w:sz w:val="18"/>
+              </w:rPr>
+              <w:t>51.2 %</w:t>
+            </w:r>
+          </w:p>
+        </w:tc>
+        <w:tc>
+          <w:tcPr>
+            <w:tcW w:type="dxa" w:w="1680"/>
+          </w:tcPr>
+          <w:p>
+            <w:pPr>
+              <w:jc w:val="right"/>
+            </w:pPr>
+            <w:r/>
+            <w:r>
+              <w:rPr>
+                <w:sz w:val="18"/>
+              </w:rPr>
+              <w:t>+2.9 %</w:t>
+            </w:r>
+          </w:p>
+        </w:tc>
+        <w:tc>
+          <w:tcPr>
+            <w:tcW w:type="dxa" w:w="1680"/>
+          </w:tcPr>
+          <w:p>
+            <w:pPr>
+              <w:jc w:val="right"/>
+            </w:pPr>
+            <w:r/>
+            <w:r>
+              <w:rPr>
+                <w:sz w:val="18"/>
+              </w:rPr>
+              <w:t>+3.2 %</w:t>
+            </w:r>
+          </w:p>
+        </w:tc>
+      </w:tr>
+      <w:tr>
+        <w:tc>
+          <w:tcPr>
+            <w:tcW w:type="dxa" w:w="1680"/>
+          </w:tcPr>
+          <w:p>
+            <w:pPr>
+              <w:jc w:val="left"/>
+            </w:pPr>
+            <w:r/>
+            <w:r>
+              <w:rPr>
+                <w:sz w:val="18"/>
+              </w:rPr>
+              <w:t>30y</w:t>
+            </w:r>
+          </w:p>
+        </w:tc>
+        <w:tc>
+          <w:tcPr>
+            <w:tcW w:type="dxa" w:w="1680"/>
+          </w:tcPr>
+          <w:p>
+            <w:pPr>
+              <w:jc w:val="right"/>
+            </w:pPr>
+            <w:r/>
+            <w:r>
+              <w:rPr>
+                <w:sz w:val="18"/>
+              </w:rPr>
+              <w:t>real (CPI-adj)</w:t>
+            </w:r>
+          </w:p>
+        </w:tc>
+        <w:tc>
+          <w:tcPr>
+            <w:tcW w:type="dxa" w:w="1680"/>
+          </w:tcPr>
+          <w:p>
+            <w:pPr>
+              <w:jc w:val="right"/>
+            </w:pPr>
+            <w:r/>
+            <w:r>
+              <w:rPr>
+                <w:sz w:val="18"/>
+              </w:rPr>
+              <w:t>44.0 %</w:t>
+            </w:r>
+          </w:p>
+        </w:tc>
+        <w:tc>
+          <w:tcPr>
+            <w:tcW w:type="dxa" w:w="1680"/>
+          </w:tcPr>
+          <w:p>
+            <w:pPr>
+              <w:jc w:val="right"/>
+            </w:pPr>
+            <w:r/>
+            <w:r>
+              <w:rPr>
+                <w:sz w:val="18"/>
+              </w:rPr>
+              <w:t>44.1 %</w:t>
+            </w:r>
+          </w:p>
+        </w:tc>
+        <w:tc>
+          <w:tcPr>
+            <w:tcW w:type="dxa" w:w="1680"/>
+          </w:tcPr>
+          <w:p>
+            <w:pPr>
+              <w:jc w:val="right"/>
+            </w:pPr>
+            <w:r/>
+            <w:r>
+              <w:rPr>
+                <w:sz w:val="18"/>
+              </w:rPr>
+              <w:t>-18.5 %</w:t>
+            </w:r>
+          </w:p>
+        </w:tc>
+        <w:tc>
+          <w:tcPr>
+            <w:tcW w:type="dxa" w:w="1680"/>
+          </w:tcPr>
+          <w:p>
+            <w:pPr>
+              <w:jc w:val="right"/>
+            </w:pPr>
+            <w:r/>
+            <w:r>
+              <w:rPr>
+                <w:sz w:val="18"/>
+              </w:rPr>
+              <w:t>-18.0 %</w:t>
+            </w:r>
+          </w:p>
+        </w:tc>
+      </w:tr>
+      <w:tr>
+        <w:tc>
+          <w:tcPr>
+            <w:tcW w:type="dxa" w:w="1680"/>
+          </w:tcPr>
+          <w:p>
+            <w:pPr>
+              <w:jc w:val="left"/>
+            </w:pPr>
+            <w:r/>
+            <w:r>
+              <w:rPr>
+                <w:sz w:val="18"/>
+              </w:rPr>
+              <w:t>full-life</w:t>
+            </w:r>
+          </w:p>
+        </w:tc>
+        <w:tc>
+          <w:tcPr>
+            <w:tcW w:type="dxa" w:w="1680"/>
+          </w:tcPr>
+          <w:p>
+            <w:pPr>
+              <w:jc w:val="right"/>
+            </w:pPr>
+            <w:r/>
+            <w:r>
+              <w:rPr>
+                <w:sz w:val="18"/>
+              </w:rPr>
+              <w:t>nominal</w:t>
+            </w:r>
+          </w:p>
+        </w:tc>
+        <w:tc>
+          <w:tcPr>
+            <w:tcW w:type="dxa" w:w="1680"/>
+          </w:tcPr>
+          <w:p>
+            <w:pPr>
+              <w:jc w:val="right"/>
+            </w:pPr>
+            <w:r/>
+            <w:r>
+              <w:rPr>
+                <w:sz w:val="18"/>
+              </w:rPr>
+              <w:t>48.1 %</w:t>
+            </w:r>
+          </w:p>
+        </w:tc>
+        <w:tc>
+          <w:tcPr>
+            <w:tcW w:type="dxa" w:w="1680"/>
+          </w:tcPr>
+          <w:p>
+            <w:pPr>
+              <w:jc w:val="right"/>
+            </w:pPr>
+            <w:r/>
+            <w:r>
+              <w:rPr>
+                <w:sz w:val="18"/>
+              </w:rPr>
+              <w:t>48.3 %</w:t>
+            </w:r>
+          </w:p>
+        </w:tc>
+        <w:tc>
+          <w:tcPr>
+            <w:tcW w:type="dxa" w:w="1680"/>
+          </w:tcPr>
+          <w:p>
+            <w:pPr>
+              <w:jc w:val="right"/>
+            </w:pPr>
+            <w:r/>
+            <w:r>
+              <w:rPr>
+                <w:sz w:val="18"/>
+              </w:rPr>
+              <w:t>-7.4 %</w:t>
+            </w:r>
+          </w:p>
+        </w:tc>
+        <w:tc>
+          <w:tcPr>
+            <w:tcW w:type="dxa" w:w="1680"/>
+          </w:tcPr>
+          <w:p>
+            <w:pPr>
+              <w:jc w:val="right"/>
+            </w:pPr>
+            <w:r/>
+            <w:r>
+              <w:rPr>
+                <w:sz w:val="18"/>
+              </w:rPr>
+              <w:t>-6.0 %</w:t>
+            </w:r>
+          </w:p>
+        </w:tc>
+      </w:tr>
+      <w:tr>
+        <w:tc>
+          <w:tcPr>
+            <w:tcW w:type="dxa" w:w="1680"/>
+          </w:tcPr>
+          <w:p>
+            <w:pPr>
+              <w:jc w:val="left"/>
+            </w:pPr>
+            <w:r/>
+            <w:r>
+              <w:rPr>
+                <w:sz w:val="18"/>
+              </w:rPr>
+              <w:t>full-life</w:t>
+            </w:r>
+          </w:p>
+        </w:tc>
+        <w:tc>
+          <w:tcPr>
+            <w:tcW w:type="dxa" w:w="1680"/>
+          </w:tcPr>
+          <w:p>
+            <w:pPr>
+              <w:jc w:val="right"/>
+            </w:pPr>
+            <w:r/>
+            <w:r>
+              <w:rPr>
+                <w:sz w:val="18"/>
+              </w:rPr>
+              <w:t>real (CPI-adj)</w:t>
+            </w:r>
+          </w:p>
+        </w:tc>
+        <w:tc>
+          <w:tcPr>
+            <w:tcW w:type="dxa" w:w="1680"/>
+          </w:tcPr>
+          <w:p>
+            <w:pPr>
+              <w:jc w:val="right"/>
+            </w:pPr>
+            <w:r/>
+            <w:r>
+              <w:rPr>
+                <w:sz w:val="18"/>
+              </w:rPr>
+              <w:t>41.3 %</w:t>
+            </w:r>
+          </w:p>
+        </w:tc>
+        <w:tc>
+          <w:tcPr>
+            <w:tcW w:type="dxa" w:w="1680"/>
+          </w:tcPr>
+          <w:p>
+            <w:pPr>
+              <w:jc w:val="right"/>
+            </w:pPr>
+            <w:r/>
+            <w:r>
+              <w:rPr>
+                <w:sz w:val="18"/>
+              </w:rPr>
+              <w:t>41.4 %</w:t>
+            </w:r>
+          </w:p>
+        </w:tc>
+        <w:tc>
+          <w:tcPr>
+            <w:tcW w:type="dxa" w:w="1680"/>
+          </w:tcPr>
+          <w:p>
+            <w:pPr>
+              <w:jc w:val="right"/>
+            </w:pPr>
+            <w:r/>
+            <w:r>
+              <w:rPr>
+                <w:sz w:val="18"/>
+              </w:rPr>
+              <w:t>-29.3 %</w:t>
+            </w:r>
+          </w:p>
+        </w:tc>
+        <w:tc>
+          <w:tcPr>
+            <w:tcW w:type="dxa" w:w="1680"/>
+          </w:tcPr>
+          <w:p>
+            <w:pPr>
+              <w:jc w:val="right"/>
+            </w:pPr>
+            <w:r/>
+            <w:r>
+              <w:rPr>
+                <w:sz w:val="18"/>
+              </w:rPr>
+              <w:t>-28.4 %</w:t>
+            </w:r>
+          </w:p>
+        </w:tc>
+      </w:tr>
+    </w:tbl>
+    <w:p>
+      <w:pPr>
+        <w:pStyle w:val="Heading2"/>
+      </w:pPr>
+      <w:r>
+        <w:rPr>
+          <w:color w:val="1A365D"/>
+        </w:rPr>
+        <w:t>Period Audit</w:t>
+      </w:r>
+    </w:p>
+    <w:tbl>
+      <w:tblPr>
+        <w:tblStyle w:val="LightGrid-Accent1"/>
+        <w:tblW w:type="auto" w:w="0"/>
+        <w:tblLayout w:type="autofit"/>
+        <w:tblLook w:firstColumn="1" w:firstRow="1" w:lastColumn="0" w:lastRow="0" w:noHBand="0" w:noVBand="1" w:val="04A0"/>
+      </w:tblPr>
+      <w:tblGrid>
+        <w:gridCol w:w="1120"/>
+        <w:gridCol w:w="1120"/>
+        <w:gridCol w:w="1120"/>
+        <w:gridCol w:w="1120"/>
+        <w:gridCol w:w="1120"/>
+        <w:gridCol w:w="1120"/>
+        <w:gridCol w:w="1120"/>
+        <w:gridCol w:w="1120"/>
+        <w:gridCol w:w="1120"/>
+      </w:tblGrid>
+      <w:tr>
+        <w:tc>
+          <w:tcPr>
+            <w:tcW w:type="dxa" w:w="1120"/>
+            <w:shd w:val="clear" w:color="auto" w:fill="E2E8F0"/>
+          </w:tcPr>
+          <w:p>
+            <w:pPr>
+              <w:jc w:val="center"/>
+            </w:pPr>
+            <w:r/>
+            <w:r>
+              <w:rPr>
+                <w:b/>
+                <w:sz w:val="18"/>
+              </w:rPr>
+              <w:t>Analysis</w:t>
+            </w:r>
+          </w:p>
+        </w:tc>
+        <w:tc>
+          <w:tcPr>
+            <w:tcW w:type="dxa" w:w="1120"/>
+            <w:shd w:val="clear" w:color="auto" w:fill="E2E8F0"/>
+          </w:tcPr>
+          <w:p>
+            <w:pPr>
+              <w:jc w:val="center"/>
+            </w:pPr>
+            <w:r/>
+            <w:r>
+              <w:rPr>
+                <w:b/>
+                <w:sz w:val="18"/>
+              </w:rPr>
+              <w:t>Horizon</w:t>
+            </w:r>
+          </w:p>
+        </w:tc>
+        <w:tc>
+          <w:tcPr>
+            <w:tcW w:type="dxa" w:w="1120"/>
             <w:shd w:val="clear" w:color="auto" w:fill="E2E8F0"/>
           </w:tcPr>
           <w:p>
@@ -2502,7 +5177,7 @@
         </w:tc>
         <w:tc>
           <w:tcPr>
-            <w:tcW w:type="dxa" w:w="1224"/>
+            <w:tcW w:type="dxa" w:w="1120"/>
             <w:shd w:val="clear" w:color="auto" w:fill="E2E8F0"/>
           </w:tcPr>
           <w:p>
@@ -2521,7 +5196,7 @@
         </w:tc>
         <w:tc>
           <w:tcPr>
-            <w:tcW w:type="dxa" w:w="1224"/>
+            <w:tcW w:type="dxa" w:w="1120"/>
             <w:shd w:val="clear" w:color="auto" w:fill="E2E8F0"/>
           </w:tcPr>
           <w:p>
@@ -2540,26 +5215,7 @@
         </w:tc>
         <w:tc>
           <w:tcPr>
-            <w:tcW w:type="dxa" w:w="1224"/>
-            <w:shd w:val="clear" w:color="auto" w:fill="E2E8F0"/>
-          </w:tcPr>
-          <w:p>
-            <w:pPr>
-              <w:jc w:val="center"/>
-            </w:pPr>
-            <w:r/>
-            <w:r>
-              <w:rPr>
-                <w:b/>
-                <w:sz w:val="18"/>
-              </w:rPr>
-              <w:t>Included PERMNOs</w:t>
-            </w:r>
-          </w:p>
-        </w:tc>
-        <w:tc>
-          <w:tcPr>
-            <w:tcW w:type="dxa" w:w="1224"/>
+            <w:tcW w:type="dxa" w:w="1120"/>
             <w:shd w:val="clear" w:color="auto" w:fill="E2E8F0"/>
           </w:tcPr>
           <w:p>
@@ -2578,7 +5234,7 @@
         </w:tc>
         <w:tc>
           <w:tcPr>
-            <w:tcW w:type="dxa" w:w="1224"/>
+            <w:tcW w:type="dxa" w:w="1120"/>
             <w:shd w:val="clear" w:color="auto" w:fill="E2E8F0"/>
           </w:tcPr>
           <w:p>
@@ -2597,7 +5253,7 @@
         </w:tc>
         <w:tc>
           <w:tcPr>
-            <w:tcW w:type="dxa" w:w="1224"/>
+            <w:tcW w:type="dxa" w:w="1120"/>
             <w:shd w:val="clear" w:color="auto" w:fill="E2E8F0"/>
           </w:tcPr>
           <w:p>
@@ -2614,15 +5270,51 @@
             </w:r>
           </w:p>
         </w:tc>
+        <w:tc>
+          <w:tcPr>
+            <w:tcW w:type="dxa" w:w="1120"/>
+            <w:shd w:val="clear" w:color="auto" w:fill="E2E8F0"/>
+          </w:tcPr>
+          <w:p>
+            <w:pPr>
+              <w:jc w:val="center"/>
+            </w:pPr>
+            <w:r/>
+            <w:r>
+              <w:rPr>
+                <w:b/>
+                <w:sz w:val="18"/>
+              </w:rPr>
+              <w:t>Sparse</w:t>
+            </w:r>
+          </w:p>
+        </w:tc>
       </w:tr>
       <w:tr>
         <w:tc>
           <w:tcPr>
-            <w:tcW w:type="dxa" w:w="1224"/>
+            <w:tcW w:type="dxa" w:w="1120"/>
           </w:tcPr>
           <w:p>
             <w:pPr>
               <w:jc w:val="left"/>
+            </w:pPr>
+            <w:r/>
+            <w:r>
+              <w:rPr>
+                <w:sz w:val="18"/>
+              </w:rPr>
+              <w:t>stock_anchored</w:t>
+            </w:r>
+          </w:p>
+        </w:tc>
+        <w:tc>
+          <w:tcPr>
+            <w:tcW w:type="dxa" w:w="1120"/>
+          </w:tcPr>
+          <w:p>
+            <w:pPr>
+              <w:jc w:val="right"/>
             </w:pPr>
             <w:r/>
             <w:r>
@@ -2635,7 +5327,7 @@
         </w:tc>
         <w:tc>
           <w:tcPr>
-            <w:tcW w:type="dxa" w:w="1224"/>
+            <w:tcW w:type="dxa" w:w="1120"/>
           </w:tcPr>
           <w:p>
             <w:pPr>
@@ -2652,7 +5344,7 @@
         </w:tc>
         <w:tc>
           <w:tcPr>
-            <w:tcW w:type="dxa" w:w="1224"/>
+            <w:tcW w:type="dxa" w:w="1120"/>
           </w:tcPr>
           <w:p>
             <w:pPr>
@@ -2669,7 +5361,7 @@
         </w:tc>
         <w:tc>
           <w:tcPr>
-            <w:tcW w:type="dxa" w:w="1224"/>
+            <w:tcW w:type="dxa" w:w="1120"/>
           </w:tcPr>
           <w:p>
             <w:pPr>
@@ -2686,24 +5378,7 @@
         </w:tc>
         <w:tc>
           <w:tcPr>
-            <w:tcW w:type="dxa" w:w="1224"/>
-          </w:tcPr>
-          <w:p>
-            <w:pPr>
-              <w:jc w:val="right"/>
-            </w:pPr>
-            <w:r/>
-            <w:r>
-              <w:rPr>
-                <w:sz w:val="18"/>
-              </w:rPr>
-              <w:t>28,950</w:t>
-            </w:r>
-          </w:p>
-        </w:tc>
-        <w:tc>
-          <w:tcPr>
-            <w:tcW w:type="dxa" w:w="1224"/>
+            <w:tcW w:type="dxa" w:w="1120"/>
           </w:tcPr>
           <w:p>
             <w:pPr>
@@ -2720,7 +5395,7 @@
         </w:tc>
         <w:tc>
           <w:tcPr>
-            <w:tcW w:type="dxa" w:w="1224"/>
+            <w:tcW w:type="dxa" w:w="1120"/>
           </w:tcPr>
           <w:p>
             <w:pPr>
@@ -2737,7 +5412,7 @@
         </w:tc>
         <w:tc>
           <w:tcPr>
-            <w:tcW w:type="dxa" w:w="1224"/>
+            <w:tcW w:type="dxa" w:w="1120"/>
           </w:tcPr>
           <w:p>
             <w:pPr>
@@ -2752,15 +5427,49 @@
             </w:r>
           </w:p>
         </w:tc>
+        <w:tc>
+          <w:tcPr>
+            <w:tcW w:type="dxa" w:w="1120"/>
+          </w:tcPr>
+          <w:p>
+            <w:pPr>
+              <w:jc w:val="right"/>
+            </w:pPr>
+            <w:r/>
+            <w:r>
+              <w:rPr>
+                <w:sz w:val="18"/>
+              </w:rPr>
+              <w:t>7</w:t>
+            </w:r>
+          </w:p>
+        </w:tc>
       </w:tr>
       <w:tr>
         <w:tc>
           <w:tcPr>
-            <w:tcW w:type="dxa" w:w="1224"/>
+            <w:tcW w:type="dxa" w:w="1120"/>
           </w:tcPr>
           <w:p>
             <w:pPr>
               <w:jc w:val="left"/>
+            </w:pPr>
+            <w:r/>
+            <w:r>
+              <w:rPr>
+                <w:sz w:val="18"/>
+              </w:rPr>
+              <w:t>stock_anchored</w:t>
+            </w:r>
+          </w:p>
+        </w:tc>
+        <w:tc>
+          <w:tcPr>
+            <w:tcW w:type="dxa" w:w="1120"/>
+          </w:tcPr>
+          <w:p>
+            <w:pPr>
+              <w:jc w:val="right"/>
             </w:pPr>
             <w:r/>
             <w:r>
@@ -2773,7 +5482,7 @@
         </w:tc>
         <w:tc>
           <w:tcPr>
-            <w:tcW w:type="dxa" w:w="1224"/>
+            <w:tcW w:type="dxa" w:w="1120"/>
           </w:tcPr>
           <w:p>
             <w:pPr>
@@ -2790,7 +5499,7 @@
         </w:tc>
         <w:tc>
           <w:tcPr>
-            <w:tcW w:type="dxa" w:w="1224"/>
+            <w:tcW w:type="dxa" w:w="1120"/>
           </w:tcPr>
           <w:p>
             <w:pPr>
@@ -2807,7 +5516,7 @@
         </w:tc>
         <w:tc>
           <w:tcPr>
-            <w:tcW w:type="dxa" w:w="1224"/>
+            <w:tcW w:type="dxa" w:w="1120"/>
           </w:tcPr>
           <w:p>
             <w:pPr>
@@ -2824,24 +5533,7 @@
         </w:tc>
         <w:tc>
           <w:tcPr>
-            <w:tcW w:type="dxa" w:w="1224"/>
-          </w:tcPr>
-          <w:p>
-            <w:pPr>
-              <w:jc w:val="right"/>
-            </w:pPr>
-            <w:r/>
-            <w:r>
-              <w:rPr>
-                <w:sz w:val="18"/>
-              </w:rPr>
-              <w:t>27,420</w:t>
-            </w:r>
-          </w:p>
-        </w:tc>
-        <w:tc>
-          <w:tcPr>
-            <w:tcW w:type="dxa" w:w="1224"/>
+            <w:tcW w:type="dxa" w:w="1120"/>
           </w:tcPr>
           <w:p>
             <w:pPr>
@@ -2858,7 +5550,7 @@
         </w:tc>
         <w:tc>
           <w:tcPr>
-            <w:tcW w:type="dxa" w:w="1224"/>
+            <w:tcW w:type="dxa" w:w="1120"/>
           </w:tcPr>
           <w:p>
             <w:pPr>
@@ -2875,7 +5567,7 @@
         </w:tc>
         <w:tc>
           <w:tcPr>
-            <w:tcW w:type="dxa" w:w="1224"/>
+            <w:tcW w:type="dxa" w:w="1120"/>
           </w:tcPr>
           <w:p>
             <w:pPr>
@@ -2890,6 +5582,333 @@
             </w:r>
           </w:p>
         </w:tc>
+        <w:tc>
+          <w:tcPr>
+            <w:tcW w:type="dxa" w:w="1120"/>
+          </w:tcPr>
+          <w:p>
+            <w:pPr>
+              <w:jc w:val="right"/>
+            </w:pPr>
+            <w:r/>
+            <w:r>
+              <w:rPr>
+                <w:sz w:val="18"/>
+              </w:rPr>
+              <w:t>7</w:t>
+            </w:r>
+          </w:p>
+        </w:tc>
+      </w:tr>
+      <w:tr>
+        <w:tc>
+          <w:tcPr>
+            <w:tcW w:type="dxa" w:w="1120"/>
+          </w:tcPr>
+          <w:p>
+            <w:pPr>
+              <w:jc w:val="left"/>
+            </w:pPr>
+            <w:r/>
+            <w:r>
+              <w:rPr>
+                <w:sz w:val="18"/>
+              </w:rPr>
+              <w:t>calendar_window</w:t>
+            </w:r>
+          </w:p>
+        </w:tc>
+        <w:tc>
+          <w:tcPr>
+            <w:tcW w:type="dxa" w:w="1120"/>
+          </w:tcPr>
+          <w:p>
+            <w:pPr>
+              <w:jc w:val="right"/>
+            </w:pPr>
+            <w:r/>
+            <w:r>
+              <w:rPr>
+                <w:sz w:val="18"/>
+              </w:rPr>
+              <w:t>10y</w:t>
+            </w:r>
+          </w:p>
+        </w:tc>
+        <w:tc>
+          <w:tcPr>
+            <w:tcW w:type="dxa" w:w="1120"/>
+          </w:tcPr>
+          <w:p>
+            <w:pPr>
+              <w:jc w:val="right"/>
+            </w:pPr>
+            <w:r/>
+            <w:r>
+              <w:rPr>
+                <w:sz w:val="18"/>
+              </w:rPr>
+              <w:t>35,167</w:t>
+            </w:r>
+          </w:p>
+        </w:tc>
+        <w:tc>
+          <w:tcPr>
+            <w:tcW w:type="dxa" w:w="1120"/>
+          </w:tcPr>
+          <w:p>
+            <w:pPr>
+              <w:jc w:val="right"/>
+            </w:pPr>
+            <w:r/>
+            <w:r>
+              <w:rPr>
+                <w:sz w:val="18"/>
+              </w:rPr>
+              <w:t>19,495</w:t>
+            </w:r>
+          </w:p>
+        </w:tc>
+        <w:tc>
+          <w:tcPr>
+            <w:tcW w:type="dxa" w:w="1120"/>
+          </w:tcPr>
+          <w:p>
+            <w:pPr>
+              <w:jc w:val="right"/>
+            </w:pPr>
+            <w:r/>
+            <w:r>
+              <w:rPr>
+                <w:sz w:val="18"/>
+              </w:rPr>
+              <w:t>35,167</w:t>
+            </w:r>
+          </w:p>
+        </w:tc>
+        <w:tc>
+          <w:tcPr>
+            <w:tcW w:type="dxa" w:w="1120"/>
+          </w:tcPr>
+          <w:p>
+            <w:pPr>
+              <w:jc w:val="right"/>
+            </w:pPr>
+            <w:r/>
+            <w:r>
+              <w:rPr>
+                <w:sz w:val="18"/>
+              </w:rPr>
+              <w:t>18,303</w:t>
+            </w:r>
+          </w:p>
+        </w:tc>
+        <w:tc>
+          <w:tcPr>
+            <w:tcW w:type="dxa" w:w="1120"/>
+          </w:tcPr>
+          <w:p>
+            <w:pPr>
+              <w:jc w:val="right"/>
+            </w:pPr>
+            <w:r/>
+            <w:r>
+              <w:rPr>
+                <w:sz w:val="18"/>
+              </w:rPr>
+              <w:t>16,864</w:t>
+            </w:r>
+          </w:p>
+        </w:tc>
+        <w:tc>
+          <w:tcPr>
+            <w:tcW w:type="dxa" w:w="1120"/>
+          </w:tcPr>
+          <w:p>
+            <w:pPr>
+              <w:jc w:val="right"/>
+            </w:pPr>
+            <w:r/>
+            <w:r>
+              <w:rPr>
+                <w:sz w:val="18"/>
+              </w:rPr>
+              <w:t>0</w:t>
+            </w:r>
+          </w:p>
+        </w:tc>
+        <w:tc>
+          <w:tcPr>
+            <w:tcW w:type="dxa" w:w="1120"/>
+          </w:tcPr>
+          <w:p>
+            <w:pPr>
+              <w:jc w:val="right"/>
+            </w:pPr>
+            <w:r/>
+            <w:r>
+              <w:rPr>
+                <w:sz w:val="18"/>
+              </w:rPr>
+              <w:t>6</w:t>
+            </w:r>
+          </w:p>
+        </w:tc>
+      </w:tr>
+      <w:tr>
+        <w:tc>
+          <w:tcPr>
+            <w:tcW w:type="dxa" w:w="1120"/>
+          </w:tcPr>
+          <w:p>
+            <w:pPr>
+              <w:jc w:val="left"/>
+            </w:pPr>
+            <w:r/>
+            <w:r>
+              <w:rPr>
+                <w:sz w:val="18"/>
+              </w:rPr>
+              <w:t>calendar_window</w:t>
+            </w:r>
+          </w:p>
+        </w:tc>
+        <w:tc>
+          <w:tcPr>
+            <w:tcW w:type="dxa" w:w="1120"/>
+          </w:tcPr>
+          <w:p>
+            <w:pPr>
+              <w:jc w:val="right"/>
+            </w:pPr>
+            <w:r/>
+            <w:r>
+              <w:rPr>
+                <w:sz w:val="18"/>
+              </w:rPr>
+              <w:t>30y</w:t>
+            </w:r>
+          </w:p>
+        </w:tc>
+        <w:tc>
+          <w:tcPr>
+            <w:tcW w:type="dxa" w:w="1120"/>
+          </w:tcPr>
+          <w:p>
+            <w:pPr>
+              <w:jc w:val="right"/>
+            </w:pPr>
+            <w:r/>
+            <w:r>
+              <w:rPr>
+                <w:sz w:val="18"/>
+              </w:rPr>
+              <w:t>7,856</w:t>
+            </w:r>
+          </w:p>
+        </w:tc>
+        <w:tc>
+          <w:tcPr>
+            <w:tcW w:type="dxa" w:w="1120"/>
+          </w:tcPr>
+          <w:p>
+            <w:pPr>
+              <w:jc w:val="right"/>
+            </w:pPr>
+            <w:r/>
+            <w:r>
+              <w:rPr>
+                <w:sz w:val="18"/>
+              </w:rPr>
+              <w:t>7,119</w:t>
+            </w:r>
+          </w:p>
+        </w:tc>
+        <w:tc>
+          <w:tcPr>
+            <w:tcW w:type="dxa" w:w="1120"/>
+          </w:tcPr>
+          <w:p>
+            <w:pPr>
+              <w:jc w:val="right"/>
+            </w:pPr>
+            <w:r/>
+            <w:r>
+              <w:rPr>
+                <w:sz w:val="18"/>
+              </w:rPr>
+              <w:t>7,856</w:t>
+            </w:r>
+          </w:p>
+        </w:tc>
+        <w:tc>
+          <w:tcPr>
+            <w:tcW w:type="dxa" w:w="1120"/>
+          </w:tcPr>
+          <w:p>
+            <w:pPr>
+              <w:jc w:val="right"/>
+            </w:pPr>
+            <w:r/>
+            <w:r>
+              <w:rPr>
+                <w:sz w:val="18"/>
+              </w:rPr>
+              <w:t>1,558</w:t>
+            </w:r>
+          </w:p>
+        </w:tc>
+        <w:tc>
+          <w:tcPr>
+            <w:tcW w:type="dxa" w:w="1120"/>
+          </w:tcPr>
+          <w:p>
+            <w:pPr>
+              <w:jc w:val="right"/>
+            </w:pPr>
+            <w:r/>
+            <w:r>
+              <w:rPr>
+                <w:sz w:val="18"/>
+              </w:rPr>
+              <w:t>6,298</w:t>
+            </w:r>
+          </w:p>
+        </w:tc>
+        <w:tc>
+          <w:tcPr>
+            <w:tcW w:type="dxa" w:w="1120"/>
+          </w:tcPr>
+          <w:p>
+            <w:pPr>
+              <w:jc w:val="right"/>
+            </w:pPr>
+            <w:r/>
+            <w:r>
+              <w:rPr>
+                <w:sz w:val="18"/>
+              </w:rPr>
+              <w:t>0</w:t>
+            </w:r>
+          </w:p>
+        </w:tc>
+        <w:tc>
+          <w:tcPr>
+            <w:tcW w:type="dxa" w:w="1120"/>
+          </w:tcPr>
+          <w:p>
+            <w:pPr>
+              <w:jc w:val="right"/>
+            </w:pPr>
+            <w:r/>
+            <w:r>
+              <w:rPr>
+                <w:sz w:val="18"/>
+              </w:rPr>
+              <w:t>3</w:t>
+            </w:r>
+          </w:p>
+        </w:tc>
       </w:tr>
     </w:tbl>
     <w:p>
@@ -2900,7 +5919,7 @@
         <w:rPr>
           <w:color w:val="1A365D"/>
         </w:rPr>
-        <w:t>6. Caveats</w:t>
+        <w:t>7. Caveats</w:t>
       </w:r>
     </w:p>
     <w:p>
@@ -2908,7 +5927,23 @@
         <w:pStyle w:val="ListBullet"/>
       </w:pPr>
       <w:r>
-        <w:t>Headline holding-period summaries exclude active periods that are right-censored by the sample end.</w:t>
+        <w:t>Stock-anchored headline summaries are stock-period summaries; long-lived stocks can contribute multiple non-overlapping periods.</w:t>
+      </w:r>
+    </w:p>
+    <w:p>
+      <w:pPr>
+        <w:pStyle w:val="ListBullet"/>
+      </w:pPr>
+      <w:r>
+        <w:t>The first-period-per-stock table gives a one-stock-one-vote companion view.</w:t>
+      </w:r>
+    </w:p>
+    <w:p>
+      <w:pPr>
+        <w:pStyle w:val="ListBullet"/>
+      </w:pPr>
+      <w:r>
+        <w:t>Calendar windows are start-cohort views and do not include stocks that list after the window begins.</w:t>
       </w:r>
     </w:p>
     <w:p>
@@ -2924,7 +5959,7 @@
         <w:pStyle w:val="ListBullet"/>
       </w:pPr>
       <w:r>
-        <w:t>The 10-year and 30-year observations are stock-periods, so long-lived stocks can contribute multiple non-overlapping periods.</w:t>
+        <w:t>Sparse histories are rare and listed in sparse_history_audit.csv.</w:t>
       </w:r>
     </w:p>
     <w:p>
@@ -2933,42 +5968,6 @@
       </w:pPr>
       <w:r>
         <w:t>Delisting outcomes are measured using the CRSP monthly returns present in the file.</w:t>
-      </w:r>
-    </w:p>
-    <w:p>
-      <w:pPr>
-        <w:pStyle w:val="Heading1"/>
-      </w:pPr>
-      <w:r>
-        <w:rPr>
-          <w:color w:val="1A365D"/>
-        </w:rPr>
-        <w:t>7. Files Produced</w:t>
-      </w:r>
-    </w:p>
-    <w:p>
-      <w:r>
-        <w:rPr>
-          <w:rFonts w:ascii="Consolas" w:hAnsi="Consolas"/>
-          <w:sz w:val="17"/>
-        </w:rPr>
-        <w:t>results/</w:t>
-        <w:br/>
-        <w:t xml:space="preserve">  report.md, report.docx</w:t>
-        <w:br/>
-        <w:t xml:space="preserve">  summary_10y.csv, summary_30y.csv, summary_holding_periods.csv</w:t>
-        <w:br/>
-        <w:t xml:space="preserve">  summary_fulllife.csv, summary_audit.csv, universe_summary.csv</w:t>
-        <w:br/>
-        <w:t xml:space="preserve">  returns_10y.csv, returns_30y.csv, holding_period_audit.csv</w:t>
-        <w:br/>
-        <w:t xml:space="preserve">  permno_fulllife.csv</w:t>
-        <w:br/>
-        <w:t xml:space="preserve">  hist_10y_nominal.png, hist_10y_real.png</w:t>
-        <w:br/>
-        <w:t xml:space="preserve">  hist_30y_nominal.png, hist_30y_real.png</w:t>
-        <w:br/>
-        <w:t xml:space="preserve">  hist_fulllife_nominal.png, hist_fulllife_real.png</w:t>
       </w:r>
     </w:p>
     <w:p>
@@ -2995,7 +5994,7 @@
     </w:p>
     <w:sectPr>
       <w:pgSz w:w="12240" w:h="15840"/>
-      <w:pgMar w:top="1080" w:right="1224" w:bottom="1080" w:left="1224" w:header="720" w:footer="720" w:gutter="0"/>
+      <w:pgMar w:top="1008" w:right="1080" w:bottom="1008" w:left="1080" w:header="720" w:footer="720" w:gutter="0"/>
       <w:cols w:space="720"/>
       <w:docGrid w:linePitch="360"/>
     </w:sectPr>

--- a/results/report.docx
+++ b/results/report.docx
@@ -51,7 +51,7 @@
         <w:pStyle w:val="ListBullet"/>
       </w:pPr>
       <w:r>
-        <w:t>Calendar start-cohort windows are reported separately; for example, 62.2 % of the 2015-2025 start-cohort observations were positive in nominal terms.</w:t>
+        <w:t>Calendar start-cohort windows are reported separately; for example, 62.7 % of the 2015-2025 start-cohort observations were positive in nominal terms.</w:t>
       </w:r>
     </w:p>
     <w:p>
@@ -85,7 +85,7 @@
     </w:p>
     <w:p>
       <w:r>
-        <w:t>CPI-U inflation factor from 192501 to 202512: 18.73x (2.94 % annualized).</w:t>
+        <w:t>CPI-U inflation factor from 192501 to 202512: 18.73x (2.95 % annualized).</w:t>
       </w:r>
     </w:p>
     <w:p>
@@ -106,12 +106,12 @@
     </w:p>
     <w:p>
       <w:r>
-        <w:t>The calendar-window view forms start cohorts at fixed dates such as 1925-12, 1935-12, and so on. A stock must be present at the start of a calendar window; stocks that list midway through that window are not added halfway.</w:t>
+        <w:t>The calendar-window view forms start cohorts at fixed dates such as 1925-12, 1935-12, and so on. A stock must be present at the start of a calendar window; stocks that list midway through that window are not added halfway. The window represents a buy-at-end-of-start_ymm to sell-at-end-of-target_end_ymm investor: the start_ymm month return itself is excluded from compounding, since it was earned before the assumed entry. Cohort stocks whose only observation is the start_ymm month (delisted during the start month, hence not tradable at end of start_ymm) are excluded from headline summaries via the no-post-start-obs flag.</w:t>
       </w:r>
     </w:p>
     <w:p>
       <w:r>
-        <w:t>Detail files include CRSP terminal fields and sparse-history flags for auditability. The main return convention includes the first observed monthly return; a sensitivity table also reports results after skipping that first observed return.</w:t>
+        <w:t>Detail files include CRSP terminal fields and sparse-history flags for auditability. For stock-anchored periods the main return convention includes the first observed monthly return; a sensitivity table also reports results after skipping that first observed return.</w:t>
       </w:r>
     </w:p>
     <w:p>
@@ -2285,7 +2285,7 @@
               <w:rPr>
                 <w:sz w:val="18"/>
               </w:rPr>
-              <w:t>852</w:t>
+              <w:t>851</w:t>
             </w:r>
           </w:p>
         </w:tc>
@@ -2302,7 +2302,7 @@
               <w:rPr>
                 <w:sz w:val="18"/>
               </w:rPr>
-              <w:t>88.5 %</w:t>
+              <w:t>88.6 %</w:t>
             </w:r>
           </w:p>
         </w:tc>
@@ -2319,7 +2319,7 @@
               <w:rPr>
                 <w:sz w:val="18"/>
               </w:rPr>
-              <w:t>78.9 %</w:t>
+              <w:t>79.0 %</w:t>
             </w:r>
           </w:p>
         </w:tc>
@@ -2336,7 +2336,7 @@
               <w:rPr>
                 <w:sz w:val="18"/>
               </w:rPr>
-              <w:t>+164.9 %</w:t>
+              <w:t>+165.4 %</w:t>
             </w:r>
           </w:p>
         </w:tc>
@@ -2353,7 +2353,7 @@
               <w:rPr>
                 <w:sz w:val="18"/>
               </w:rPr>
-              <w:t>+79.9 %</w:t>
+              <w:t>+80.2 %</w:t>
             </w:r>
           </w:p>
         </w:tc>
@@ -2370,7 +2370,7 @@
               <w:rPr>
                 <w:sz w:val="18"/>
               </w:rPr>
-              <w:t>8.2 %</w:t>
+              <w:t>8.1 %</w:t>
             </w:r>
           </w:p>
         </w:tc>
@@ -2406,7 +2406,7 @@
               <w:rPr>
                 <w:sz w:val="18"/>
               </w:rPr>
-              <w:t>1,050</w:t>
+              <w:t>1,048</w:t>
             </w:r>
           </w:p>
         </w:tc>
@@ -2423,7 +2423,7 @@
               <w:rPr>
                 <w:sz w:val="18"/>
               </w:rPr>
-              <w:t>89.0 %</w:t>
+              <w:t>89.2 %</w:t>
             </w:r>
           </w:p>
         </w:tc>
@@ -2440,7 +2440,7 @@
               <w:rPr>
                 <w:sz w:val="18"/>
               </w:rPr>
-              <w:t>85.8 %</w:t>
+              <w:t>86.0 %</w:t>
             </w:r>
           </w:p>
         </w:tc>
@@ -2457,7 +2457,7 @@
               <w:rPr>
                 <w:sz w:val="18"/>
               </w:rPr>
-              <w:t>+152.9 %</w:t>
+              <w:t>+153.1 %</w:t>
             </w:r>
           </w:p>
         </w:tc>
@@ -2474,7 +2474,7 @@
               <w:rPr>
                 <w:sz w:val="18"/>
               </w:rPr>
-              <w:t>+114.1 %</w:t>
+              <w:t>+114.7 %</w:t>
             </w:r>
           </w:p>
         </w:tc>
@@ -2491,7 +2491,7 @@
               <w:rPr>
                 <w:sz w:val="18"/>
               </w:rPr>
-              <w:t>21.0 %</w:t>
+              <w:t>20.8 %</w:t>
             </w:r>
           </w:p>
         </w:tc>
@@ -2527,7 +2527,7 @@
               <w:rPr>
                 <w:sz w:val="18"/>
               </w:rPr>
-              <w:t>2,168</w:t>
+              <w:t>2,157</w:t>
             </w:r>
           </w:p>
         </w:tc>
@@ -2544,7 +2544,7 @@
               <w:rPr>
                 <w:sz w:val="18"/>
               </w:rPr>
-              <w:t>59.3 %</w:t>
+              <w:t>59.6 %</w:t>
             </w:r>
           </w:p>
         </w:tc>
@@ -2561,7 +2561,7 @@
               <w:rPr>
                 <w:sz w:val="18"/>
               </w:rPr>
-              <w:t>38.0 %</w:t>
+              <w:t>38.2 %</w:t>
             </w:r>
           </w:p>
         </w:tc>
@@ -2578,7 +2578,7 @@
               <w:rPr>
                 <w:sz w:val="18"/>
               </w:rPr>
-              <w:t>+16.8 %</w:t>
+              <w:t>+17.3 %</w:t>
             </w:r>
           </w:p>
         </w:tc>
@@ -2595,7 +2595,7 @@
               <w:rPr>
                 <w:sz w:val="18"/>
               </w:rPr>
-              <w:t>-23.5 %</w:t>
+              <w:t>-23.9 %</w:t>
             </w:r>
           </w:p>
         </w:tc>
@@ -2612,7 +2612,7 @@
               <w:rPr>
                 <w:sz w:val="18"/>
               </w:rPr>
-              <w:t>32.9 %</w:t>
+              <w:t>32.6 %</w:t>
             </w:r>
           </w:p>
         </w:tc>
@@ -2648,7 +2648,7 @@
               <w:rPr>
                 <w:sz w:val="18"/>
               </w:rPr>
-              <w:t>5,073</w:t>
+              <w:t>5,053</w:t>
             </w:r>
           </w:p>
         </w:tc>
@@ -2665,7 +2665,7 @@
               <w:rPr>
                 <w:sz w:val="18"/>
               </w:rPr>
-              <w:t>87.8 %</w:t>
+              <w:t>88.1 %</w:t>
             </w:r>
           </w:p>
         </w:tc>
@@ -2682,7 +2682,7 @@
               <w:rPr>
                 <w:sz w:val="18"/>
               </w:rPr>
-              <w:t>79.7 %</w:t>
+              <w:t>80.0 %</w:t>
             </w:r>
           </w:p>
         </w:tc>
@@ -2699,7 +2699,7 @@
               <w:rPr>
                 <w:sz w:val="18"/>
               </w:rPr>
-              <w:t>+295.5 %</w:t>
+              <w:t>+297.7 %</w:t>
             </w:r>
           </w:p>
         </w:tc>
@@ -2716,7 +2716,7 @@
               <w:rPr>
                 <w:sz w:val="18"/>
               </w:rPr>
-              <w:t>+133.3 %</w:t>
+              <w:t>+133.9 %</w:t>
             </w:r>
           </w:p>
         </w:tc>
@@ -2733,7 +2733,7 @@
               <w:rPr>
                 <w:sz w:val="18"/>
               </w:rPr>
-              <w:t>43.9 %</w:t>
+              <w:t>43.7 %</w:t>
             </w:r>
           </w:p>
         </w:tc>
@@ -2769,7 +2769,7 @@
               <w:rPr>
                 <w:sz w:val="18"/>
               </w:rPr>
-              <w:t>6,298</w:t>
+              <w:t>6,227</w:t>
             </w:r>
           </w:p>
         </w:tc>
@@ -2786,7 +2786,7 @@
               <w:rPr>
                 <w:sz w:val="18"/>
               </w:rPr>
-              <w:t>57.5 %</w:t>
+              <w:t>58.1 %</w:t>
             </w:r>
           </w:p>
         </w:tc>
@@ -2803,7 +2803,7 @@
               <w:rPr>
                 <w:sz w:val="18"/>
               </w:rPr>
-              <w:t>52.1 %</w:t>
+              <w:t>52.7 %</w:t>
             </w:r>
           </w:p>
         </w:tc>
@@ -2820,7 +2820,7 @@
               <w:rPr>
                 <w:sz w:val="18"/>
               </w:rPr>
-              <w:t>+24.7 %</w:t>
+              <w:t>+26.5 %</w:t>
             </w:r>
           </w:p>
         </w:tc>
@@ -2837,7 +2837,7 @@
               <w:rPr>
                 <w:sz w:val="18"/>
               </w:rPr>
-              <w:t>+6.6 %</w:t>
+              <w:t>+8.2 %</w:t>
             </w:r>
           </w:p>
         </w:tc>
@@ -2854,7 +2854,7 @@
               <w:rPr>
                 <w:sz w:val="18"/>
               </w:rPr>
-              <w:t>54.6 %</w:t>
+              <w:t>54.1 %</w:t>
             </w:r>
           </w:p>
         </w:tc>
@@ -2890,7 +2890,7 @@
               <w:rPr>
                 <w:sz w:val="18"/>
               </w:rPr>
-              <w:t>7,835</w:t>
+              <w:t>7,767</w:t>
             </w:r>
           </w:p>
         </w:tc>
@@ -2907,7 +2907,7 @@
               <w:rPr>
                 <w:sz w:val="18"/>
               </w:rPr>
-              <w:t>60.8 %</w:t>
+              <w:t>61.4 %</w:t>
             </w:r>
           </w:p>
         </w:tc>
@@ -2924,7 +2924,7 @@
               <w:rPr>
                 <w:sz w:val="18"/>
               </w:rPr>
-              <w:t>56.9 %</w:t>
+              <w:t>57.4 %</w:t>
             </w:r>
           </w:p>
         </w:tc>
@@ -2941,7 +2941,7 @@
               <w:rPr>
                 <w:sz w:val="18"/>
               </w:rPr>
-              <w:t>+37.5 %</w:t>
+              <w:t>+39.1 %</w:t>
             </w:r>
           </w:p>
         </w:tc>
@@ -2958,7 +2958,7 @@
               <w:rPr>
                 <w:sz w:val="18"/>
               </w:rPr>
-              <w:t>+21.1 %</w:t>
+              <w:t>+22.5 %</w:t>
             </w:r>
           </w:p>
         </w:tc>
@@ -2975,7 +2975,7 @@
               <w:rPr>
                 <w:sz w:val="18"/>
               </w:rPr>
-              <w:t>61.6 %</w:t>
+              <w:t>61.3 %</w:t>
             </w:r>
           </w:p>
         </w:tc>
@@ -3011,7 +3011,7 @@
               <w:rPr>
                 <w:sz w:val="18"/>
               </w:rPr>
-              <w:t>5,830</w:t>
+              <w:t>5,787</w:t>
             </w:r>
           </w:p>
         </w:tc>
@@ -3028,7 +3028,7 @@
               <w:rPr>
                 <w:sz w:val="18"/>
               </w:rPr>
-              <w:t>55.5 %</w:t>
+              <w:t>55.9 %</w:t>
             </w:r>
           </w:p>
         </w:tc>
@@ -3045,7 +3045,7 @@
               <w:rPr>
                 <w:sz w:val="18"/>
               </w:rPr>
-              <w:t>50.7 %</w:t>
+              <w:t>51.1 %</w:t>
             </w:r>
           </w:p>
         </w:tc>
@@ -3062,7 +3062,7 @@
               <w:rPr>
                 <w:sz w:val="18"/>
               </w:rPr>
-              <w:t>+12.0 %</w:t>
+              <w:t>+13.4 %</w:t>
             </w:r>
           </w:p>
         </w:tc>
@@ -3079,7 +3079,7 @@
               <w:rPr>
                 <w:sz w:val="18"/>
               </w:rPr>
-              <w:t>+0.8 %</w:t>
+              <w:t>+1.3 %</w:t>
             </w:r>
           </w:p>
         </w:tc>
@@ -3096,7 +3096,7 @@
               <w:rPr>
                 <w:sz w:val="18"/>
               </w:rPr>
-              <w:t>50.6 %</w:t>
+              <w:t>50.2 %</w:t>
             </w:r>
           </w:p>
         </w:tc>
@@ -3132,7 +3132,7 @@
               <w:rPr>
                 <w:sz w:val="18"/>
               </w:rPr>
-              <w:t>4,836</w:t>
+              <w:t>4,797</w:t>
             </w:r>
           </w:p>
         </w:tc>
@@ -3149,7 +3149,7 @@
               <w:rPr>
                 <w:sz w:val="18"/>
               </w:rPr>
-              <w:t>62.2 %</w:t>
+              <w:t>62.7 %</w:t>
             </w:r>
           </w:p>
         </w:tc>
@@ -3166,7 +3166,7 @@
               <w:rPr>
                 <w:sz w:val="18"/>
               </w:rPr>
-              <w:t>56.8 %</w:t>
+              <w:t>57.2 %</w:t>
             </w:r>
           </w:p>
         </w:tc>
@@ -3183,7 +3183,7 @@
               <w:rPr>
                 <w:sz w:val="18"/>
               </w:rPr>
-              <w:t>+38.7 %</w:t>
+              <w:t>+40.4 %</w:t>
             </w:r>
           </w:p>
         </w:tc>
@@ -3200,7 +3200,7 @@
               <w:rPr>
                 <w:sz w:val="18"/>
               </w:rPr>
-              <w:t>+17.6 %</w:t>
+              <w:t>+18.6 %</w:t>
             </w:r>
           </w:p>
         </w:tc>
@@ -3217,7 +3217,7 @@
               <w:rPr>
                 <w:sz w:val="18"/>
               </w:rPr>
-              <w:t>45.6 %</w:t>
+              <w:t>45.2 %</w:t>
             </w:r>
           </w:p>
         </w:tc>
@@ -3576,7 +3576,7 @@
               <w:rPr>
                 <w:sz w:val="18"/>
               </w:rPr>
-              <w:t>1,050</w:t>
+              <w:t>1,048</w:t>
             </w:r>
           </w:p>
         </w:tc>
@@ -3593,7 +3593,7 @@
               <w:rPr>
                 <w:sz w:val="18"/>
               </w:rPr>
-              <w:t>88.2 %</w:t>
+              <w:t>88.4 %</w:t>
             </w:r>
           </w:p>
         </w:tc>
@@ -3610,7 +3610,7 @@
               <w:rPr>
                 <w:sz w:val="18"/>
               </w:rPr>
-              <w:t>79.8 %</w:t>
+              <w:t>80.0 %</w:t>
             </w:r>
           </w:p>
         </w:tc>
@@ -3627,7 +3627,7 @@
               <w:rPr>
                 <w:sz w:val="18"/>
               </w:rPr>
-              <w:t>+451.4 %</w:t>
+              <w:t>+452.3 %</w:t>
             </w:r>
           </w:p>
         </w:tc>
@@ -3644,7 +3644,7 @@
               <w:rPr>
                 <w:sz w:val="18"/>
               </w:rPr>
-              <w:t>+160.4 %</w:t>
+              <w:t>+160.8 %</w:t>
             </w:r>
           </w:p>
         </w:tc>
@@ -3697,7 +3697,7 @@
               <w:rPr>
                 <w:sz w:val="18"/>
               </w:rPr>
-              <w:t>6,298</w:t>
+              <w:t>6,227</w:t>
             </w:r>
           </w:p>
         </w:tc>
@@ -3714,7 +3714,7 @@
               <w:rPr>
                 <w:sz w:val="18"/>
               </w:rPr>
-              <w:t>56.1 %</w:t>
+              <w:t>56.8 %</w:t>
             </w:r>
           </w:p>
         </w:tc>
@@ -3731,7 +3731,7 @@
               <w:rPr>
                 <w:sz w:val="18"/>
               </w:rPr>
-              <w:t>51.8 %</w:t>
+              <w:t>52.4 %</w:t>
             </w:r>
           </w:p>
         </w:tc>
@@ -3748,7 +3748,7 @@
               <w:rPr>
                 <w:sz w:val="18"/>
               </w:rPr>
-              <w:t>+25.0 %</w:t>
+              <w:t>+26.7 %</w:t>
             </w:r>
           </w:p>
         </w:tc>
@@ -3765,7 +3765,7 @@
               <w:rPr>
                 <w:sz w:val="18"/>
               </w:rPr>
-              <w:t>+5.8 %</w:t>
+              <w:t>+7.6 %</w:t>
             </w:r>
           </w:p>
         </w:tc>
@@ -3782,7 +3782,7 @@
               <w:rPr>
                 <w:sz w:val="18"/>
               </w:rPr>
-              <w:t>87.0 %</w:t>
+              <w:t>86.8 %</w:t>
             </w:r>
           </w:p>
         </w:tc>
@@ -4562,7 +4562,7 @@
               <w:rPr>
                 <w:sz w:val="18"/>
               </w:rPr>
-              <w:t>+23.7 %</w:t>
+              <w:t>+23.8 %</w:t>
             </w:r>
           </w:p>
         </w:tc>
@@ -4736,7 +4736,7 @@
               <w:rPr>
                 <w:sz w:val="18"/>
               </w:rPr>
-              <w:t>51.2 %</w:t>
+              <w:t>51.3 %</w:t>
             </w:r>
           </w:p>
         </w:tc>
@@ -4770,7 +4770,7 @@
               <w:rPr>
                 <w:sz w:val="18"/>
               </w:rPr>
-              <w:t>+3.2 %</w:t>
+              <w:t>+3.4 %</w:t>
             </w:r>
           </w:p>
         </w:tc>
@@ -4840,7 +4840,7 @@
               <w:rPr>
                 <w:sz w:val="18"/>
               </w:rPr>
-              <w:t>44.1 %</w:t>
+              <w:t>44.2 %</w:t>
             </w:r>
           </w:p>
         </w:tc>
@@ -4874,7 +4874,7 @@
               <w:rPr>
                 <w:sz w:val="18"/>
               </w:rPr>
-              <w:t>-18.0 %</w:t>
+              <w:t>-18.1 %</w:t>
             </w:r>
           </w:p>
         </w:tc>
@@ -4944,7 +4944,7 @@
               <w:rPr>
                 <w:sz w:val="18"/>
               </w:rPr>
-              <w:t>48.3 %</w:t>
+              <w:t>48.4 %</w:t>
             </w:r>
           </w:p>
         </w:tc>
@@ -4978,7 +4978,7 @@
               <w:rPr>
                 <w:sz w:val="18"/>
               </w:rPr>
-              <w:t>-6.0 %</w:t>
+              <w:t>-6.6 %</w:t>
             </w:r>
           </w:p>
         </w:tc>
@@ -5048,7 +5048,7 @@
               <w:rPr>
                 <w:sz w:val="18"/>
               </w:rPr>
-              <w:t>41.4 %</w:t>
+              <w:t>41.5 %</w:t>
             </w:r>
           </w:p>
         </w:tc>
@@ -5082,7 +5082,7 @@
               <w:rPr>
                 <w:sz w:val="18"/>
               </w:rPr>
-              <w:t>-28.4 %</w:t>
+              <w:t>-28.8 %</w:t>
             </w:r>
           </w:p>
         </w:tc>
@@ -5107,20 +5107,21 @@
         <w:tblLook w:firstColumn="1" w:firstRow="1" w:lastColumn="0" w:lastRow="0" w:noHBand="0" w:noVBand="1" w:val="04A0"/>
       </w:tblPr>
       <w:tblGrid>
-        <w:gridCol w:w="1120"/>
-        <w:gridCol w:w="1120"/>
-        <w:gridCol w:w="1120"/>
-        <w:gridCol w:w="1120"/>
-        <w:gridCol w:w="1120"/>
-        <w:gridCol w:w="1120"/>
-        <w:gridCol w:w="1120"/>
-        <w:gridCol w:w="1120"/>
-        <w:gridCol w:w="1120"/>
+        <w:gridCol w:w="1008"/>
+        <w:gridCol w:w="1008"/>
+        <w:gridCol w:w="1008"/>
+        <w:gridCol w:w="1008"/>
+        <w:gridCol w:w="1008"/>
+        <w:gridCol w:w="1008"/>
+        <w:gridCol w:w="1008"/>
+        <w:gridCol w:w="1008"/>
+        <w:gridCol w:w="1008"/>
+        <w:gridCol w:w="1008"/>
       </w:tblGrid>
       <w:tr>
         <w:tc>
           <w:tcPr>
-            <w:tcW w:type="dxa" w:w="1120"/>
+            <w:tcW w:type="dxa" w:w="1008"/>
             <w:shd w:val="clear" w:color="auto" w:fill="E2E8F0"/>
           </w:tcPr>
           <w:p>
@@ -5139,7 +5140,7 @@
         </w:tc>
         <w:tc>
           <w:tcPr>
-            <w:tcW w:type="dxa" w:w="1120"/>
+            <w:tcW w:type="dxa" w:w="1008"/>
             <w:shd w:val="clear" w:color="auto" w:fill="E2E8F0"/>
           </w:tcPr>
           <w:p>
@@ -5158,7 +5159,7 @@
         </w:tc>
         <w:tc>
           <w:tcPr>
-            <w:tcW w:type="dxa" w:w="1120"/>
+            <w:tcW w:type="dxa" w:w="1008"/>
             <w:shd w:val="clear" w:color="auto" w:fill="E2E8F0"/>
           </w:tcPr>
           <w:p>
@@ -5177,7 +5178,7 @@
         </w:tc>
         <w:tc>
           <w:tcPr>
-            <w:tcW w:type="dxa" w:w="1120"/>
+            <w:tcW w:type="dxa" w:w="1008"/>
             <w:shd w:val="clear" w:color="auto" w:fill="E2E8F0"/>
           </w:tcPr>
           <w:p>
@@ -5196,7 +5197,7 @@
         </w:tc>
         <w:tc>
           <w:tcPr>
-            <w:tcW w:type="dxa" w:w="1120"/>
+            <w:tcW w:type="dxa" w:w="1008"/>
             <w:shd w:val="clear" w:color="auto" w:fill="E2E8F0"/>
           </w:tcPr>
           <w:p>
@@ -5215,7 +5216,7 @@
         </w:tc>
         <w:tc>
           <w:tcPr>
-            <w:tcW w:type="dxa" w:w="1120"/>
+            <w:tcW w:type="dxa" w:w="1008"/>
             <w:shd w:val="clear" w:color="auto" w:fill="E2E8F0"/>
           </w:tcPr>
           <w:p>
@@ -5234,7 +5235,7 @@
         </w:tc>
         <w:tc>
           <w:tcPr>
-            <w:tcW w:type="dxa" w:w="1120"/>
+            <w:tcW w:type="dxa" w:w="1008"/>
             <w:shd w:val="clear" w:color="auto" w:fill="E2E8F0"/>
           </w:tcPr>
           <w:p>
@@ -5253,7 +5254,7 @@
         </w:tc>
         <w:tc>
           <w:tcPr>
-            <w:tcW w:type="dxa" w:w="1120"/>
+            <w:tcW w:type="dxa" w:w="1008"/>
             <w:shd w:val="clear" w:color="auto" w:fill="E2E8F0"/>
           </w:tcPr>
           <w:p>
@@ -5272,7 +5273,26 @@
         </w:tc>
         <w:tc>
           <w:tcPr>
-            <w:tcW w:type="dxa" w:w="1120"/>
+            <w:tcW w:type="dxa" w:w="1008"/>
+            <w:shd w:val="clear" w:color="auto" w:fill="E2E8F0"/>
+          </w:tcPr>
+          <w:p>
+            <w:pPr>
+              <w:jc w:val="center"/>
+            </w:pPr>
+            <w:r/>
+            <w:r>
+              <w:rPr>
+                <w:b/>
+                <w:sz w:val="18"/>
+              </w:rPr>
+              <w:t>No post-start obs</w:t>
+            </w:r>
+          </w:p>
+        </w:tc>
+        <w:tc>
+          <w:tcPr>
+            <w:tcW w:type="dxa" w:w="1008"/>
             <w:shd w:val="clear" w:color="auto" w:fill="E2E8F0"/>
           </w:tcPr>
           <w:p>
@@ -5293,7 +5313,7 @@
       <w:tr>
         <w:tc>
           <w:tcPr>
-            <w:tcW w:type="dxa" w:w="1120"/>
+            <w:tcW w:type="dxa" w:w="1008"/>
           </w:tcPr>
           <w:p>
             <w:pPr>
@@ -5310,7 +5330,7 @@
         </w:tc>
         <w:tc>
           <w:tcPr>
-            <w:tcW w:type="dxa" w:w="1120"/>
+            <w:tcW w:type="dxa" w:w="1008"/>
           </w:tcPr>
           <w:p>
             <w:pPr>
@@ -5327,7 +5347,7 @@
         </w:tc>
         <w:tc>
           <w:tcPr>
-            <w:tcW w:type="dxa" w:w="1120"/>
+            <w:tcW w:type="dxa" w:w="1008"/>
           </w:tcPr>
           <w:p>
             <w:pPr>
@@ -5344,7 +5364,7 @@
         </w:tc>
         <w:tc>
           <w:tcPr>
-            <w:tcW w:type="dxa" w:w="1120"/>
+            <w:tcW w:type="dxa" w:w="1008"/>
           </w:tcPr>
           <w:p>
             <w:pPr>
@@ -5361,7 +5381,7 @@
         </w:tc>
         <w:tc>
           <w:tcPr>
-            <w:tcW w:type="dxa" w:w="1120"/>
+            <w:tcW w:type="dxa" w:w="1008"/>
           </w:tcPr>
           <w:p>
             <w:pPr>
@@ -5378,7 +5398,7 @@
         </w:tc>
         <w:tc>
           <w:tcPr>
-            <w:tcW w:type="dxa" w:w="1120"/>
+            <w:tcW w:type="dxa" w:w="1008"/>
           </w:tcPr>
           <w:p>
             <w:pPr>
@@ -5395,7 +5415,7 @@
         </w:tc>
         <w:tc>
           <w:tcPr>
-            <w:tcW w:type="dxa" w:w="1120"/>
+            <w:tcW w:type="dxa" w:w="1008"/>
           </w:tcPr>
           <w:p>
             <w:pPr>
@@ -5412,7 +5432,7 @@
         </w:tc>
         <w:tc>
           <w:tcPr>
-            <w:tcW w:type="dxa" w:w="1120"/>
+            <w:tcW w:type="dxa" w:w="1008"/>
           </w:tcPr>
           <w:p>
             <w:pPr>
@@ -5429,7 +5449,24 @@
         </w:tc>
         <w:tc>
           <w:tcPr>
-            <w:tcW w:type="dxa" w:w="1120"/>
+            <w:tcW w:type="dxa" w:w="1008"/>
+          </w:tcPr>
+          <w:p>
+            <w:pPr>
+              <w:jc w:val="right"/>
+            </w:pPr>
+            <w:r/>
+            <w:r>
+              <w:rPr>
+                <w:sz w:val="18"/>
+              </w:rPr>
+              <w:t>0</w:t>
+            </w:r>
+          </w:p>
+        </w:tc>
+        <w:tc>
+          <w:tcPr>
+            <w:tcW w:type="dxa" w:w="1008"/>
           </w:tcPr>
           <w:p>
             <w:pPr>
@@ -5448,7 +5485,7 @@
       <w:tr>
         <w:tc>
           <w:tcPr>
-            <w:tcW w:type="dxa" w:w="1120"/>
+            <w:tcW w:type="dxa" w:w="1008"/>
           </w:tcPr>
           <w:p>
             <w:pPr>
@@ -5465,7 +5502,7 @@
         </w:tc>
         <w:tc>
           <w:tcPr>
-            <w:tcW w:type="dxa" w:w="1120"/>
+            <w:tcW w:type="dxa" w:w="1008"/>
           </w:tcPr>
           <w:p>
             <w:pPr>
@@ -5482,7 +5519,7 @@
         </w:tc>
         <w:tc>
           <w:tcPr>
-            <w:tcW w:type="dxa" w:w="1120"/>
+            <w:tcW w:type="dxa" w:w="1008"/>
           </w:tcPr>
           <w:p>
             <w:pPr>
@@ -5499,7 +5536,7 @@
         </w:tc>
         <w:tc>
           <w:tcPr>
-            <w:tcW w:type="dxa" w:w="1120"/>
+            <w:tcW w:type="dxa" w:w="1008"/>
           </w:tcPr>
           <w:p>
             <w:pPr>
@@ -5516,7 +5553,7 @@
         </w:tc>
         <w:tc>
           <w:tcPr>
-            <w:tcW w:type="dxa" w:w="1120"/>
+            <w:tcW w:type="dxa" w:w="1008"/>
           </w:tcPr>
           <w:p>
             <w:pPr>
@@ -5533,7 +5570,7 @@
         </w:tc>
         <w:tc>
           <w:tcPr>
-            <w:tcW w:type="dxa" w:w="1120"/>
+            <w:tcW w:type="dxa" w:w="1008"/>
           </w:tcPr>
           <w:p>
             <w:pPr>
@@ -5550,7 +5587,7 @@
         </w:tc>
         <w:tc>
           <w:tcPr>
-            <w:tcW w:type="dxa" w:w="1120"/>
+            <w:tcW w:type="dxa" w:w="1008"/>
           </w:tcPr>
           <w:p>
             <w:pPr>
@@ -5567,7 +5604,7 @@
         </w:tc>
         <w:tc>
           <w:tcPr>
-            <w:tcW w:type="dxa" w:w="1120"/>
+            <w:tcW w:type="dxa" w:w="1008"/>
           </w:tcPr>
           <w:p>
             <w:pPr>
@@ -5584,7 +5621,24 @@
         </w:tc>
         <w:tc>
           <w:tcPr>
-            <w:tcW w:type="dxa" w:w="1120"/>
+            <w:tcW w:type="dxa" w:w="1008"/>
+          </w:tcPr>
+          <w:p>
+            <w:pPr>
+              <w:jc w:val="right"/>
+            </w:pPr>
+            <w:r/>
+            <w:r>
+              <w:rPr>
+                <w:sz w:val="18"/>
+              </w:rPr>
+              <w:t>0</w:t>
+            </w:r>
+          </w:p>
+        </w:tc>
+        <w:tc>
+          <w:tcPr>
+            <w:tcW w:type="dxa" w:w="1008"/>
           </w:tcPr>
           <w:p>
             <w:pPr>
@@ -5603,7 +5657,7 @@
       <w:tr>
         <w:tc>
           <w:tcPr>
-            <w:tcW w:type="dxa" w:w="1120"/>
+            <w:tcW w:type="dxa" w:w="1008"/>
           </w:tcPr>
           <w:p>
             <w:pPr>
@@ -5620,7 +5674,7 @@
         </w:tc>
         <w:tc>
           <w:tcPr>
-            <w:tcW w:type="dxa" w:w="1120"/>
+            <w:tcW w:type="dxa" w:w="1008"/>
           </w:tcPr>
           <w:p>
             <w:pPr>
@@ -5637,7 +5691,7 @@
         </w:tc>
         <w:tc>
           <w:tcPr>
-            <w:tcW w:type="dxa" w:w="1120"/>
+            <w:tcW w:type="dxa" w:w="1008"/>
           </w:tcPr>
           <w:p>
             <w:pPr>
@@ -5654,7 +5708,7 @@
         </w:tc>
         <w:tc>
           <w:tcPr>
-            <w:tcW w:type="dxa" w:w="1120"/>
+            <w:tcW w:type="dxa" w:w="1008"/>
           </w:tcPr>
           <w:p>
             <w:pPr>
@@ -5671,7 +5725,7 @@
         </w:tc>
         <w:tc>
           <w:tcPr>
-            <w:tcW w:type="dxa" w:w="1120"/>
+            <w:tcW w:type="dxa" w:w="1008"/>
           </w:tcPr>
           <w:p>
             <w:pPr>
@@ -5682,13 +5736,13 @@
               <w:rPr>
                 <w:sz w:val="18"/>
               </w:rPr>
-              <w:t>35,167</w:t>
+              <w:t>34,912</w:t>
             </w:r>
           </w:p>
         </w:tc>
         <w:tc>
           <w:tcPr>
-            <w:tcW w:type="dxa" w:w="1120"/>
+            <w:tcW w:type="dxa" w:w="1008"/>
           </w:tcPr>
           <w:p>
             <w:pPr>
@@ -5705,7 +5759,7 @@
         </w:tc>
         <w:tc>
           <w:tcPr>
-            <w:tcW w:type="dxa" w:w="1120"/>
+            <w:tcW w:type="dxa" w:w="1008"/>
           </w:tcPr>
           <w:p>
             <w:pPr>
@@ -5722,7 +5776,7 @@
         </w:tc>
         <w:tc>
           <w:tcPr>
-            <w:tcW w:type="dxa" w:w="1120"/>
+            <w:tcW w:type="dxa" w:w="1008"/>
           </w:tcPr>
           <w:p>
             <w:pPr>
@@ -5739,7 +5793,24 @@
         </w:tc>
         <w:tc>
           <w:tcPr>
-            <w:tcW w:type="dxa" w:w="1120"/>
+            <w:tcW w:type="dxa" w:w="1008"/>
+          </w:tcPr>
+          <w:p>
+            <w:pPr>
+              <w:jc w:val="right"/>
+            </w:pPr>
+            <w:r/>
+            <w:r>
+              <w:rPr>
+                <w:sz w:val="18"/>
+              </w:rPr>
+              <w:t>255</w:t>
+            </w:r>
+          </w:p>
+        </w:tc>
+        <w:tc>
+          <w:tcPr>
+            <w:tcW w:type="dxa" w:w="1008"/>
           </w:tcPr>
           <w:p>
             <w:pPr>
@@ -5758,7 +5829,7 @@
       <w:tr>
         <w:tc>
           <w:tcPr>
-            <w:tcW w:type="dxa" w:w="1120"/>
+            <w:tcW w:type="dxa" w:w="1008"/>
           </w:tcPr>
           <w:p>
             <w:pPr>
@@ -5775,7 +5846,7 @@
         </w:tc>
         <w:tc>
           <w:tcPr>
-            <w:tcW w:type="dxa" w:w="1120"/>
+            <w:tcW w:type="dxa" w:w="1008"/>
           </w:tcPr>
           <w:p>
             <w:pPr>
@@ -5792,7 +5863,7 @@
         </w:tc>
         <w:tc>
           <w:tcPr>
-            <w:tcW w:type="dxa" w:w="1120"/>
+            <w:tcW w:type="dxa" w:w="1008"/>
           </w:tcPr>
           <w:p>
             <w:pPr>
@@ -5809,7 +5880,7 @@
         </w:tc>
         <w:tc>
           <w:tcPr>
-            <w:tcW w:type="dxa" w:w="1120"/>
+            <w:tcW w:type="dxa" w:w="1008"/>
           </w:tcPr>
           <w:p>
             <w:pPr>
@@ -5826,7 +5897,7 @@
         </w:tc>
         <w:tc>
           <w:tcPr>
-            <w:tcW w:type="dxa" w:w="1120"/>
+            <w:tcW w:type="dxa" w:w="1008"/>
           </w:tcPr>
           <w:p>
             <w:pPr>
@@ -5837,13 +5908,13 @@
               <w:rPr>
                 <w:sz w:val="18"/>
               </w:rPr>
-              <w:t>7,856</w:t>
+              <w:t>7,783</w:t>
             </w:r>
           </w:p>
         </w:tc>
         <w:tc>
           <w:tcPr>
-            <w:tcW w:type="dxa" w:w="1120"/>
+            <w:tcW w:type="dxa" w:w="1008"/>
           </w:tcPr>
           <w:p>
             <w:pPr>
@@ -5860,7 +5931,7 @@
         </w:tc>
         <w:tc>
           <w:tcPr>
-            <w:tcW w:type="dxa" w:w="1120"/>
+            <w:tcW w:type="dxa" w:w="1008"/>
           </w:tcPr>
           <w:p>
             <w:pPr>
@@ -5877,7 +5948,7 @@
         </w:tc>
         <w:tc>
           <w:tcPr>
-            <w:tcW w:type="dxa" w:w="1120"/>
+            <w:tcW w:type="dxa" w:w="1008"/>
           </w:tcPr>
           <w:p>
             <w:pPr>
@@ -5894,7 +5965,24 @@
         </w:tc>
         <w:tc>
           <w:tcPr>
-            <w:tcW w:type="dxa" w:w="1120"/>
+            <w:tcW w:type="dxa" w:w="1008"/>
+          </w:tcPr>
+          <w:p>
+            <w:pPr>
+              <w:jc w:val="right"/>
+            </w:pPr>
+            <w:r/>
+            <w:r>
+              <w:rPr>
+                <w:sz w:val="18"/>
+              </w:rPr>
+              <w:t>73</w:t>
+            </w:r>
+          </w:p>
+        </w:tc>
+        <w:tc>
+          <w:tcPr>
+            <w:tcW w:type="dxa" w:w="1008"/>
           </w:tcPr>
           <w:p>
             <w:pPr>
